--- a/proposal/Seminar Proposal.docx
+++ b/proposal/Seminar Proposal.docx
@@ -581,7 +581,7 @@
         <w:pStyle w:val="Isi"/>
       </w:pPr>
       <w:r>
-        <w:t xml:space="preserve">Keputusan itu membawa serta empat batas perilaku model, dan keempatnya diperlakukan sebagai batasan penelitian, bukan sebagai sasaran perbaikan. Semuanya diukur pada subbab 3.6.6 terhadap arsip proyeksi BRIN. Pertama, model hampir tidak memakai masukan skalar waktunya: mengubah nilai </w:t>
+        <w:t xml:space="preserve">Model tersebut dirancang untuk menyisipkan satu frame pada titik tengah di antara dua frame hasil pindai, dan hanya dilatih pada posisi itu. Rancangan tersebut membawa serta empat batas perilaku yang diperlakukan sebagai batasan penelitian, bukan sebagai sasaran perbaikan. Semuanya diukur pada subbab 3.6.6 terhadap arsip proyeksi BRIN. Pertama, masukan skalar waktunya praktis tidak berpengaruh di luar titik tengah: mengubah nilai </w:t>
       </w:r>
       <w:r>
         <w:rPr>
@@ -10011,7 +10011,7 @@
         <w:pStyle w:val="Isi"/>
       </w:pPr>
       <w:r>
-        <w:t>Model proses berurutan menuntut kebutuhan dirumuskan lengkap sebelum pembangunan dimulai. Pada penelitian ini kebutuhan itu tidak dapat dirumuskan lengkap di awal, dan bukti paling jelasnya muncul dari pelaksanaannya sendiri: keempat cacat model pada subbab 3.6.6 baru terungkap setelah sistem berjalan dan diukur terhadap arsip sungguhan, bukan dari kajian pustaka.</w:t>
+        <w:t>Model proses berurutan menuntut kebutuhan dirumuskan lengkap sebelum pembangunan dimulai. Pada penelitian ini kebutuhan itu tidak dapat dirumuskan lengkap di awal, dan bukti paling jelasnya muncul dari pelaksanaannya sendiri: keempat batas perilaku model pada subbab 3.6.6 baru terungkap setelah sistem berjalan dan diukur terhadap arsip sungguhan, bukan dari kajian pustaka.</w:t>
       </w:r>
     </w:p>
     <w:p>
@@ -10019,7 +10019,7 @@
         <w:pStyle w:val="Isi"/>
       </w:pPr>
       <w:r>
-        <w:t>Cacat-cacat itu kemudian mengubah rancangan, dan dari situlah lahir pencatatan asal-usul frame serta batas kelayakan pada subbab 3.6.8. Sebuah rancangan yang dibekukan di awal tidak akan memiliki jalan untuk menyerap temuan semacam itu. Metode prototyping menyediakan jalan tersebut, dan penerapannya beserta evaluasi pengguna telah ditunjukkan pada penelitian sejenis (Maharani &amp; Kurniawan, 2025; Arwidiyarti dkk., 2026).</w:t>
+        <w:t>Batas-batas itu kemudian mengubah rancangan, dan dari situlah lahir pencatatan asal-usul frame serta batas kelayakan pada subbab 3.6.8. Sebuah rancangan yang dibekukan di awal tidak akan memiliki jalan untuk menyerap temuan semacam itu. Metode prototyping menyediakan jalan tersebut, dan penerapannya beserta evaluasi pengguna telah ditunjukkan pada penelitian sejenis (Maharani &amp; Kurniawan, 2025; Arwidiyarti dkk., 2026).</w:t>
       </w:r>
     </w:p>
     <w:p>
@@ -11456,6 +11456,103 @@
         <w:rPr>
           <w:b/>
         </w:rPr>
+        <w:t>Rancangan model perlu dinyatakan lebih dahulu</w:t>
+      </w:r>
+      <w:r>
+        <w:t>, sebab ia menentukan mana yang merupakan batas rancangan dan mana yang benar-benar kekurangan. Dua sumber menyatakannya tanpa ragu.</w:t>
+      </w:r>
+    </w:p>
+    <w:p>
+      <w:pPr>
+        <w:pStyle w:val="Isi"/>
+      </w:pPr>
+      <w:r>
+        <w:t xml:space="preserve">Notebook evaluasi yang menyertai bobot tersebut memanggil model dengan skalar waktu yang dipaku pada satu nilai, yaitu </w:t>
+      </w:r>
+      <w:r>
+        <w:rPr>
+          <w:rFonts w:ascii="Consolas" w:hAnsi="Consolas" w:eastAsia="Consolas"/>
+          <w:sz w:val="22"/>
+        </w:rPr>
+        <w:t>t = 0,5</w:t>
+      </w:r>
+      <w:r>
+        <w:t xml:space="preserve">, menamai keluarannya dengan nomor ganjil </w:t>
+      </w:r>
+      <w:r>
+        <w:rPr>
+          <w:rFonts w:ascii="Consolas" w:hAnsi="Consolas" w:eastAsia="Consolas"/>
+          <w:sz w:val="22"/>
+        </w:rPr>
+        <w:t>2i + 1</w:t>
+      </w:r>
+      <w:r>
+        <w:t>, dan menghasilkan tepat satu frame untuk setiap pasangan frame masukan yang berurutan. Tidak ada rekursi di dalamnya.</w:t>
+      </w:r>
+    </w:p>
+    <w:p>
+      <w:pPr>
+        <w:pStyle w:val="Isi"/>
+      </w:pPr>
+      <w:r>
+        <w:t xml:space="preserve">Skrip pelatihan menyatakan hal yang sama dari sisi data. Fungsi pembentuk sampel hanya menerima sampel yang nilai </w:t>
+      </w:r>
+      <w:r>
+        <w:rPr>
+          <w:rFonts w:ascii="Consolas" w:hAnsi="Consolas" w:eastAsia="Consolas"/>
+          <w:sz w:val="22"/>
+        </w:rPr>
+        <w:t>t</w:t>
+      </w:r>
+      <w:r>
+        <w:t xml:space="preserve">-nya 0,5, kecuali ragam </w:t>
+      </w:r>
+      <w:r>
+        <w:rPr>
+          <w:rFonts w:ascii="Consolas" w:hAnsi="Consolas" w:eastAsia="Consolas"/>
+          <w:sz w:val="22"/>
+        </w:rPr>
+        <w:t>t</w:t>
+      </w:r>
+      <w:r>
+        <w:t xml:space="preserve"> seimbang dinyalakan, dan keterangan pada fungsi itu menyebut distribusi tersebut sebagai distribusi tempat bobot yang terkirim dilatih.</w:t>
+      </w:r>
+    </w:p>
+    <w:p>
+      <w:pPr>
+        <w:pStyle w:val="Isi"/>
+      </w:pPr>
+      <w:r>
+        <w:t xml:space="preserve">Kedua sumber itu menetapkan bahwa </w:t>
+      </w:r>
+      <w:r>
+        <w:rPr>
+          <w:b/>
+        </w:rPr>
+        <w:t>model dirancang untuk menyisipkan satu frame pada titik tengah di antara dua frame hasil pindai</w:t>
+      </w:r>
+      <w:r>
+        <w:t xml:space="preserve">. Masukan skalar waktu memang tersedia pada arsitekturnya, tetapi tidak pernah dilatih maupun dijalankan pada nilai selain 0,5. Karena itu pengukuran berikut tidak memperlakukan tanggapan yang lemah terhadap </w:t>
+      </w:r>
+      <w:r>
+        <w:rPr>
+          <w:rFonts w:ascii="Consolas" w:hAnsi="Consolas" w:eastAsia="Consolas"/>
+          <w:sz w:val="22"/>
+        </w:rPr>
+        <w:t>t</w:t>
+      </w:r>
+      <w:r>
+        <w:t xml:space="preserve"> sebagai kerusakan, melainkan sebagai batas rancangan yang besarnya selama ini belum pernah diukur.</w:t>
+      </w:r>
+    </w:p>
+    <w:p>
+      <w:pPr>
+        <w:pStyle w:val="Isi"/>
+      </w:pPr>
+      <w:r>
+        <w:rPr>
+          <w:b/>
+        </w:rPr>
         <w:t>Bagian pertama: apakah jalur pengondisi waktu terlatih?</w:t>
       </w:r>
       <w:r>
@@ -11859,7 +11956,7 @@
         <w:t>Kesimpulan pengukuran.</w:t>
       </w:r>
       <w:r>
-        <w:t xml:space="preserve"> Cacatnya bukan jalur waktu yang mati, melainkan jalur waktu yang </w:t>
+        <w:t xml:space="preserve"> Batasnya bukan jalur waktu yang mati, melainkan jalur waktu yang </w:t>
       </w:r>
       <w:r>
         <w:rPr>
@@ -11868,7 +11965,7 @@
         <w:t>tidak pernah dilatih untuk berpengaruh</w:t>
       </w:r>
       <w:r>
-        <w:t xml:space="preserve">. Kapasitasnya sudah ada di dalam arsitektur, bahkan diberi bobot paling besar di antara seluruh kanal masukan dekoder, tetapi distribusi data pelatihannya tidak pernah menuntut kapasitas itu dipakai. Inilah cacat yang menjadi sasaran penyempurnaan pada penelitian ini, dan inilah pula alasan mengapa penyempurnaannya berbentuk pelatihan ulang dengan ragam </w:t>
+        <w:t xml:space="preserve">. Kapasitasnya sudah ada di dalam arsitektur, bahkan diberi bobot paling besar di antara seluruh kanal masukan dekoder, tetapi distribusi data pelatihannya tidak pernah menuntut kapasitas itu dipakai. Inilah batas yang menjadi sasaran penyempurnaan pada penelitian ini, dan inilah pula alasan mengapa penyempurnaannya berbentuk pelatihan ulang dengan ragam </w:t>
       </w:r>
       <w:r>
         <w:rPr>
@@ -13940,7 +14037,7 @@
         <w:t>Kriteria keberhasilan penyempurnaan.</w:t>
       </w:r>
       <w:r>
-        <w:t xml:space="preserve"> Metrik pelatihan pada Tabel 3.13 hanya menyatakan bahwa model membaik pada distribusi yang dilatihkan; ia tidak menyatakan bahwa cacat pada subbab 3.6.6 telah tertutup. Penyempurnaan dinyatakan berhasil apabila pengukuran yang sama persis dengan Tabel 3.11, diulang terhadap bobot hasil penyempurnaan, memenuhi dua syarat berikut:</w:t>
+        <w:t xml:space="preserve"> Metrik pelatihan pada Tabel 3.13 hanya menyatakan bahwa model membaik pada distribusi yang dilatihkan; ia tidak menyatakan bahwa batas pada subbab 3.6.6 telah terlampaui. Penyempurnaan dinyatakan berhasil apabila pengukuran yang sama persis dengan Tabel 3.11, diulang terhadap bobot hasil penyempurnaan, memenuhi dua syarat berikut:</w:t>
       </w:r>
     </w:p>
     <w:p>
@@ -14076,7 +14173,7 @@
         <w:pStyle w:val="Isi"/>
       </w:pPr>
       <w:r>
-        <w:t>Subbab 3.6.6 menunjukkan bahwa bobot dasar tidak memakai masukan skalar waktunya. Subbab ini menguraikan percobaan penyempurnaan yang dirancang untuk menutup cacat tersebut, perhitungan yang mendasarinya, hasil pengukurannya, serta keputusan rancangan yang diambil sesudahnya karena hasil itu belum memadai.</w:t>
+        <w:t>Subbab 3.6.6 menunjukkan bahwa bobot dasar tidak memakai masukan skalar waktunya. Subbab ini menguraikan percobaan penyempurnaan yang dirancang untuk melampaui batas tersebut, perhitungan yang mendasarinya, hasil pengukurannya, serta keputusan rancangan yang diambil sesudahnya karena hasil itu belum memadai.</w:t>
       </w:r>
     </w:p>
     <w:p>
@@ -19338,7 +19435,7 @@
         <w:pStyle w:val="Isi"/>
       </w:pPr>
       <w:r>
-        <w:t>Iterasi kedelapan berbeda bentuknya, dan perbedaan itu disengaja. Keluarannya bukan purwarupa yang diserahkan, melainkan angka dan keputusan rancangan yang diturunkan darinya, yaitu bentuk purwarupa yang dibuang setelah menjawab pertanyaannya sebagaimana diuraikan pada subbab 2.2.10. Iterasi inilah yang menyingkap keempat cacat pada subbab 3.6.6 dan melahirkan pencatatan asal-usul frame pada subbab 3.6.8; keduanya tidak dapat dirumuskan pada tahap analisis awal karena keduanya baru terlihat setelah sistem berjalan dan diukur.</w:t>
+        <w:t>Iterasi kedelapan berbeda bentuknya, dan perbedaan itu disengaja. Keluarannya bukan purwarupa yang diserahkan, melainkan angka dan keputusan rancangan yang diturunkan darinya, yaitu bentuk purwarupa yang dibuang setelah menjawab pertanyaannya sebagaimana diuraikan pada subbab 2.2.10. Iterasi inilah yang mengukur keempat batas pada subbab 3.6.6 dan melahirkan pencatatan asal-usul frame pada subbab 3.6.8; keduanya tidak dapat dirumuskan pada tahap analisis awal karena keduanya baru terlihat setelah sistem berjalan dan diukur.</w:t>
       </w:r>
     </w:p>
     <w:p>

--- a/proposal/Seminar Proposal.docx
+++ b/proposal/Seminar Proposal.docx
@@ -246,7 +246,7 @@
         <w:fldChar w:fldCharType="begin" w:dirty="true"/>
       </w:r>
       <w:r>
-        <w:instrText xml:space="preserve"> TOC \o "1-3" \h \z \u </w:instrText>
+        <w:instrText xml:space="preserve"> TOC \o "1-2" \h \z \u </w:instrText>
       </w:r>
       <w:r>
         <w:fldChar w:fldCharType="separate"/>
@@ -367,7 +367,7 @@
         <w:pStyle w:val="Isi"/>
       </w:pPr>
       <w:r>
-        <w:t>Tomografi komputer neutron merupakan teknik pencitraan tak merusak yang memanfaatkan daya tembus berkas neutron untuk mengungkap struktur internal suatu objek. Berbeda dari sinar-X yang berinteraksi dengan awan elektron, neutron berinteraksi dengan inti atom, sehingga teknik ini unggul dalam membedakan unsur ringan seperti hidrogen di balik logam padat. Karakteristik tersebut menjadikannya alat penting pada penelitian material, komponen otomotif, dan cagar budaya di Badan Riset dan Inovasi Nasional (BRIN) Puspiptek.</w:t>
+        <w:t>Tomografi komputer neutron adalah teknik pencitraan tak merusak yang memanfaatkan daya tembus berkas neutron. Berbeda dari sinar-X yang berinteraksi dengan awan elektron, neutron berinteraksi dengan inti atom, sehingga teknik ini unggul membedakan unsur ringan seperti hidrogen di balik logam padat. Sifat itu menjadikannya alat penting pada penelitian material, komponen otomotif, dan cagar budaya di BRIN Puspiptek.</w:t>
       </w:r>
     </w:p>
     <w:p>
@@ -375,7 +375,7 @@
         <w:pStyle w:val="Isi"/>
       </w:pPr>
       <w:r>
-        <w:t>Rekonstruksi volumetrik pada tomografi komputer disusun dari sekumpulan citra proyeksi yang diambil pada sudut yang berbeda-beda. Semakin rapat jarak sudut antarproyeksi, semakin baik pula mutu volume yang dihasilkan. Persoalannya, akuisisi citra neutron jauh lebih lambat daripada sinar-X. Fluks neutron pada fasilitas reaktor riset terbatas, sehingga satu proyeksi menuntut waktu paparan yang panjang, dan satu rangkaian pemindaian penuh dapat menghabiskan waktu berjam-jam hingga berhari-hari. Waktu berkas neutron sendiri merupakan sumber daya yang dijadwalkan ketat dan dibagi dengan penelitian lain.</w:t>
+        <w:t>Rekonstruksi volumetrik disusun dari sekumpulan citra proyeksi pada sudut yang berbeda-beda, dan semakin rapat jarak sudutnya semakin baik mutu volumenya. Persoalannya, akuisisi neutron jauh lebih lambat daripada sinar-X: fluks pada reaktor riset terbatas sehingga satu proyeksi menuntut paparan panjang, dan satu rangkaian penuh dapat menghabiskan berjam-jam hingga berhari-hari, sementara waktu berkas dijadwalkan ketat dan dibagi dengan penelitian lain.</w:t>
       </w:r>
     </w:p>
     <w:p>
@@ -383,7 +383,7 @@
         <w:pStyle w:val="Isi"/>
       </w:pPr>
       <w:r>
-        <w:t xml:space="preserve">Konsekuensi langsung dari keterbatasan tersebut adalah munculnya celah pada barisan proyeksi. Celah terbentuk karena dua sebab. Pertama, peneliti sengaja memperlebar jarak sudut untuk menghemat waktu berkas, dengan risiko mutu rekonstruksi menurun. Kedua, sebagian proyeksi gagal terekam atau rusak akibat gangguan teknis selama akuisisi, dan pengulangan pemindaian untuk sudut yang hilang berarti mengantre waktu berkas dari awal. Pada arsip pemindaian yang digunakan dalam penelitian ini, celah tersebut tampak jelas dari penomoran berkas yang meloncat, misalnya dari </w:t>
+        <w:t xml:space="preserve">Akibatnya muncul celah pada barisan proyeksi, karena dua sebab. Peneliti sengaja memperlebar jarak sudut untuk menghemat waktu berkas, atau sebagian proyeksi gagal terekam akibat gangguan teknis — dan mengulang pemindaian berarti mengantre waktu berkas dari awal. Pada arsip yang dipakai penelitian ini celah itu terbaca dari penomoran yang meloncat, misalnya </w:t>
       </w:r>
       <w:r>
         <w:rPr>
@@ -411,7 +411,7 @@
         <w:pStyle w:val="Isi"/>
       </w:pPr>
       <w:r>
-        <w:t>Pengisian celah tersebut selama ini dilakukan secara manual atau tidak dilakukan sama sekali. Interpolasi linier sederhana antara dua proyeksi tetangga menghasilkan citra kabur yang justru menambah artefak pada rekonstruksi, sementara pengerjaan manual oleh operator tidak konsisten antarpeneliti dan tidak dapat diulang dengan hasil yang sama. Padahal, sebuah frame yang dipakai dalam rekonstruksi ilmiah menuntut kejelasan asal-usul: peneliti perlu tahu mana frame yang benar-benar hasil pindai dan mana yang merupakan keluaran model.</w:t>
+        <w:t>Pengisiannya selama ini manual atau tidak dilakukan sama sekali. Interpolasi linier sederhana menghasilkan citra kabur yang justru menambah artefak, sedangkan pengerjaan manual tidak konsisten antarpeneliti dan tidak dapat diulang. Padahal frame yang dipakai dalam rekonstruksi ilmiah menuntut kejelasan asal-usul: peneliti perlu tahu mana hasil pindai dan mana keluaran model.</w:t>
       </w:r>
     </w:p>
     <w:p>
@@ -419,7 +419,7 @@
         <w:pStyle w:val="Isi"/>
       </w:pPr>
       <w:r>
-        <w:t>Perkembangan pembelajaran mendalam menawarkan jalan keluar. Arsitektur U-Net yang semula dirancang untuk segmentasi citra biomedis terbukti sangat efektif pada tugas pemetaan citra ke citra karena sambungan lompatnya mempertahankan detail spasial yang hilang selama penyusutan resolusi (Ronneberger, Fischer, &amp; Brox, 2015). Pendekatan serupa telah terbukti pada persoalan yang berdekatan, yaitu rekonstruksi tomografi dengan sudut proyeksi yang jarang, baik melalui penuntun prior dua ranah (Wu dkk., 2025) maupun melalui varian U-Net untuk koreksi artefak pada data sinkrotron (Zhang dkk., 2025). Pada ranah interpolasi frame, pendekatan berbasis jaringan konvolusi telah menunjukkan hasil yang jauh melampaui interpolasi linier (Niklaus, Mai, &amp; Liu, 2017; Jiang dkk., 2018). Namun sebagian besar penelitian tersebut menyasar video sehari-hari beriringan gerak, bukan barisan proyeksi tomografi dengan citra skala keabuan 16-bit yang perubahannya antarsudut bersifat geometris dan halus.</w:t>
+        <w:t>Pembelajaran mendalam menawarkan jalan keluar. U-Net terbukti efektif pada pemetaan citra ke citra karena sambungan lompatnya mempertahankan detail spasial (Ronneberger, Fischer, &amp; Brox, 2015), dan pendekatan serupa telah terbukti pada rekonstruksi bersudut jarang (Wu dkk., 2025; Zhang dkk., 2025) maupun pada interpolasi frame berbasis konvolusi (Niklaus, Mai, &amp; Liu, 2017; Jiang dkk., 2018). Namun sebagian besar penelitian itu menyasar video sehari-hari beriringan gerak, bukan barisan proyeksi tomografi berskala keabuan 16-bit yang perubahannya bersifat geometris dan halus.</w:t>
       </w:r>
     </w:p>
     <w:p>
@@ -427,7 +427,7 @@
         <w:pStyle w:val="Isi"/>
       </w:pPr>
       <w:r>
-        <w:t>Selain persoalan algoritma, terdapat persoalan sistem yang sama nyatanya. Model interpolasi menuntut kartu grafis untuk berjalan pada kecepatan yang masuk akal, sedangkan perangkat kerja di laboratorium tidak selalu memilikinya. Di sisi lain, data hasil penelitian tidak boleh menetap di layanan pihak ketiga. Kedua kebutuhan tersebut tampak bertentangan, dan penyelesaiannya menuntut arsitektur yang memisahkan tempat data disimpan dari tempat komputasi berat dikerjakan. Peneliti juga membutuhkan akses dari perangkat yang berbeda-beda, baik komputer di laboratorium maupun telepon genggam saat memantau proses yang berjalan lama.</w:t>
+        <w:t>Di samping persoalan algoritma ada persoalan sistem yang sama nyatanya. Model menuntut kartu grafis yang tidak selalu dimiliki perangkat laboratorium, sedangkan data penelitian tidak boleh menetap di layanan pihak ketiga. Kedua kebutuhan itu tampak bertentangan dan menuntut arsitektur yang memisahkan tempat data disimpan dari tempat komputasi berat dikerjakan. Peneliti juga membutuhkan akses dari perangkat berbeda-beda, baik komputer laboratorium maupun telepon genggam saat memantau proses yang berjalan lama.</w:t>
       </w:r>
     </w:p>
     <w:p>
@@ -435,16 +435,7 @@
         <w:pStyle w:val="Isi"/>
       </w:pPr>
       <w:r>
-        <w:t xml:space="preserve">Berdasarkan uraian tersebut, penelitian ini merancang dan membangun sebuah sistem multiplatform terintegrasi yang mengisi celah proyeksi tomografi komputer neutron secara otomatis menggunakan algoritma Spatio-Temporal U-Net, di atas arsitektur </w:t>
-      </w:r>
-      <w:r>
-        <w:rPr>
-          <w:i/>
-        </w:rPr>
-        <w:t>hybrid cloud-NAS</w:t>
-      </w:r>
-      <w:r>
-        <w:t xml:space="preserve"> yang menempatkan orkestrasi dan penyimpanan pada perangkat lokal beserta volume NAS, sementara inferensi model dijalankan pada mesin berkartu grafis di lingkungan komputasi awan. Oleh karena itu, penulis mengangkat penelitian dengan judul "Rancang Bangun Sistem Multiplatform Terintegrasi Berbasis Arsitektur Hybrid Cloud-NAS untuk Interpolasi Otomatis Citra Proyeksi Tomografi Komputer Neutron Menggunakan Algoritma Spatio-Temporal U-Net (STU-Net) (Studi Kasus: BRIN Puspiptek)".</w:t>
+        <w:t>Berdasarkan uraian tersebut penulis mengangkat penelitian berjudul "Rancang Bangun Sistem Multiplatform Terintegrasi Berbasis Arsitektur Hybrid Cloud-NAS untuk Interpolasi Otomatis Citra Proyeksi Tomografi Komputer Neutron Menggunakan Algoritma Spatio-Temporal U-Net (STU-Net) (Studi Kasus: BRIN Puspiptek)".</w:t>
       </w:r>
     </w:p>
     <w:p>
@@ -798,19 +789,10 @@
         <w:rPr>
           <w:b/>
         </w:rPr>
-        <w:t>a. Bagi BRIN Puspiptek</w:t>
-      </w:r>
-    </w:p>
-    <w:p>
-      <w:pPr>
-        <w:pStyle w:val="Daftar"/>
-        <w:ind w:left="850" w:hanging="454"/>
-      </w:pPr>
-      <w:r>
-        <w:t xml:space="preserve">1. </w:t>
-      </w:r>
-      <w:r>
-        <w:t>Mengurangi kebutuhan waktu berkas neutron, karena jarak sudut antarproyeksi dapat diperlebar sementara celahnya diisi oleh model. 2. Menyelamatkan rangkaian pemindaian yang sebagian proyeksinya hilang atau rusak, tanpa harus mengantre waktu berkas untuk pemindaian ulang. 3. Menyediakan hasil interpolasi yang konsisten dan dapat diulang, disertai catatan asal-usul dan angka mutu untuk setiap frame yang dihasilkan. 4. Menyediakan antarmuka yang dapat diakses dari perangkat yang berbeda-beda, sehingga proses yang berjalan lama dapat dipantau tanpa terikat pada satu komputer.</w:t>
+        <w:t>Bagi BRIN Puspiptek</w:t>
+      </w:r>
+      <w:r>
+        <w:t>, sistem ini mengurangi kebutuhan waktu berkas neutron karena jarak sudut dapat diperlebar sementara celahnya diisi model, menyelamatkan rangkaian pemindaian yang sebagian proyeksinya hilang tanpa mengantre pemindaian ulang, menyediakan hasil yang konsisten dan dapat diulang beserta catatan asal-usul dan angka mutu setiap frame, serta memberi antarmuka yang dapat diakses dari perangkat berbeda-beda sehingga proses panjang dapat dipantau tanpa terikat satu komputer.</w:t>
       </w:r>
     </w:p>
     <w:p>
@@ -821,19 +803,10 @@
         <w:rPr>
           <w:b/>
         </w:rPr>
-        <w:t>b. Bagi Pengembangan dan Ilmu Pengetahuan</w:t>
-      </w:r>
-    </w:p>
-    <w:p>
-      <w:pPr>
-        <w:pStyle w:val="Daftar"/>
-        <w:ind w:left="850" w:hanging="454"/>
-      </w:pPr>
-      <w:r>
-        <w:t xml:space="preserve">1. </w:t>
-      </w:r>
-      <w:r>
-        <w:t xml:space="preserve">Melengkapi kajian penerapan arsitektur berbasis U-Net pada interpolasi barisan proyeksi tomografi neutron, yang karakteristik citranya berbeda dari video sehari-hari yang selama ini menjadi objek penelitian interpolasi frame. 2. Menyajikan rancangan arsitektur </w:t>
+        <w:t>Bagi pengembangan ilmu</w:t>
+      </w:r>
+      <w:r>
+        <w:t xml:space="preserve">, penelitian ini melengkapi kajian penerapan arsitektur berbasis U-Net pada interpolasi barisan proyeksi neutron, yang karakteristik citranya berbeda dari video sehari-hari, dan menyajikan rancangan </w:t>
       </w:r>
       <w:r>
         <w:rPr>
@@ -842,7 +815,7 @@
         <w:t>hybrid cloud-NAS</w:t>
       </w:r>
       <w:r>
-        <w:t xml:space="preserve"> sebagai pola penyelesaian bagi laboratorium yang membutuhkan komputasi berkartu grafis namun terikat kewajiban menjaga data penelitian tetap berada di lingkungan sendiri.</w:t>
+        <w:t xml:space="preserve"> sebagai pola penyelesaian bagi laboratorium yang membutuhkan komputasi berkartu grafis namun terikat kewajiban menjaga data penelitian tetap di lingkungan sendiri.</w:t>
       </w:r>
     </w:p>
     <w:p>
@@ -853,41 +826,27 @@
         <w:rPr>
           <w:b/>
         </w:rPr>
-        <w:t>c. Bagi Penulis</w:t>
+        <w:t>Bagi penulis</w:t>
+      </w:r>
+      <w:r>
+        <w:t>, penelitian ini menjadi sarana penerapan ilmu pembelajaran mesin, pengolahan citra digital, dan rekayasa perangkat lunak, sekaligus memenuhi salah satu syarat memperoleh gelar Sarjana Komputer pada Program Studi Teknik Informatika Universitas Pamulang.</w:t>
       </w:r>
     </w:p>
     <w:p>
       <w:pPr>
-        <w:pStyle w:val="Daftar"/>
-        <w:ind w:left="850" w:hanging="454"/>
-      </w:pPr>
-      <w:r>
-        <w:t xml:space="preserve">1. </w:t>
-      </w:r>
-      <w:r>
-        <w:t>Menjadi sarana penerapan ilmu yang diperoleh selama perkuliahan, khususnya dalam bidang pembelajaran mesin, pengolahan citra digital, dan rekayasa perangkat lunak. 2. Memenuhi salah satu syarat untuk memperoleh gelar Sarjana Komputer pada Program Studi Teknik Informatika, Fakultas Ilmu Komputer, Universitas Pamulang.</w:t>
+        <w:pStyle w:val="Heading2"/>
+      </w:pPr>
+      <w:r>
+        <w:t>1.7 Metodologi Penelitian</w:t>
       </w:r>
     </w:p>
     <w:p>
       <w:pPr>
-        <w:pStyle w:val="Heading2"/>
-      </w:pPr>
-      <w:r>
-        <w:t>1.7 Metodologi Penelitian</w:t>
-      </w:r>
-    </w:p>
-    <w:p>
-      <w:pPr>
         <w:pStyle w:val="Isi"/>
       </w:pPr>
       <w:r>
-        <w:t>Penelitian ini menggunakan metode pengembangan perangkat lunak</w:t>
-      </w:r>
-    </w:p>
-    <w:p>
-      <w:pPr>
-        <w:pStyle w:val="Isi"/>
-      </w:pPr>
+        <w:t xml:space="preserve">Penelitian ini memakai metode pengembangan perangkat lunak </w:t>
+      </w:r>
       <w:r>
         <w:rPr>
           <w:b/>
@@ -895,7 +854,7 @@
         <w:t>Prototyping</w:t>
       </w:r>
       <w:r>
-        <w:t>, yaitu pendekatan yang membangun purwarupa secara bertahap dan menyempurnakannya berdasarkan umpan balik pengguna pada setiap iterasi (Pressman &amp; Maxim, 2020). Metode ini dipilih karena kebutuhan pada penelitian ini tidak dapat dirumuskan lengkap di awal: perilaku model terhadap arsip citra neutron yang sebenarnya baru diketahui setelah dicoba, dan bentuk antarmuka yang berguna bagi peneliti baru terlihat setelah mereka mencobanya.</w:t>
+        <w:t>, yang membangun purwarupa bertahap dan menyempurnakannya berdasarkan umpan balik pengguna pada setiap iterasi (Pressman &amp; Maxim, 2020). Metode itu dipilih karena kebutuhannya tidak dapat dirumuskan lengkap di awal: perilaku model terhadap arsip yang sebenarnya baru diketahui setelah dicoba, dan bentuk antarmuka yang berguna baru terlihat setelah peneliti mencobanya.</w:t>
       </w:r>
     </w:p>
     <w:p>
@@ -903,16 +862,7 @@
         <w:pStyle w:val="Isi"/>
       </w:pPr>
       <w:r>
-        <w:t>Metode pengumpulan data yang digunakan meliputi:</w:t>
-      </w:r>
-    </w:p>
-    <w:p>
-      <w:pPr>
-        <w:pStyle w:val="Daftar"/>
-        <w:ind w:left="850" w:hanging="454"/>
-      </w:pPr>
-      <w:r>
-        <w:t xml:space="preserve">1. </w:t>
+        <w:t xml:space="preserve">Pengumpulan datanya menempuh empat cara. </w:t>
       </w:r>
       <w:r>
         <w:rPr>
@@ -921,7 +871,7 @@
         <w:t>Observasi</w:t>
       </w:r>
       <w:r>
-        <w:t xml:space="preserve">, yaitu pengamatan langsung terhadap alur kerja akuisisi citra proyeksi tomografi komputer neutron di BRIN Puspiptek, mencakup format berkas keluaran, pola penomoran proyeksi, letak celah pada barisan, serta perangkat yang digunakan peneliti untuk mengolah hasilnya. 2. </w:t>
+        <w:t xml:space="preserve"> terhadap alur kerja akuisisi di BRIN Puspiptek, mencakup format berkas, pola penomoran, letak celah, dan perangkat yang dipakai. </w:t>
       </w:r>
       <w:r>
         <w:rPr>
@@ -930,7 +880,7 @@
         <w:t>Wawancara</w:t>
       </w:r>
       <w:r>
-        <w:t xml:space="preserve">, yaitu tanya jawab dengan peneliti dan operator fasilitas pencitraan neutron untuk memperoleh gambaran mengenai keterbatasan waktu berkas, penyebab hilangnya proyeksi, cara penanganan celah yang berjalan saat ini, serta kebutuhan terhadap sistem yang akan dibangun. 3. </w:t>
+        <w:t xml:space="preserve"> dengan peneliti dan operator mengenai keterbatasan waktu berkas, penyebab hilangnya proyeksi, serta penanganan celah yang berjalan saat ini. </w:t>
       </w:r>
       <w:r>
         <w:rPr>
@@ -939,7 +889,7 @@
         <w:t>Dokumentasi</w:t>
       </w:r>
       <w:r>
-        <w:t xml:space="preserve">, yaitu pengumpulan arsip citra proyeksi beserta catatan kondisi akuisisinya, yang menjadi data pelatihan model sekaligus data pengujian sistem. 4. </w:t>
+        <w:t xml:space="preserve"> berupa pengumpulan arsip citra beserta catatan kondisi akuisisinya, yang menjadi data pelatihan sekaligus data pengujian. </w:t>
       </w:r>
       <w:r>
         <w:rPr>
@@ -948,7 +898,7 @@
         <w:t>Studi pustaka</w:t>
       </w:r>
       <w:r>
-        <w:t>, yaitu penelaahan buku, jurnal, dan prosiding yang berkaitan dengan tomografi komputer, pencitraan neutron, interpolasi frame, arsitektur U-Net, serta metrik evaluasi kualitas citra.</w:t>
+        <w:t xml:space="preserve"> atas buku, jurnal, dan prosiding yang berkaitan.</w:t>
       </w:r>
     </w:p>
     <w:p>
@@ -956,7 +906,7 @@
         <w:pStyle w:val="Isi"/>
       </w:pPr>
       <w:r>
-        <w:t>Tahapan penelitian mengikuti siklus Prototyping, yang diawali dengan komunikasi dan penggalian kebutuhan bersama pihak BRIN Puspiptek, dilanjutkan dengan perencanaan cepat dan pemodelan rancangan cepat, pembangunan purwarupa yang mencakup layanan inferensi, antarmuka pemrograman aplikasi, dan aplikasi klien, kemudian penyerahan purwarupa untuk dicoba beserta pengumpulan umpan balik. Siklus tersebut diulang hingga purwarupa memenuhi kebutuhan yang disepakati. Uraian rinci setiap tahapan dijelaskan pada Bab III.</w:t>
+        <w:t>Tahapannya mengikuti siklus Prototyping, dari komunikasi dan penggalian kebutuhan bersama BRIN Puspiptek, perencanaan dan pemodelan cepat, pembangunan purwarupa yang mencakup layanan inferensi, antarmuka pemrograman aplikasi, dan aplikasi klien, hingga penyerahan purwarupa beserta pengumpulan umpan balik. Siklus itu diulang sampai purwarupa memenuhi kebutuhan yang disepakati, dan rinciannya diuraikan pada Bab III.</w:t>
       </w:r>
     </w:p>
     <w:p>
@@ -972,7 +922,7 @@
         <w:pStyle w:val="Isi"/>
       </w:pPr>
       <w:r>
-        <w:t>Proposal skripsi ini disusun dengan sistematika sebagai berikut:</w:t>
+        <w:t>Proposal skripsi ini disusun dengan sistematika sebagai berikut.</w:t>
       </w:r>
     </w:p>
     <w:p>
@@ -985,13 +935,8 @@
         </w:rPr>
         <w:t>BAB I PENDAHULUAN</w:t>
       </w:r>
-    </w:p>
-    <w:p>
-      <w:pPr>
-        <w:pStyle w:val="Isi"/>
-      </w:pPr>
-      <w:r>
-        <w:t>Bab ini menguraikan latar belakang yang mendasari penelitian, identifikasi masalah, rumusan masalah, batasan penelitian, tujuan dan manfaat penelitian, metodologi penelitian yang digunakan, serta sistematika penulisan.</w:t>
+      <w:r>
+        <w:t xml:space="preserve"> menguraikan latar belakang, identifikasi masalah, rumusan masalah, batasan penelitian, tujuan dan manfaat penelitian, metodologi, serta sistematika penulisan.</w:t>
       </w:r>
     </w:p>
     <w:p>
@@ -1004,13 +949,8 @@
         </w:rPr>
         <w:t>BAB II LANDASAN TEORI</w:t>
       </w:r>
-    </w:p>
-    <w:p>
-      <w:pPr>
-        <w:pStyle w:val="Isi"/>
-      </w:pPr>
-      <w:r>
-        <w:t xml:space="preserve">Bab ini memuat penelitian terdahulu yang relevan dengan topik yang diangkat, tinjauan pustaka mengenai tomografi komputer neutron, citra digital 16-bit, interpolasi frame, arsitektur U-Net dan Spatio-Temporal U-Net, fungsi kerugian dan optimasi, metrik evaluasi kualitas citra, arsitektur </w:t>
+      <w:r>
+        <w:t xml:space="preserve"> memuat penelitian terdahulu yang relevan, tinjauan pustaka mengenai tomografi komputer neutron, citra 16-bit, interpolasi frame, U-Net dan Spatio-Temporal U-Net, fungsi kerugian dan optimasi, metrik evaluasi, arsitektur </w:t>
       </w:r>
       <w:r>
         <w:rPr>
@@ -1019,7 +959,7 @@
         <w:t>hybrid cloud-NAS</w:t>
       </w:r>
       <w:r>
-        <w:t>, sistem multiplatform, serta metode Prototyping, dan diakhiri dengan kerangka berpikir penelitian.</w:t>
+        <w:t>, sistem multiplatform, serta metode Prototyping, dan ditutup dengan alasan pemilihan algoritma dan kerangka berpikir.</w:t>
       </w:r>
     </w:p>
     <w:p>
@@ -1032,13 +972,8 @@
         </w:rPr>
         <w:t>BAB III ANALISA DAN PERANCANGAN</w:t>
       </w:r>
-    </w:p>
-    <w:p>
-      <w:pPr>
-        <w:pStyle w:val="Isi"/>
-      </w:pPr>
-      <w:r>
-        <w:t>Bab ini berisi alur penelitian, metode pengumpulan data, analisa terhadap alur kerja akuisisi dan penanganan celah proyeksi yang sedang berjalan, serta analisa sistem yang diusulkan. Sesudahnya diuraikan perancangan sistem perangkat lunak, meliputi arsitektur, use case, aktivitas, basis data, antarmuka pemrograman aplikasi, pratinjau frame 16 bit, ketahanan sistem, antarmuka pengguna, serta alasan pemilihan arsitektur dan perantinya. Bagian berikutnya memuat analisa perilaku model yang dipakai dan rancangan pemanfaatannya, mencakup pengolahan data citra, proses pelatihan, interpolasi rekursif dengan pencatatan asal-usul frame, dan validasi mutu. Bab ini ditutup dengan rancangan skenario pengujian, rancangan iterasi Prototyping, serta kebutuhan perangkat keras dan perangkat lunak.</w:t>
+      <w:r>
+        <w:t xml:space="preserve"> berisi alur penelitian, metode pengumpulan data, analisa sistem berjalan dan sistem yang diusulkan, perancangan sistem perangkat lunak beserta alasan pemilihan arsitektur dan perantinya, analisa perilaku model dan rancangan pemanfaatannya, serta rancangan pengujian, iterasi Prototyping, dan kebutuhan perangkat.</w:t>
       </w:r>
     </w:p>
     <w:p>
@@ -1051,32 +986,17 @@
         </w:rPr>
         <w:t>JADWAL PENYUSUNAN SKRIPSI</w:t>
       </w:r>
-    </w:p>
-    <w:p>
-      <w:pPr>
-        <w:pStyle w:val="Isi"/>
-      </w:pPr>
-      <w:r>
-        <w:t>Bagian ini memuat tahapan aktivitas penyusunan skripsi dan target waktu, capaian pada setiap tahapan, serta antisipasi kendala yang mungkin dihadapi.</w:t>
-      </w:r>
-    </w:p>
-    <w:p>
-      <w:pPr>
-        <w:pStyle w:val="Isi"/>
-      </w:pPr>
+      <w:r>
+        <w:t xml:space="preserve"> memuat tahapan aktivitas dan target waktunya beserta antisipasi kendala, dan </w:t>
+      </w:r>
       <w:r>
         <w:rPr>
           <w:b/>
         </w:rPr>
         <w:t>DAFTAR PUSTAKA</w:t>
       </w:r>
-    </w:p>
-    <w:p>
-      <w:pPr>
-        <w:pStyle w:val="Isi"/>
-      </w:pPr>
-      <w:r>
-        <w:t>Bagian ini memuat sumber acuan yang digunakan dalam penyusunan proposal skripsi.</w:t>
+      <w:r>
+        <w:t xml:space="preserve"> memuat seluruh acuan yang disitasi.</w:t>
       </w:r>
     </w:p>
     <w:p>
@@ -1147,15 +1067,18 @@
           <w:insideH w:val="single" w:sz="4" w:color="000000"/>
           <w:insideV w:val="single" w:sz="4" w:color="000000"/>
         </w:tblBorders>
+        <w:tblCellMar>
+          <w:top w:w="0" w:type="dxa"/>
+          <w:left w:w="60" w:type="dxa"/>
+          <w:bottom w:w="0" w:type="dxa"/>
+          <w:right w:w="60" w:type="dxa"/>
+        </w:tblCellMar>
       </w:tblPr>
       <w:tblGrid>
-        <w:gridCol w:w="1134"/>
-        <w:gridCol w:w="1134"/>
-        <w:gridCol w:w="1134"/>
-        <w:gridCol w:w="1134"/>
-        <w:gridCol w:w="1134"/>
-        <w:gridCol w:w="1134"/>
-        <w:gridCol w:w="1134"/>
+        <w:gridCol w:w="1984"/>
+        <w:gridCol w:w="1984"/>
+        <w:gridCol w:w="1984"/>
+        <w:gridCol w:w="1984"/>
       </w:tblGrid>
       <w:tr>
         <w:trPr>
@@ -1163,7 +1086,7 @@
         </w:trPr>
         <w:tc>
           <w:tcPr>
-            <w:tcW w:type="dxa" w:w="1134"/>
+            <w:tcW w:type="dxa" w:w="1984"/>
           </w:tcPr>
           <w:p>
             <w:pPr>
@@ -1176,7 +1099,7 @@
         </w:tc>
         <w:tc>
           <w:tcPr>
-            <w:tcW w:type="dxa" w:w="1134"/>
+            <w:tcW w:type="dxa" w:w="1984"/>
           </w:tcPr>
           <w:p>
             <w:pPr>
@@ -1189,66 +1112,27 @@
         </w:tc>
         <w:tc>
           <w:tcPr>
-            <w:tcW w:type="dxa" w:w="1134"/>
+            <w:tcW w:type="dxa" w:w="1984"/>
           </w:tcPr>
           <w:p>
             <w:pPr>
               <w:pStyle w:val="KepalaTabel"/>
             </w:pPr>
             <w:r>
-              <w:t>Judul</w:t>
-            </w:r>
-          </w:p>
-        </w:tc>
-        <w:tc>
-          <w:tcPr>
-            <w:tcW w:type="dxa" w:w="1134"/>
+              <w:t>Judul dan Metode</w:t>
+            </w:r>
+          </w:p>
+        </w:tc>
+        <w:tc>
+          <w:tcPr>
+            <w:tcW w:type="dxa" w:w="1984"/>
           </w:tcPr>
           <w:p>
             <w:pPr>
               <w:pStyle w:val="KepalaTabel"/>
             </w:pPr>
             <w:r>
-              <w:t>Metode</w:t>
-            </w:r>
-          </w:p>
-        </w:tc>
-        <w:tc>
-          <w:tcPr>
-            <w:tcW w:type="dxa" w:w="1134"/>
-          </w:tcPr>
-          <w:p>
-            <w:pPr>
-              <w:pStyle w:val="KepalaTabel"/>
-            </w:pPr>
-            <w:r>
-              <w:t>Data</w:t>
-            </w:r>
-          </w:p>
-        </w:tc>
-        <w:tc>
-          <w:tcPr>
-            <w:tcW w:type="dxa" w:w="1134"/>
-          </w:tcPr>
-          <w:p>
-            <w:pPr>
-              <w:pStyle w:val="KepalaTabel"/>
-            </w:pPr>
-            <w:r>
-              <w:t>Hasil</w:t>
-            </w:r>
-          </w:p>
-        </w:tc>
-        <w:tc>
-          <w:tcPr>
-            <w:tcW w:type="dxa" w:w="1134"/>
-          </w:tcPr>
-          <w:p>
-            <w:pPr>
-              <w:pStyle w:val="KepalaTabel"/>
-            </w:pPr>
-            <w:r>
-              <w:t>Perbedaan dengan Penelitian Ini</w:t>
+              <w:t>Temuan dan Perbedaan dengan Penelitian Ini</w:t>
             </w:r>
           </w:p>
         </w:tc>
@@ -1256,7 +1140,7 @@
       <w:tr>
         <w:tc>
           <w:tcPr>
-            <w:tcW w:type="dxa" w:w="1134"/>
+            <w:tcW w:type="dxa" w:w="1984"/>
           </w:tcPr>
           <w:p>
             <w:pPr>
@@ -1269,7 +1153,7 @@
         </w:tc>
         <w:tc>
           <w:tcPr>
-            <w:tcW w:type="dxa" w:w="1134"/>
+            <w:tcW w:type="dxa" w:w="1984"/>
           </w:tcPr>
           <w:p>
             <w:pPr>
@@ -1282,66 +1166,51 @@
         </w:tc>
         <w:tc>
           <w:tcPr>
-            <w:tcW w:type="dxa" w:w="1134"/>
-          </w:tcPr>
-          <w:p>
-            <w:pPr>
-              <w:pStyle w:val="IsiTabel"/>
-            </w:pPr>
-            <w:r>
-              <w:t>U-Net: Convolutional Networks for Biomedical Image Segmentation</w:t>
-            </w:r>
-          </w:p>
-        </w:tc>
-        <w:tc>
-          <w:tcPr>
-            <w:tcW w:type="dxa" w:w="1134"/>
-          </w:tcPr>
-          <w:p>
-            <w:pPr>
-              <w:pStyle w:val="IsiTabel"/>
-            </w:pPr>
-            <w:r>
-              <w:t>Jaringan konvolusi berbentuk encoder-decoder dengan sambungan lompat</w:t>
-            </w:r>
-          </w:p>
-        </w:tc>
-        <w:tc>
-          <w:tcPr>
-            <w:tcW w:type="dxa" w:w="1134"/>
-          </w:tcPr>
-          <w:p>
-            <w:pPr>
-              <w:pStyle w:val="IsiTabel"/>
-            </w:pPr>
-            <w:r>
-              <w:t>Citra mikroskopi sel biomedis</w:t>
-            </w:r>
-          </w:p>
-        </w:tc>
-        <w:tc>
-          <w:tcPr>
-            <w:tcW w:type="dxa" w:w="1134"/>
-          </w:tcPr>
-          <w:p>
-            <w:pPr>
-              <w:pStyle w:val="IsiTabel"/>
-            </w:pPr>
-            <w:r>
-              <w:t>Memenangi tantangan segmentasi ISBI dengan data latih yang sangat terbatas; sambungan lompat terbukti mempertahankan detail spasial</w:t>
-            </w:r>
-          </w:p>
-        </w:tc>
-        <w:tc>
-          <w:tcPr>
-            <w:tcW w:type="dxa" w:w="1134"/>
-          </w:tcPr>
-          <w:p>
-            <w:pPr>
-              <w:pStyle w:val="IsiTabel"/>
-            </w:pPr>
-            <w:r>
-              <w:t>Penelitian ini memakai U-Net untuk memetakan pasangan frame menjadi frame antara, bukan untuk segmentasi, dan menambahkan pengondisian waktu pada arsitekturnya</w:t>
+            <w:tcW w:type="dxa" w:w="1984"/>
+          </w:tcPr>
+          <w:p>
+            <w:pPr>
+              <w:pStyle w:val="IsiTabel"/>
+            </w:pPr>
+            <w:r>
+              <w:t xml:space="preserve">U-Net: Convolutional Networks for Biomedical Image Segmentation. </w:t>
+            </w:r>
+            <w:r>
+              <w:rPr>
+                <w:i/>
+              </w:rPr>
+              <w:t>Metode:</w:t>
+            </w:r>
+            <w:r>
+              <w:t xml:space="preserve"> Jaringan konvolusi berbentuk encoder-decoder dengan sambungan lompat</w:t>
+            </w:r>
+          </w:p>
+        </w:tc>
+        <w:tc>
+          <w:tcPr>
+            <w:tcW w:type="dxa" w:w="1984"/>
+          </w:tcPr>
+          <w:p>
+            <w:pPr>
+              <w:pStyle w:val="IsiTabel"/>
+            </w:pPr>
+            <w:r>
+              <w:rPr>
+                <w:i/>
+              </w:rPr>
+              <w:t>Temuan:</w:t>
+            </w:r>
+            <w:r>
+              <w:t xml:space="preserve"> Memenangi tantangan segmentasi ISBI dengan data latih yang sangat terbatas; sambungan lompat terbukti mempertahankan detail spasial. </w:t>
+            </w:r>
+            <w:r>
+              <w:rPr>
+                <w:i/>
+              </w:rPr>
+              <w:t>Perbedaan:</w:t>
+            </w:r>
+            <w:r>
+              <w:t xml:space="preserve"> Penelitian ini memakai U-Net untuk memetakan pasangan frame menjadi frame antara, bukan untuk segmentasi, dan menambahkan pengondisian waktu pada arsitekturnya</w:t>
             </w:r>
           </w:p>
         </w:tc>
@@ -1349,7 +1218,7 @@
       <w:tr>
         <w:tc>
           <w:tcPr>
-            <w:tcW w:type="dxa" w:w="1134"/>
+            <w:tcW w:type="dxa" w:w="1984"/>
           </w:tcPr>
           <w:p>
             <w:pPr>
@@ -1362,7 +1231,7 @@
         </w:tc>
         <w:tc>
           <w:tcPr>
-            <w:tcW w:type="dxa" w:w="1134"/>
+            <w:tcW w:type="dxa" w:w="1984"/>
           </w:tcPr>
           <w:p>
             <w:pPr>
@@ -1375,66 +1244,51 @@
         </w:tc>
         <w:tc>
           <w:tcPr>
-            <w:tcW w:type="dxa" w:w="1134"/>
-          </w:tcPr>
-          <w:p>
-            <w:pPr>
-              <w:pStyle w:val="IsiTabel"/>
-            </w:pPr>
-            <w:r>
-              <w:t>Video Frame Interpolation via Adaptive Convolution</w:t>
-            </w:r>
-          </w:p>
-        </w:tc>
-        <w:tc>
-          <w:tcPr>
-            <w:tcW w:type="dxa" w:w="1134"/>
-          </w:tcPr>
-          <w:p>
-            <w:pPr>
-              <w:pStyle w:val="IsiTabel"/>
-            </w:pPr>
-            <w:r>
-              <w:t>Interpolasi frame dengan kernel konvolusi adaptif per piksel</w:t>
-            </w:r>
-          </w:p>
-        </w:tc>
-        <w:tc>
-          <w:tcPr>
-            <w:tcW w:type="dxa" w:w="1134"/>
-          </w:tcPr>
-          <w:p>
-            <w:pPr>
-              <w:pStyle w:val="IsiTabel"/>
-            </w:pPr>
-            <w:r>
-              <w:t>Video sehari-hari</w:t>
-            </w:r>
-          </w:p>
-        </w:tc>
-        <w:tc>
-          <w:tcPr>
-            <w:tcW w:type="dxa" w:w="1134"/>
-          </w:tcPr>
-          <w:p>
-            <w:pPr>
-              <w:pStyle w:val="IsiTabel"/>
-            </w:pPr>
-            <w:r>
-              <w:t>Menghasilkan frame antara yang lebih tajam dibanding pendekatan berbasis aliran optik</w:t>
-            </w:r>
-          </w:p>
-        </w:tc>
-        <w:tc>
-          <w:tcPr>
-            <w:tcW w:type="dxa" w:w="1134"/>
-          </w:tcPr>
-          <w:p>
-            <w:pPr>
-              <w:pStyle w:val="IsiTabel"/>
-            </w:pPr>
-            <w:r>
-              <w:t>Objek penelitian ini adalah barisan proyeksi tomografi neutron 16-bit yang perubahannya bersifat geometris, bukan video RGB dengan gerak objek</w:t>
+            <w:tcW w:type="dxa" w:w="1984"/>
+          </w:tcPr>
+          <w:p>
+            <w:pPr>
+              <w:pStyle w:val="IsiTabel"/>
+            </w:pPr>
+            <w:r>
+              <w:t xml:space="preserve">Video Frame Interpolation via Adaptive Convolution. </w:t>
+            </w:r>
+            <w:r>
+              <w:rPr>
+                <w:i/>
+              </w:rPr>
+              <w:t>Metode:</w:t>
+            </w:r>
+            <w:r>
+              <w:t xml:space="preserve"> Interpolasi frame dengan kernel konvolusi adaptif per piksel</w:t>
+            </w:r>
+          </w:p>
+        </w:tc>
+        <w:tc>
+          <w:tcPr>
+            <w:tcW w:type="dxa" w:w="1984"/>
+          </w:tcPr>
+          <w:p>
+            <w:pPr>
+              <w:pStyle w:val="IsiTabel"/>
+            </w:pPr>
+            <w:r>
+              <w:rPr>
+                <w:i/>
+              </w:rPr>
+              <w:t>Temuan:</w:t>
+            </w:r>
+            <w:r>
+              <w:t xml:space="preserve"> Menghasilkan frame antara yang lebih tajam dibanding pendekatan berbasis aliran optik. </w:t>
+            </w:r>
+            <w:r>
+              <w:rPr>
+                <w:i/>
+              </w:rPr>
+              <w:t>Perbedaan:</w:t>
+            </w:r>
+            <w:r>
+              <w:t xml:space="preserve"> Objek penelitian ini adalah barisan proyeksi tomografi neutron 16-bit yang perubahannya bersifat geometris, bukan video RGB dengan gerak objek</w:t>
             </w:r>
           </w:p>
         </w:tc>
@@ -1442,7 +1296,7 @@
       <w:tr>
         <w:tc>
           <w:tcPr>
-            <w:tcW w:type="dxa" w:w="1134"/>
+            <w:tcW w:type="dxa" w:w="1984"/>
           </w:tcPr>
           <w:p>
             <w:pPr>
@@ -1455,7 +1309,7 @@
         </w:tc>
         <w:tc>
           <w:tcPr>
-            <w:tcW w:type="dxa" w:w="1134"/>
+            <w:tcW w:type="dxa" w:w="1984"/>
           </w:tcPr>
           <w:p>
             <w:pPr>
@@ -1468,66 +1322,51 @@
         </w:tc>
         <w:tc>
           <w:tcPr>
-            <w:tcW w:type="dxa" w:w="1134"/>
-          </w:tcPr>
-          <w:p>
-            <w:pPr>
-              <w:pStyle w:val="IsiTabel"/>
-            </w:pPr>
-            <w:r>
-              <w:t>Super SloMo: High Quality Estimation of Multiple Intermediate Frames for Video Interpolation</w:t>
-            </w:r>
-          </w:p>
-        </w:tc>
-        <w:tc>
-          <w:tcPr>
-            <w:tcW w:type="dxa" w:w="1134"/>
-          </w:tcPr>
-          <w:p>
-            <w:pPr>
-              <w:pStyle w:val="IsiTabel"/>
-            </w:pPr>
-            <w:r>
-              <w:t>Estimasi aliran optik dua arah untuk membangkitkan banyak frame antara sekaligus</w:t>
-            </w:r>
-          </w:p>
-        </w:tc>
-        <w:tc>
-          <w:tcPr>
-            <w:tcW w:type="dxa" w:w="1134"/>
-          </w:tcPr>
-          <w:p>
-            <w:pPr>
-              <w:pStyle w:val="IsiTabel"/>
-            </w:pPr>
-            <w:r>
-              <w:t>Video berkecepatan tinggi</w:t>
-            </w:r>
-          </w:p>
-        </w:tc>
-        <w:tc>
-          <w:tcPr>
-            <w:tcW w:type="dxa" w:w="1134"/>
-          </w:tcPr>
-          <w:p>
-            <w:pPr>
-              <w:pStyle w:val="IsiTabel"/>
-            </w:pPr>
-            <w:r>
-              <w:t>Mampu membangkitkan sejumlah frame antara pada posisi waktu sembarang dalam satu kali proses</w:t>
-            </w:r>
-          </w:p>
-        </w:tc>
-        <w:tc>
-          <w:tcPr>
-            <w:tcW w:type="dxa" w:w="1134"/>
-          </w:tcPr>
-          <w:p>
-            <w:pPr>
-              <w:pStyle w:val="IsiTabel"/>
-            </w:pPr>
-            <w:r>
-              <w:t>Penelitian ini membangkitkan frame antara secara rekursif pada titik tengah, dan mencatat kedalaman rekursi sebagai penanda asal-usul frame</w:t>
+            <w:tcW w:type="dxa" w:w="1984"/>
+          </w:tcPr>
+          <w:p>
+            <w:pPr>
+              <w:pStyle w:val="IsiTabel"/>
+            </w:pPr>
+            <w:r>
+              <w:t xml:space="preserve">Super SloMo: High Quality Estimation of Multiple Intermediate Frames for Video Interpolation. </w:t>
+            </w:r>
+            <w:r>
+              <w:rPr>
+                <w:i/>
+              </w:rPr>
+              <w:t>Metode:</w:t>
+            </w:r>
+            <w:r>
+              <w:t xml:space="preserve"> Estimasi aliran optik dua arah untuk membangkitkan banyak frame antara sekaligus</w:t>
+            </w:r>
+          </w:p>
+        </w:tc>
+        <w:tc>
+          <w:tcPr>
+            <w:tcW w:type="dxa" w:w="1984"/>
+          </w:tcPr>
+          <w:p>
+            <w:pPr>
+              <w:pStyle w:val="IsiTabel"/>
+            </w:pPr>
+            <w:r>
+              <w:rPr>
+                <w:i/>
+              </w:rPr>
+              <w:t>Temuan:</w:t>
+            </w:r>
+            <w:r>
+              <w:t xml:space="preserve"> Mampu membangkitkan sejumlah frame antara pada posisi waktu sembarang dalam satu kali proses. </w:t>
+            </w:r>
+            <w:r>
+              <w:rPr>
+                <w:i/>
+              </w:rPr>
+              <w:t>Perbedaan:</w:t>
+            </w:r>
+            <w:r>
+              <w:t xml:space="preserve"> Penelitian ini membangkitkan frame antara secara rekursif pada titik tengah, dan mencatat kedalaman rekursi sebagai penanda asal-usul frame</w:t>
             </w:r>
           </w:p>
         </w:tc>
@@ -1535,7 +1374,7 @@
       <w:tr>
         <w:tc>
           <w:tcPr>
-            <w:tcW w:type="dxa" w:w="1134"/>
+            <w:tcW w:type="dxa" w:w="1984"/>
           </w:tcPr>
           <w:p>
             <w:pPr>
@@ -1548,7 +1387,7 @@
         </w:tc>
         <w:tc>
           <w:tcPr>
-            <w:tcW w:type="dxa" w:w="1134"/>
+            <w:tcW w:type="dxa" w:w="1984"/>
           </w:tcPr>
           <w:p>
             <w:pPr>
@@ -1561,66 +1400,51 @@
         </w:tc>
         <w:tc>
           <w:tcPr>
-            <w:tcW w:type="dxa" w:w="1134"/>
-          </w:tcPr>
-          <w:p>
-            <w:pPr>
-              <w:pStyle w:val="IsiTabel"/>
-            </w:pPr>
-            <w:r>
-              <w:t>Image-to-Image Translation with Conditional Adversarial Networks</w:t>
-            </w:r>
-          </w:p>
-        </w:tc>
-        <w:tc>
-          <w:tcPr>
-            <w:tcW w:type="dxa" w:w="1134"/>
-          </w:tcPr>
-          <w:p>
-            <w:pPr>
-              <w:pStyle w:val="IsiTabel"/>
-            </w:pPr>
-            <w:r>
-              <w:t>Generator berbasis U-Net dengan pelatihan adversarial berkondisi</w:t>
-            </w:r>
-          </w:p>
-        </w:tc>
-        <w:tc>
-          <w:tcPr>
-            <w:tcW w:type="dxa" w:w="1134"/>
-          </w:tcPr>
-          <w:p>
-            <w:pPr>
-              <w:pStyle w:val="IsiTabel"/>
-            </w:pPr>
-            <w:r>
-              <w:t>Beragam pasangan citra</w:t>
-            </w:r>
-          </w:p>
-        </w:tc>
-        <w:tc>
-          <w:tcPr>
-            <w:tcW w:type="dxa" w:w="1134"/>
-          </w:tcPr>
-          <w:p>
-            <w:pPr>
-              <w:pStyle w:val="IsiTabel"/>
-            </w:pPr>
-            <w:r>
-              <w:t>Menunjukkan U-Net sebagai generator yang efektif pada tugas pemetaan citra ke citra secara umum</w:t>
-            </w:r>
-          </w:p>
-        </w:tc>
-        <w:tc>
-          <w:tcPr>
-            <w:tcW w:type="dxa" w:w="1134"/>
-          </w:tcPr>
-          <w:p>
-            <w:pPr>
-              <w:pStyle w:val="IsiTabel"/>
-            </w:pPr>
-            <w:r>
-              <w:t>Penelitian ini menggunakan generator berbasis U-Net tanpa komponen adversarial pada tahap penyempurnaan, dengan fungsi kerugian L1 sebagai satu-satunya sinyal</w:t>
+            <w:tcW w:type="dxa" w:w="1984"/>
+          </w:tcPr>
+          <w:p>
+            <w:pPr>
+              <w:pStyle w:val="IsiTabel"/>
+            </w:pPr>
+            <w:r>
+              <w:t xml:space="preserve">Image-to-Image Translation with Conditional Adversarial Networks. </w:t>
+            </w:r>
+            <w:r>
+              <w:rPr>
+                <w:i/>
+              </w:rPr>
+              <w:t>Metode:</w:t>
+            </w:r>
+            <w:r>
+              <w:t xml:space="preserve"> Generator berbasis U-Net dengan pelatihan adversarial berkondisi</w:t>
+            </w:r>
+          </w:p>
+        </w:tc>
+        <w:tc>
+          <w:tcPr>
+            <w:tcW w:type="dxa" w:w="1984"/>
+          </w:tcPr>
+          <w:p>
+            <w:pPr>
+              <w:pStyle w:val="IsiTabel"/>
+            </w:pPr>
+            <w:r>
+              <w:rPr>
+                <w:i/>
+              </w:rPr>
+              <w:t>Temuan:</w:t>
+            </w:r>
+            <w:r>
+              <w:t xml:space="preserve"> Menunjukkan U-Net sebagai generator yang efektif pada tugas pemetaan citra ke citra secara umum. </w:t>
+            </w:r>
+            <w:r>
+              <w:rPr>
+                <w:i/>
+              </w:rPr>
+              <w:t>Perbedaan:</w:t>
+            </w:r>
+            <w:r>
+              <w:t xml:space="preserve"> Penelitian ini menggunakan generator berbasis U-Net tanpa komponen adversarial pada tahap penyempurnaan, dengan fungsi kerugian L1 sebagai satu-satunya sinyal</w:t>
             </w:r>
           </w:p>
         </w:tc>
@@ -1628,7 +1452,7 @@
       <w:tr>
         <w:tc>
           <w:tcPr>
-            <w:tcW w:type="dxa" w:w="1134"/>
+            <w:tcW w:type="dxa" w:w="1984"/>
           </w:tcPr>
           <w:p>
             <w:pPr>
@@ -1641,7 +1465,7 @@
         </w:tc>
         <w:tc>
           <w:tcPr>
-            <w:tcW w:type="dxa" w:w="1134"/>
+            <w:tcW w:type="dxa" w:w="1984"/>
           </w:tcPr>
           <w:p>
             <w:pPr>
@@ -1654,66 +1478,51 @@
         </w:tc>
         <w:tc>
           <w:tcPr>
-            <w:tcW w:type="dxa" w:w="1134"/>
-          </w:tcPr>
-          <w:p>
-            <w:pPr>
-              <w:pStyle w:val="IsiTabel"/>
-            </w:pPr>
-            <w:r>
-              <w:t>Real-Time Intermediate Flow Estimation for Video Frame Interpolation</w:t>
-            </w:r>
-          </w:p>
-        </w:tc>
-        <w:tc>
-          <w:tcPr>
-            <w:tcW w:type="dxa" w:w="1134"/>
-          </w:tcPr>
-          <w:p>
-            <w:pPr>
-              <w:pStyle w:val="IsiTabel"/>
-            </w:pPr>
-            <w:r>
-              <w:t>Estimasi aliran antara secara langsung untuk interpolasi waktu nyata</w:t>
-            </w:r>
-          </w:p>
-        </w:tc>
-        <w:tc>
-          <w:tcPr>
-            <w:tcW w:type="dxa" w:w="1134"/>
-          </w:tcPr>
-          <w:p>
-            <w:pPr>
-              <w:pStyle w:val="IsiTabel"/>
-            </w:pPr>
-            <w:r>
-              <w:t>Video umum</w:t>
-            </w:r>
-          </w:p>
-        </w:tc>
-        <w:tc>
-          <w:tcPr>
-            <w:tcW w:type="dxa" w:w="1134"/>
-          </w:tcPr>
-          <w:p>
-            <w:pPr>
-              <w:pStyle w:val="IsiTabel"/>
-            </w:pPr>
-            <w:r>
-              <w:t>Mencapai kecepatan waktu nyata dengan mutu yang bersaing</w:t>
-            </w:r>
-          </w:p>
-        </w:tc>
-        <w:tc>
-          <w:tcPr>
-            <w:tcW w:type="dxa" w:w="1134"/>
-          </w:tcPr>
-          <w:p>
-            <w:pPr>
-              <w:pStyle w:val="IsiTabel"/>
-            </w:pPr>
-            <w:r>
-              <w:t>Penelitian ini tidak menuntut waktu nyata; prioritasnya adalah kesetiaan numerik pada citra 16-bit dan kejelasan asal-usul frame</w:t>
+            <w:tcW w:type="dxa" w:w="1984"/>
+          </w:tcPr>
+          <w:p>
+            <w:pPr>
+              <w:pStyle w:val="IsiTabel"/>
+            </w:pPr>
+            <w:r>
+              <w:t xml:space="preserve">Real-Time Intermediate Flow Estimation for Video Frame Interpolation. </w:t>
+            </w:r>
+            <w:r>
+              <w:rPr>
+                <w:i/>
+              </w:rPr>
+              <w:t>Metode:</w:t>
+            </w:r>
+            <w:r>
+              <w:t xml:space="preserve"> Estimasi aliran antara secara langsung untuk interpolasi waktu nyata</w:t>
+            </w:r>
+          </w:p>
+        </w:tc>
+        <w:tc>
+          <w:tcPr>
+            <w:tcW w:type="dxa" w:w="1984"/>
+          </w:tcPr>
+          <w:p>
+            <w:pPr>
+              <w:pStyle w:val="IsiTabel"/>
+            </w:pPr>
+            <w:r>
+              <w:rPr>
+                <w:i/>
+              </w:rPr>
+              <w:t>Temuan:</w:t>
+            </w:r>
+            <w:r>
+              <w:t xml:space="preserve"> Mencapai kecepatan waktu nyata dengan mutu yang bersaing. </w:t>
+            </w:r>
+            <w:r>
+              <w:rPr>
+                <w:i/>
+              </w:rPr>
+              <w:t>Perbedaan:</w:t>
+            </w:r>
+            <w:r>
+              <w:t xml:space="preserve"> Penelitian ini tidak menuntut waktu nyata; prioritasnya adalah kesetiaan numerik pada citra 16-bit dan kejelasan asal-usul frame</w:t>
             </w:r>
           </w:p>
         </w:tc>
@@ -1721,7 +1530,7 @@
       <w:tr>
         <w:tc>
           <w:tcPr>
-            <w:tcW w:type="dxa" w:w="1134"/>
+            <w:tcW w:type="dxa" w:w="1984"/>
           </w:tcPr>
           <w:p>
             <w:pPr>
@@ -1734,7 +1543,7 @@
         </w:tc>
         <w:tc>
           <w:tcPr>
-            <w:tcW w:type="dxa" w:w="1134"/>
+            <w:tcW w:type="dxa" w:w="1984"/>
           </w:tcPr>
           <w:p>
             <w:pPr>
@@ -1747,66 +1556,51 @@
         </w:tc>
         <w:tc>
           <w:tcPr>
-            <w:tcW w:type="dxa" w:w="1134"/>
-          </w:tcPr>
-          <w:p>
-            <w:pPr>
-              <w:pStyle w:val="IsiTabel"/>
-            </w:pPr>
-            <w:r>
-              <w:t>A Machine Learning Decision Criterion for Reducing Scan Time for Hyperspectral Neutron Computed Tomography Systems</w:t>
-            </w:r>
-          </w:p>
-        </w:tc>
-        <w:tc>
-          <w:tcPr>
-            <w:tcW w:type="dxa" w:w="1134"/>
-          </w:tcPr>
-          <w:p>
-            <w:pPr>
-              <w:pStyle w:val="IsiTabel"/>
-            </w:pPr>
-            <w:r>
-              <w:t>Kriteria keputusan berbasis pembelajaran mesin untuk menghentikan akuisisi lebih awal</w:t>
-            </w:r>
-          </w:p>
-        </w:tc>
-        <w:tc>
-          <w:tcPr>
-            <w:tcW w:type="dxa" w:w="1134"/>
-          </w:tcPr>
-          <w:p>
-            <w:pPr>
-              <w:pStyle w:val="IsiTabel"/>
-            </w:pPr>
-            <w:r>
-              <w:t>Data tomografi neutron hiperspektral pada Spallation Neutron Source</w:t>
-            </w:r>
-          </w:p>
-        </w:tc>
-        <w:tc>
-          <w:tcPr>
-            <w:tcW w:type="dxa" w:w="1134"/>
-          </w:tcPr>
-          <w:p>
-            <w:pPr>
-              <w:pStyle w:val="IsiTabel"/>
-            </w:pPr>
-            <w:r>
-              <w:t>Waktu pindai dapat dipangkas tanpa mengorbankan mutu rekonstruksi secara berarti</w:t>
-            </w:r>
-          </w:p>
-        </w:tc>
-        <w:tc>
-          <w:tcPr>
-            <w:tcW w:type="dxa" w:w="1134"/>
-          </w:tcPr>
-          <w:p>
-            <w:pPr>
-              <w:pStyle w:val="IsiTabel"/>
-            </w:pPr>
-            <w:r>
-              <w:t>Penelitian ini tidak memangkas akuisisi, melainkan mengisi proyeksi yang telanjur hilang, dan mengemasnya sebagai sistem yang dapat dipakai peneliti sehari-hari</w:t>
+            <w:tcW w:type="dxa" w:w="1984"/>
+          </w:tcPr>
+          <w:p>
+            <w:pPr>
+              <w:pStyle w:val="IsiTabel"/>
+            </w:pPr>
+            <w:r>
+              <w:t xml:space="preserve">A Machine Learning Decision Criterion for Reducing Scan Time for Hyperspectral Neutron Computed Tomography Systems. </w:t>
+            </w:r>
+            <w:r>
+              <w:rPr>
+                <w:i/>
+              </w:rPr>
+              <w:t>Metode:</w:t>
+            </w:r>
+            <w:r>
+              <w:t xml:space="preserve"> Kriteria keputusan berbasis pembelajaran mesin untuk menghentikan akuisisi lebih awal</w:t>
+            </w:r>
+          </w:p>
+        </w:tc>
+        <w:tc>
+          <w:tcPr>
+            <w:tcW w:type="dxa" w:w="1984"/>
+          </w:tcPr>
+          <w:p>
+            <w:pPr>
+              <w:pStyle w:val="IsiTabel"/>
+            </w:pPr>
+            <w:r>
+              <w:rPr>
+                <w:i/>
+              </w:rPr>
+              <w:t>Temuan:</w:t>
+            </w:r>
+            <w:r>
+              <w:t xml:space="preserve"> Waktu pindai dapat dipangkas tanpa mengorbankan mutu rekonstruksi secara berarti. </w:t>
+            </w:r>
+            <w:r>
+              <w:rPr>
+                <w:i/>
+              </w:rPr>
+              <w:t>Perbedaan:</w:t>
+            </w:r>
+            <w:r>
+              <w:t xml:space="preserve"> Penelitian ini tidak memangkas akuisisi, melainkan mengisi proyeksi yang telanjur hilang, dan mengemasnya sebagai sistem yang dapat dipakai peneliti sehari-hari</w:t>
             </w:r>
           </w:p>
         </w:tc>
@@ -1814,7 +1608,7 @@
       <w:tr>
         <w:tc>
           <w:tcPr>
-            <w:tcW w:type="dxa" w:w="1134"/>
+            <w:tcW w:type="dxa" w:w="1984"/>
           </w:tcPr>
           <w:p>
             <w:pPr>
@@ -1827,7 +1621,7 @@
         </w:tc>
         <w:tc>
           <w:tcPr>
-            <w:tcW w:type="dxa" w:w="1134"/>
+            <w:tcW w:type="dxa" w:w="1984"/>
           </w:tcPr>
           <w:p>
             <w:pPr>
@@ -1840,66 +1634,51 @@
         </w:tc>
         <w:tc>
           <w:tcPr>
-            <w:tcW w:type="dxa" w:w="1134"/>
-          </w:tcPr>
-          <w:p>
-            <w:pPr>
-              <w:pStyle w:val="IsiTabel"/>
-            </w:pPr>
-            <w:r>
-              <w:t>Dual-Domain Deep Prior Guided Sparse-View CT Reconstruction with Multi-Scale Fusion Attention</w:t>
-            </w:r>
-          </w:p>
-        </w:tc>
-        <w:tc>
-          <w:tcPr>
-            <w:tcW w:type="dxa" w:w="1134"/>
-          </w:tcPr>
-          <w:p>
-            <w:pPr>
-              <w:pStyle w:val="IsiTabel"/>
-            </w:pPr>
-            <w:r>
-              <w:t>Rekonstruksi dua ranah dengan penuntun prior dan perhatian gabungan lintas skala</w:t>
-            </w:r>
-          </w:p>
-        </w:tc>
-        <w:tc>
-          <w:tcPr>
-            <w:tcW w:type="dxa" w:w="1134"/>
-          </w:tcPr>
-          <w:p>
-            <w:pPr>
-              <w:pStyle w:val="IsiTabel"/>
-            </w:pPr>
-            <w:r>
-              <w:t>Data CT sudut jarang</w:t>
-            </w:r>
-          </w:p>
-        </w:tc>
-        <w:tc>
-          <w:tcPr>
-            <w:tcW w:type="dxa" w:w="1134"/>
-          </w:tcPr>
-          <w:p>
-            <w:pPr>
-              <w:pStyle w:val="IsiTabel"/>
-            </w:pPr>
-            <w:r>
-              <w:t>Artefak akibat sudut proyeksi yang jarang berkurang dibanding rekonstruksi konvensional</w:t>
-            </w:r>
-          </w:p>
-        </w:tc>
-        <w:tc>
-          <w:tcPr>
-            <w:tcW w:type="dxa" w:w="1134"/>
-          </w:tcPr>
-          <w:p>
-            <w:pPr>
-              <w:pStyle w:val="IsiTabel"/>
-            </w:pPr>
-            <w:r>
-              <w:t>Penelitian ini bekerja pada ranah proyeksi, bukan ranah rekonstruksi; keluarannya barisan proyeksi lengkap, bukan volume</w:t>
+            <w:tcW w:type="dxa" w:w="1984"/>
+          </w:tcPr>
+          <w:p>
+            <w:pPr>
+              <w:pStyle w:val="IsiTabel"/>
+            </w:pPr>
+            <w:r>
+              <w:t xml:space="preserve">Dual-Domain Deep Prior Guided Sparse-View CT Reconstruction with Multi-Scale Fusion Attention. </w:t>
+            </w:r>
+            <w:r>
+              <w:rPr>
+                <w:i/>
+              </w:rPr>
+              <w:t>Metode:</w:t>
+            </w:r>
+            <w:r>
+              <w:t xml:space="preserve"> Rekonstruksi dua ranah dengan penuntun prior dan perhatian gabungan lintas skala</w:t>
+            </w:r>
+          </w:p>
+        </w:tc>
+        <w:tc>
+          <w:tcPr>
+            <w:tcW w:type="dxa" w:w="1984"/>
+          </w:tcPr>
+          <w:p>
+            <w:pPr>
+              <w:pStyle w:val="IsiTabel"/>
+            </w:pPr>
+            <w:r>
+              <w:rPr>
+                <w:i/>
+              </w:rPr>
+              <w:t>Temuan:</w:t>
+            </w:r>
+            <w:r>
+              <w:t xml:space="preserve"> Artefak akibat sudut proyeksi yang jarang berkurang dibanding rekonstruksi konvensional. </w:t>
+            </w:r>
+            <w:r>
+              <w:rPr>
+                <w:i/>
+              </w:rPr>
+              <w:t>Perbedaan:</w:t>
+            </w:r>
+            <w:r>
+              <w:t xml:space="preserve"> Penelitian ini bekerja pada ranah proyeksi, bukan ranah rekonstruksi; keluarannya barisan proyeksi lengkap, bukan volume</w:t>
             </w:r>
           </w:p>
         </w:tc>
@@ -1907,7 +1686,7 @@
       <w:tr>
         <w:tc>
           <w:tcPr>
-            <w:tcW w:type="dxa" w:w="1134"/>
+            <w:tcW w:type="dxa" w:w="1984"/>
           </w:tcPr>
           <w:p>
             <w:pPr>
@@ -1920,7 +1699,7 @@
         </w:tc>
         <w:tc>
           <w:tcPr>
-            <w:tcW w:type="dxa" w:w="1134"/>
+            <w:tcW w:type="dxa" w:w="1984"/>
           </w:tcPr>
           <w:p>
             <w:pPr>
@@ -1933,66 +1712,51 @@
         </w:tc>
         <w:tc>
           <w:tcPr>
-            <w:tcW w:type="dxa" w:w="1134"/>
-          </w:tcPr>
-          <w:p>
-            <w:pPr>
-              <w:pStyle w:val="IsiTabel"/>
-            </w:pPr>
-            <w:r>
-              <w:t>Synchrotron Based Sparse-View CT Artifact Correction with STC-UNet</w:t>
-            </w:r>
-          </w:p>
-        </w:tc>
-        <w:tc>
-          <w:tcPr>
-            <w:tcW w:type="dxa" w:w="1134"/>
-          </w:tcPr>
-          <w:p>
-            <w:pPr>
-              <w:pStyle w:val="IsiTabel"/>
-            </w:pPr>
-            <w:r>
-              <w:t>Koreksi artefak sudut jarang menggunakan varian U-Net bergabung Transformer</w:t>
-            </w:r>
-          </w:p>
-        </w:tc>
-        <w:tc>
-          <w:tcPr>
-            <w:tcW w:type="dxa" w:w="1134"/>
-          </w:tcPr>
-          <w:p>
-            <w:pPr>
-              <w:pStyle w:val="IsiTabel"/>
-            </w:pPr>
-            <w:r>
-              <w:t>Data CT sinkrotron</w:t>
-            </w:r>
-          </w:p>
-        </w:tc>
-        <w:tc>
-          <w:tcPr>
-            <w:tcW w:type="dxa" w:w="1134"/>
-          </w:tcPr>
-          <w:p>
-            <w:pPr>
-              <w:pStyle w:val="IsiTabel"/>
-            </w:pPr>
-            <w:r>
-              <w:t>Varian U-Net efektif menekan artefak pada data sudut jarang berintensitas tinggi</w:t>
-            </w:r>
-          </w:p>
-        </w:tc>
-        <w:tc>
-          <w:tcPr>
-            <w:tcW w:type="dxa" w:w="1134"/>
-          </w:tcPr>
-          <w:p>
-            <w:pPr>
-              <w:pStyle w:val="IsiTabel"/>
-            </w:pPr>
-            <w:r>
-              <w:t>Penelitian ini memakai U-Net berpengondisian waktu untuk membangkitkan proyeksi yang hilang, bukan memperbaiki artefak pada hasil rekonstruksi</w:t>
+            <w:tcW w:type="dxa" w:w="1984"/>
+          </w:tcPr>
+          <w:p>
+            <w:pPr>
+              <w:pStyle w:val="IsiTabel"/>
+            </w:pPr>
+            <w:r>
+              <w:t xml:space="preserve">Synchrotron Based Sparse-View CT Artifact Correction with STC-UNet. </w:t>
+            </w:r>
+            <w:r>
+              <w:rPr>
+                <w:i/>
+              </w:rPr>
+              <w:t>Metode:</w:t>
+            </w:r>
+            <w:r>
+              <w:t xml:space="preserve"> Koreksi artefak sudut jarang menggunakan varian U-Net bergabung Transformer</w:t>
+            </w:r>
+          </w:p>
+        </w:tc>
+        <w:tc>
+          <w:tcPr>
+            <w:tcW w:type="dxa" w:w="1984"/>
+          </w:tcPr>
+          <w:p>
+            <w:pPr>
+              <w:pStyle w:val="IsiTabel"/>
+            </w:pPr>
+            <w:r>
+              <w:rPr>
+                <w:i/>
+              </w:rPr>
+              <w:t>Temuan:</w:t>
+            </w:r>
+            <w:r>
+              <w:t xml:space="preserve"> Varian U-Net efektif menekan artefak pada data sudut jarang berintensitas tinggi. </w:t>
+            </w:r>
+            <w:r>
+              <w:rPr>
+                <w:i/>
+              </w:rPr>
+              <w:t>Perbedaan:</w:t>
+            </w:r>
+            <w:r>
+              <w:t xml:space="preserve"> Penelitian ini memakai U-Net berpengondisian waktu untuk membangkitkan proyeksi yang hilang, bukan memperbaiki artefak pada hasil rekonstruksi</w:t>
             </w:r>
           </w:p>
         </w:tc>
@@ -2000,7 +1764,7 @@
       <w:tr>
         <w:tc>
           <w:tcPr>
-            <w:tcW w:type="dxa" w:w="1134"/>
+            <w:tcW w:type="dxa" w:w="1984"/>
           </w:tcPr>
           <w:p>
             <w:pPr>
@@ -2013,7 +1777,7 @@
         </w:tc>
         <w:tc>
           <w:tcPr>
-            <w:tcW w:type="dxa" w:w="1134"/>
+            <w:tcW w:type="dxa" w:w="1984"/>
           </w:tcPr>
           <w:p>
             <w:pPr>
@@ -2026,66 +1790,51 @@
         </w:tc>
         <w:tc>
           <w:tcPr>
-            <w:tcW w:type="dxa" w:w="1134"/>
-          </w:tcPr>
-          <w:p>
-            <w:pPr>
-              <w:pStyle w:val="IsiTabel"/>
-            </w:pPr>
-            <w:r>
-              <w:t>Rancang Bangun Sistem Manajemen Akademik Mahasiswa Berbasis Mobile Multiplatform Menggunakan Flutter</w:t>
-            </w:r>
-          </w:p>
-        </w:tc>
-        <w:tc>
-          <w:tcPr>
-            <w:tcW w:type="dxa" w:w="1134"/>
-          </w:tcPr>
-          <w:p>
-            <w:pPr>
-              <w:pStyle w:val="IsiTabel"/>
-            </w:pPr>
-            <w:r>
-              <w:t>Rancang bangun sistem multiplatform satu basis kode dengan Flutter</w:t>
-            </w:r>
-          </w:p>
-        </w:tc>
-        <w:tc>
-          <w:tcPr>
-            <w:tcW w:type="dxa" w:w="1134"/>
-          </w:tcPr>
-          <w:p>
-            <w:pPr>
-              <w:pStyle w:val="IsiTabel"/>
-            </w:pPr>
-            <w:r>
-              <w:t>Kebutuhan pengguna sistem akademik</w:t>
-            </w:r>
-          </w:p>
-        </w:tc>
-        <w:tc>
-          <w:tcPr>
-            <w:tcW w:type="dxa" w:w="1134"/>
-          </w:tcPr>
-          <w:p>
-            <w:pPr>
-              <w:pStyle w:val="IsiTabel"/>
-            </w:pPr>
-            <w:r>
-              <w:t>Satu basis kode terbukti melayani sasaran peramban dan Android sekaligus dengan konsistensi tampilan dan alur</w:t>
-            </w:r>
-          </w:p>
-        </w:tc>
-        <w:tc>
-          <w:tcPr>
-            <w:tcW w:type="dxa" w:w="1134"/>
-          </w:tcPr>
-          <w:p>
-            <w:pPr>
-              <w:pStyle w:val="IsiTabel"/>
-            </w:pPr>
-            <w:r>
-              <w:t>Penelitian ini memakai pendekatan multiplatform yang sama, tetapi sistemnya harus mengorkestrasi komputasi GPU jarak jauh dan menjaga berkas penelitian tetap di penyimpanan lokal</w:t>
+            <w:tcW w:type="dxa" w:w="1984"/>
+          </w:tcPr>
+          <w:p>
+            <w:pPr>
+              <w:pStyle w:val="IsiTabel"/>
+            </w:pPr>
+            <w:r>
+              <w:t xml:space="preserve">Rancang Bangun Sistem Manajemen Akademik Mahasiswa Berbasis Mobile Multiplatform Menggunakan Flutter. </w:t>
+            </w:r>
+            <w:r>
+              <w:rPr>
+                <w:i/>
+              </w:rPr>
+              <w:t>Metode:</w:t>
+            </w:r>
+            <w:r>
+              <w:t xml:space="preserve"> Rancang bangun sistem multiplatform satu basis kode dengan Flutter</w:t>
+            </w:r>
+          </w:p>
+        </w:tc>
+        <w:tc>
+          <w:tcPr>
+            <w:tcW w:type="dxa" w:w="1984"/>
+          </w:tcPr>
+          <w:p>
+            <w:pPr>
+              <w:pStyle w:val="IsiTabel"/>
+            </w:pPr>
+            <w:r>
+              <w:rPr>
+                <w:i/>
+              </w:rPr>
+              <w:t>Temuan:</w:t>
+            </w:r>
+            <w:r>
+              <w:t xml:space="preserve"> Satu basis kode terbukti melayani sasaran peramban dan Android sekaligus dengan konsistensi tampilan dan alur. </w:t>
+            </w:r>
+            <w:r>
+              <w:rPr>
+                <w:i/>
+              </w:rPr>
+              <w:t>Perbedaan:</w:t>
+            </w:r>
+            <w:r>
+              <w:t xml:space="preserve"> Penelitian ini memakai pendekatan multiplatform yang sama, tetapi sistemnya harus mengorkestrasi komputasi GPU jarak jauh dan menjaga berkas penelitian tetap di penyimpanan lokal</w:t>
             </w:r>
           </w:p>
         </w:tc>
@@ -2093,7 +1842,7 @@
       <w:tr>
         <w:tc>
           <w:tcPr>
-            <w:tcW w:type="dxa" w:w="1134"/>
+            <w:tcW w:type="dxa" w:w="1984"/>
           </w:tcPr>
           <w:p>
             <w:pPr>
@@ -2106,7 +1855,7 @@
         </w:tc>
         <w:tc>
           <w:tcPr>
-            <w:tcW w:type="dxa" w:w="1134"/>
+            <w:tcW w:type="dxa" w:w="1984"/>
           </w:tcPr>
           <w:p>
             <w:pPr>
@@ -2119,66 +1868,51 @@
         </w:tc>
         <w:tc>
           <w:tcPr>
-            <w:tcW w:type="dxa" w:w="1134"/>
-          </w:tcPr>
-          <w:p>
-            <w:pPr>
-              <w:pStyle w:val="IsiTabel"/>
-            </w:pPr>
-            <w:r>
-              <w:t>Pengembangan Sistem Informasi Pengelolaan Sampah Sekolah Adiwiyata Menggunakan Metode Prototype</w:t>
-            </w:r>
-          </w:p>
-        </w:tc>
-        <w:tc>
-          <w:tcPr>
-            <w:tcW w:type="dxa" w:w="1134"/>
-          </w:tcPr>
-          <w:p>
-            <w:pPr>
-              <w:pStyle w:val="IsiTabel"/>
-            </w:pPr>
-            <w:r>
-              <w:t>Pengembangan sistem informasi dengan metode prototype beserta evaluasi pengguna</w:t>
-            </w:r>
-          </w:p>
-        </w:tc>
-        <w:tc>
-          <w:tcPr>
-            <w:tcW w:type="dxa" w:w="1134"/>
-          </w:tcPr>
-          <w:p>
-            <w:pPr>
-              <w:pStyle w:val="IsiTabel"/>
-            </w:pPr>
-            <w:r>
-              <w:t>Kebutuhan pengelolaan sampah sekolah</w:t>
-            </w:r>
-          </w:p>
-        </w:tc>
-        <w:tc>
-          <w:tcPr>
-            <w:tcW w:type="dxa" w:w="1134"/>
-          </w:tcPr>
-          <w:p>
-            <w:pPr>
-              <w:pStyle w:val="IsiTabel"/>
-            </w:pPr>
-            <w:r>
-              <w:t>Metode prototype terbukti menyingkap kebutuhan yang tidak terungkap pada tahap analisis awal</w:t>
-            </w:r>
-          </w:p>
-        </w:tc>
-        <w:tc>
-          <w:tcPr>
-            <w:tcW w:type="dxa" w:w="1134"/>
-          </w:tcPr>
-          <w:p>
-            <w:pPr>
-              <w:pStyle w:val="IsiTabel"/>
-            </w:pPr>
-            <w:r>
-              <w:t>Penelitian ini memakai metode prototype pada sistem yang salah satu komponennya adalah model pembelajaran mendalam, sehingga setiap iterasi harus diuji terhadap perangkat GPU yang sesungguhnya</w:t>
+            <w:tcW w:type="dxa" w:w="1984"/>
+          </w:tcPr>
+          <w:p>
+            <w:pPr>
+              <w:pStyle w:val="IsiTabel"/>
+            </w:pPr>
+            <w:r>
+              <w:t xml:space="preserve">Pengembangan Sistem Informasi Pengelolaan Sampah Sekolah Adiwiyata Menggunakan Metode Prototype. </w:t>
+            </w:r>
+            <w:r>
+              <w:rPr>
+                <w:i/>
+              </w:rPr>
+              <w:t>Metode:</w:t>
+            </w:r>
+            <w:r>
+              <w:t xml:space="preserve"> Pengembangan sistem informasi dengan metode prototype beserta evaluasi pengguna</w:t>
+            </w:r>
+          </w:p>
+        </w:tc>
+        <w:tc>
+          <w:tcPr>
+            <w:tcW w:type="dxa" w:w="1984"/>
+          </w:tcPr>
+          <w:p>
+            <w:pPr>
+              <w:pStyle w:val="IsiTabel"/>
+            </w:pPr>
+            <w:r>
+              <w:rPr>
+                <w:i/>
+              </w:rPr>
+              <w:t>Temuan:</w:t>
+            </w:r>
+            <w:r>
+              <w:t xml:space="preserve"> Metode prototype terbukti menyingkap kebutuhan yang tidak terungkap pada tahap analisis awal. </w:t>
+            </w:r>
+            <w:r>
+              <w:rPr>
+                <w:i/>
+              </w:rPr>
+              <w:t>Perbedaan:</w:t>
+            </w:r>
+            <w:r>
+              <w:t xml:space="preserve"> Penelitian ini memakai metode prototype pada sistem yang salah satu komponennya adalah model pembelajaran mendalam, sehingga setiap iterasi harus diuji terhadap perangkat GPU yang sesungguhnya</w:t>
             </w:r>
           </w:p>
         </w:tc>
@@ -2244,7 +1978,7 @@
         <w:pStyle w:val="Isi"/>
       </w:pPr>
       <w:r>
-        <w:t>Tomografi komputer adalah teknik merekonstruksi struktur internal tiga dimensi suatu objek dari sekumpulan citra proyeksi dua dimensi yang diambil pada berbagai sudut pandang. Dasar matematisnya adalah transformasi Radon, dan rekonstruksinya umumnya dikerjakan dengan algoritma proyeksi balik tersaring (Kak &amp; Slaney, 2001).</w:t>
+        <w:t>Tomografi komputer merekonstruksi struktur internal tiga dimensi suatu objek dari sekumpulan citra proyeksi dua dimensi yang diambil pada berbagai sudut. Dasar matematisnya transformasi Radon, dan rekonstruksinya umumnya dikerjakan dengan proyeksi balik tersaring (Kak &amp; Slaney, 2001).</w:t>
       </w:r>
     </w:p>
     <w:p>
@@ -2252,7 +1986,7 @@
         <w:pStyle w:val="Isi"/>
       </w:pPr>
       <w:r>
-        <w:t>Pada tomografi komputer neutron, berkas penembus yang digunakan adalah neutron termal atau dingin. Neutron berinteraksi dengan inti atom, bukan dengan awan elektron sebagaimana sinar-X, sehingga koefisien atenuasinya tidak mengikuti nomor atom secara monotonik. Akibatnya, unsur ringan seperti hidrogen justru sangat menyerap neutron sementara logam berat relatif tembus. Sifat inilah yang membuat pencitraan neutron unggul dalam mengungkap keberadaan air, minyak, atau bahan organik di balik selubung logam (Anderson, McGreevy, &amp; Bilheux, 2009).</w:t>
+        <w:t>Pada tomografi neutron, berkas penembusnya neutron termal atau dingin. Neutron berinteraksi dengan inti atom, bukan awan elektron sebagaimana sinar-X, sehingga koefisien atenuasinya tidak mengikuti nomor atom secara monotonik: unsur ringan seperti hidrogen justru sangat menyerap sementara logam berat relatif tembus. Sifat itulah yang membuatnya unggul mengungkap air, minyak, atau bahan organik di balik selubung logam (Anderson, McGreevy, &amp; Bilheux, 2009).</w:t>
       </w:r>
     </w:p>
     <w:p>
@@ -2260,23 +1994,23 @@
         <w:pStyle w:val="Isi"/>
       </w:pPr>
       <w:r>
-        <w:t>Konsekuensi praktisnya adalah keterbatasan fluks. Sumber neutron menuntut reaktor riset atau sumber spalasi, dan fluks yang tersedia jauh lebih rendah daripada tabung sinar-X. Waktu paparan per proyeksi menjadi panjang, sehingga jumlah proyeksi yang dapat diambil dalam satu jadwal terbatas. Keterbatasan ini yang mendasari kebutuhan interpolasi pada penelitian ini.</w:t>
+        <w:t>Konsekuensi praktisnya keterbatasan fluks. Sumber neutron menuntut reaktor riset atau sumber spalasi dengan fluks jauh di bawah tabung sinar-X, sehingga waktu paparan per proyeksi panjang dan jumlah proyeksi dalam satu jadwal terbatas. Keterbatasan inilah yang mendasari kebutuhan interpolasi pada penelitian ini. Tang dkk. (2024) menghadapi keterbatasan yang sama dari arah berlawanan, yaitu menghentikan akuisisi lebih awal tanpa mengorbankan mutu rekonstruksi; penelitian ini memulihkan proyeksi yang telanjur hilang.</w:t>
       </w:r>
     </w:p>
     <w:p>
       <w:pPr>
-        <w:pStyle w:val="Isi"/>
-      </w:pPr>
-      <w:r>
-        <w:t>Keterbatasan yang sama telah mendorong penerapan pembelajaran mesin pada tomografi neutron dari arah yang berbeda. Tang dkk. (2024) menyusun kriteria keputusan berbasis pembelajaran mesin untuk menghentikan akuisisi hiperspektral lebih awal tanpa mengorbankan mutu rekonstruksi, sehingga waktu pindai dapat dipangkas. Penelitian ini bergerak dari sisi yang berlawanan: bukan mencegah proyeksi diambil, melainkan memulihkan proyeksi yang telanjur hilang.</w:t>
+        <w:pStyle w:val="Heading3"/>
+      </w:pPr>
+      <w:r>
+        <w:t>2.2.2 Citra Digital 16-bit dan Proyeksi TIFF</w:t>
       </w:r>
     </w:p>
     <w:p>
       <w:pPr>
-        <w:pStyle w:val="Heading3"/>
-      </w:pPr>
-      <w:r>
-        <w:t>2.2.2 Citra Digital 16-bit dan Proyeksi TIFF</w:t>
+        <w:pStyle w:val="Isi"/>
+      </w:pPr>
+      <w:r>
+        <w:t>Citra digital adalah fungsi diskret dua dimensi yang memetakan koordinat piksel ke nilai intensitas. Pada pencitraan ilmiah kedalaman yang umum adalah 16 bit per piksel, dengan rentang 0 hingga 65.535, karena perbedaan atenuasi yang bermakna dapat sangat halus dan akan hilang bila dipaksakan ke 256 aras keabuan. Berkasnya disimpan sebagai TIFF tanpa kompresi.</w:t>
       </w:r>
     </w:p>
     <w:p>
@@ -2284,15 +2018,15 @@
         <w:pStyle w:val="Isi"/>
       </w:pPr>
       <w:r>
-        <w:t>Citra digital adalah fungsi diskret dua dimensi yang memetakan koordinat piksel ke nilai intensitas. Pada pencitraan ilmiah, kedalaman bit yang umum digunakan adalah 16 bit per piksel, sehingga rentang nilai intensitasnya membentang dari 0 hingga 65.535. Rentang selebar ini diperlukan karena perbedaan atenuasi yang bermakna secara ilmiah dapat sangat halus dan akan hilang bila dipaksakan ke dalam 256 aras keabuan.</w:t>
+        <w:t>Kedalaman itu menimbulkan persoalan pada sisi penyajian. Peramban maupun kerangka kerja aplikasi bergerak tidak dapat menampilkan TIFF 16-bit secara langsung, sehingga frame harus diterjemahkan lebih dahulu. Penerjemahan itu tidak boleh sekadar membuang byte rendah: satu frame 1024 × 1024 yang diamati pada penelitian ini hanya menempati rentang 290 hingga 58.633, jauh dari rentang penuh, sehingga pemangkasan langsung menghasilkan citra yang nyaris hitam seluruhnya. Yang diperlukan adalah pemetaan berjendela terhadap nilai terkecil dan terbesar frame itu sendiri, sebagaimana dirancang pada subbab 3.5.6.</w:t>
       </w:r>
     </w:p>
     <w:p>
       <w:pPr>
-        <w:pStyle w:val="Isi"/>
-      </w:pPr>
-      <w:r>
-        <w:t>Kedalaman itu menimbulkan persoalan tersendiri pada sisi penyajian. Peramban web maupun kerangka kerja aplikasi bergerak tidak dapat menampilkan TIFF 16-bit secara langsung, sehingga frame harus diterjemahkan lebih dahulu ke format yang dapat dirender. Penerjemahan tersebut tidak boleh dilakukan dengan sekadar membuang byte rendah, karena frame proyeksi neutron jarang mengisi seluruh rentang 16 bit. Satu frame yang diamati pada penelitian ini hanya menempati rentang 290 hingga 58.633, sehingga pemangkasan langsung akan menghasilkan citra yang nyaris hitam seluruhnya. Yang diperlukan adalah pemetaan berjendela terhadap nilai terkecil dan terbesar frame itu sendiri. Rancangannya diuraikan pada subbab 3.5.6.</w:t>
+        <w:pStyle w:val="Heading3"/>
+      </w:pPr>
+      <w:r>
+        <w:t>2.2.3 Interpolasi Frame</w:t>
       </w:r>
     </w:p>
     <w:p>
@@ -2300,23 +2034,7 @@
         <w:pStyle w:val="Isi"/>
       </w:pPr>
       <w:r>
-        <w:t>Berkas proyeksi disimpan dalam format TIFF tanpa kompresi. Sebagai gambaran, satu frame proyeksi neutron pada penelitian ini berukuran 1024 × 1024 piksel dengan rentang nilai nyata yang terukur antara 290 hingga 58.633, jauh dari rentang 16-bit penuh. Kenyataan ini penting karena berarti setiap penampilan citra tersebut kepada manusia menuntut pemetaan jendela terlebih dahulu; pemotongan sederhana byte rendah akan menghasilkan citra yang tampak hampir hitam seluruhnya.</w:t>
-      </w:r>
-    </w:p>
-    <w:p>
-      <w:pPr>
-        <w:pStyle w:val="Heading3"/>
-      </w:pPr>
-      <w:r>
-        <w:t>2.2.3 Interpolasi Frame</w:t>
-      </w:r>
-    </w:p>
-    <w:p>
-      <w:pPr>
-        <w:pStyle w:val="Isi"/>
-      </w:pPr>
-      <w:r>
-        <w:t xml:space="preserve">Interpolasi frame adalah proses membangkitkan satu atau lebih citra antara di antara dua citra yang diketahui. Bila dua citra batas dinyatakan sebagai </w:t>
+        <w:t xml:space="preserve">Interpolasi frame membangkitkan citra antara di antara dua citra yang diketahui. Bila kedua citra batas dinyatakan </w:t>
       </w:r>
       <w:r>
         <w:rPr>
@@ -2336,7 +2054,7 @@
         <w:t>I₂</w:t>
       </w:r>
       <w:r>
-        <w:t xml:space="preserve">, dan posisi waktu relatif dinyatakan sebagai </w:t>
+        <w:t xml:space="preserve"> dan posisi waktu relatif </w:t>
       </w:r>
       <w:r>
         <w:rPr>
@@ -2346,7 +2064,7 @@
         <w:t>t ∈ (0,1)</w:t>
       </w:r>
       <w:r>
-        <w:t xml:space="preserve">, maka interpolasi menghasilkan </w:t>
+        <w:t xml:space="preserve">, interpolasi menghasilkan </w:t>
       </w:r>
       <w:r>
         <w:rPr>
@@ -2356,23 +2074,24 @@
         <w:t>Î_t</w:t>
       </w:r>
       <w:r>
-        <w:t>.</w:t>
+        <w:t>. Pendekatan paling sederhana adalah pencampuran linier:</w:t>
       </w:r>
     </w:p>
     <w:p>
       <w:pPr>
-        <w:pStyle w:val="Isi"/>
-      </w:pPr>
-      <w:r>
-        <w:t>Pendekatan paling sederhana adalah pencampuran linier:</w:t>
+        <w:pStyle w:val="Kode"/>
+        <w:spacing w:before="120" w:after="120"/>
+      </w:pPr>
+      <w:r>
+        <w:t>Î_t = (1 − t) · I₀ + t · I₂</w:t>
       </w:r>
     </w:p>
     <w:p>
       <w:pPr>
-        <w:pStyle w:val="Kode"/>
-      </w:pPr>
-      <w:r>
-        <w:t>Î_t = (1 − t) · I₀ + t · I₂</w:t>
+        <w:pStyle w:val="Isi"/>
+      </w:pPr>
+      <w:r>
+        <w:t>Pendekatan itu murah tetapi menghasilkan citra kabur ketika struktur berpindah antara kedua batas, sebab setiap piksel dicampur tanpa memperhatikan ke mana struktur berpindah. Pada barisan proyeksi tomografi perpindahan tersebut nyata, karena setiap proyeksi diambil pada sudut berbeda sehingga struktur bergeser secara geometris.</w:t>
       </w:r>
     </w:p>
     <w:p>
@@ -2380,23 +2099,7 @@
         <w:pStyle w:val="Isi"/>
       </w:pPr>
       <w:r>
-        <w:t>Perkembangan bidang ini selama satu dasawarsa terakhir dirangkum secara menyeluruh oleh Kye dkk. (2026), yang mengelompokkan metode interpolasi frame menjadi dua paradigma: interpolasi pada titik tengah tetap dan interpolasi pada posisi waktu sembarang. Penelitian ini memakai paradigma pertama pada tahap inferensi, dan paradigma kedua pada tahap penyempurnaan model.</w:t>
-      </w:r>
-    </w:p>
-    <w:p>
-      <w:pPr>
-        <w:pStyle w:val="Isi"/>
-      </w:pPr>
-      <w:r>
-        <w:t>Pendekatan ini murah namun menghasilkan citra kabur ketika terdapat perpindahan struktur antara kedua citra batas, karena setiap piksel dicampur tanpa memperhatikan ke mana struktur pada posisi tersebut berpindah. Pada barisan proyeksi tomografi, perpindahan tersebut nyata: setiap proyeksi diambil pada sudut yang berbeda, sehingga struktur bergeser secara geometris.</w:t>
-      </w:r>
-    </w:p>
-    <w:p>
-      <w:pPr>
-        <w:pStyle w:val="Isi"/>
-      </w:pPr>
-      <w:r>
-        <w:t xml:space="preserve">Pendekatan berbasis pembelajaran mendalam mengganti rumus tetap tersebut dengan sebuah fungsi terlatih </w:t>
+        <w:t xml:space="preserve">Pendekatan berbasis pembelajaran mendalam menggantinya dengan fungsi terlatih </w:t>
       </w:r>
       <w:r>
         <w:rPr>
@@ -2412,6 +2115,7 @@
     <w:p>
       <w:pPr>
         <w:pStyle w:val="Kode"/>
+        <w:spacing w:before="120" w:after="120"/>
       </w:pPr>
       <w:r>
         <w:t>Î_t = G(I₀, I₂, t ; θ)</w:t>
@@ -2432,7 +2136,7 @@
         <w:t>θ</w:t>
       </w:r>
       <w:r>
-        <w:t xml:space="preserve"> adalah parameter model yang dipelajari dari data.</w:t>
+        <w:t xml:space="preserve"> parameter yang dipelajari dari data. Kye dkk. (2026) merangkum perkembangan bidang ini dan mengelompokkannya menjadi dua paradigma, yaitu interpolasi pada titik tengah tetap dan pada posisi waktu sembarang. Penelitian ini memakai paradigma pertama pada tahap inferensi dan paradigma kedua pada tahap penyempurnaan model.</w:t>
       </w:r>
     </w:p>
     <w:p>
@@ -2448,25 +2152,7 @@
         <w:pStyle w:val="Isi"/>
       </w:pPr>
       <w:r>
-        <w:t>U-Net adalah arsitektur jaringan konvolusi berbentuk huruf U yang terdiri atas jalur penyusutan (</w:t>
-      </w:r>
-      <w:r>
-        <w:rPr>
-          <w:i/>
-        </w:rPr>
-        <w:t>encoder</w:t>
-      </w:r>
-      <w:r>
-        <w:t>) dan jalur pemulihan (</w:t>
-      </w:r>
-      <w:r>
-        <w:rPr>
-          <w:i/>
-        </w:rPr>
-        <w:t>decoder</w:t>
-      </w:r>
-      <w:r>
-        <w:t>) yang simetris (Ronneberger, Fischer, &amp; Brox, 2015). Jalur penyusutan menurunkan resolusi spasial secara bertahap sambil menaikkan jumlah kanal ciri, sehingga jaringan menangkap konteks yang semakin luas. Jalur pemulihan mengembalikan resolusi secara bertahap hingga kembali ke ukuran masukan.</w:t>
+        <w:t>U-Net adalah jaringan konvolusi berbentuk huruf U yang terdiri atas jalur penyusutan dan jalur pemulihan yang simetris (Ronneberger, Fischer, &amp; Brox, 2015). Jalur penyusutan menurunkan resolusi sambil menaikkan jumlah kanal ciri sehingga jaringan menangkap konteks yang semakin luas, dan jalur pemulihan mengembalikannya ke ukuran masukan.</w:t>
       </w:r>
     </w:p>
     <w:p>
@@ -2474,7 +2160,7 @@
         <w:pStyle w:val="Isi"/>
       </w:pPr>
       <w:r>
-        <w:t xml:space="preserve">Unsur yang menentukan pada arsitektur ini adalah </w:t>
+        <w:t xml:space="preserve">Unsur yang menentukan adalah </w:t>
       </w:r>
       <w:r>
         <w:rPr>
@@ -2483,40 +2169,23 @@
         <w:t>sambungan lompat</w:t>
       </w:r>
       <w:r>
-        <w:t xml:space="preserve"> (</w:t>
-      </w:r>
-      <w:r>
-        <w:rPr>
-          <w:i/>
-        </w:rPr>
-        <w:t>skip connection</w:t>
-      </w:r>
-      <w:r>
-        <w:t>), yaitu penyaluran peta ciri dari setiap tingkat jalur penyusutan langsung ke tingkat yang bersesuaian pada jalur pemulihan. Tanpa sambungan tersebut, detail spasial halus yang hilang selama penyusutan tidak dapat dipulihkan, dan keluaran menjadi kabur. Sifat inilah yang membuat U-Net sesuai untuk tugas yang keluarannya harus setajam masukannya, termasuk interpolasi frame.</w:t>
+        <w:t>, yaitu penyaluran peta ciri dari setiap tingkat jalur penyusutan langsung ke tingkat yang bersesuaian pada jalur pemulihan. Tanpanya, detail spasial halus yang hilang selama penyusutan tidak dapat dipulihkan dan keluaran menjadi kabur. Sifat itulah yang membuat U-Net sesuai bagi tugas yang keluarannya harus setajam masukannya, termasuk interpolasi frame. Arsitektur ini telah banyak diterapkan pada citra medis di Indonesia; Ermatita dan Ningsih (2025) memakainya untuk segmentasi nodul paru dan melaporkan ketelitian 94%, dengan tujuan berbeda tetapi bertumpu pada sifat yang sama.</w:t>
       </w:r>
     </w:p>
     <w:p>
       <w:pPr>
-        <w:pStyle w:val="Isi"/>
-      </w:pPr>
-      <w:r>
-        <w:t>Arsitektur ini juga telah banyak diterapkan pada citra medis di Indonesia; Ermatita dan Ningsih (2025), misalnya, memakainya untuk segmentasi nodul paru pada citra CT dan melaporkan ketelitian 94%. Tujuan penerapannya di sini berbeda, yaitu memetakan sepasang frame menjadi frame antara alih-alih memisahkan wilayah pada satu citra, tetapi keduanya bertumpu pada sifat yang sama.</w:t>
+        <w:pStyle w:val="Heading3"/>
+      </w:pPr>
+      <w:r>
+        <w:t>2.2.5 Spatio-Temporal U-Net (STU-Net)</w:t>
       </w:r>
     </w:p>
     <w:p>
       <w:pPr>
-        <w:pStyle w:val="Heading3"/>
-      </w:pPr>
-      <w:r>
-        <w:t>2.2.5 Spatio-Temporal U-Net (STU-Net)</w:t>
-      </w:r>
-    </w:p>
-    <w:p>
-      <w:pPr>
         <w:pStyle w:val="Isi"/>
       </w:pPr>
       <w:r>
-        <w:t xml:space="preserve">Spatio-Temporal U-Net adalah pengembangan U-Net yang menerima masukan bersumbu waktu dan sebuah skalar waktu sebagai pengondisi. Masukan model berupa tumpukan dua frame batas beserta skalar </w:t>
+        <w:t xml:space="preserve">Spatio-Temporal U-Net adalah pengembangan U-Net yang menerima masukan bersumbu waktu beserta sebuah skalar waktu sebagai pengondisi: tumpukan dua frame batas dan skalar </w:t>
       </w:r>
       <w:r>
         <w:rPr>
@@ -2526,15 +2195,24 @@
         <w:t>t</w:t>
       </w:r>
       <w:r>
-        <w:t>, dan keluarannya berupa satu frame antara.</w:t>
+        <w:t>, dengan keluaran satu frame antara.</w:t>
       </w:r>
     </w:p>
     <w:p>
       <w:pPr>
+        <w:pStyle w:val="Kode"/>
+        <w:spacing w:before="120" w:after="120"/>
+      </w:pPr>
+      <w:r>
+        <w:t>G : (ℝ^(2 × 1024 × 1024), ℝ) → ℝ^(1024 × 1024)</w:t>
+      </w:r>
+    </w:p>
+    <w:p>
+      <w:pPr>
         <w:pStyle w:val="Isi"/>
       </w:pPr>
       <w:r>
-        <w:t xml:space="preserve">Model yang dipakai pada penelitian ini merupakan hasil kolaborasi dengan BRIN sebagai bagian dari jalur riset pencitraan neutron yang sedang berjalan di sana. Berkas bobotnya menyimpan nama arsitektur </w:t>
+        <w:t xml:space="preserve">Model yang dipakai merupakan hasil kolaborasi dengan BRIN sebagai bagian dari jalur riset pencitraan neutron di sana, dan berkas bobotnya menyimpan nama arsitektur </w:t>
       </w:r>
       <w:r>
         <w:rPr>
@@ -2543,24 +2221,7 @@
         <w:t>`STUNet_2to1_TimeCond`</w:t>
       </w:r>
       <w:r>
-        <w:t xml:space="preserve">, yang berarti </w:t>
-      </w:r>
-      <w:r>
-        <w:rPr>
-          <w:i/>
-        </w:rPr>
-        <w:t>Spatio-Temporal U-Net, dua frame menjadi satu, berpengondisian waktu</w:t>
-      </w:r>
-      <w:r>
-        <w:t>.</w:t>
-      </w:r>
-    </w:p>
-    <w:p>
-      <w:pPr>
-        <w:pStyle w:val="Isi"/>
-      </w:pPr>
-      <w:r>
-        <w:t xml:space="preserve">Pembagian pekerjaannya dinyatakan terbuka agar dapat ditelusuri. Arsitektur dan bobot dasar berasal dari jalur riset bersama tersebut. Yang dikerjakan pada skripsi ini adalah </w:t>
+        <w:t xml:space="preserve">. Pembagian pekerjaannya dinyatakan terbuka: arsitektur dan bobot dasar berasal dari jalur riset bersama tersebut, sedangkan yang dikerjakan pada skripsi ini adalah </w:t>
       </w:r>
       <w:r>
         <w:rPr>
@@ -2578,8 +2239,13 @@
         <w:t>mengukur perilakunya terhadap arsip proyeksi yang sebenarnya</w:t>
       </w:r>
       <w:r>
-        <w:t xml:space="preserve">, dan </w:t>
-      </w:r>
+        <w:t>, dan</w:t>
+      </w:r>
+    </w:p>
+    <w:p>
+      <w:pPr>
+        <w:pStyle w:val="Isi"/>
+      </w:pPr>
       <w:r>
         <w:rPr>
           <w:b/>
@@ -2587,15 +2253,7 @@
         <w:t>mendokumentasikan batas keberlakuannya</w:t>
       </w:r>
       <w:r>
-        <w:t xml:space="preserve"> sebagai dasar pengembangan berikutnya.</w:t>
-      </w:r>
-    </w:p>
-    <w:p>
-      <w:pPr>
-        <w:pStyle w:val="Kode"/>
-      </w:pPr>
-      <w:r>
-        <w:t>G : (ℝ^(2 × 1024 × 1024), ℝ) → ℝ^(1024 × 1024)</w:t>
+        <w:t>.</w:t>
       </w:r>
     </w:p>
     <w:p>
@@ -2638,7 +2296,7 @@
         <w:pStyle w:val="Isi"/>
       </w:pPr>
       <w:r>
-        <w:t xml:space="preserve">Perbedaan STU-Net terhadap U-Net baku terletak pada satu layer kustom, </w:t>
+        <w:t xml:space="preserve">Perbedaannya terhadap U-Net baku terletak pada satu layer kustom, </w:t>
       </w:r>
       <w:r>
         <w:rPr>
@@ -2648,7 +2306,7 @@
         <w:t>SkipFusion</w:t>
       </w:r>
       <w:r>
-        <w:t>, yang disisipkan pada setiap sambungan lompat. Layer inilah yang meruntuhkan sumbu waktu sebelum ciri dari jalur encoder disalurkan ke jalur pemulihan, dan di dalamnya terdapat dua operasi reduksi waktu yang bekerja berdampingan sebagaimana disajikan pada Tabel 2.2.</w:t>
+        <w:t>, yang disisipkan pada setiap sambungan lompat dan meruntuhkan sumbu waktu sebelum ciri encoder disalurkan ke jalur pemulihan.</w:t>
       </w:r>
     </w:p>
     <w:p>
@@ -2673,6 +2331,12 @@
           <w:insideH w:val="single" w:sz="4" w:color="000000"/>
           <w:insideV w:val="single" w:sz="4" w:color="000000"/>
         </w:tblBorders>
+        <w:tblCellMar>
+          <w:top w:w="0" w:type="dxa"/>
+          <w:left w:w="60" w:type="dxa"/>
+          <w:bottom w:w="0" w:type="dxa"/>
+          <w:right w:w="60" w:type="dxa"/>
+        </w:tblCellMar>
       </w:tblPr>
       <w:tblGrid>
         <w:gridCol w:w="2646"/>
@@ -2879,7 +2543,7 @@
         <w:t>‖</w:t>
       </w:r>
       <w:r>
-        <w:t xml:space="preserve"> menyatakan penggabungan pada sumbu kanal, dan </w:t>
+        <w:t xml:space="preserve"> menyatakan penggabungan pada sumbu kanal dan </w:t>
       </w:r>
       <w:r>
         <w:rPr>
@@ -2889,32 +2553,7 @@
         <w:t>∗₁ₓ₁</w:t>
       </w:r>
       <w:r>
-        <w:t xml:space="preserve"> menyatakan konvolusi berkernel 1 × 1. Karena kedua reduksi digabungkan lebih dahulu, kedalaman masukan konvolusi tersebut selalu dua kali kedalaman keluarannya, dan hal itu dapat diperiksa langsung pada berkas bobot: keempat instans </w:t>
-      </w:r>
-      <w:r>
-        <w:rPr>
-          <w:rFonts w:ascii="Consolas" w:hAnsi="Consolas" w:eastAsia="Consolas"/>
-          <w:sz w:val="22"/>
-        </w:rPr>
-        <w:t>SkipFusion</w:t>
-      </w:r>
-      <w:r>
-        <w:t xml:space="preserve"> menyimpan kernel berbentuk (1, 1, 512, 256), (1, 1, 256, 128), (1, 1, 128, 64) dan (1, 1, 64, 32), yakni 256, 128, 64 dan 32 filter pada tingkat encoder yang semakin dangkal, bukan satu nilai tetap.</w:t>
-      </w:r>
-    </w:p>
-    <w:p>
-      <w:pPr>
-        <w:pStyle w:val="Isi"/>
-      </w:pPr>
-      <w:r>
-        <w:rPr>
-          <w:rFonts w:ascii="Consolas" w:hAnsi="Consolas" w:eastAsia="Consolas"/>
-          <w:sz w:val="22"/>
-        </w:rPr>
-        <w:t>SkipFusion</w:t>
-      </w:r>
-      <w:r>
-        <w:t xml:space="preserve"> harus didefinisikan identik pada saat pemuatan bobot, karena berkas bobot menyimpan namanya sebagai </w:t>
+        <w:t xml:space="preserve"> konvolusi berkernel 1 × 1. Karena kedua reduksi digabungkan lebih dahulu, kedalaman masukan konvolusi itu selalu dua kali kedalaman keluarannya, dan hal itu terbaca pada berkas bobot: keempat instansnya menyimpan kernel (1, 1, 512, 256), (1, 1, 256, 128), (1, 1, 128, 64) dan (1, 1, 64, 32). Layer itu harus didefinisikan identik saat pemuatan, sebab berkas bobot menyimpan namanya sebagai </w:t>
       </w:r>
       <w:r>
         <w:rPr>
@@ -2924,27 +2563,7 @@
         <w:t>Custom&gt;SkipFusion</w:t>
       </w:r>
       <w:r>
-        <w:t xml:space="preserve"> dan sebuah definisi ulang yang berbeda akan menghasilkan model yang berbeda pula. Skrip pemuat pada penelitian ini turut mendaftarkan dua layer lain, </w:t>
-      </w:r>
-      <w:r>
-        <w:rPr>
-          <w:rFonts w:ascii="Consolas" w:hAnsi="Consolas" w:eastAsia="Consolas"/>
-          <w:sz w:val="22"/>
-        </w:rPr>
-        <w:t>TimeMean</w:t>
-      </w:r>
-      <w:r>
-        <w:t xml:space="preserve"> dan </w:t>
-      </w:r>
-      <w:r>
-        <w:rPr>
-          <w:rFonts w:ascii="Consolas" w:hAnsi="Consolas" w:eastAsia="Consolas"/>
-          <w:sz w:val="22"/>
-        </w:rPr>
-        <w:t>TimeLast</w:t>
-      </w:r>
-      <w:r>
-        <w:t>, yang mewujudkan kedua reduksi di atas sebagai layer tersendiri. Keduanya tidak terpakai pada berkas bobot yang digunakan, sebab pemeriksaan langsung tidak menemukan satu pun di antara ke-31 lapisannya, dan tetap didaftarkan agar bobot dari varian arsitektur terdahulu masih dapat dimuat oleh skrip yang sama.</w:t>
+        <w:t>.</w:t>
       </w:r>
     </w:p>
     <w:p>
@@ -2958,8 +2577,13 @@
         <w:t>Susunan lapisan.</w:t>
       </w:r>
       <w:r>
-        <w:t xml:space="preserve"> Pemeriksaan langsung terhadap berkas bobot menunjukkan model terdiri atas </w:t>
-      </w:r>
+        <w:t xml:space="preserve"> Pemeriksaan langsung menunjukkan model terdiri atas</w:t>
+      </w:r>
+    </w:p>
+    <w:p>
+      <w:pPr>
+        <w:pStyle w:val="Isi"/>
+      </w:pPr>
       <w:r>
         <w:rPr>
           <w:b/>
@@ -2976,7 +2600,7 @@
         <w:t>21.921.601 parameter</w:t>
       </w:r>
       <w:r>
-        <w:t>, disimpan dalam presisi 32 bit sehingga berkasnya berukuran 87.796.792 byte. Susunannya disajikan pada Tabel 2.3.</w:t>
+        <w:t>, berukuran 87.796.792 byte.</w:t>
       </w:r>
     </w:p>
     <w:p>
@@ -3001,6 +2625,12 @@
           <w:insideH w:val="single" w:sz="4" w:color="000000"/>
           <w:insideV w:val="single" w:sz="4" w:color="000000"/>
         </w:tblBorders>
+        <w:tblCellMar>
+          <w:top w:w="0" w:type="dxa"/>
+          <w:left w:w="60" w:type="dxa"/>
+          <w:bottom w:w="0" w:type="dxa"/>
+          <w:right w:w="60" w:type="dxa"/>
+        </w:tblCellMar>
       </w:tblPr>
       <w:tblGrid>
         <w:gridCol w:w="1984"/>
@@ -4303,21 +3933,16 @@
         <w:pStyle w:val="Isi"/>
       </w:pPr>
       <w:r>
-        <w:t>Tiga hal pada susunan tersebut menentukan sifat model ini.</w:t>
-      </w:r>
-    </w:p>
-    <w:p>
-      <w:pPr>
-        <w:pStyle w:val="Isi"/>
-      </w:pPr>
+        <w:t xml:space="preserve">Tiga hal pada susunan itu menentukan sifat model. </w:t>
+      </w:r>
       <w:r>
         <w:rPr>
           <w:b/>
         </w:rPr>
-        <w:t>Pertama, lapisan `ConvLSTM2D` adalah unsur "spatio-temporal" yang sebenarnya.</w:t>
-      </w:r>
-      <w:r>
-        <w:t xml:space="preserve"> Lapisan konvolusi biasa memperlakukan kedua frame batas sebagai dua kanal yang berdiri sendiri, sedangkan </w:t>
+        <w:t>Pertama</w:t>
+      </w:r>
+      <w:r>
+        <w:t xml:space="preserve">, ketiga </w:t>
       </w:r>
       <w:r>
         <w:rPr>
@@ -4327,27 +3952,16 @@
         <w:t>ConvLSTM2D</w:t>
       </w:r>
       <w:r>
-        <w:t xml:space="preserve"> memprosesnya sebagai barisan sehingga hubungan antarframe ikut dipelajari, bukan disimpulkan dari penjajaran kanal. Dua lapisan pertama mengembalikan seluruh barisan (</w:t>
+        <w:t xml:space="preserve"> adalah unsur </w:t>
       </w:r>
       <w:r>
         <w:rPr>
-          <w:rFonts w:ascii="Consolas" w:hAnsi="Consolas" w:eastAsia="Consolas"/>
-          <w:sz w:val="22"/>
+          <w:i/>
         </w:rPr>
-        <w:t>return_sequences=True</w:t>
-      </w:r>
-      <w:r>
-        <w:t xml:space="preserve">) agar sumbu waktu tetap tersedia bagi </w:t>
-      </w:r>
-      <w:r>
-        <w:rPr>
-          <w:rFonts w:ascii="Consolas" w:hAnsi="Consolas" w:eastAsia="Consolas"/>
-          <w:sz w:val="22"/>
-        </w:rPr>
-        <w:t>SkipFusion</w:t>
-      </w:r>
-      <w:r>
-        <w:t xml:space="preserve"> pada jalur lompatan, sedangkan lapisan ketiga pada bagian tersempit meleburnya menjadi satu peta ciri.</w:t>
+        <w:t>spatio-temporal</w:t>
+      </w:r>
+      <w:r>
+        <w:t xml:space="preserve"> yang sebenarnya: ia memproses kedua frame sebagai barisan sehingga hubungan antarframe ikut dipelajari, dan lapisan ketiga pada bagian tersempit meleburnya menjadi satu peta ciri.</w:t>
       </w:r>
     </w:p>
     <w:p>
@@ -4358,10 +3972,10 @@
         <w:rPr>
           <w:b/>
         </w:rPr>
-        <w:t>Kedua, pengondisian waktu disisipkan pada lapisan tersempit.</w:t>
-      </w:r>
-      <w:r>
-        <w:t xml:space="preserve"> Skalar </w:t>
+        <w:t>Kedua</w:t>
+      </w:r>
+      <w:r>
+        <w:t xml:space="preserve">, pengondisian waktu disisipkan pada lapisan tersempit — skalar </w:t>
       </w:r>
       <w:r>
         <w:rPr>
@@ -4371,7 +3985,7 @@
         <w:t>t</w:t>
       </w:r>
       <w:r>
-        <w:t xml:space="preserve"> tidak dimasukkan bersama citra, melainkan diperluas oleh lapisan </w:t>
+        <w:t xml:space="preserve"> diperluas </w:t>
       </w:r>
       <w:r>
         <w:rPr>
@@ -4381,21 +3995,26 @@
         <w:t>Dense</w:t>
       </w:r>
       <w:r>
-        <w:t xml:space="preserve"> menjadi 4096 nilai, dibentuk ulang menjadi peta 64 × 64, lalu digabungkan dengan peta ciri pada bagian tersempit. Dengan begitu posisi waktu memengaruhi seluruh jalur pemulihan, bukan hanya satu lapisan.</w:t>
-      </w:r>
-    </w:p>
-    <w:p>
-      <w:pPr>
-        <w:pStyle w:val="Isi"/>
-      </w:pPr>
+        <w:t xml:space="preserve"> menjadi 4096 nilai, dibentuk ulang menjadi peta 64 × 64, lalu digabungkan di sana, sehingga posisi waktu memengaruhi seluruh jalur pemulihan. </w:t>
+      </w:r>
       <w:r>
         <w:rPr>
           <w:b/>
         </w:rPr>
-        <w:t>Ketiga, aktivasi keluarannya `tanh`.</w:t>
-      </w:r>
-      <w:r>
-        <w:t xml:space="preserve"> Inilah alasan model bekerja pada rentang </w:t>
+        <w:t>Ketiga</w:t>
+      </w:r>
+      <w:r>
+        <w:t xml:space="preserve">, aktivasi keluarannya </w:t>
+      </w:r>
+      <w:r>
+        <w:rPr>
+          <w:rFonts w:ascii="Consolas" w:hAnsi="Consolas" w:eastAsia="Consolas"/>
+          <w:sz w:val="22"/>
+        </w:rPr>
+        <w:t>tanh</w:t>
+      </w:r>
+      <w:r>
+        <w:t xml:space="preserve">, dan itulah sebabnya model bekerja pada rentang </w:t>
       </w:r>
       <w:r>
         <w:rPr>
@@ -4405,7 +4024,44 @@
         <w:t>[−1, 1]</w:t>
       </w:r>
       <w:r>
-        <w:t>, dan alasan mengapa normalisasi masukan maupun pengembalian keluaran harus mengikuti rentang tersebut. Ketentuan ini bukan konvensi yang dapat diubah sesuka hati, melainkan konsekuensi arsitektur.</w:t>
+        <w:t xml:space="preserve"> sehingga normalisasi masukan wajib mengikuti rentang tersebut.</w:t>
+      </w:r>
+    </w:p>
+    <w:p>
+      <w:pPr>
+        <w:pStyle w:val="Kode"/>
+        <w:spacing w:before="120" w:after="120"/>
+      </w:pPr>
+      <w:r>
+        <w:t>x' = 2 · (x − x_min) / (x_max − x_min) − 1</w:t>
+      </w:r>
+    </w:p>
+    <w:p>
+      <w:pPr>
+        <w:pStyle w:val="Isi"/>
+      </w:pPr>
+      <w:r>
+        <w:t xml:space="preserve">dengan </w:t>
+      </w:r>
+      <w:r>
+        <w:rPr>
+          <w:rFonts w:ascii="Consolas" w:hAnsi="Consolas" w:eastAsia="Consolas"/>
+          <w:sz w:val="22"/>
+        </w:rPr>
+        <w:t>x_min = 0</w:t>
+      </w:r>
+      <w:r>
+        <w:t xml:space="preserve"> dan </w:t>
+      </w:r>
+      <w:r>
+        <w:rPr>
+          <w:rFonts w:ascii="Consolas" w:hAnsi="Consolas" w:eastAsia="Consolas"/>
+          <w:sz w:val="22"/>
+        </w:rPr>
+        <w:t>x_max = 65535</w:t>
+      </w:r>
+      <w:r>
+        <w:t xml:space="preserve"> sebagai konstanta global, bukan nilai per citra. Normalisasi per citra akan membuat keabuan yang sama pada dua frame berbeda dipetakan berbeda, sehingga model kehilangan acuan intensitas absolut yang bermakna secara fisika pada citra atenuasi.</w:t>
       </w:r>
     </w:p>
     <w:p>
@@ -4416,10 +4072,412 @@
         <w:rPr>
           <w:b/>
         </w:rPr>
-        <w:t>Normalisasi masukan.</w:t>
-      </w:r>
-      <w:r>
-        <w:t xml:space="preserve"> Nilai piksel 16-bit dipetakan ke rentang </w:t>
+        <w:t>Pembentukan sampel pelatihan.</w:t>
+      </w:r>
+      <w:r>
+        <w:t xml:space="preserve"> Setiap contoh disusun dari tiga frame nyata: model diberi frame ke-</w:t>
+      </w:r>
+      <w:r>
+        <w:rPr>
+          <w:rFonts w:ascii="Consolas" w:hAnsi="Consolas" w:eastAsia="Consolas"/>
+          <w:sz w:val="22"/>
+        </w:rPr>
+        <w:t>i</w:t>
+      </w:r>
+      <w:r>
+        <w:t xml:space="preserve"> dan ke-</w:t>
+      </w:r>
+      <w:r>
+        <w:rPr>
+          <w:rFonts w:ascii="Consolas" w:hAnsi="Consolas" w:eastAsia="Consolas"/>
+          <w:sz w:val="22"/>
+        </w:rPr>
+        <w:t>i+g</w:t>
+      </w:r>
+      <w:r>
+        <w:t xml:space="preserve">, diberi tahu </w:t>
+      </w:r>
+      <w:r>
+        <w:rPr>
+          <w:rFonts w:ascii="Consolas" w:hAnsi="Consolas" w:eastAsia="Consolas"/>
+          <w:sz w:val="22"/>
+        </w:rPr>
+        <w:t>t = m/g</w:t>
+      </w:r>
+      <w:r>
+        <w:t>, lalu dituntut menghasilkan frame ke-</w:t>
+      </w:r>
+      <w:r>
+        <w:rPr>
+          <w:rFonts w:ascii="Consolas" w:hAnsi="Consolas" w:eastAsia="Consolas"/>
+          <w:sz w:val="22"/>
+        </w:rPr>
+        <w:t>i+m</w:t>
+      </w:r>
+      <w:r>
+        <w:t>.</w:t>
+      </w:r>
+    </w:p>
+    <w:p>
+      <w:pPr>
+        <w:pStyle w:val="Kode"/>
+        <w:spacing w:before="120"/>
+      </w:pPr>
+      <w:r>
+        <w:t>untuk g = 2 .. G_max</w:t>
+      </w:r>
+    </w:p>
+    <w:p>
+      <w:pPr>
+        <w:pStyle w:val="Kode"/>
+      </w:pPr>
+      <w:r>
+        <w:t>untuk i = 0 .. (N − g − 1)</w:t>
+      </w:r>
+    </w:p>
+    <w:p>
+      <w:pPr>
+        <w:pStyle w:val="Kode"/>
+      </w:pPr>
+      <w:r>
+        <w:t>untuk m = 1 .. (g − 1)</w:t>
+      </w:r>
+    </w:p>
+    <w:p>
+      <w:pPr>
+        <w:pStyle w:val="Kode"/>
+      </w:pPr>
+      <w:r>
+        <w:t>t = m / g</w:t>
+      </w:r>
+    </w:p>
+    <w:p>
+      <w:pPr>
+        <w:pStyle w:val="Kode"/>
+        <w:spacing w:after="120"/>
+      </w:pPr>
+      <w:r>
+        <w:t>sampel ← (I_i, I_{i+m}, I_{i+g}, t)</w:t>
+      </w:r>
+    </w:p>
+    <w:p>
+      <w:pPr>
+        <w:pStyle w:val="Isi"/>
+      </w:pPr>
+      <w:r>
+        <w:t xml:space="preserve">Karena frame sasaran adalah hasil pindai yang sebenarnya, kebenaran acuan tersedia tanpa pelabelan manual. Terdapat dua ragam: pada ragam </w:t>
+      </w:r>
+      <w:r>
+        <w:rPr>
+          <w:b/>
+        </w:rPr>
+        <w:t>titik tengah saja</w:t>
+      </w:r>
+      <w:r>
+        <w:t xml:space="preserve"> hanya </w:t>
+      </w:r>
+      <w:r>
+        <w:rPr>
+          <w:rFonts w:ascii="Consolas" w:hAnsi="Consolas" w:eastAsia="Consolas"/>
+          <w:sz w:val="22"/>
+        </w:rPr>
+        <w:t>t = 0,5</w:t>
+      </w:r>
+      <w:r>
+        <w:t xml:space="preserve"> yang diambil, dan distribusi inilah dasar bobot awal sekaligus alasan sistem harus berinterpolasi secara rekursif; pada ragam</w:t>
+      </w:r>
+    </w:p>
+    <w:p>
+      <w:pPr>
+        <w:pStyle w:val="Isi"/>
+      </w:pPr>
+      <w:r>
+        <w:rPr>
+          <w:b/>
+        </w:rPr>
+        <w:t>`t` seimbang</w:t>
+      </w:r>
+      <w:r>
+        <w:t xml:space="preserve"> seluruh nilai </w:t>
+      </w:r>
+      <w:r>
+        <w:rPr>
+          <w:rFonts w:ascii="Consolas" w:hAnsi="Consolas" w:eastAsia="Consolas"/>
+          <w:sz w:val="22"/>
+        </w:rPr>
+        <w:t>t = m/g</w:t>
+      </w:r>
+      <w:r>
+        <w:t xml:space="preserve"> diambil, dan ragam kedua itulah tujuan penyempurnaan model.</w:t>
+      </w:r>
+    </w:p>
+    <w:p>
+      <w:pPr>
+        <w:pStyle w:val="Heading3"/>
+      </w:pPr>
+      <w:r>
+        <w:t>2.2.6 Fungsi Kerugian dan Optimasi</w:t>
+      </w:r>
+    </w:p>
+    <w:p>
+      <w:pPr>
+        <w:pStyle w:val="Isi"/>
+      </w:pPr>
+      <w:r>
+        <w:t>Fungsi kerugiannya galat absolut rerata (L1) antara keluaran dan frame acuan.</w:t>
+      </w:r>
+    </w:p>
+    <w:p>
+      <w:pPr>
+        <w:pStyle w:val="Kode"/>
+        <w:spacing w:before="120" w:after="120"/>
+      </w:pPr>
+      <w:r>
+        <w:t>L(θ) = (1/N) Σ_{p=1..N} | G(I₀, I₂, t ; θ)_p − y_p |</w:t>
+      </w:r>
+    </w:p>
+    <w:p>
+      <w:pPr>
+        <w:pStyle w:val="Isi"/>
+      </w:pPr>
+      <w:r>
+        <w:t>L1 dipilih dan bukan L2 karena L1 kurang menghukum galat besar yang jarang terjadi sehingga keluarannya lebih tajam, sedangkan L2 mendorong model merata-ratakan kemungkinan dan menghasilkan citra kabur (Isola dkk., 2017). Pembaruan parameter memakai Adam (Kingma &amp; Ba, 2015), yang memelihara rerata bergerak momen pertama dan kedua dari gradien.</w:t>
+      </w:r>
+    </w:p>
+    <w:p>
+      <w:pPr>
+        <w:pStyle w:val="Kode"/>
+        <w:spacing w:before="120"/>
+      </w:pPr>
+      <w:r>
+        <w:t>m_t = β₁ · m_{t−1} + (1 − β₁) · g_t</w:t>
+      </w:r>
+    </w:p>
+    <w:p>
+      <w:pPr>
+        <w:pStyle w:val="Kode"/>
+      </w:pPr>
+      <w:r>
+        <w:t>v_t = β₂ · v_{t−1} + (1 − β₂) · g_t²</w:t>
+      </w:r>
+    </w:p>
+    <w:p>
+      <w:pPr>
+        <w:pStyle w:val="Kode"/>
+      </w:pPr>
+      <w:r/>
+    </w:p>
+    <w:p>
+      <w:pPr>
+        <w:pStyle w:val="Kode"/>
+      </w:pPr>
+      <w:r>
+        <w:t>m̂_t = m_t / (1 − β₁^t)</w:t>
+      </w:r>
+    </w:p>
+    <w:p>
+      <w:pPr>
+        <w:pStyle w:val="Kode"/>
+      </w:pPr>
+      <w:r>
+        <w:t>v̂_t = v_t / (1 − β₂^t)</w:t>
+      </w:r>
+    </w:p>
+    <w:p>
+      <w:pPr>
+        <w:pStyle w:val="Kode"/>
+      </w:pPr>
+      <w:r/>
+    </w:p>
+    <w:p>
+      <w:pPr>
+        <w:pStyle w:val="Kode"/>
+        <w:spacing w:after="120"/>
+      </w:pPr>
+      <w:r>
+        <w:t>θ_t = θ_{t−1} − α · m̂_t / (√v̂_t + ε)</w:t>
+      </w:r>
+    </w:p>
+    <w:p>
+      <w:pPr>
+        <w:pStyle w:val="Isi"/>
+      </w:pPr>
+      <w:r>
+        <w:t xml:space="preserve">Nilai </w:t>
+      </w:r>
+      <w:r>
+        <w:rPr>
+          <w:rFonts w:ascii="Consolas" w:hAnsi="Consolas" w:eastAsia="Consolas"/>
+          <w:sz w:val="22"/>
+        </w:rPr>
+        <w:t>β₁</w:t>
+      </w:r>
+      <w:r>
+        <w:t xml:space="preserve"> yang dipakai 0,5 mengikuti konvensi keluarga model pembangkit citra, sedangkan </w:t>
+      </w:r>
+      <w:r>
+        <w:rPr>
+          <w:rFonts w:ascii="Consolas" w:hAnsi="Consolas" w:eastAsia="Consolas"/>
+          <w:sz w:val="22"/>
+        </w:rPr>
+        <w:t>β₂</w:t>
+      </w:r>
+      <w:r>
+        <w:t xml:space="preserve"> dan </w:t>
+      </w:r>
+      <w:r>
+        <w:rPr>
+          <w:rFonts w:ascii="Consolas" w:hAnsi="Consolas" w:eastAsia="Consolas"/>
+          <w:sz w:val="22"/>
+        </w:rPr>
+        <w:t>ε</w:t>
+      </w:r>
+      <w:r>
+        <w:t xml:space="preserve"> memakai nilai bawaan. Laju pembelajaran </w:t>
+      </w:r>
+      <w:r>
+        <w:rPr>
+          <w:rFonts w:ascii="Consolas" w:hAnsi="Consolas" w:eastAsia="Consolas"/>
+          <w:sz w:val="22"/>
+        </w:rPr>
+        <w:t>α</w:t>
+      </w:r>
+      <w:r>
+        <w:t xml:space="preserve"> dapat diatur pada setiap sesi.</w:t>
+      </w:r>
+    </w:p>
+    <w:p>
+      <w:pPr>
+        <w:pStyle w:val="Heading3"/>
+      </w:pPr>
+      <w:r>
+        <w:t>2.2.7 Metrik Evaluasi Kualitas Citra</w:t>
+      </w:r>
+    </w:p>
+    <w:p>
+      <w:pPr>
+        <w:pStyle w:val="Isi"/>
+      </w:pPr>
+      <w:r>
+        <w:t xml:space="preserve">Empat metrik dipakai untuk menilai frame hasil terhadap frame acuan. </w:t>
+      </w:r>
+      <w:r>
+        <w:rPr>
+          <w:b/>
+        </w:rPr>
+        <w:t>MAE</w:t>
+      </w:r>
+      <w:r>
+        <w:t xml:space="preserve"> menyatakan rerata selisih mutlak per piksel dan </w:t>
+      </w:r>
+      <w:r>
+        <w:rPr>
+          <w:b/>
+        </w:rPr>
+        <w:t>RMSE</w:t>
+      </w:r>
+      <w:r>
+        <w:t xml:space="preserve"> akar rerata kuadrat selisih sehingga lebih peka terhadap galat besar.</w:t>
+      </w:r>
+    </w:p>
+    <w:p>
+      <w:pPr>
+        <w:pStyle w:val="Kode"/>
+        <w:spacing w:before="120" w:after="120"/>
+      </w:pPr>
+      <w:r>
+        <w:t>MAE = (1/N) Σ | ŷ_p − y_p |</w:t>
+      </w:r>
+    </w:p>
+    <w:p>
+      <w:pPr>
+        <w:pStyle w:val="Kode"/>
+        <w:spacing w:before="120"/>
+      </w:pPr>
+      <w:r>
+        <w:t>MSE  = (1/N) Σ ( ŷ_p − y_p )²</w:t>
+      </w:r>
+    </w:p>
+    <w:p>
+      <w:pPr>
+        <w:pStyle w:val="Kode"/>
+        <w:spacing w:after="120"/>
+      </w:pPr>
+      <w:r>
+        <w:t>RMSE = √MSE</w:t>
+      </w:r>
+    </w:p>
+    <w:p>
+      <w:pPr>
+        <w:pStyle w:val="Isi"/>
+      </w:pPr>
+      <w:r>
+        <w:rPr>
+          <w:b/>
+        </w:rPr>
+        <w:t>PSNR</w:t>
+      </w:r>
+      <w:r>
+        <w:t xml:space="preserve"> menyatakan nisbah daya sinyal puncak terhadap daya derau dalam desibel; nilai yang lebih tinggi menandakan kemiripan lebih besar, dan ia tidak terdefinisi ketika kedua citra identik.</w:t>
+      </w:r>
+    </w:p>
+    <w:p>
+      <w:pPr>
+        <w:pStyle w:val="Kode"/>
+        <w:spacing w:before="120" w:after="120"/>
+      </w:pPr>
+      <w:r>
+        <w:t>PSNR = 10 · log₁₀ ( MAX² / MSE )</w:t>
+      </w:r>
+    </w:p>
+    <w:p>
+      <w:pPr>
+        <w:pStyle w:val="Isi"/>
+      </w:pPr>
+      <w:r>
+        <w:rPr>
+          <w:b/>
+        </w:rPr>
+        <w:t>SSIM</w:t>
+      </w:r>
+      <w:r>
+        <w:t xml:space="preserve"> menilai kemiripan struktural dengan membandingkan luminans, kontras, dan struktur secara terpisah (Wang, Bovik, Sheikh, &amp; Simoncelli, 2004), dan berkisar antara −1 dan 1.</w:t>
+      </w:r>
+    </w:p>
+    <w:p>
+      <w:pPr>
+        <w:pStyle w:val="Kode"/>
+        <w:spacing w:before="120"/>
+      </w:pPr>
+      <w:r>
+        <w:t>SSIM(x,y) = [ (2 μ_x μ_y + C₁)(2 σ_xy + C₂) ] / [ (μ_x² + μ_y² + C₁)(σ_x² +</w:t>
+      </w:r>
+    </w:p>
+    <w:p>
+      <w:pPr>
+        <w:pStyle w:val="Kode"/>
+        <w:spacing w:after="120"/>
+      </w:pPr>
+      <w:r>
+        <w:t>σ_y² + C₂) ]</w:t>
+      </w:r>
+    </w:p>
+    <w:p>
+      <w:pPr>
+        <w:pStyle w:val="Isi"/>
+      </w:pPr>
+      <w:r>
+        <w:t xml:space="preserve">PSNR dan SSIM terdefinisi pada rentang </w:t>
+      </w:r>
+      <w:r>
+        <w:rPr>
+          <w:rFonts w:ascii="Consolas" w:hAnsi="Consolas" w:eastAsia="Consolas"/>
+          <w:sz w:val="22"/>
+        </w:rPr>
+        <w:t>[0, 1]</w:t>
+      </w:r>
+      <w:r>
+        <w:t xml:space="preserve"> sementara model bekerja pada </w:t>
       </w:r>
       <w:r>
         <w:rPr>
@@ -4429,15 +4487,16 @@
         <w:t>[−1, 1]</w:t>
       </w:r>
       <w:r>
-        <w:t xml:space="preserve"> sebelum masuk ke model:</w:t>
+        <w:t>, sehingga keluaran harus dipetakan kembali sebelum diukur.</w:t>
       </w:r>
     </w:p>
     <w:p>
       <w:pPr>
         <w:pStyle w:val="Kode"/>
-      </w:pPr>
-      <w:r>
-        <w:t>x' = 2 · (x − x_min) / (x_max − x_min) − 1</w:t>
+        <w:spacing w:before="120" w:after="120"/>
+      </w:pPr>
+      <w:r>
+        <w:t>a = (ŷ + 1) / 2 ,  b = (y + 1) / 2</w:t>
       </w:r>
     </w:p>
     <w:p>
@@ -4445,633 +4504,7 @@
         <w:pStyle w:val="Isi"/>
       </w:pPr>
       <w:r>
-        <w:t xml:space="preserve">dengan </w:t>
-      </w:r>
-      <w:r>
-        <w:rPr>
-          <w:rFonts w:ascii="Consolas" w:hAnsi="Consolas" w:eastAsia="Consolas"/>
-          <w:sz w:val="22"/>
-        </w:rPr>
-        <w:t>x_min = 0</w:t>
-      </w:r>
-      <w:r>
-        <w:t xml:space="preserve"> dan </w:t>
-      </w:r>
-      <w:r>
-        <w:rPr>
-          <w:rFonts w:ascii="Consolas" w:hAnsi="Consolas" w:eastAsia="Consolas"/>
-          <w:sz w:val="22"/>
-        </w:rPr>
-        <w:t>x_max = 65535</w:t>
-      </w:r>
-      <w:r>
-        <w:t xml:space="preserve"> sebagai konstanta global, bukan nilai per citra. Penggunaan konstanta global bersifat wajib: normalisasi per citra akan membuat nilai keabuan yang sama pada dua frame berbeda dipetakan ke nilai masukan yang berbeda, sehingga model kehilangan acuan intensitas absolut yang justru bermakna secara fisika pada citra atenuasi.</w:t>
-      </w:r>
-    </w:p>
-    <w:p>
-      <w:pPr>
-        <w:pStyle w:val="Isi"/>
-      </w:pPr>
-      <w:r>
-        <w:rPr>
-          <w:b/>
-        </w:rPr>
-        <w:t>Pembentukan sampel pelatihan.</w:t>
-      </w:r>
-      <w:r>
-        <w:t xml:space="preserve"> Setiap contoh pelatihan disusun dari tiga frame nyata pada barisan yang lengkap. Untuk sebuah jarak </w:t>
-      </w:r>
-      <w:r>
-        <w:rPr>
-          <w:rFonts w:ascii="Consolas" w:hAnsi="Consolas" w:eastAsia="Consolas"/>
-          <w:sz w:val="22"/>
-        </w:rPr>
-        <w:t>g</w:t>
-      </w:r>
-      <w:r>
-        <w:t xml:space="preserve"> dan indeks awal </w:t>
-      </w:r>
-      <w:r>
-        <w:rPr>
-          <w:rFonts w:ascii="Consolas" w:hAnsi="Consolas" w:eastAsia="Consolas"/>
-          <w:sz w:val="22"/>
-        </w:rPr>
-        <w:t>i</w:t>
-      </w:r>
-      <w:r>
-        <w:t>, model diberi frame ke-</w:t>
-      </w:r>
-      <w:r>
-        <w:rPr>
-          <w:rFonts w:ascii="Consolas" w:hAnsi="Consolas" w:eastAsia="Consolas"/>
-          <w:sz w:val="22"/>
-        </w:rPr>
-        <w:t>i</w:t>
-      </w:r>
-      <w:r>
-        <w:t xml:space="preserve"> dan ke-</w:t>
-      </w:r>
-      <w:r>
-        <w:rPr>
-          <w:rFonts w:ascii="Consolas" w:hAnsi="Consolas" w:eastAsia="Consolas"/>
-          <w:sz w:val="22"/>
-        </w:rPr>
-        <w:t>i+g</w:t>
-      </w:r>
-      <w:r>
-        <w:t xml:space="preserve">, diberi tahu posisi waktu </w:t>
-      </w:r>
-      <w:r>
-        <w:rPr>
-          <w:rFonts w:ascii="Consolas" w:hAnsi="Consolas" w:eastAsia="Consolas"/>
-          <w:sz w:val="22"/>
-        </w:rPr>
-        <w:t>t = m/g</w:t>
-      </w:r>
-      <w:r>
-        <w:t>, dan dituntut menghasilkan frame ke-</w:t>
-      </w:r>
-      <w:r>
-        <w:rPr>
-          <w:rFonts w:ascii="Consolas" w:hAnsi="Consolas" w:eastAsia="Consolas"/>
-          <w:sz w:val="22"/>
-        </w:rPr>
-        <w:t>i+m</w:t>
-      </w:r>
-      <w:r>
-        <w:t>:</w:t>
-      </w:r>
-    </w:p>
-    <w:p>
-      <w:pPr>
-        <w:pStyle w:val="Kode"/>
-      </w:pPr>
-      <w:r>
-        <w:t>untuk g = 2 .. G_max</w:t>
-      </w:r>
-    </w:p>
-    <w:p>
-      <w:pPr>
-        <w:pStyle w:val="Kode"/>
-      </w:pPr>
-      <w:r>
-        <w:t>untuk i = 0 .. (N − g − 1)</w:t>
-      </w:r>
-    </w:p>
-    <w:p>
-      <w:pPr>
-        <w:pStyle w:val="Kode"/>
-      </w:pPr>
-      <w:r>
-        <w:t>untuk m = 1 .. (g − 1)</w:t>
-      </w:r>
-    </w:p>
-    <w:p>
-      <w:pPr>
-        <w:pStyle w:val="Kode"/>
-      </w:pPr>
-      <w:r>
-        <w:t>t = m / g</w:t>
-      </w:r>
-    </w:p>
-    <w:p>
-      <w:pPr>
-        <w:pStyle w:val="Kode"/>
-      </w:pPr>
-      <w:r>
-        <w:t>sampel ← (I_i, I_{i+m}, I_{i+g}, t)</w:t>
-      </w:r>
-    </w:p>
-    <w:p>
-      <w:pPr>
-        <w:pStyle w:val="Isi"/>
-      </w:pPr>
-      <w:r>
-        <w:t xml:space="preserve">dengan </w:t>
-      </w:r>
-      <w:r>
-        <w:rPr>
-          <w:rFonts w:ascii="Consolas" w:hAnsi="Consolas" w:eastAsia="Consolas"/>
-          <w:sz w:val="22"/>
-        </w:rPr>
-        <w:t>N</w:t>
-      </w:r>
-      <w:r>
-        <w:t xml:space="preserve"> adalah jumlah frame dan </w:t>
-      </w:r>
-      <w:r>
-        <w:rPr>
-          <w:rFonts w:ascii="Consolas" w:hAnsi="Consolas" w:eastAsia="Consolas"/>
-          <w:sz w:val="22"/>
-        </w:rPr>
-        <w:t>G_max</w:t>
-      </w:r>
-      <w:r>
-        <w:t xml:space="preserve"> adalah jarak maksimum yang diizinkan. Karena frame ke-</w:t>
-      </w:r>
-      <w:r>
-        <w:rPr>
-          <w:rFonts w:ascii="Consolas" w:hAnsi="Consolas" w:eastAsia="Consolas"/>
-          <w:sz w:val="22"/>
-        </w:rPr>
-        <w:t>i+m</w:t>
-      </w:r>
-      <w:r>
-        <w:t xml:space="preserve"> adalah frame hasil pindai yang sebenarnya, kebenaran acuan tersedia tanpa pelabelan manual apa pun.</w:t>
-      </w:r>
-    </w:p>
-    <w:p>
-      <w:pPr>
-        <w:pStyle w:val="Isi"/>
-      </w:pPr>
-      <w:r>
-        <w:t xml:space="preserve">Terdapat dua ragam pembentukan sampel. Pada ragam </w:t>
-      </w:r>
-      <w:r>
-        <w:rPr>
-          <w:b/>
-        </w:rPr>
-        <w:t>titik tengah saja</w:t>
-      </w:r>
-      <w:r>
-        <w:t xml:space="preserve">, hanya sampel dengan </w:t>
-      </w:r>
-      <w:r>
-        <w:rPr>
-          <w:rFonts w:ascii="Consolas" w:hAnsi="Consolas" w:eastAsia="Consolas"/>
-          <w:sz w:val="22"/>
-        </w:rPr>
-        <w:t>t = 0,5</w:t>
-      </w:r>
-      <w:r>
-        <w:t xml:space="preserve"> yang diambil. Distribusi inilah yang menjadi dasar bobot awal, dan yang membuat sistem harus melakukan interpolasi secara rekursif. Pada ragam </w:t>
-      </w:r>
-      <w:r>
-        <w:rPr>
-          <w:b/>
-        </w:rPr>
-        <w:t>`t` seimbang</w:t>
-      </w:r>
-      <w:r>
-        <w:t xml:space="preserve">, seluruh nilai </w:t>
-      </w:r>
-      <w:r>
-        <w:rPr>
-          <w:rFonts w:ascii="Consolas" w:hAnsi="Consolas" w:eastAsia="Consolas"/>
-          <w:sz w:val="22"/>
-        </w:rPr>
-        <w:t>t = m/g</w:t>
-      </w:r>
-      <w:r>
-        <w:t xml:space="preserve"> diambil, sehingga model belajar menangani posisi waktu sembarang. Ragam kedua inilah yang menjadi tujuan penyempurnaan model pada penelitian ini.</w:t>
-      </w:r>
-    </w:p>
-    <w:p>
-      <w:pPr>
-        <w:pStyle w:val="Heading3"/>
-      </w:pPr>
-      <w:r>
-        <w:t>2.2.6 Fungsi Kerugian dan Optimasi</w:t>
-      </w:r>
-    </w:p>
-    <w:p>
-      <w:pPr>
-        <w:pStyle w:val="Isi"/>
-      </w:pPr>
-      <w:r>
-        <w:t>Fungsi kerugian yang digunakan adalah galat absolut rerata (L1) antara keluaran model dan frame acuan:</w:t>
-      </w:r>
-    </w:p>
-    <w:p>
-      <w:pPr>
-        <w:pStyle w:val="Kode"/>
-      </w:pPr>
-      <w:r>
-        <w:t>L(θ) = (1/N) Σ_{p=1..N} | G(I₀, I₂, t ; θ)_p − y_p |</w:t>
-      </w:r>
-    </w:p>
-    <w:p>
-      <w:pPr>
-        <w:pStyle w:val="Isi"/>
-      </w:pPr>
-      <w:r>
-        <w:t xml:space="preserve">dengan </w:t>
-      </w:r>
-      <w:r>
-        <w:rPr>
-          <w:rFonts w:ascii="Consolas" w:hAnsi="Consolas" w:eastAsia="Consolas"/>
-          <w:sz w:val="22"/>
-        </w:rPr>
-        <w:t>N</w:t>
-      </w:r>
-      <w:r>
-        <w:t xml:space="preserve"> adalah jumlah piksel dan </w:t>
-      </w:r>
-      <w:r>
-        <w:rPr>
-          <w:rFonts w:ascii="Consolas" w:hAnsi="Consolas" w:eastAsia="Consolas"/>
-          <w:sz w:val="22"/>
-        </w:rPr>
-        <w:t>p</w:t>
-      </w:r>
-      <w:r>
-        <w:t xml:space="preserve"> menyatakan indeks piksel. Fungsi kerugian L1 dipilih dan bukan L2 karena L1 kurang menghukum galat besar yang jarang terjadi, sehingga keluarannya cenderung lebih tajam; L2 mendorong model merata-ratakan kemungkinan dan menghasilkan citra kabur (Isola dkk., 2017).</w:t>
-      </w:r>
-    </w:p>
-    <w:p>
-      <w:pPr>
-        <w:pStyle w:val="Isi"/>
-      </w:pPr>
-      <w:r>
-        <w:t>Pembaruan parameter dilakukan dengan pengoptimal Adam (Kingma &amp; Ba, 2015). Adam memelihara rerata bergerak momen pertama dan kedua dari gradien:</w:t>
-      </w:r>
-    </w:p>
-    <w:p>
-      <w:pPr>
-        <w:pStyle w:val="Kode"/>
-      </w:pPr>
-      <w:r>
-        <w:t>m_t = β₁ · m_{t−1} + (1 − β₁) · g_t</w:t>
-      </w:r>
-    </w:p>
-    <w:p>
-      <w:pPr>
-        <w:pStyle w:val="Kode"/>
-      </w:pPr>
-      <w:r>
-        <w:t>v_t = β₂ · v_{t−1} + (1 − β₂) · g_t²</w:t>
-      </w:r>
-    </w:p>
-    <w:p>
-      <w:pPr>
-        <w:pStyle w:val="Kode"/>
-      </w:pPr>
-      <w:r/>
-    </w:p>
-    <w:p>
-      <w:pPr>
-        <w:pStyle w:val="Kode"/>
-      </w:pPr>
-      <w:r>
-        <w:t>m̂_t = m_t / (1 − β₁^t)</w:t>
-      </w:r>
-    </w:p>
-    <w:p>
-      <w:pPr>
-        <w:pStyle w:val="Kode"/>
-      </w:pPr>
-      <w:r>
-        <w:t>v̂_t = v_t / (1 − β₂^t)</w:t>
-      </w:r>
-    </w:p>
-    <w:p>
-      <w:pPr>
-        <w:pStyle w:val="Kode"/>
-      </w:pPr>
-      <w:r/>
-    </w:p>
-    <w:p>
-      <w:pPr>
-        <w:pStyle w:val="Kode"/>
-      </w:pPr>
-      <w:r>
-        <w:t>θ_t = θ_{t−1} − α · m̂_t / (√v̂_t + ε)</w:t>
-      </w:r>
-    </w:p>
-    <w:p>
-      <w:pPr>
-        <w:pStyle w:val="Isi"/>
-      </w:pPr>
-      <w:r>
-        <w:t xml:space="preserve">Nilai </w:t>
-      </w:r>
-      <w:r>
-        <w:rPr>
-          <w:rFonts w:ascii="Consolas" w:hAnsi="Consolas" w:eastAsia="Consolas"/>
-          <w:sz w:val="22"/>
-        </w:rPr>
-        <w:t>β₁</w:t>
-      </w:r>
-      <w:r>
-        <w:t xml:space="preserve"> yang digunakan pada penelitian ini adalah 0,5, mengikuti konvensi yang lazim pada keluarga model pembangkit citra, sedangkan </w:t>
-      </w:r>
-      <w:r>
-        <w:rPr>
-          <w:rFonts w:ascii="Consolas" w:hAnsi="Consolas" w:eastAsia="Consolas"/>
-          <w:sz w:val="22"/>
-        </w:rPr>
-        <w:t>β₂</w:t>
-      </w:r>
-      <w:r>
-        <w:t xml:space="preserve"> dan </w:t>
-      </w:r>
-      <w:r>
-        <w:rPr>
-          <w:rFonts w:ascii="Consolas" w:hAnsi="Consolas" w:eastAsia="Consolas"/>
-          <w:sz w:val="22"/>
-        </w:rPr>
-        <w:t>ε</w:t>
-      </w:r>
-      <w:r>
-        <w:t xml:space="preserve"> menggunakan nilai bawaan. Laju pembelajaran </w:t>
-      </w:r>
-      <w:r>
-        <w:rPr>
-          <w:rFonts w:ascii="Consolas" w:hAnsi="Consolas" w:eastAsia="Consolas"/>
-          <w:sz w:val="22"/>
-        </w:rPr>
-        <w:t>α</w:t>
-      </w:r>
-      <w:r>
-        <w:t xml:space="preserve"> merupakan hiperparameter yang dapat diatur pada setiap sesi pelatihan.</w:t>
-      </w:r>
-    </w:p>
-    <w:p>
-      <w:pPr>
-        <w:pStyle w:val="Heading3"/>
-      </w:pPr>
-      <w:r>
-        <w:t>2.2.7 Metrik Evaluasi Kualitas Citra</w:t>
-      </w:r>
-    </w:p>
-    <w:p>
-      <w:pPr>
-        <w:pStyle w:val="Isi"/>
-      </w:pPr>
-      <w:r>
-        <w:t>Empat metrik digunakan untuk menilai frame hasil interpolasi terhadap frame acuan.</w:t>
-      </w:r>
-    </w:p>
-    <w:p>
-      <w:pPr>
-        <w:pStyle w:val="Isi"/>
-      </w:pPr>
-      <w:r>
-        <w:rPr>
-          <w:b/>
-        </w:rPr>
-        <w:t>Mean Absolute Error (MAE)</w:t>
-      </w:r>
-      <w:r>
-        <w:t xml:space="preserve"> menyatakan rerata selisih mutlak per piksel:</w:t>
-      </w:r>
-    </w:p>
-    <w:p>
-      <w:pPr>
-        <w:pStyle w:val="Kode"/>
-      </w:pPr>
-      <w:r>
-        <w:t>MAE = (1/N) Σ | ŷ_p − y_p |</w:t>
-      </w:r>
-    </w:p>
-    <w:p>
-      <w:pPr>
-        <w:pStyle w:val="Isi"/>
-      </w:pPr>
-      <w:r>
-        <w:rPr>
-          <w:b/>
-        </w:rPr>
-        <w:t>Root Mean Squared Error (RMSE)</w:t>
-      </w:r>
-      <w:r>
-        <w:t xml:space="preserve"> menyatakan akar dari rerata kuadrat selisih, sehingga lebih peka terhadap galat besar:</w:t>
-      </w:r>
-    </w:p>
-    <w:p>
-      <w:pPr>
-        <w:pStyle w:val="Kode"/>
-      </w:pPr>
-      <w:r>
-        <w:t>MSE  = (1/N) Σ ( ŷ_p − y_p )²</w:t>
-      </w:r>
-    </w:p>
-    <w:p>
-      <w:pPr>
-        <w:pStyle w:val="Kode"/>
-      </w:pPr>
-      <w:r>
-        <w:t>RMSE = √MSE</w:t>
-      </w:r>
-    </w:p>
-    <w:p>
-      <w:pPr>
-        <w:pStyle w:val="Isi"/>
-      </w:pPr>
-      <w:r>
-        <w:rPr>
-          <w:b/>
-        </w:rPr>
-        <w:t>Peak Signal-to-Noise Ratio (PSNR)</w:t>
-      </w:r>
-      <w:r>
-        <w:t xml:space="preserve"> menyatakan nisbah antara daya sinyal puncak dan daya derau, dinyatakan dalam desibel:</w:t>
-      </w:r>
-    </w:p>
-    <w:p>
-      <w:pPr>
-        <w:pStyle w:val="Kode"/>
-      </w:pPr>
-      <w:r>
-        <w:t>PSNR = 10 · log₁₀ ( MAX² / MSE )</w:t>
-      </w:r>
-    </w:p>
-    <w:p>
-      <w:pPr>
-        <w:pStyle w:val="Isi"/>
-      </w:pPr>
-      <w:r>
-        <w:t xml:space="preserve">dengan </w:t>
-      </w:r>
-      <w:r>
-        <w:rPr>
-          <w:rFonts w:ascii="Consolas" w:hAnsi="Consolas" w:eastAsia="Consolas"/>
-          <w:sz w:val="22"/>
-        </w:rPr>
-        <w:t>MAX</w:t>
-      </w:r>
-      <w:r>
-        <w:t xml:space="preserve"> adalah nilai intensitas maksimum. Nilai PSNR yang lebih tinggi menandakan kemiripan yang lebih besar. Perlu diperhatikan bahwa PSNR tidak terdefinisi ketika MSE bernilai nol, yaitu ketika kedua citra identik.</w:t>
-      </w:r>
-    </w:p>
-    <w:p>
-      <w:pPr>
-        <w:pStyle w:val="Isi"/>
-      </w:pPr>
-      <w:r>
-        <w:rPr>
-          <w:b/>
-        </w:rPr>
-        <w:t>Structural Similarity Index Measure (SSIM)</w:t>
-      </w:r>
-      <w:r>
-        <w:t xml:space="preserve"> menilai kemiripan struktural dengan membandingkan luminans, kontras, dan struktur secara terpisah (Wang, Bovik, Sheikh, &amp; Simoncelli, 2004):</w:t>
-      </w:r>
-    </w:p>
-    <w:p>
-      <w:pPr>
-        <w:pStyle w:val="Kode"/>
-      </w:pPr>
-      <w:r>
-        <w:t>SSIM(x,y) = [ (2 μ_x μ_y + C₁)(2 σ_xy + C₂) ] / [ (μ_x² + μ_y² + C₁)(σ_x² +</w:t>
-      </w:r>
-    </w:p>
-    <w:p>
-      <w:pPr>
-        <w:pStyle w:val="Kode"/>
-      </w:pPr>
-      <w:r>
-        <w:t>σ_y² + C₂) ]</w:t>
-      </w:r>
-    </w:p>
-    <w:p>
-      <w:pPr>
-        <w:pStyle w:val="Isi"/>
-      </w:pPr>
-      <w:r>
-        <w:t xml:space="preserve">dengan </w:t>
-      </w:r>
-      <w:r>
-        <w:rPr>
-          <w:rFonts w:ascii="Consolas" w:hAnsi="Consolas" w:eastAsia="Consolas"/>
-          <w:sz w:val="22"/>
-        </w:rPr>
-        <w:t>μ</w:t>
-      </w:r>
-      <w:r>
-        <w:t xml:space="preserve"> menyatakan rerata, </w:t>
-      </w:r>
-      <w:r>
-        <w:rPr>
-          <w:rFonts w:ascii="Consolas" w:hAnsi="Consolas" w:eastAsia="Consolas"/>
-          <w:sz w:val="22"/>
-        </w:rPr>
-        <w:t>σ²</w:t>
-      </w:r>
-      <w:r>
-        <w:t xml:space="preserve"> menyatakan varians, </w:t>
-      </w:r>
-      <w:r>
-        <w:rPr>
-          <w:rFonts w:ascii="Consolas" w:hAnsi="Consolas" w:eastAsia="Consolas"/>
-          <w:sz w:val="22"/>
-        </w:rPr>
-        <w:t>σ_xy</w:t>
-      </w:r>
-      <w:r>
-        <w:t xml:space="preserve"> menyatakan kovarians, serta </w:t>
-      </w:r>
-      <w:r>
-        <w:rPr>
-          <w:rFonts w:ascii="Consolas" w:hAnsi="Consolas" w:eastAsia="Consolas"/>
-          <w:sz w:val="22"/>
-        </w:rPr>
-        <w:t>C₁</w:t>
-      </w:r>
-      <w:r>
-        <w:t xml:space="preserve"> dan </w:t>
-      </w:r>
-      <w:r>
-        <w:rPr>
-          <w:rFonts w:ascii="Consolas" w:hAnsi="Consolas" w:eastAsia="Consolas"/>
-          <w:sz w:val="22"/>
-        </w:rPr>
-        <w:t>C₂</w:t>
-      </w:r>
-      <w:r>
-        <w:t xml:space="preserve"> adalah konstanta penstabil. Nilai SSIM berkisar antara −1 dan 1, dengan 1 menandakan citra yang identik secara struktural.</w:t>
-      </w:r>
-    </w:p>
-    <w:p>
-      <w:pPr>
-        <w:pStyle w:val="Isi"/>
-      </w:pPr>
-      <w:r>
-        <w:t xml:space="preserve">Perlu ditegaskan bahwa PSNR dan SSIM terdefinisi pada rentang </w:t>
-      </w:r>
-      <w:r>
-        <w:rPr>
-          <w:rFonts w:ascii="Consolas" w:hAnsi="Consolas" w:eastAsia="Consolas"/>
-          <w:sz w:val="22"/>
-        </w:rPr>
-        <w:t>[0, 1]</w:t>
-      </w:r>
-      <w:r>
-        <w:t xml:space="preserve">, sementara model bekerja pada rentang </w:t>
-      </w:r>
-      <w:r>
-        <w:rPr>
-          <w:rFonts w:ascii="Consolas" w:hAnsi="Consolas" w:eastAsia="Consolas"/>
-          <w:sz w:val="22"/>
-        </w:rPr>
-        <w:t>[−1, 1]</w:t>
-      </w:r>
-      <w:r>
-        <w:t>. Oleh karena itu keluaran model harus dipetakan kembali sebelum diukur:</w:t>
-      </w:r>
-    </w:p>
-    <w:p>
-      <w:pPr>
-        <w:pStyle w:val="Kode"/>
-      </w:pPr>
-      <w:r>
-        <w:t>a = (ŷ + 1) / 2 ,  b = (y + 1) / 2</w:t>
-      </w:r>
-    </w:p>
-    <w:p>
-      <w:pPr>
-        <w:pStyle w:val="Isi"/>
-      </w:pPr>
-      <w:r>
-        <w:t>Kelalaian pada langkah pemetaan ini menghasilkan angka PSNR dan SSIM yang tampak wajar namun keliru, dan kekeliruannya tidak terlihat dari nilainya saja.</w:t>
-      </w:r>
-    </w:p>
-    <w:p>
-      <w:pPr>
-        <w:pStyle w:val="Isi"/>
-      </w:pPr>
-      <w:r>
-        <w:t>Keempat metrik tersebut merupakan ukuran baku pada penelitian rekonstruksi tomografi bersudut jarang; Lv dkk. (2025), misalnya, memakai PSNR dan SSIM sebagai dasar pembandingan hasil rekonstruksi berbasis jaringan konvolusi. Yang ditambahkan penelitian ini adalah pelaporan rentang nilai frame acuan di samping setiap angka, karena galat yang sama memiliki arti berbeda pada rentang intensitas yang berbeda.</w:t>
+        <w:t>Kelalaian pada pemetaan itu menghasilkan angka yang tampak wajar namun keliru, dan kekeliruannya tidak terlihat dari nilainya saja. Keempat metrik tersebut baku pada penelitian rekonstruksi bersudut jarang; Lv dkk. (2025) memakai PSNR dan SSIM sebagai dasar pembandingan. Yang ditambahkan penelitian ini adalah pelaporan rentang nilai frame acuan di samping setiap angka, sebab galat yang sama berarti berbeda pada rentang intensitas yang berbeda.</w:t>
       </w:r>
     </w:p>
     <w:p>
@@ -5096,7 +4529,7 @@
         <w:t>hybrid cloud</w:t>
       </w:r>
       <w:r>
-        <w:t xml:space="preserve"> memadukan sumber daya komputasi lokal dengan sumber daya komputasi awan dalam satu sistem, dengan pembagian tanggung jawab yang ditentukan oleh sifat beban kerja dan batasan tata kelola data. </w:t>
+        <w:t xml:space="preserve"> memadukan komputasi lokal dan komputasi awan dalam satu sistem, dengan pembagian tanggung jawab yang ditentukan sifat beban kerja dan batasan tata kelola data; </w:t>
       </w:r>
       <w:r>
         <w:rPr>
@@ -5105,7 +4538,7 @@
         <w:t>Network Attached Storage</w:t>
       </w:r>
       <w:r>
-        <w:t xml:space="preserve"> (NAS) adalah perangkat penyimpanan yang terhubung ke jaringan lokal dan menyediakan berkas kepada beberapa klien melalui protokol berbagi berkas.</w:t>
+        <w:t xml:space="preserve"> (NAS) adalah penyimpanan yang terhubung ke jaringan lokal.</w:t>
       </w:r>
     </w:p>
     <w:p>
@@ -5113,7 +4546,7 @@
         <w:pStyle w:val="Isi"/>
       </w:pPr>
       <w:r>
-        <w:t>Pada penelitian ini, pembagiannya ditentukan oleh dua batasan yang tampak bertentangan. Inferensi model menuntut kartu grafis yang tidak dimiliki perangkat lokal, sedangkan data hasil penelitian tidak boleh menetap di layanan pihak ketiga. Penyelesaiannya adalah menempatkan orkestrasi, basis data, dan seluruh penyimpanan berkas pada perangkat lokal beserta volume NAS, sementara satu-satunya yang menyeberang ke lingkungan awan adalah dua frame batas per panggilan, dan hasilnya langsung ditarik kembali tanpa disimpan di sana.</w:t>
+        <w:t>Pada penelitian ini pembagiannya ditentukan dua batasan yang tampak bertentangan: inferensi menuntut kartu grafis yang tidak dimiliki perangkat lokal, sedangkan data penelitian tidak boleh menetap di layanan pihak ketiga. Penyelesaiannya menempatkan orkestrasi, basis data, dan seluruh penyimpanan pada perangkat lokal beserta volume NAS, sementara yang menyeberang ke awan hanya dua frame batas per panggilan dan hasilnya langsung ditarik kembali.</w:t>
       </w:r>
     </w:p>
     <w:p>
@@ -5121,7 +4554,7 @@
         <w:pStyle w:val="Isi"/>
       </w:pPr>
       <w:r>
-        <w:t>Konsekuensi rancangan ini adalah bahwa layanan inferensi harus diperlakukan sebagai sesuatu yang dapat hilang sewaktu-waktu, bukan sebagai kebergantungan yang pasti tersedia. Demikian pula volume NAS: sebuah berbagi jaringan yang tidak terpasang meninggalkan direktori kosong yang tampak sah, sehingga sistem harus dapat membedakan "belum ada berkas" dari "volume tidak terpasang" dan menolak bekerja secara jelas pada keadaan kedua.</w:t>
+        <w:t>Konsekuensinya, layanan inferensi diperlakukan sebagai sesuatu yang dapat hilang sewaktu-waktu. Demikian pula volume NAS: berbagi jaringan yang tidak terpasang meninggalkan direktori kosong yang tampak sah, sehingga sistem harus membedakan "belum ada berkas" dari "volume tidak terpasang".</w:t>
       </w:r>
     </w:p>
     <w:p>
@@ -5137,7 +4570,7 @@
         <w:pStyle w:val="Isi"/>
       </w:pPr>
       <w:r>
-        <w:t>Sistem multiplatform adalah sistem yang dapat dijalankan pada beberapa lingkungan sasaran dari satu basis kode. Pada penelitian ini, aplikasi klien dibangun menggunakan kerangka kerja Flutter yang mengompilasi satu basis kode Dart menjadi aplikasi peramban dan aplikasi Android.</w:t>
+        <w:t>Sistem multiplatform dapat dijalankan pada beberapa lingkungan sasaran dari satu basis kode. Aplikasi klien di sini dibangun dengan Flutter, yang mengompilasi satu basis kode Dart menjadi aplikasi peramban dan Android.</w:t>
       </w:r>
     </w:p>
     <w:p>
@@ -5145,23 +4578,68 @@
         <w:pStyle w:val="Isi"/>
       </w:pPr>
       <w:r>
-        <w:t>Pendekatan ini dipilih karena kebutuhan pengguna bersifat berpindah-pindah: peneliti mengunggah arsip dari komputer laboratorium melalui peramban, lalu memantau proses yang berjalan puluhan menit dari telepon genggam. Dua basis kode terpisah untuk kebutuhan yang sama akan menuntut setiap perubahan dikerjakan dua kali, dan menimbulkan risiko kedua sisi menyimpang.</w:t>
+        <w:t>Pendekatan itu dipilih karena kebutuhan penggunanya berpindah tempat: peneliti mengunggah arsip dari komputer laboratorium melalui peramban, lalu memantau proses yang berjalan puluhan menit dari telepon genggam. Dua basis kode terpisah akan menuntut setiap perubahan dikerjakan dua kali. Pendekatan ini telah dipakai pada rancang bangun sistem informasi di Indonesia (Rozi dkk., 2025; Kurniawan dkk., 2025); yang belum ditunjukkan adalah kelayakannya ketika sistem harus mengorkestrasi komputasi jarak jauh yang dapat berhenti sewaktu-waktu, dan itulah yang diuji di sini.</w:t>
       </w:r>
     </w:p>
     <w:p>
       <w:pPr>
-        <w:pStyle w:val="Isi"/>
-      </w:pPr>
-      <w:r>
-        <w:t>Pendekatan satu basis kode dengan Flutter telah dipakai pada sejumlah rancang bangun sistem informasi di Indonesia, antara lain sistem manajemen akademik yang melayani sasaran peramban dan Android sekaligus (Rozi dkk., 2025) serta aplikasi presensi berbasis Android (Kurniawan dkk., 2025). Kedua penelitian tersebut menunjukkan kelayakan pendekatan ini pada sistem informasi biasa; yang belum ditunjukkan adalah kelayakannya ketika sistem harus mengorkestrasi komputasi jarak jauh yang dapat berhenti sewaktu-waktu, dan itulah yang diuji pada penelitian ini.</w:t>
+        <w:pStyle w:val="Heading3"/>
+      </w:pPr>
+      <w:r>
+        <w:t>2.2.10 Metode Prototyping</w:t>
       </w:r>
     </w:p>
     <w:p>
       <w:pPr>
-        <w:pStyle w:val="Heading3"/>
-      </w:pPr>
-      <w:r>
-        <w:t>2.2.10 Metode Prototyping</w:t>
+        <w:pStyle w:val="Isi"/>
+      </w:pPr>
+      <w:r>
+        <w:t xml:space="preserve">Prototyping membangun purwarupa sebagai sarana memperjelas kebutuhan yang belum dapat dirumuskan lengkap di awal (Pressman &amp; Maxim, 2020). Siklusnya berulang melalui lima tahap: </w:t>
+      </w:r>
+      <w:r>
+        <w:rPr>
+          <w:i/>
+        </w:rPr>
+        <w:t>communication</w:t>
+      </w:r>
+      <w:r>
+        <w:t xml:space="preserve">, </w:t>
+      </w:r>
+      <w:r>
+        <w:rPr>
+          <w:i/>
+        </w:rPr>
+        <w:t>quick plan</w:t>
+      </w:r>
+      <w:r>
+        <w:t xml:space="preserve">, </w:t>
+      </w:r>
+      <w:r>
+        <w:rPr>
+          <w:i/>
+        </w:rPr>
+        <w:t>modeling quick design</w:t>
+      </w:r>
+      <w:r>
+        <w:t xml:space="preserve">, </w:t>
+      </w:r>
+      <w:r>
+        <w:rPr>
+          <w:i/>
+        </w:rPr>
+        <w:t>construction of prototype</w:t>
+      </w:r>
+      <w:r>
+        <w:t xml:space="preserve">, serta </w:t>
+      </w:r>
+      <w:r>
+        <w:rPr>
+          <w:i/>
+        </w:rPr>
+        <w:t>deployment, delivery &amp; feedback</w:t>
+      </w:r>
+      <w:r>
+        <w:t xml:space="preserve"> yang mengumpulkan umpan balik bagi iterasi berikutnya.</w:t>
       </w:r>
     </w:p>
     <w:p>
@@ -5169,70 +4647,13 @@
         <w:pStyle w:val="Isi"/>
       </w:pPr>
       <w:r>
-        <w:t>Prototyping adalah model proses perangkat lunak yang membangun purwarupa sebagai sarana untuk memperjelas kebutuhan yang belum dapat dirumuskan lengkap di awal (Pressman &amp; Maxim, 2020). Siklusnya terdiri atas lima tahap yang berulang:</w:t>
+        <w:t>Purwarupa sebuah siklus tidak selalu berlanjut menjadi produk akhir. Sebagian</w:t>
       </w:r>
     </w:p>
     <w:p>
       <w:pPr>
-        <w:pStyle w:val="Daftar"/>
-        <w:ind w:left="850" w:hanging="454"/>
-      </w:pPr>
-      <w:r>
-        <w:t xml:space="preserve">1. </w:t>
-      </w:r>
-      <w:r>
-        <w:rPr>
-          <w:b/>
-        </w:rPr>
-        <w:t>Communication</w:t>
-      </w:r>
-      <w:r>
-        <w:t xml:space="preserve">, yaitu penggalian kebutuhan dan tujuan bersama pemangku kepentingan. 2. </w:t>
-      </w:r>
-      <w:r>
-        <w:rPr>
-          <w:b/>
-        </w:rPr>
-        <w:t>Quick Plan</w:t>
-      </w:r>
-      <w:r>
-        <w:t xml:space="preserve">, yaitu perencanaan cepat mengenai apa yang akan dibangun pada iterasi tersebut. 3. </w:t>
-      </w:r>
-      <w:r>
-        <w:rPr>
-          <w:b/>
-        </w:rPr>
-        <w:t>Modeling Quick Design</w:t>
-      </w:r>
-      <w:r>
-        <w:t xml:space="preserve">, yaitu pemodelan rancangan yang berfokus pada bagian yang akan dilihat dan dicoba pengguna. 4. </w:t>
-      </w:r>
-      <w:r>
-        <w:rPr>
-          <w:b/>
-        </w:rPr>
-        <w:t>Construction of Prototype</w:t>
-      </w:r>
-      <w:r>
-        <w:t xml:space="preserve">, yaitu pembangunan purwarupa. 5. </w:t>
-      </w:r>
-      <w:r>
-        <w:rPr>
-          <w:b/>
-        </w:rPr>
-        <w:t>Deployment, Delivery &amp; Feedback</w:t>
-      </w:r>
-      <w:r>
-        <w:t>, yaitu penyerahan purwarupa untuk dicoba, dan pengumpulan umpan balik yang menjadi masukan bagi iterasi berikutnya.</w:t>
-      </w:r>
-    </w:p>
-    <w:p>
-      <w:pPr>
         <w:pStyle w:val="Isi"/>
       </w:pPr>
-      <w:r>
-        <w:t xml:space="preserve">Purwarupa yang dihasilkan sebuah siklus tidak selalu berlanjut menjadi bagian produk akhir. Sebagian bersifat </w:t>
-      </w:r>
       <w:r>
         <w:rPr>
           <w:b/>
@@ -5240,7 +4661,7 @@
         <w:t>berkembang</w:t>
       </w:r>
       <w:r>
-        <w:t xml:space="preserve">, yaitu tumbuh menjadi sistem yang diserahkan; sebagian lagi </w:t>
+        <w:t xml:space="preserve"> menjadi sistem yang diserahkan, sebagian lagi </w:t>
       </w:r>
       <w:r>
         <w:rPr>
@@ -5249,7 +4670,7 @@
         <w:t>dibuang</w:t>
       </w:r>
       <w:r>
-        <w:t xml:space="preserve"> setelah menjawab pertanyaan yang melatarbelakangi pembuatannya, dan Pressman dan Maxim (2020) menempatkan keduanya sebagai keluaran yang wajar dari model proses ini.</w:t>
+        <w:t xml:space="preserve"> setelah menjawab pertanyaannya, dan Pressman dan Maxim (2020) menempatkan keduanya sebagai keluaran yang wajar. Keduanya muncul di sini: sisi platform dibangun secara berkembang, sedangkan percobaan penyempurnaan bobot pada subbab 3.6.8 adalah purwarupa yang dibuang — diukur terhadap ambang yang ditetapkan sebelum percobaan, lalu tidak dipasang karena tidak memenuhinya. Hasil negatif yang terukur adalah keluaran yang sah dari satu iterasi.</w:t>
       </w:r>
     </w:p>
     <w:p>
@@ -5257,23 +4678,7 @@
         <w:pStyle w:val="Isi"/>
       </w:pPr>
       <w:r>
-        <w:t>Kedua bentuk itu muncul pada penelitian ini. Sisi platform dibangun secara berkembang: setiap iterasi menambah kemampuan pada sistem yang sama, dan tidak ada yang dibuang. Sebaliknya, percobaan penyempurnaan bobot model pada subbab 3.6.8 adalah purwarupa yang dibuang. Ia dibangun untuk menguji satu dugaan, diukur terhadap ambang yang ditetapkan sebelum percobaan dimulai, lalu tidak dipasang karena hasilnya belum memenuhi ambang itu. Sebuah hasil negatif yang terukur adalah keluaran yang sah dari satu iterasi, bukan kegagalan metode; yang tidak sah adalah memasang purwarupa yang gagal memenuhi ambangnya sendiri.</w:t>
-      </w:r>
-    </w:p>
-    <w:p>
-      <w:pPr>
-        <w:pStyle w:val="Isi"/>
-      </w:pPr>
-      <w:r>
-        <w:t>Metode ini sesuai untuk penelitian ini karena dua alasan. Pertama, perilaku model terhadap arsip citra neutron yang sebenarnya tidak dapat diketahui dari kajian pustaka dan hanya terungkap setelah dicoba. Kedua, bentuk antarmuka yang benar-benar berguna bagi peneliti baru terlihat setelah mereka mencobanya langsung, bukan dari daftar kebutuhan yang disusun di awal.</w:t>
-      </w:r>
-    </w:p>
-    <w:p>
-      <w:pPr>
-        <w:pStyle w:val="Isi"/>
-      </w:pPr>
-      <w:r>
-        <w:t>Kesesuaian tersebut sejalan dengan temuan penelitian lain yang memakai metode ini. Maharani dan Kurniawan (2025) melaporkan bahwa siklus purwarupa menyingkap kebutuhan yang tidak terungkap pada tahap analisis awal, sementara Arwidiyarti dkk. (2026) memadukannya dengan evaluasi usability sehingga umpan balik pengguna terukur, bukan sekadar terkumpul. Pola kedua itu diikuti pada penelitian ini melalui penyerahan purwarupa pada setiap iterasi sebagaimana diuraikan pada subbab 3.8.</w:t>
+        <w:t>Metode ini sesuai karena perilaku model terhadap arsip yang sebenarnya hanya terungkap setelah dicoba, dan bentuk antarmuka yang berguna baru terlihat setelah peneliti mencobanya langsung. Maharani dan Kurniawan (2025) melaporkan siklus purwarupa menyingkap kebutuhan yang tidak terungkap pada analisis awal, sementara Arwidiyarti dkk. (2026) memadukannya dengan evaluasi usability sehingga umpan balik terukur — pola yang diikuti di sini melalui penyerahan purwarupa pada setiap iterasi sebagaimana subbab 3.8.</w:t>
       </w:r>
     </w:p>
     <w:p>
@@ -5432,6 +4837,12 @@
           <w:insideH w:val="single" w:sz="4" w:color="000000"/>
           <w:insideV w:val="single" w:sz="4" w:color="000000"/>
         </w:tblBorders>
+        <w:tblCellMar>
+          <w:top w:w="0" w:type="dxa"/>
+          <w:left w:w="60" w:type="dxa"/>
+          <w:bottom w:w="0" w:type="dxa"/>
+          <w:right w:w="60" w:type="dxa"/>
+        </w:tblCellMar>
       </w:tblPr>
       <w:tblGrid>
         <w:gridCol w:w="3968"/>
@@ -5688,7 +5099,7 @@
           <w:i/>
           <w:color w:val="606060"/>
         </w:rPr>
-        <w:t>Gambarkan diagram alir tiga kolom. Kolom masalah memuat: akuisisi lambat, waktu berkas terbatas, celah proyeksi, penanganan manual tidak konsisten, asal-usul frame tidak tercatat. Kolom pendekatan memuat: algoritma STU-Net, arsitektur hybrid cloud-NAS, metode Prototyping, validasi hold-out. Kolom hasil memuat: sistem multiplatform terintegrasi, model terlatih beserta metriknya, frame hasil interpolasi yang tercatat asal-usul dan angka mutunya.</w:t>
+        <w:t>Gambarkan diagram alir tiga kolom.</w:t>
       </w:r>
     </w:p>
     <w:p>
@@ -5916,6 +5327,12 @@
           <w:insideH w:val="single" w:sz="4" w:color="000000"/>
           <w:insideV w:val="single" w:sz="4" w:color="000000"/>
         </w:tblBorders>
+        <w:tblCellMar>
+          <w:top w:w="0" w:type="dxa"/>
+          <w:left w:w="60" w:type="dxa"/>
+          <w:bottom w:w="0" w:type="dxa"/>
+          <w:right w:w="60" w:type="dxa"/>
+        </w:tblCellMar>
       </w:tblPr>
       <w:tblGrid>
         <w:gridCol w:w="992"/>
@@ -6484,6 +5901,12 @@
           <w:insideH w:val="single" w:sz="4" w:color="000000"/>
           <w:insideV w:val="single" w:sz="4" w:color="000000"/>
         </w:tblBorders>
+        <w:tblCellMar>
+          <w:top w:w="0" w:type="dxa"/>
+          <w:left w:w="60" w:type="dxa"/>
+          <w:bottom w:w="0" w:type="dxa"/>
+          <w:right w:w="60" w:type="dxa"/>
+        </w:tblCellMar>
       </w:tblPr>
       <w:tblGrid>
         <w:gridCol w:w="3968"/>
@@ -6790,7 +6213,7 @@
           <w:i/>
           <w:color w:val="606060"/>
         </w:rPr>
-        <w:t>Gambarkan diagram arsitektur berlapis. Lapis klien memuat Aplikasi Peramban dan Aplikasi Android dari satu basis kode Flutter. Lapis peladen lokal memuat Laravel 12 dengan Octane dan RoadRunner, basis data MySQL 8, antrean pekerjaan, serta volume NAS untuk penyimpanan berkas. Lapis komputasi awan memuat layanan inferensi FastAPI berkartu grafis di balik terowongan HTTP. Hubungkan lapis klien ke lapis peladen dengan panah HTTPS bertoken, dan lapis peladen ke lapis awan dengan panah multipart berisi dua frame batas.</w:t>
+        <w:t>Gambarkan diagram arsitektur berlapis.</w:t>
       </w:r>
     </w:p>
     <w:p>
@@ -6968,7 +6391,7 @@
           <w:i/>
           <w:color w:val="606060"/>
         </w:rPr>
-        <w:t>Gambarkan diagram use case dengan tiga aktor. Aktor Peneliti di sisi kiri terhubung ke use case Masuk, Mengunggah Arsip Proyeksi, Melihat Pratinjau Frame, Menjalankan Pengisian Celah, Memantau Antrean, Menelusuri Frame Hasil, Mengunduh Hasil, Memulai Sesi Pelatihan, dan Memantau Metrik Pelatihan. Aktor Administrator di sisi kanan terhubung ke use case Mengelola Pengguna, Mendaftarkan Model, Memantau Antrean Seluruh Pengguna, Memantau Volume Penyimpanan, dan Mendaftarkan Bobot Hasil Pelatihan Menjadi Model. Aktor Pekerja GPU di sisi bawah terhubung ke use case Mengambil Pekerjaan Pelatihan, Melaporkan Denyut, dan Mengirimkan Titik Simpan serta Bobot Akhir. Tarik relasi include dari Menjalankan Pengisian Celah ke Memantau Antrean.</w:t>
+        <w:t>Gambarkan diagram use case dengan tiga aktor.</w:t>
       </w:r>
     </w:p>
     <w:p>
@@ -7001,6 +6424,12 @@
           <w:insideH w:val="single" w:sz="4" w:color="000000"/>
           <w:insideV w:val="single" w:sz="4" w:color="000000"/>
         </w:tblBorders>
+        <w:tblCellMar>
+          <w:top w:w="0" w:type="dxa"/>
+          <w:left w:w="60" w:type="dxa"/>
+          <w:bottom w:w="0" w:type="dxa"/>
+          <w:right w:w="60" w:type="dxa"/>
+        </w:tblCellMar>
       </w:tblPr>
       <w:tblGrid>
         <w:gridCol w:w="2646"/>
@@ -7220,7 +6649,7 @@
           <w:i/>
           <w:color w:val="606060"/>
         </w:rPr>
-        <w:t>Gambarkan diagram aktivitas dengan tiga kolom renang: Peneliti, Peladen Lokal, dan Layanan Inferensi. Kolom Peneliti memuat aktivitas Mengunggah Arsip, Memeriksa Pratinjau, dan Menekan Tombol Mulai. Kolom Peladen Lokal memuat Memvalidasi Arsip, Membaca Penomoran Frame, Menentukan Celah, Menampilkan Pratinjau, Memasukkan Pekerjaan ke Antrean, Menghitung Pasangan Batas, Menyusun Ulang Barisan, dan Mengemas Hasil. Kolom Layanan Inferensi memuat Menerima Dua Frame Batas dan Membangkitkan Frame Antara. Beri simpul keputusan setelah Menghitung Pasangan Batas dengan cabang "masih ada celah" yang kembali ke Layanan Inferensi dan cabang "selesai" yang menuju Menyusun Ulang Barisan. Beri pula simpul keputusan setelah Memvalidasi Arsip dengan cabang "tidak sah" yang menuju Menampilkan Pesan Penolakan dan mengakhiri alur.</w:t>
+        <w:t>Gambarkan diagram aktivitas dengan tiga kolom renang: Peneliti, Peladen Lokal, dan Layanan Inferensi.</w:t>
       </w:r>
     </w:p>
     <w:p>
@@ -7271,7 +6700,7 @@
           <w:i/>
           <w:color w:val="606060"/>
         </w:rPr>
-        <w:t>Gambarkan diagram relasi antar-entitas dengan entitas users, models, analysis_records, training_datasets, training_jobs, training_metrics, training_samples, dan user_activities. Tarik relasi satu-ke-banyak dari users ke analysis_records, training_datasets, training_jobs, dan user_activities; dari models ke analysis_records; dari training_datasets ke training_jobs; serta dari training_jobs ke training_metrics dan training_samples. Tandai kunci utama pada setiap entitas dan kunci tamu pada setiap ujung relasi.</w:t>
+        <w:t>Gambarkan diagram relasi antar-entitas dengan entitas users, models, analysis_records, training_datasets, training_jobs, training_metrics, training_samples, dan user_activities.</w:t>
       </w:r>
     </w:p>
     <w:p>
@@ -7304,6 +6733,12 @@
           <w:insideH w:val="single" w:sz="4" w:color="000000"/>
           <w:insideV w:val="single" w:sz="4" w:color="000000"/>
         </w:tblBorders>
+        <w:tblCellMar>
+          <w:top w:w="0" w:type="dxa"/>
+          <w:left w:w="60" w:type="dxa"/>
+          <w:bottom w:w="0" w:type="dxa"/>
+          <w:right w:w="60" w:type="dxa"/>
+        </w:tblCellMar>
       </w:tblPr>
       <w:tblGrid>
         <w:gridCol w:w="2646"/>
@@ -8358,6 +7793,12 @@
           <w:insideH w:val="single" w:sz="4" w:color="000000"/>
           <w:insideV w:val="single" w:sz="4" w:color="000000"/>
         </w:tblBorders>
+        <w:tblCellMar>
+          <w:top w:w="0" w:type="dxa"/>
+          <w:left w:w="60" w:type="dxa"/>
+          <w:bottom w:w="0" w:type="dxa"/>
+          <w:right w:w="60" w:type="dxa"/>
+        </w:tblCellMar>
       </w:tblPr>
       <w:tblGrid>
         <w:gridCol w:w="2646"/>
@@ -9220,6 +8661,12 @@
           <w:insideH w:val="single" w:sz="4" w:color="000000"/>
           <w:insideV w:val="single" w:sz="4" w:color="000000"/>
         </w:tblBorders>
+        <w:tblCellMar>
+          <w:top w:w="0" w:type="dxa"/>
+          <w:left w:w="60" w:type="dxa"/>
+          <w:bottom w:w="0" w:type="dxa"/>
+          <w:right w:w="60" w:type="dxa"/>
+        </w:tblCellMar>
       </w:tblPr>
       <w:tblGrid>
         <w:gridCol w:w="1984"/>
@@ -9836,6 +9283,12 @@
           <w:insideH w:val="single" w:sz="4" w:color="000000"/>
           <w:insideV w:val="single" w:sz="4" w:color="000000"/>
         </w:tblBorders>
+        <w:tblCellMar>
+          <w:top w:w="0" w:type="dxa"/>
+          <w:left w:w="60" w:type="dxa"/>
+          <w:bottom w:w="0" w:type="dxa"/>
+          <w:right w:w="60" w:type="dxa"/>
+        </w:tblCellMar>
       </w:tblPr>
       <w:tblGrid>
         <w:gridCol w:w="3968"/>
@@ -10092,6 +9545,12 @@
           <w:insideH w:val="single" w:sz="4" w:color="000000"/>
           <w:insideV w:val="single" w:sz="4" w:color="000000"/>
         </w:tblBorders>
+        <w:tblCellMar>
+          <w:top w:w="0" w:type="dxa"/>
+          <w:left w:w="60" w:type="dxa"/>
+          <w:bottom w:w="0" w:type="dxa"/>
+          <w:right w:w="60" w:type="dxa"/>
+        </w:tblCellMar>
       </w:tblPr>
       <w:tblGrid>
         <w:gridCol w:w="2646"/>
@@ -10323,6 +9782,12 @@
           <w:insideH w:val="single" w:sz="4" w:color="000000"/>
           <w:insideV w:val="single" w:sz="4" w:color="000000"/>
         </w:tblBorders>
+        <w:tblCellMar>
+          <w:top w:w="0" w:type="dxa"/>
+          <w:left w:w="60" w:type="dxa"/>
+          <w:bottom w:w="0" w:type="dxa"/>
+          <w:right w:w="60" w:type="dxa"/>
+        </w:tblCellMar>
       </w:tblPr>
       <w:tblGrid>
         <w:gridCol w:w="2646"/>
@@ -10718,6 +10183,12 @@
           <w:insideH w:val="single" w:sz="4" w:color="000000"/>
           <w:insideV w:val="single" w:sz="4" w:color="000000"/>
         </w:tblBorders>
+        <w:tblCellMar>
+          <w:top w:w="0" w:type="dxa"/>
+          <w:left w:w="60" w:type="dxa"/>
+          <w:bottom w:w="0" w:type="dxa"/>
+          <w:right w:w="60" w:type="dxa"/>
+        </w:tblCellMar>
       </w:tblPr>
       <w:tblGrid>
         <w:gridCol w:w="2646"/>
@@ -11246,6 +10717,7 @@
     <w:p>
       <w:pPr>
         <w:pStyle w:val="Kode"/>
+        <w:spacing w:before="120"/>
       </w:pPr>
       <w:r>
         <w:t>prosedur ISI(a, b)</w:t>
@@ -11318,6 +10790,7 @@
     <w:p>
       <w:pPr>
         <w:pStyle w:val="Kode"/>
+        <w:spacing w:after="120"/>
       </w:pPr>
       <w:r>
         <w:t>ISI(m, b)</w:t>
@@ -11347,7 +10820,7 @@
           <w:i/>
           <w:color w:val="606060"/>
         </w:rPr>
-        <w:t>Gambarkan pohon rekursi untuk contoh frame 1 dan 7. Tingkat pertama menghasilkan frame 4 dari pasangan (1, 7). Tingkat kedua menghasilkan frame 2 dan 3 dari pasangan (1, 4) serta frame 5 dan 6 dari pasangan (4, 7). Beri warna berbeda untuk frame hasil pindai dan frame hasil model, serta cantumkan nilai generation pada setiap simpul.</w:t>
+        <w:t>Gambarkan pohon rekursi untuk contoh frame 1 dan 7.</w:t>
       </w:r>
     </w:p>
     <w:p>
@@ -11437,15 +10910,7 @@
         <w:pStyle w:val="Isi"/>
       </w:pPr>
       <w:r>
-        <w:t>Sebelum bobot dasar disempurnakan, perilakunya diukur lebih dahulu. Pengukuran ini diperlukan karena keterangan yang beredar mengenai model tersebut, yaitu bahwa ia mengabaikan masukan skalar waktu, merupakan tafsiran atas gejala dan bukan hasil pengukuran. Sebuah penyempurnaan yang berangkat dari tafsiran yang salah akan memperbaiki hal yang tidak rusak.</w:t>
-      </w:r>
-    </w:p>
-    <w:p>
-      <w:pPr>
-        <w:pStyle w:val="Isi"/>
-      </w:pPr>
-      <w:r>
-        <w:t>Pengukuran dilakukan terhadap berkas bobot yang dipakai melalui layanan inferensi yang berjalan, menggunakan arsip proyeksi nyata dari BRIN.</w:t>
+        <w:t>Perilaku bobot dasar diukur lebih dahulu, sebab keterangan yang beredar mengenai model tersebut merupakan tafsiran atas gejala dan bukan hasil pengukuran. Pengukuran dilakukan terhadap berkas bobot yang dipakai melalui layanan inferensi yang berjalan, memakai arsip proyeksi BRIN.</w:t>
       </w:r>
     </w:p>
     <w:p>
@@ -11459,15 +10924,27 @@
         <w:t>Rancangan model perlu dinyatakan lebih dahulu</w:t>
       </w:r>
       <w:r>
-        <w:t>, sebab ia menentukan mana yang merupakan batas rancangan dan mana yang benar-benar kekurangan. Dua sumber menyatakannya tanpa ragu.</w:t>
-      </w:r>
-    </w:p>
-    <w:p>
-      <w:pPr>
-        <w:pStyle w:val="Isi"/>
-      </w:pPr>
-      <w:r>
-        <w:t xml:space="preserve">Notebook evaluasi yang menyertai bobot tersebut memanggil model dengan skalar waktu yang dipaku pada satu nilai, yaitu </w:t>
+        <w:t xml:space="preserve">, sebab ia menentukan mana yang batas rancangan dan mana yang kekurangan. Notebook evaluasi yang menyertai bobot memanggil model dengan </w:t>
+      </w:r>
+      <w:r>
+        <w:rPr>
+          <w:rFonts w:ascii="Consolas" w:hAnsi="Consolas" w:eastAsia="Consolas"/>
+          <w:sz w:val="22"/>
+        </w:rPr>
+        <w:t>t</w:t>
+      </w:r>
+      <w:r>
+        <w:t xml:space="preserve"> yang dipaku pada 0,5, menamai keluarannya </w:t>
+      </w:r>
+      <w:r>
+        <w:rPr>
+          <w:rFonts w:ascii="Consolas" w:hAnsi="Consolas" w:eastAsia="Consolas"/>
+          <w:sz w:val="22"/>
+        </w:rPr>
+        <w:t>2i + 1</w:t>
+      </w:r>
+      <w:r>
+        <w:t xml:space="preserve">, dan menghasilkan satu frame untuk setiap pasangan berurutan tanpa rekursi. Fungsi pembentuk sampel pada skrip pelatihan pun hanya menerima </w:t>
       </w:r>
       <w:r>
         <w:rPr>
@@ -11477,25 +10954,7 @@
         <w:t>t = 0,5</w:t>
       </w:r>
       <w:r>
-        <w:t xml:space="preserve">, menamai keluarannya dengan nomor ganjil </w:t>
-      </w:r>
-      <w:r>
-        <w:rPr>
-          <w:rFonts w:ascii="Consolas" w:hAnsi="Consolas" w:eastAsia="Consolas"/>
-          <w:sz w:val="22"/>
-        </w:rPr>
-        <w:t>2i + 1</w:t>
-      </w:r>
-      <w:r>
-        <w:t>, dan menghasilkan tepat satu frame untuk setiap pasangan frame masukan yang berurutan. Tidak ada rekursi di dalamnya.</w:t>
-      </w:r>
-    </w:p>
-    <w:p>
-      <w:pPr>
-        <w:pStyle w:val="Isi"/>
-      </w:pPr>
-      <w:r>
-        <w:t xml:space="preserve">Skrip pelatihan menyatakan hal yang sama dari sisi data. Fungsi pembentuk sampel hanya menerima sampel yang nilai </w:t>
+        <w:t xml:space="preserve"> kecuali ragam </w:t>
       </w:r>
       <w:r>
         <w:rPr>
@@ -11505,44 +10964,21 @@
         <w:t>t</w:t>
       </w:r>
       <w:r>
-        <w:t xml:space="preserve">-nya 0,5, kecuali ragam </w:t>
-      </w:r>
-      <w:r>
-        <w:rPr>
-          <w:rFonts w:ascii="Consolas" w:hAnsi="Consolas" w:eastAsia="Consolas"/>
-          <w:sz w:val="22"/>
-        </w:rPr>
-        <w:t>t</w:t>
-      </w:r>
-      <w:r>
-        <w:t xml:space="preserve"> seimbang dinyalakan, dan keterangan pada fungsi itu menyebut distribusi tersebut sebagai distribusi tempat bobot yang terkirim dilatih.</w:t>
+        <w:t xml:space="preserve"> seimbang dinyalakan. Keduanya menetapkan bahwa</w:t>
       </w:r>
     </w:p>
     <w:p>
       <w:pPr>
         <w:pStyle w:val="Isi"/>
       </w:pPr>
-      <w:r>
-        <w:t xml:space="preserve">Kedua sumber itu menetapkan bahwa </w:t>
-      </w:r>
       <w:r>
         <w:rPr>
           <w:b/>
         </w:rPr>
-        <w:t>model dirancang untuk menyisipkan satu frame pada titik tengah di antara dua frame hasil pindai</w:t>
-      </w:r>
-      <w:r>
-        <w:t xml:space="preserve">. Masukan skalar waktu memang tersedia pada arsitekturnya, tetapi tidak pernah dilatih maupun dijalankan pada nilai selain 0,5. Karena itu pengukuran berikut tidak memperlakukan tanggapan yang lemah terhadap </w:t>
-      </w:r>
-      <w:r>
-        <w:rPr>
-          <w:rFonts w:ascii="Consolas" w:hAnsi="Consolas" w:eastAsia="Consolas"/>
-          <w:sz w:val="22"/>
-        </w:rPr>
-        <w:t>t</w:t>
-      </w:r>
-      <w:r>
-        <w:t xml:space="preserve"> sebagai kerusakan, melainkan sebagai batas rancangan yang besarnya selama ini belum pernah diukur.</w:t>
+        <w:t>model dirancang untuk menyisipkan satu frame pada titik tengah di antara dua frame pindai</w:t>
+      </w:r>
+      <w:r>
+        <w:t>; masukan skalar waktu tersedia pada arsitekturnya tetapi tidak pernah dilatih pada nilai lain.</w:t>
       </w:r>
     </w:p>
     <w:p>
@@ -11553,10 +10989,10 @@
         <w:rPr>
           <w:b/>
         </w:rPr>
-        <w:t>Bagian pertama: apakah jalur pengondisi waktu terlatih?</w:t>
-      </w:r>
-      <w:r>
-        <w:t xml:space="preserve"> Pemeriksaan langsung terhadap bobot menunjukkan jalur tersebut sama sekali tidak mati. Lapisan </w:t>
+        <w:t>Jalur pengondisi waktunya tidak mati.</w:t>
+      </w:r>
+      <w:r>
+        <w:t xml:space="preserve"> Lapisan </w:t>
       </w:r>
       <w:r>
         <w:rPr>
@@ -11566,7 +11002,7 @@
         <w:t>Dense</w:t>
       </w:r>
       <w:r>
-        <w:t xml:space="preserve"> yang menerima skalar waktu tidak memiliki satu pun bobot yang teredam, nol dari 4.096 neuron dengan </w:t>
+        <w:t xml:space="preserve"> yang menerimanya tidak memiliki satu pun bobot teredam, nol dari 4.096 neuron dengan </w:t>
       </w:r>
       <w:r>
         <w:rPr>
@@ -11576,16 +11012,21 @@
         <w:t>|w| &lt; 10⁻⁶</w:t>
       </w:r>
       <w:r>
-        <w:t xml:space="preserve">, dan pada lapisan dekoder pertama, kanal peta waktu justru </w:t>
-      </w:r>
+        <w:t>, dan pada dekoder pertama kanal peta waktu justru diberi bobot</w:t>
+      </w:r>
+    </w:p>
+    <w:p>
+      <w:pPr>
+        <w:pStyle w:val="Isi"/>
+      </w:pPr>
       <w:r>
         <w:rPr>
           <w:b/>
         </w:rPr>
-        <w:t>diberi bobot 2,35 kali lebih besar</w:t>
-      </w:r>
-      <w:r>
-        <w:t xml:space="preserve"> daripada rerata 512 kanal citra di sebelahnya. Seluruh 512 kanal citra tersebut berbobot lebih kecil daripada kanal waktu.</w:t>
+        <w:t>2,35 kali</w:t>
+      </w:r>
+      <w:r>
+        <w:t xml:space="preserve"> lebih besar daripada rerata 512 kanal citra di sebelahnya.</w:t>
       </w:r>
     </w:p>
     <w:p>
@@ -11596,20 +11037,10 @@
         <w:rPr>
           <w:b/>
         </w:rPr>
-        <w:t>Bagian kedua: apakah keluarannya berubah ketika skalar waktu diubah?</w:t>
-      </w:r>
-      <w:r>
-        <w:t xml:space="preserve"> Sampel </w:t>
-      </w:r>
-      <w:r>
-        <w:rPr>
-          <w:rFonts w:ascii="Consolas" w:hAnsi="Consolas" w:eastAsia="Consolas"/>
-          <w:sz w:val="22"/>
-        </w:rPr>
-        <w:t>Block Machine</w:t>
-      </w:r>
-      <w:r>
-        <w:t xml:space="preserve"> berjarak dua derajat menyediakan kebenaran acuan pada posisi yang bukan titik tengah. Dengan frame 0051 dan 0057 sebagai batas, frame 0053 berada tepat pada </w:t>
+        <w:t>Tetapi keluarannya nyaris tidak bergerak ketika `t` diubah.</w:t>
+      </w:r>
+      <w:r>
+        <w:t xml:space="preserve"> Sampel Block Machine berjarak dua derajat menyediakan acuan di luar titik tengah: dengan frame 0051 dan 0057 sebagai batas, frame 0053 berada pada </w:t>
       </w:r>
       <w:r>
         <w:rPr>
@@ -11619,7 +11050,7 @@
         <w:t>t = 1/3</w:t>
       </w:r>
       <w:r>
-        <w:t xml:space="preserve"> dan frame 0055 pada </w:t>
+        <w:t xml:space="preserve"> dan 0055 pada </w:t>
       </w:r>
       <w:r>
         <w:rPr>
@@ -11629,7 +11060,7 @@
         <w:t>t = 2/3</w:t>
       </w:r>
       <w:r>
-        <w:t>; keduanya disembunyikan dari model. Hasilnya disajikan pada Tabel 3.11.</w:t>
+        <w:t>, keduanya disembunyikan dari model.</w:t>
       </w:r>
     </w:p>
     <w:p>
@@ -11654,6 +11085,12 @@
           <w:insideH w:val="single" w:sz="4" w:color="000000"/>
           <w:insideV w:val="single" w:sz="4" w:color="000000"/>
         </w:tblBorders>
+        <w:tblCellMar>
+          <w:top w:w="0" w:type="dxa"/>
+          <w:left w:w="60" w:type="dxa"/>
+          <w:bottom w:w="0" w:type="dxa"/>
+          <w:right w:w="60" w:type="dxa"/>
+        </w:tblCellMar>
       </w:tblPr>
       <w:tblGrid>
         <w:gridCol w:w="3968"/>
@@ -11865,7 +11302,7 @@
         <w:pStyle w:val="Isi"/>
       </w:pPr>
       <w:r>
-        <w:t xml:space="preserve">Keluaran memang berubah, tetapi hanya sebesar </w:t>
+        <w:t xml:space="preserve">Keluaran bergerak hanya </w:t>
       </w:r>
       <w:r>
         <w:rPr>
@@ -11874,55 +11311,7 @@
         <w:t>0,4%</w:t>
       </w:r>
       <w:r>
-        <w:t xml:space="preserve"> dari perubahan yang seharusnya terjadi. Ketika skalar waktu digeser dari </w:t>
-      </w:r>
-      <w:r>
-        <w:rPr>
-          <w:rFonts w:ascii="Consolas" w:hAnsi="Consolas" w:eastAsia="Consolas"/>
-          <w:sz w:val="22"/>
-        </w:rPr>
-        <w:t>0,25</w:t>
-      </w:r>
-      <w:r>
-        <w:t xml:space="preserve"> ke </w:t>
-      </w:r>
-      <w:r>
-        <w:rPr>
-          <w:rFonts w:ascii="Consolas" w:hAnsi="Consolas" w:eastAsia="Consolas"/>
-          <w:sz w:val="22"/>
-        </w:rPr>
-        <w:t>0,75</w:t>
-      </w:r>
-      <w:r>
-        <w:t>, keluaran bergerak sejauh MAE 2,20, sementara perubahan yang sebenarnya terjadi di antara kedua posisi tersebut adalah MAE 563,48.</w:t>
-      </w:r>
-    </w:p>
-    <w:p>
-      <w:pPr>
-        <w:pStyle w:val="Isi"/>
-      </w:pPr>
-      <w:r>
-        <w:t xml:space="preserve">Akibatnya terlihat pada pencocokan terhadap acuan. Keluaran pada </w:t>
-      </w:r>
-      <w:r>
-        <w:rPr>
-          <w:rFonts w:ascii="Consolas" w:hAnsi="Consolas" w:eastAsia="Consolas"/>
-          <w:sz w:val="22"/>
-        </w:rPr>
-        <w:t>t = 1/3</w:t>
-      </w:r>
-      <w:r>
-        <w:t xml:space="preserve"> seharusnya paling menyerupai frame 0053, dan keluaran pada </w:t>
-      </w:r>
-      <w:r>
-        <w:rPr>
-          <w:rFonts w:ascii="Consolas" w:hAnsi="Consolas" w:eastAsia="Consolas"/>
-          <w:sz w:val="22"/>
-        </w:rPr>
-        <w:t>t = 2/3</w:t>
-      </w:r>
-      <w:r>
-        <w:t xml:space="preserve"> paling menyerupai frame 0055. Yang terjadi, seluruh nilai </w:t>
+        <w:t xml:space="preserve"> dari yang seharusnya, dan seluruh nilai </w:t>
       </w:r>
       <w:r>
         <w:rPr>
@@ -11932,7 +11321,30 @@
         <w:t>t</w:t>
       </w:r>
       <w:r>
-        <w:t xml:space="preserve"> menghasilkan galat yang praktis sama: terhadap 0053 galatnya bergerak hanya dari 530,10 ke 529,64 sepanjang seluruh rentang </w:t>
+        <w:t xml:space="preserve"> menghasilkan galat yang praktis sama terhadap acuan, yaitu 530,10 sampai 529,64 terhadap frame 0053 di sepanjang rentang yang diuji.</w:t>
+      </w:r>
+    </w:p>
+    <w:p>
+      <w:pPr>
+        <w:pStyle w:val="Isi"/>
+      </w:pPr>
+      <w:r>
+        <w:rPr>
+          <w:b/>
+        </w:rPr>
+        <w:t>Kesimpulan pengukuran.</w:t>
+      </w:r>
+      <w:r>
+        <w:t xml:space="preserve"> Batasnya bukan jalur waktu yang mati, melainkan jalur waktu yang </w:t>
+      </w:r>
+      <w:r>
+        <w:rPr>
+          <w:b/>
+        </w:rPr>
+        <w:t>tidak pernah dilatih untuk berpengaruh</w:t>
+      </w:r>
+      <w:r>
+        <w:t xml:space="preserve">. Itulah sebabnya penyempurnaan pada penelitian ini berbentuk pelatihan ulang dengan ragam </w:t>
       </w:r>
       <w:r>
         <w:rPr>
@@ -11942,7 +11354,7 @@
         <w:t>t</w:t>
       </w:r>
       <w:r>
-        <w:t xml:space="preserve"> yang diuji.</w:t>
+        <w:t xml:space="preserve"> seimbang, bukan perubahan arsitektur.</w:t>
       </w:r>
     </w:p>
     <w:p>
@@ -11953,43 +11365,10 @@
         <w:rPr>
           <w:b/>
         </w:rPr>
-        <w:t>Kesimpulan pengukuran.</w:t>
-      </w:r>
-      <w:r>
-        <w:t xml:space="preserve"> Batasnya bukan jalur waktu yang mati, melainkan jalur waktu yang </w:t>
-      </w:r>
-      <w:r>
-        <w:rPr>
-          <w:b/>
-        </w:rPr>
-        <w:t>tidak pernah dilatih untuk berpengaruh</w:t>
-      </w:r>
-      <w:r>
-        <w:t xml:space="preserve">. Kapasitasnya sudah ada di dalam arsitektur, bahkan diberi bobot paling besar di antara seluruh kanal masukan dekoder, tetapi distribusi data pelatihannya tidak pernah menuntut kapasitas itu dipakai. Inilah batas yang menjadi sasaran penyempurnaan pada penelitian ini, dan inilah pula alasan mengapa penyempurnaannya berbentuk pelatihan ulang dengan ragam </w:t>
-      </w:r>
-      <w:r>
-        <w:rPr>
-          <w:rFonts w:ascii="Consolas" w:hAnsi="Consolas" w:eastAsia="Consolas"/>
-          <w:sz w:val="22"/>
-        </w:rPr>
-        <w:t>t</w:t>
-      </w:r>
-      <w:r>
-        <w:t xml:space="preserve"> seimbang, bukan perubahan arsitektur.</w:t>
-      </w:r>
-    </w:p>
-    <w:p>
-      <w:pPr>
-        <w:pStyle w:val="Isi"/>
-      </w:pPr>
-      <w:r>
-        <w:rPr>
-          <w:b/>
-        </w:rPr>
-        <w:t>Bagian ketiga: bagaimana mutu bobot dasar terhadap pembanding sederhana?</w:t>
-      </w:r>
-      <w:r>
-        <w:t xml:space="preserve"> Untuk menempatkan angka-angka di atas pada ukuran yang wajar, keluaran model dibandingkan terhadap pencampuran linier, yaitu rata-rata berbobot kedua frame batas pada posisi waktu yang benar. Hasilnya disajikan pada Tabel 3.12.</w:t>
+        <w:t>Mutu terhadap pembanding sederhana.</w:t>
+      </w:r>
+      <w:r>
+        <w:t xml:space="preserve"> Keluaran model dibandingkan terhadap pencampuran linier, yaitu rata-rata berbobot kedua frame batas.</w:t>
       </w:r>
     </w:p>
     <w:p>
@@ -12014,6 +11393,12 @@
           <w:insideH w:val="single" w:sz="4" w:color="000000"/>
           <w:insideV w:val="single" w:sz="4" w:color="000000"/>
         </w:tblBorders>
+        <w:tblCellMar>
+          <w:top w:w="0" w:type="dxa"/>
+          <w:left w:w="60" w:type="dxa"/>
+          <w:bottom w:w="0" w:type="dxa"/>
+          <w:right w:w="60" w:type="dxa"/>
+        </w:tblCellMar>
       </w:tblPr>
       <w:tblGrid>
         <w:gridCol w:w="992"/>
@@ -12935,15 +12320,7 @@
         <w:pStyle w:val="Isi"/>
       </w:pPr>
       <w:r>
-        <w:t>Hasil ini menuntut pembacaan yang hati-hati, dan menjadi salah satu temuan penting penelitian ini. Pada MAE dan PSNR, pencampuran linier justru unggul. Hal tersebut wajar dan sudah lama dikenal pada evaluasi citra: rata-rata dua citra adalah tebakan yang meminimalkan galat kuadrat, sehingga ia hampir selalu menang pada metrik berbasis selisih piksel, dengan harga berupa citra yang lebih kabur.</w:t>
-      </w:r>
-    </w:p>
-    <w:p>
-      <w:pPr>
-        <w:pStyle w:val="Isi"/>
-      </w:pPr>
-      <w:r>
-        <w:t xml:space="preserve">Pada SSIM, yang membandingkan luminans, kontras, dan struktur secara lokal, model unggul pada </w:t>
+        <w:t xml:space="preserve">Pembacaannya menuntut kehati-hatian dan menjadi salah satu temuan penting penelitian ini. Pada MAE dan PSNR pencampuran linier unggul, dan itu memang seharusnya terjadi: rata-rata dua citra meminimalkan galat kuadrat, dengan harga berupa citra yang kabur. Pada SSIM, yang membandingkan struktur secara lokal, model unggul pada </w:t>
       </w:r>
       <w:r>
         <w:rPr>
@@ -12952,7 +12329,7 @@
         <w:t>seluruh lima kasus</w:t>
       </w:r>
       <w:r>
-        <w:t>. Selisihnya pun bergerak sesuai dugaan: pada sampel berjarak dua derajat, tempat perubahan antarframe kecil dan hampir linier, keunggulan model tipis (0,0002–0,0003); pada kasus yang lebih sulit, yaitu Al Cu berjarak tiga derajat dan Contrast dengan rentang enam frame, keunggulan model melebar menjadi 0,0064 dan 0,0091.</w:t>
+        <w:t>, dan keunggulannya melebar pada kasus yang lebih sulit, yaitu dari 0,0002 pada sampel dua derajat menjadi 0,0064 dan 0,0091 pada Al Cu dan Contrast.</w:t>
       </w:r>
     </w:p>
     <w:p>
@@ -12960,7 +12337,7 @@
         <w:pStyle w:val="Isi"/>
       </w:pPr>
       <w:r>
-        <w:t xml:space="preserve">Dengan kata lain, semakin jauh persoalannya dari pencampuran linier, semakin jelas model dibutuhkan. Konsekuensinya bagi rancangan pengujian pada subbab 3.7 bersifat mengikat: </w:t>
+        <w:t xml:space="preserve">Konsekuensinya bagi subbab 3.7 mengikat: </w:t>
       </w:r>
       <w:r>
         <w:rPr>
@@ -12969,7 +12346,7 @@
         <w:t>MAE dan PSNR tidak boleh berdiri sendiri sebagai ukuran keberhasilan</w:t>
       </w:r>
       <w:r>
-        <w:t>, karena keduanya akan memilih citra kabur, dan sebuah frame proyeksi yang kabur justru merusak rekonstruksi yang menjadi tujuan akhirnya.</w:t>
+        <w:t>, sebab keduanya memilih citra kabur, dan frame proyeksi yang kabur merusak rekonstruksi yang menjadi tujuan akhirnya.</w:t>
       </w:r>
     </w:p>
     <w:p>
@@ -12985,7 +12362,7 @@
         <w:pStyle w:val="Isi"/>
       </w:pPr>
       <w:r>
-        <w:t>Metode prototyping menuntut setiap iterasi menghasilkan sesuatu yang dapat dicoba, sehingga sebagian dari rancangan di atas telah dijalankan terhadap perangkat keras yang sebenarnya sebelum proposal ini disusun. Angka-angka berikut adalah capaian awal tersebut, bukan hasil akhir penelitian.</w:t>
+        <w:t>Metode prototyping menuntut setiap iterasi menghasilkan sesuatu yang dapat dicoba, sehingga sebagian rancangan di atas telah dijalankan terhadap perangkat keras sungguhan sebelum proposal ini disusun. Angka berikut adalah capaian awal, bukan hasil akhir penelitian.</w:t>
       </w:r>
     </w:p>
     <w:p>
@@ -12993,7 +12370,7 @@
         <w:pStyle w:val="Isi"/>
       </w:pPr>
       <w:r>
-        <w:t>Sesi pelatihan pertama berjalan satu epoch dan selesai dalam 2 menit 29 detik, yang membuktikan rantai pelatihan berfungsi dari pengambilan pekerjaan hingga pengembalian bobot. Sesi kedua berjalan penuh sepanjang 20 epoch dengan 40 sampel per epoch, dan metriknya disajikan pada Tabel 3.13.</w:t>
+        <w:t>Sesi pertama berjalan satu epoch dan selesai dalam 2 menit 29 detik, yang membuktikan rantai pelatihan berfungsi dari pengambilan pekerjaan hingga pengembalian bobot. Sesi kedua berjalan penuh sepanjang 20 epoch dengan 40 sampel per epoch.</w:t>
       </w:r>
     </w:p>
     <w:p>
@@ -13018,6 +12395,12 @@
           <w:insideH w:val="single" w:sz="4" w:color="000000"/>
           <w:insideV w:val="single" w:sz="4" w:color="000000"/>
         </w:tblBorders>
+        <w:tblCellMar>
+          <w:top w:w="0" w:type="dxa"/>
+          <w:left w:w="60" w:type="dxa"/>
+          <w:bottom w:w="0" w:type="dxa"/>
+          <w:right w:w="60" w:type="dxa"/>
+        </w:tblCellMar>
       </w:tblPr>
       <w:tblGrid>
         <w:gridCol w:w="1587"/>
@@ -13978,15 +13361,7 @@
         <w:pStyle w:val="Isi"/>
       </w:pPr>
       <w:r>
-        <w:t>Sepanjang dua puluh epoch tersebut MAE turun 6,6% dari 0,014976 menjadi 0,013986, MSE turun 20,6%, PSNR naik 1,24 dB, dan SSIM naik dari 0,9860 menjadi 0,9871. Arah keempatnya konsisten, dan penurunan MAE pada epoch 13 dan 18 yang sesaat berbalik naik merupakan riak yang lazim pada pelatihan bertumpak kecil, bukan tanda pelatihan yang gagal.</w:t>
-      </w:r>
-    </w:p>
-    <w:p>
-      <w:pPr>
-        <w:pStyle w:val="Isi"/>
-      </w:pPr>
-      <w:r>
-        <w:t>Dua hal perlu ditegaskan dalam membaca tabel tersebut. Pertama, kenaikan SSIM sebesar 0,0011 terlihat kecil karena nilai awalnya memang telah tinggi. Bobot dasar sudah terlatih, dan yang dikerjakan sesi ini adalah penyempurnaan, bukan pelatihan dari nol. Kedua, tidak setiap epoch tercatat pada tabel: metrik dikirimkan pekerja pada setiap titik simpan, dan epoch yang tidak muncul adalah epoch yang titik simpannya bertepatan dengan pergantian sesi komputasi.</w:t>
+        <w:t>MAE turun 6,6%, MSE turun 20,6%, PSNR naik 1,24 dB, dan SSIM naik dari 0,9860 menjadi 0,9871. Kenaikan SSIM tampak kecil karena nilai awalnya sudah tinggi: bobot dasar telah terlatih, dan yang dikerjakan adalah penyempurnaan, bukan pelatihan dari nol.</w:t>
       </w:r>
     </w:p>
     <w:p>
@@ -13997,10 +13372,10 @@
         <w:rPr>
           <w:b/>
         </w:rPr>
-        <w:t>Capaian pada sisi inferensi.</w:t>
-      </w:r>
-      <w:r>
-        <w:t xml:space="preserve"> Tiga pekerjaan pengisian celah telah dijalankan terhadap layanan inferensi sungguhan, masing-masing menghasilkan dua frame dari tiga frame masukan dalam 47, 42, dan 54 detik. Validasi </w:t>
+        <w:t>Pada sisi inferensi</w:t>
+      </w:r>
+      <w:r>
+        <w:t xml:space="preserve">, tiga pekerjaan pengisian celah dijalankan terhadap layanan sungguhan, masing-masing menghasilkan dua frame dari tiga frame masukan dalam 47, 42, dan 54 detik. Validasi </w:t>
       </w:r>
       <w:r>
         <w:rPr>
@@ -14009,7 +13384,15 @@
         <w:t>hold-out</w:t>
       </w:r>
       <w:r>
-        <w:t xml:space="preserve"> pada ketiganya menghasilkan MAE 359,747, RMSE 688,092, dan PSNR 39,58 dB terhadap frame acuan yang rentangnya 108 hingga 56.487, atau galat sekitar 0,6% dari rentang yang diukur.</w:t>
+        <w:t xml:space="preserve"> menghasilkan MAE 359,747, RMSE 688,092, dan PSNR 39,58 dB terhadap frame acuan berentang 108 hingga 56.487, atau sekitar 0,6% dari rentang yang diukur.</w:t>
+      </w:r>
+    </w:p>
+    <w:p>
+      <w:pPr>
+        <w:pStyle w:val="Isi"/>
+      </w:pPr>
+      <w:r>
+        <w:t>Seluruh angka tersebut berasal dari himpunan data terbatas dan sesi pelatihan yang pendek. Ia cukup menunjukkan rantai pelatihan, inferensi, dan validasi berfungsi ujung ke ujung, tetapi belum cukup menyimpulkan mutu model secara umum.</w:t>
       </w:r>
     </w:p>
     <w:p>
@@ -14020,42 +13403,10 @@
         <w:rPr>
           <w:b/>
         </w:rPr>
-        <w:t>Batas keberlakuan angka-angka ini.</w:t>
-      </w:r>
-      <w:r>
-        <w:t xml:space="preserve"> Seluruhnya diperoleh dari satu himpunan data yang terbatas dan dari sesi pelatihan yang pendek. Angka tersebut cukup untuk menunjukkan bahwa rantai pelatihan, inferensi, dan validasi telah berfungsi ujung ke ujung, tetapi belum cukup untuk menyimpulkan mutu model secara umum. Pengujian menyeluruh sebagaimana dirancang pada subbab 3.7 adalah yang akan menjawab pertanyaan tersebut.</w:t>
-      </w:r>
-    </w:p>
-    <w:p>
-      <w:pPr>
-        <w:pStyle w:val="Isi"/>
-      </w:pPr>
-      <w:r>
-        <w:rPr>
-          <w:b/>
-        </w:rPr>
-        <w:t>Kriteria keberhasilan penyempurnaan.</w:t>
-      </w:r>
-      <w:r>
-        <w:t xml:space="preserve"> Metrik pelatihan pada Tabel 3.13 hanya menyatakan bahwa model membaik pada distribusi yang dilatihkan; ia tidak menyatakan bahwa batas pada subbab 3.6.6 telah terlampaui. Penyempurnaan dinyatakan berhasil apabila pengukuran yang sama persis dengan Tabel 3.11, diulang terhadap bobot hasil penyempurnaan, memenuhi dua syarat berikut:</w:t>
-      </w:r>
-    </w:p>
-    <w:p>
-      <w:pPr>
-        <w:pStyle w:val="Daftar"/>
-        <w:ind w:left="850" w:hanging="454"/>
-      </w:pPr>
-      <w:r>
-        <w:t xml:space="preserve">1. </w:t>
-      </w:r>
-      <w:r>
-        <w:rPr>
-          <w:b/>
-        </w:rPr>
-        <w:t>Tanggapan terhadap skalar waktu meningkat berlipat.</w:t>
-      </w:r>
-      <w:r>
-        <w:t xml:space="preserve"> Selisih keluaran antara </w:t>
+        <w:t>Kriteria keberhasilan penyempurnaan</w:t>
+      </w:r>
+      <w:r>
+        <w:t xml:space="preserve"> ditetapkan sebelum percobaan dimulai, dan sengaja dirumuskan agar dapat dipatahkan. Pertama, selisih keluaran antara </w:t>
       </w:r>
       <w:r>
         <w:rPr>
@@ -14075,16 +13426,7 @@
         <w:t>t = 0,75</w:t>
       </w:r>
       <w:r>
-        <w:t xml:space="preserve"> harus naik dari 2,20 menjadi sekurang-kurangnya satu tingkat besaran yang sebanding dengan perubahan nyata antarframe (563,48 pada pasangan uji yang sama). 2. </w:t>
-      </w:r>
-      <w:r>
-        <w:rPr>
-          <w:b/>
-        </w:rPr>
-        <w:t>Perubahannya menuju arah yang benar.</w:t>
-      </w:r>
-      <w:r>
-        <w:t xml:space="preserve"> Keluaran pada </w:t>
+        <w:t xml:space="preserve"> harus naik dari 2,20 menuju besaran yang sebanding dengan perubahan nyata antarframe, yaitu 563,48 pada pasangan yang sama. Kedua, perubahannya harus menuju arah yang benar: keluaran pada </w:t>
       </w:r>
       <w:r>
         <w:rPr>
@@ -14094,7 +13436,7 @@
         <w:t>t = 1/3</w:t>
       </w:r>
       <w:r>
-        <w:t xml:space="preserve"> harus menghasilkan galat yang lebih kecil terhadap frame 0053 dibandingkan keluaran pada </w:t>
+        <w:t xml:space="preserve"> harus lebih dekat ke frame 0053 daripada keluaran pada </w:t>
       </w:r>
       <w:r>
         <w:rPr>
@@ -14104,24 +13446,56 @@
         <w:t>t = 2/3</w:t>
       </w:r>
       <w:r>
-        <w:t>, dan sebaliknya untuk frame 0055. Pada bobot dasar, kedua galat tersebut praktis tidak dapat dibedakan.</w:t>
+        <w:t>, dan sebaliknya untuk 0055. Apabila keduanya masih sama dekatnya, penyempurnaan gagal dan harus dinyatakan gagal; kriteria yang tidak dapat gagal bukanlah kriteria.</w:t>
       </w:r>
     </w:p>
     <w:p>
       <w:pPr>
+        <w:pStyle w:val="Heading3"/>
+      </w:pPr>
+      <w:r>
+        <w:t>3.6.8 Percobaan Penyempurnaan Bobot dan Keputusan Rancangan yang Diambil</w:t>
+      </w:r>
+    </w:p>
+    <w:p>
+      <w:pPr>
         <w:pStyle w:val="Isi"/>
       </w:pPr>
       <w:r>
-        <w:t xml:space="preserve">Syarat kedua yang menentukan, dan ia dirumuskan agar </w:t>
-      </w:r>
+        <w:t>Percobaan ini dilaporkan meskipun belum berhasil. Sebuah percobaan yang terukur dan gagal memberi dua hal yang tidak diberikan oleh percobaan yang tidak pernah dijalankan: ia menyempitkan ruang penyebab, dan ia memberi angka pembanding bagi percobaan berikutnya.</w:t>
+      </w:r>
+    </w:p>
+    <w:p>
+      <w:pPr>
+        <w:pStyle w:val="Isi"/>
+      </w:pPr>
       <w:r>
         <w:rPr>
           <w:b/>
         </w:rPr>
-        <w:t>dapat dipatahkan</w:t>
-      </w:r>
-      <w:r>
-        <w:t xml:space="preserve">: apabila setelah penyempurnaan keluaran pada kedua nilai </w:t>
+        <w:t>Arsitekturnya tidak disentuh.</w:t>
+      </w:r>
+      <w:r>
+        <w:t xml:space="preserve"> Pemeriksaan berkas bobot sebelum dan sesudah memberi hasil identik: </w:t>
+      </w:r>
+      <w:r>
+        <w:rPr>
+          <w:rFonts w:ascii="Consolas" w:hAnsi="Consolas" w:eastAsia="Consolas"/>
+          <w:sz w:val="22"/>
+        </w:rPr>
+        <w:t>STUNet_2to1_TimeCond</w:t>
+      </w:r>
+      <w:r>
+        <w:t xml:space="preserve">, 31 lapisan, 21.921.601 parameter, dengan cacah jenis lapisan yang sama persis. Yang diubah adalah </w:t>
+      </w:r>
+      <w:r>
+        <w:rPr>
+          <w:b/>
+        </w:rPr>
+        <w:t>distribusi data yang dilatihkan</w:t>
+      </w:r>
+      <w:r>
+        <w:t xml:space="preserve"> — ragam </w:t>
       </w:r>
       <w:r>
         <w:rPr>
@@ -14131,106 +13505,27 @@
         <w:t>t</w:t>
       </w:r>
       <w:r>
-        <w:t xml:space="preserve"> tersebut masih sama dekatnya terhadap kedua acuan, penyempurnaan ini gagal dan harus dinyatakan gagal. Kriteria yang tidak dapat gagal bukanlah kriteria.</w:t>
-      </w:r>
-    </w:p>
-    <w:p>
-      <w:pPr>
-        <w:pStyle w:val="Isi"/>
-      </w:pPr>
-      <w:r>
-        <w:t xml:space="preserve">Sebagai akibat lanjutan, keberhasilan juga akan terbaca pada kolom </w:t>
+        <w:t xml:space="preserve"> seimbang dinyalakan dan jarak maksimum sampel dinaikkan menjadi delapan, sehingga jumlah contoh per epoch naik dari 40 menjadi 112 mengikuti </w:t>
       </w:r>
       <w:r>
         <w:rPr>
           <w:rFonts w:ascii="Consolas" w:hAnsi="Consolas" w:eastAsia="Consolas"/>
           <w:sz w:val="22"/>
         </w:rPr>
-        <w:t>generation</w:t>
-      </w:r>
-      <w:r>
-        <w:t xml:space="preserve"> di manifes hasil. Selama model hanya dapat diandalkan pada titik tengah, celah lebar harus diisi secara rekursif sehingga sebagian besar frame keluaran bergenerasi dua ke atas. Apabila penyempurnaan berhasil, seluruh frame pada satu celah dapat dibangkitkan langsung dari sepasang frame hasil pindai, dan kolom tersebut seharusnya bernilai satu untuk seluruh baris.</w:t>
-      </w:r>
-    </w:p>
-    <w:p>
-      <w:pPr>
-        <w:pStyle w:val="Isi"/>
-      </w:pPr>
-      <w:r>
-        <w:t>Kedua syarat tersebut telah diukur, dan hasilnya diuraikan pada subbab 3.6.8.</w:t>
-      </w:r>
-    </w:p>
-    <w:p>
-      <w:pPr>
-        <w:pStyle w:val="Heading3"/>
-      </w:pPr>
-      <w:r>
-        <w:t>3.6.8 Percobaan Penyempurnaan Bobot dan Keputusan Rancangan yang Diambil</w:t>
-      </w:r>
-    </w:p>
-    <w:p>
-      <w:pPr>
-        <w:pStyle w:val="Isi"/>
-      </w:pPr>
-      <w:r>
-        <w:t>Subbab 3.6.6 menunjukkan bahwa bobot dasar tidak memakai masukan skalar waktunya. Subbab ini menguraikan percobaan penyempurnaan yang dirancang untuk melampaui batas tersebut, perhitungan yang mendasarinya, hasil pengukurannya, serta keputusan rancangan yang diambil sesudahnya karena hasil itu belum memadai.</w:t>
-      </w:r>
-    </w:p>
-    <w:p>
-      <w:pPr>
-        <w:pStyle w:val="Isi"/>
-      </w:pPr>
-      <w:r>
-        <w:t>Percobaan ini dilaporkan meskipun belum berhasil. Sebuah percobaan yang terukur dan gagal memberi dua hal yang tidak diberikan oleh percobaan yang tidak pernah dijalankan: ia menyempitkan ruang penyebab, dan ia memberi angka pembanding bagi percobaan berikutnya.</w:t>
-      </w:r>
-    </w:p>
-    <w:p>
-      <w:pPr>
-        <w:pStyle w:val="Heading4"/>
-      </w:pPr>
-      <w:r>
-        <w:t>a. Yang diubah, dan yang sengaja tidak diubah</w:t>
-      </w:r>
-    </w:p>
-    <w:p>
-      <w:pPr>
-        <w:pStyle w:val="Isi"/>
-      </w:pPr>
-      <w:r>
-        <w:rPr>
-          <w:b/>
-        </w:rPr>
-        <w:t>Arsitekturnya tidak disentuh.</w:t>
-      </w:r>
-      <w:r>
-        <w:t xml:space="preserve"> Pemeriksaan berkas bobot sebelum dan sesudah pembaruan memberi hasil yang identik: nama arsitektur </w:t>
+        <w:t>S(N,G) = Σ (N−g)(g−1)</w:t>
+      </w:r>
+      <w:r>
+        <w:t xml:space="preserve"> untuk </w:t>
       </w:r>
       <w:r>
         <w:rPr>
           <w:rFonts w:ascii="Consolas" w:hAnsi="Consolas" w:eastAsia="Consolas"/>
           <w:sz w:val="22"/>
         </w:rPr>
-        <w:t>STUNet_2to1_TimeCond</w:t>
-      </w:r>
-      <w:r>
-        <w:t>, 31 lapisan, dan 21.921.601 parameter pada keduanya, dengan cacah jenis lapisan yang sama persis. Tidak ada lapisan yang ditambah, dihapus, maupun diubah bentuknya.</w:t>
-      </w:r>
-    </w:p>
-    <w:p>
-      <w:pPr>
-        <w:pStyle w:val="Isi"/>
-      </w:pPr>
-      <w:r>
-        <w:t xml:space="preserve">Yang diubah adalah </w:t>
-      </w:r>
-      <w:r>
-        <w:rPr>
-          <w:b/>
-        </w:rPr>
-        <w:t>distribusi data yang dilatihkan</w:t>
-      </w:r>
-      <w:r>
-        <w:t>. Kapasitas pengondisian waktu sudah ada di dalam arsitektur sejak awal, dan subbab 3.6.6 menunjukkan bobotnya bahkan paling besar di antara seluruh kanal masukan dekoder, tetapi distribusi pelatihannya tidak pernah menuntut kapasitas itu dipakai.</w:t>
+        <w:t>g = 2..G</w:t>
+      </w:r>
+      <w:r>
+        <w:t>.</w:t>
       </w:r>
     </w:p>
     <w:p>
@@ -14255,6 +13550,12 @@
           <w:insideH w:val="single" w:sz="4" w:color="000000"/>
           <w:insideV w:val="single" w:sz="4" w:color="000000"/>
         </w:tblBorders>
+        <w:tblCellMar>
+          <w:top w:w="0" w:type="dxa"/>
+          <w:left w:w="60" w:type="dxa"/>
+          <w:bottom w:w="0" w:type="dxa"/>
+          <w:right w:w="60" w:type="dxa"/>
+        </w:tblCellMar>
       </w:tblPr>
       <w:tblGrid>
         <w:gridCol w:w="2646"/>
@@ -14691,169 +13992,6 @@
       <w:pPr>
         <w:pStyle w:val="IsiTanpaIndent"/>
       </w:pPr>
-    </w:p>
-    <w:p>
-      <w:pPr>
-        <w:pStyle w:val="Heading4"/>
-      </w:pPr>
-      <w:r>
-        <w:t>b. Perhitungan jumlah contoh pelatihan</w:t>
-      </w:r>
-    </w:p>
-    <w:p>
-      <w:pPr>
-        <w:pStyle w:val="Isi"/>
-      </w:pPr>
-      <w:r>
-        <w:t xml:space="preserve">Pembentukan contoh mengikuti rumus pada subbab 2.2.5. Untuk barisan berisi </w:t>
-      </w:r>
-      <w:r>
-        <w:rPr>
-          <w:rFonts w:ascii="Consolas" w:hAnsi="Consolas" w:eastAsia="Consolas"/>
-          <w:sz w:val="22"/>
-        </w:rPr>
-        <w:t>N</w:t>
-      </w:r>
-      <w:r>
-        <w:t xml:space="preserve"> frame dan lebar celah maksimum </w:t>
-      </w:r>
-      <w:r>
-        <w:rPr>
-          <w:rFonts w:ascii="Consolas" w:hAnsi="Consolas" w:eastAsia="Consolas"/>
-          <w:sz w:val="22"/>
-        </w:rPr>
-        <w:t>G</w:t>
-      </w:r>
-      <w:r>
-        <w:t>, banyaknya contoh adalah</w:t>
-      </w:r>
-    </w:p>
-    <w:p>
-      <w:pPr>
-        <w:pStyle w:val="Kode"/>
-      </w:pPr>
-      <w:r>
-        <w:t>S(N, G) = Σ[g = 2..G]  (N − g) · (g − 1)</w:t>
-      </w:r>
-    </w:p>
-    <w:p>
-      <w:pPr>
-        <w:pStyle w:val="Isi"/>
-      </w:pPr>
-      <w:r>
-        <w:t xml:space="preserve">Setiap suku menyatakan: untuk sebuah lebar celah </w:t>
-      </w:r>
-      <w:r>
-        <w:rPr>
-          <w:rFonts w:ascii="Consolas" w:hAnsi="Consolas" w:eastAsia="Consolas"/>
-          <w:sz w:val="22"/>
-        </w:rPr>
-        <w:t>g</w:t>
-      </w:r>
-      <w:r>
-        <w:t xml:space="preserve">, terdapat </w:t>
-      </w:r>
-      <w:r>
-        <w:rPr>
-          <w:rFonts w:ascii="Consolas" w:hAnsi="Consolas" w:eastAsia="Consolas"/>
-          <w:sz w:val="22"/>
-        </w:rPr>
-        <w:t>N − g</w:t>
-      </w:r>
-      <w:r>
-        <w:t xml:space="preserve"> posisi awal yang mungkin, dan pada setiap posisi terdapat </w:t>
-      </w:r>
-      <w:r>
-        <w:rPr>
-          <w:rFonts w:ascii="Consolas" w:hAnsi="Consolas" w:eastAsia="Consolas"/>
-          <w:sz w:val="22"/>
-        </w:rPr>
-        <w:t>g − 1</w:t>
-      </w:r>
-      <w:r>
-        <w:t xml:space="preserve"> frame antara yang dapat dijadikan sasaran. Dengan </w:t>
-      </w:r>
-      <w:r>
-        <w:rPr>
-          <w:rFonts w:ascii="Consolas" w:hAnsi="Consolas" w:eastAsia="Consolas"/>
-          <w:sz w:val="22"/>
-        </w:rPr>
-        <w:t>N = 10</w:t>
-      </w:r>
-      <w:r>
-        <w:t xml:space="preserve"> frame:</w:t>
-      </w:r>
-    </w:p>
-    <w:p>
-      <w:pPr>
-        <w:pStyle w:val="Kode"/>
-      </w:pPr>
-      <w:r>
-        <w:t>G = 4 :  8·1 + 7·2 + 6·3                          =  40 contoh</w:t>
-      </w:r>
-    </w:p>
-    <w:p>
-      <w:pPr>
-        <w:pStyle w:val="Kode"/>
-      </w:pPr>
-      <w:r>
-        <w:t>G = 8 :  8·1 + 7·2 + 6·3 + 5·4 + 4·5 + 3·6 + 2·7  = 112 contoh</w:t>
-      </w:r>
-    </w:p>
-    <w:p>
-      <w:pPr>
-        <w:pStyle w:val="Isi"/>
-      </w:pPr>
-      <w:r>
-        <w:t xml:space="preserve">Kenaikan dari 40 menjadi 112 contoh bukan sekadar penambahan jumlah. Yang ditambahkan adalah justru contoh yang menuntut model membedakan </w:t>
-      </w:r>
-      <w:r>
-        <w:rPr>
-          <w:rFonts w:ascii="Consolas" w:hAnsi="Consolas" w:eastAsia="Consolas"/>
-          <w:sz w:val="22"/>
-        </w:rPr>
-        <w:t>t</w:t>
-      </w:r>
-      <w:r>
-        <w:t xml:space="preserve">: pada </w:t>
-      </w:r>
-      <w:r>
-        <w:rPr>
-          <w:rFonts w:ascii="Consolas" w:hAnsi="Consolas" w:eastAsia="Consolas"/>
-          <w:sz w:val="22"/>
-        </w:rPr>
-        <w:t>g = 8</w:t>
-      </w:r>
-      <w:r>
-        <w:t xml:space="preserve">, satu pasangan frame yang sama muncul dengan </w:t>
-      </w:r>
-      <w:r>
-        <w:rPr>
-          <w:b/>
-        </w:rPr>
-        <w:t>tujuh sasaran berbeda</w:t>
-      </w:r>
-      <w:r>
-        <w:t xml:space="preserve">, sehingga satu-satunya cara menurunkan kerugian adalah dengan memakai skalar waktu. Pada </w:t>
-      </w:r>
-      <w:r>
-        <w:rPr>
-          <w:rFonts w:ascii="Consolas" w:hAnsi="Consolas" w:eastAsia="Consolas"/>
-          <w:sz w:val="22"/>
-        </w:rPr>
-        <w:t>G = 4</w:t>
-      </w:r>
-      <w:r>
-        <w:t xml:space="preserve"> pasangan yang sama paling banyak muncul dengan tiga sasaran, dan pada distribusi titik tengah saja hanya dengan satu.</w:t>
-      </w:r>
-    </w:p>
-    <w:p>
-      <w:pPr>
-        <w:pStyle w:val="Heading4"/>
-      </w:pPr>
-      <w:r>
-        <w:t>c. Metrik pelatihan</w:t>
-      </w:r>
     </w:p>
     <w:p>
       <w:pPr>
@@ -14877,6 +14015,12 @@
           <w:insideH w:val="single" w:sz="4" w:color="000000"/>
           <w:insideV w:val="single" w:sz="4" w:color="000000"/>
         </w:tblBorders>
+        <w:tblCellMar>
+          <w:top w:w="0" w:type="dxa"/>
+          <w:left w:w="60" w:type="dxa"/>
+          <w:bottom w:w="0" w:type="dxa"/>
+          <w:right w:w="60" w:type="dxa"/>
+        </w:tblCellMar>
       </w:tblPr>
       <w:tblGrid>
         <w:gridCol w:w="992"/>
@@ -16065,110 +15209,6 @@
     </w:p>
     <w:p>
       <w:pPr>
-        <w:pStyle w:val="Isi"/>
-      </w:pPr>
-      <w:r>
-        <w:t>Sepanjang dua puluh epoch, MAE turun 19,7%, PSNR naik 2,09 dB, dan SSIM naik dari 0,9804 menjadi 0,9843, tanpa satu pun epoch yang berbalik memburuk.</w:t>
-      </w:r>
-    </w:p>
-    <w:p>
-      <w:pPr>
-        <w:pStyle w:val="Isi"/>
-      </w:pPr>
-      <w:r>
-        <w:rPr>
-          <w:b/>
-        </w:rPr>
-        <w:t>Angka pada tabel ini tidak boleh dibandingkan langsung dengan Tabel 3.13.</w:t>
-      </w:r>
-      <w:r>
-        <w:t xml:space="preserve"> Sesi pembanding sebelumnya dilatih pada 40 contoh dengan </w:t>
-      </w:r>
-      <w:r>
-        <w:rPr>
-          <w:rFonts w:ascii="Consolas" w:hAnsi="Consolas" w:eastAsia="Consolas"/>
-          <w:sz w:val="22"/>
-        </w:rPr>
-        <w:t>max_gap = 4</w:t>
-      </w:r>
-      <w:r>
-        <w:t xml:space="preserve">, sedangkan sesi ini pada 112 contoh dengan </w:t>
-      </w:r>
-      <w:r>
-        <w:rPr>
-          <w:rFonts w:ascii="Consolas" w:hAnsi="Consolas" w:eastAsia="Consolas"/>
-          <w:sz w:val="22"/>
-        </w:rPr>
-        <w:t>max_gap = 8</w:t>
-      </w:r>
-      <w:r>
-        <w:t>; contoh tambahannya justru yang paling sulit. MAE yang lebih besar di sini menyatakan soal yang lebih berat, bukan model yang lebih buruk, sebagaimana dua nilai ujian dengan tingkat kesukaran berbeda tidak dapat dijajarkan.</w:t>
-      </w:r>
-    </w:p>
-    <w:p>
-      <w:pPr>
-        <w:pStyle w:val="Heading4"/>
-      </w:pPr>
-      <w:r>
-        <w:t>d. Prosedur pengukuran sesudah pembaruan</w:t>
-      </w:r>
-    </w:p>
-    <w:p>
-      <w:pPr>
-        <w:pStyle w:val="Isi"/>
-      </w:pPr>
-      <w:r>
-        <w:t xml:space="preserve">Pengukuran dilakukan dengan </w:t>
-      </w:r>
-      <w:r>
-        <w:rPr>
-          <w:b/>
-        </w:rPr>
-        <w:t>memuat kedua bobot pada proses yang sama</w:t>
-      </w:r>
-      <w:r>
-        <w:t>, memberinya masukan yang sama, dan mengukurnya dengan kode yang sama, sehingga tidak ada perbedaan lingkungan yang dapat menjelaskan selisih hasilnya. Enam belas inferensi dijalankan seluruhnya, delapan per bobot.</w:t>
-      </w:r>
-    </w:p>
-    <w:p>
-      <w:pPr>
-        <w:pStyle w:val="Isi"/>
-      </w:pPr>
-      <w:r>
-        <w:t xml:space="preserve">Ujinya adalah </w:t>
-      </w:r>
-      <w:r>
-        <w:rPr>
-          <w:b/>
-        </w:rPr>
-        <w:t>sapuan tujuh posisi dari satu pasangan frame hasil pindai</w:t>
-      </w:r>
-      <w:r>
-        <w:t xml:space="preserve">: frame 0051 dan 0069 sebagai batas, lalu model diminta membangkitkan frame pada </w:t>
-      </w:r>
-      <w:r>
-        <w:rPr>
-          <w:rFonts w:ascii="Consolas" w:hAnsi="Consolas" w:eastAsia="Consolas"/>
-          <w:sz w:val="22"/>
-        </w:rPr>
-        <w:t>t = 1/8</w:t>
-      </w:r>
-      <w:r>
-        <w:t xml:space="preserve"> sampai </w:t>
-      </w:r>
-      <w:r>
-        <w:rPr>
-          <w:rFonts w:ascii="Consolas" w:hAnsi="Consolas" w:eastAsia="Consolas"/>
-          <w:sz w:val="22"/>
-        </w:rPr>
-        <w:t>t = 7/8</w:t>
-      </w:r>
-      <w:r>
-        <w:t>. Ketujuh frame sasarannya, yaitu 0053 sampai 0065, tersedia sebagai kebenaran acuan dan disembunyikan dari model. Inilah skenario yang pada bobot dasar menghasilkan tujuh citra kembar.</w:t>
-      </w:r>
-    </w:p>
-    <w:p>
-      <w:pPr>
         <w:pStyle w:val="JudulTabel"/>
       </w:pPr>
       <w:r>
@@ -16189,6 +15229,12 @@
           <w:insideH w:val="single" w:sz="4" w:color="000000"/>
           <w:insideV w:val="single" w:sz="4" w:color="000000"/>
         </w:tblBorders>
+        <w:tblCellMar>
+          <w:top w:w="0" w:type="dxa"/>
+          <w:left w:w="60" w:type="dxa"/>
+          <w:bottom w:w="0" w:type="dxa"/>
+          <w:right w:w="60" w:type="dxa"/>
+        </w:tblCellMar>
       </w:tblPr>
       <w:tblGrid>
         <w:gridCol w:w="882"/>
@@ -16817,14 +15863,6 @@
     </w:p>
     <w:p>
       <w:pPr>
-        <w:pStyle w:val="Heading4"/>
-      </w:pPr>
-      <w:r>
-        <w:t>e. Hasil terhadap kriteria yang ditetapkan lebih dahulu</w:t>
-      </w:r>
-    </w:p>
-    <w:p>
-      <w:pPr>
         <w:pStyle w:val="JudulTabel"/>
       </w:pPr>
       <w:r>
@@ -16845,6 +15883,12 @@
           <w:insideH w:val="single" w:sz="4" w:color="000000"/>
           <w:insideV w:val="single" w:sz="4" w:color="000000"/>
         </w:tblBorders>
+        <w:tblCellMar>
+          <w:top w:w="0" w:type="dxa"/>
+          <w:left w:w="60" w:type="dxa"/>
+          <w:bottom w:w="0" w:type="dxa"/>
+          <w:right w:w="60" w:type="dxa"/>
+        </w:tblCellMar>
       </w:tblPr>
       <w:tblGrid>
         <w:gridCol w:w="1984"/>
@@ -17161,80 +16205,6 @@
       <w:pPr>
         <w:pStyle w:val="IsiTanpaIndent"/>
       </w:pPr>
-    </w:p>
-    <w:p>
-      <w:pPr>
-        <w:pStyle w:val="Isi"/>
-      </w:pPr>
-      <w:r>
-        <w:rPr>
-          <w:b/>
-        </w:rPr>
-        <w:t>Kriteria 3 adalah yang pokok.</w:t>
-      </w:r>
-      <w:r>
-        <w:t xml:space="preserve"> Selisih antara keluaran pada </w:t>
-      </w:r>
-      <w:r>
-        <w:rPr>
-          <w:rFonts w:ascii="Consolas" w:hAnsi="Consolas" w:eastAsia="Consolas"/>
-          <w:sz w:val="22"/>
-        </w:rPr>
-        <w:t>t = 1/8</w:t>
-      </w:r>
-      <w:r>
-        <w:t xml:space="preserve"> dan </w:t>
-      </w:r>
-      <w:r>
-        <w:rPr>
-          <w:rFonts w:ascii="Consolas" w:hAnsi="Consolas" w:eastAsia="Consolas"/>
-          <w:sz w:val="22"/>
-        </w:rPr>
-        <w:t>t = 7/8</w:t>
-      </w:r>
-      <w:r>
-        <w:t xml:space="preserve">, dua posisi terjauh pada pasangan yang sama, naik dari </w:t>
-      </w:r>
-      <w:r>
-        <w:rPr>
-          <w:b/>
-        </w:rPr>
-        <w:t>3,3 menjadi 562,9</w:t>
-      </w:r>
-      <w:r>
-        <w:t xml:space="preserve">, sementara selisih yang seharusnya, yaitu antara frame nyata 0053 dan 0065, adalah 2.020,2. Tanggapan model karena itu naik dari </w:t>
-      </w:r>
-      <w:r>
-        <w:rPr>
-          <w:b/>
-        </w:rPr>
-        <w:t>0,17% menjadi 27,87%</w:t>
-      </w:r>
-      <w:r>
-        <w:t>.</w:t>
-      </w:r>
-    </w:p>
-    <w:p>
-      <w:pPr>
-        <w:pStyle w:val="Isi"/>
-      </w:pPr>
-      <w:r>
-        <w:t>Ukuran kedua yang menyatakan hal yang sama dari sudut berbeda adalah</w:t>
-      </w:r>
-    </w:p>
-    <w:p>
-      <w:pPr>
-        <w:pStyle w:val="Isi"/>
-      </w:pPr>
-      <w:r>
-        <w:rPr>
-          <w:b/>
-        </w:rPr>
-        <w:t>keragaman keluaran</w:t>
-      </w:r>
-      <w:r>
-        <w:t>: rata-rata jarak antar ketujuh frame yang dihasilkan, dibandingkan rata-rata jarak antar ketujuh frame nyata yang bersesuaian.</w:t>
-      </w:r>
     </w:p>
     <w:p>
       <w:pPr>
@@ -17258,6 +16228,12 @@
           <w:insideH w:val="single" w:sz="4" w:color="000000"/>
           <w:insideV w:val="single" w:sz="4" w:color="000000"/>
         </w:tblBorders>
+        <w:tblCellMar>
+          <w:top w:w="0" w:type="dxa"/>
+          <w:left w:w="60" w:type="dxa"/>
+          <w:bottom w:w="0" w:type="dxa"/>
+          <w:right w:w="60" w:type="dxa"/>
+        </w:tblCellMar>
       </w:tblPr>
       <w:tblGrid>
         <w:gridCol w:w="1984"/>
@@ -17438,69 +16414,6 @@
       <w:pPr>
         <w:pStyle w:val="IsiTanpaIndent"/>
       </w:pPr>
-    </w:p>
-    <w:p>
-      <w:pPr>
-        <w:pStyle w:val="Isi"/>
-      </w:pPr>
-      <w:r>
-        <w:t>Rasio 0,001 berarti ketujuh keluaran bobot dasar, untuk keperluan apa pun, adalah satu citra yang sama, dan inilah pembuktian langsung atas gejala yang selama ini dilaporkan sebagai "model menghasilkan gambar yang sama". Rasio 0,236 pada revisi 4 berarti keluarannya kini benar-benar bergerak mengikuti posisi waktu yang diminta.</w:t>
-      </w:r>
-    </w:p>
-    <w:p>
-      <w:pPr>
-        <w:pStyle w:val="Heading4"/>
-      </w:pPr>
-      <w:r>
-        <w:t>f. Penilaian: mekanisme terajarkan, hasilnya belum berguna</w:t>
-      </w:r>
-    </w:p>
-    <w:p>
-      <w:pPr>
-        <w:pStyle w:val="Isi"/>
-      </w:pPr>
-      <w:r>
-        <w:t>Tiga dari empat kriteria terpenuhi. Kriteria keempat tidak, dan kegagalannya menentukan keputusan rancangan pada subbab berikutnya.</w:t>
-      </w:r>
-    </w:p>
-    <w:p>
-      <w:pPr>
-        <w:pStyle w:val="Isi"/>
-      </w:pPr>
-      <w:r>
-        <w:rPr>
-          <w:b/>
-        </w:rPr>
-        <w:t>Yang berhasil ditunjukkan.</w:t>
-      </w:r>
-      <w:r>
-        <w:t xml:space="preserve"> Tanggapan model terhadap skalar waktu naik dari 0,17% menjadi 27,87%, dan keragaman keluarannya dari rasio 0,001 menjadi 0,236. Kedua angka itu membuktikan satu hal yang sebelumnya hanya dugaan:</w:t>
-      </w:r>
-    </w:p>
-    <w:p>
-      <w:pPr>
-        <w:pStyle w:val="Isi"/>
-      </w:pPr>
-      <w:r>
-        <w:rPr>
-          <w:b/>
-        </w:rPr>
-        <w:t>kapasitas pengondisian waktu pada arsitektur ini memang dapat diaktifkan melalui distribusi data pelatihan, tanpa mengubah satu lapisan pun.</w:t>
-      </w:r>
-    </w:p>
-    <w:p>
-      <w:pPr>
-        <w:pStyle w:val="Isi"/>
-      </w:pPr>
-      <w:r>
-        <w:rPr>
-          <w:b/>
-        </w:rPr>
-        <w:t>Yang belum berhasil.</w:t>
-      </w:r>
-      <w:r>
-        <w:t xml:space="preserve"> Perubahan itu belum cukup besar untuk berguna. Uji pada Sample Contrast, objek yang tidak pernah dilatihkan, memperlihatkannya paling jelas. Ketika frame 0004, 0005, dan 0006 dibangkitkan dari pasangan frame pindai yang sama, jarak antarketiganya adalah:</w:t>
-      </w:r>
     </w:p>
     <w:p>
       <w:pPr>
@@ -17524,6 +16437,12 @@
           <w:insideH w:val="single" w:sz="4" w:color="000000"/>
           <w:insideV w:val="single" w:sz="4" w:color="000000"/>
         </w:tblBorders>
+        <w:tblCellMar>
+          <w:top w:w="0" w:type="dxa"/>
+          <w:left w:w="60" w:type="dxa"/>
+          <w:bottom w:w="0" w:type="dxa"/>
+          <w:right w:w="60" w:type="dxa"/>
+        </w:tblCellMar>
       </w:tblPr>
       <w:tblGrid>
         <w:gridCol w:w="2646"/>
@@ -17708,7 +16627,45 @@
         <w:pStyle w:val="Isi"/>
       </w:pPr>
       <w:r>
-        <w:t xml:space="preserve">Jarak 37,4 pada citra berskala 0 sampai 57.000 setara </w:t>
+        <w:rPr>
+          <w:b/>
+        </w:rPr>
+        <w:t>Yang berhasil.</w:t>
+      </w:r>
+      <w:r>
+        <w:t xml:space="preserve"> Tanggapan terhadap skalar waktu naik dari </w:t>
+      </w:r>
+      <w:r>
+        <w:rPr>
+          <w:b/>
+        </w:rPr>
+        <w:t>0,17% menjadi 27,87%</w:t>
+      </w:r>
+      <w:r>
+        <w:t xml:space="preserve">, dan keragaman keluaran dari rasio 0,001 menjadi 0,236. Mekanisme pengondisian waktu pada arsitektur ini karena itu </w:t>
+      </w:r>
+      <w:r>
+        <w:rPr>
+          <w:b/>
+        </w:rPr>
+        <w:t>terbukti dapat diaktifkan melalui distribusi data pelatihan, tanpa mengubah satu lapisan pun</w:t>
+      </w:r>
+      <w:r>
+        <w:t>.</w:t>
+      </w:r>
+    </w:p>
+    <w:p>
+      <w:pPr>
+        <w:pStyle w:val="Isi"/>
+      </w:pPr>
+      <w:r>
+        <w:rPr>
+          <w:b/>
+        </w:rPr>
+        <w:t>Yang belum berhasil.</w:t>
+      </w:r>
+      <w:r>
+        <w:t xml:space="preserve"> Perubahan itu belum cukup besar untuk berguna. Pada Sample Contrast, objek yang tidak pernah dilatihkan, jarak antara tiga frame yang dibangkitkan dari pasangan yang sama hanya 37,4 pada citra berskala 0 sampai 57.000, yaitu </w:t>
       </w:r>
       <w:r>
         <w:rPr>
@@ -17717,7 +16674,15 @@
         <w:t>0,065% dari rentang</w:t>
       </w:r>
       <w:r>
-        <w:t>, yaitu di bawah ambang yang dapat dibedakan mata. Pemeriksaan visual terhadap ketiga frame keluaran memang tidak memperlihatkan perbedaan. Kenaikan tiga belas kali lipat terhadap bobot dasar tetap kecil secara mutlak, karena titik awalnya hampir nol.</w:t>
+        <w:t xml:space="preserve"> dan di bawah ambang yang dapat dibedakan mata. Pemeriksaan visual memang tidak memperlihatkan perbedaan.</w:t>
+      </w:r>
+    </w:p>
+    <w:p>
+      <w:pPr>
+        <w:pStyle w:val="Isi"/>
+      </w:pPr>
+      <w:r>
+        <w:t>Sebab yang paling mungkin adalah pelatihan yang terhenti terlalu dini dan data yang terlalu sedikit: penurunan MAE pada lima epoch terakhir masih berjalan pada 76% laju lima epoch pertama, dan sepuluh frame yang menghasilkan 112 contoh berhadapan dengan 21,9 juta parameter.</w:t>
       </w:r>
     </w:p>
     <w:p>
@@ -17728,101 +16693,29 @@
         <w:rPr>
           <w:b/>
         </w:rPr>
-        <w:t>Satu catatan mengenai keberlakuan angka.</w:t>
-      </w:r>
-      <w:r>
-        <w:t xml:space="preserve"> Sapuan tujuh frame pada Tabel 3.16 memakai frame yang termasuk dalam data pelatihan, sehingga sebagiannya dapat berupa hafalan. Uji Sample Contrast tidak demikian, karena objek itu tidak pernah dilatihkan, dan rasionya 0,210, sebanding dengan 0,236 pada uji yang pertama. Kesesuaian keduanya menunjukkan efeknya nyata dan menyeberang ke data baru, tetapi angka Contrast yang lebih layak dipercaya.</w:t>
-      </w:r>
-    </w:p>
-    <w:p>
-      <w:pPr>
-        <w:pStyle w:val="Isi"/>
-      </w:pPr>
+        <w:t>Keputusan rancangan yang diambil.</w:t>
+      </w:r>
+      <w:r>
+        <w:t xml:space="preserve"> Bobot hasil penyempurnaan </w:t>
+      </w:r>
       <w:r>
         <w:rPr>
           <w:b/>
         </w:rPr>
-        <w:t>Sebab yang paling mungkin: pelatihan terhenti terlalu dini, dan datanya terlalu sedikit.</w:t>
-      </w:r>
-      <w:r>
-        <w:t xml:space="preserve"> Penurunan MAE pada lima epoch terakhir masih berjalan pada 76% laju lima epoch pertama, yang berarti kurvanya belum mendatar ketika pelatihan dihentikan. Di samping itu, sepuluh frame yang menghasilkan 112 contoh berhadapan dengan 21,9 juta parameter, perbandingan yang membuat penghafalan jauh lebih mudah daripada penyimpulan.</w:t>
-      </w:r>
-    </w:p>
-    <w:p>
-      <w:pPr>
-        <w:pStyle w:val="Heading4"/>
-      </w:pPr>
-      <w:r>
-        <w:t>g. Keputusan rancangan yang diambil</w:t>
-      </w:r>
-    </w:p>
-    <w:p>
-      <w:pPr>
-        <w:pStyle w:val="Isi"/>
-      </w:pPr>
-      <w:r>
-        <w:t xml:space="preserve">Berdasarkan penilaian di atas, </w:t>
+        <w:t>tidak dipasang</w:t>
+      </w:r>
+      <w:r>
+        <w:t xml:space="preserve">; sistem tetap memakai bobot dasar. Dua keputusan mengikutinya. Pertama, interpolasi dijalankan secara rekursif pada titik tengah sebagaimana subbab 3.6.4, sebab selama model hanya andal di titik tengah, rekursi adalah satu-satunya cara memakainya di dalam zona yang dikuasainya. Kedua, asal-usul setiap frame dicatat dan disampaikan kepada peneliti melalui nilai </w:t>
       </w:r>
       <w:r>
         <w:rPr>
-          <w:b/>
+          <w:rFonts w:ascii="Consolas" w:hAnsi="Consolas" w:eastAsia="Consolas"/>
+          <w:sz w:val="22"/>
         </w:rPr>
-        <w:t>sistem yang dibangun pada penelitian ini memakai bobot dasar</w:t>
-      </w:r>
-      <w:r>
-        <w:t>, bukan bobot hasil percobaan penyempurnaan. Bobot hasil percobaan disimpan dan didokumentasikan, tetapi tidak dipasang sebagai model yang melayani peneliti, karena perbaikan yang dihasilkannya belum dapat dipertanggungjawabkan sebagai perbaikan yang berarti.</w:t>
-      </w:r>
-    </w:p>
-    <w:p>
-      <w:pPr>
-        <w:pStyle w:val="Isi"/>
-      </w:pPr>
-      <w:r>
-        <w:t>Keputusan tersebut membawa dua konsekuensi yang mengikat rancangan sistem:</w:t>
-      </w:r>
-    </w:p>
-    <w:p>
-      <w:pPr>
-        <w:pStyle w:val="Daftar"/>
-        <w:ind w:left="850" w:hanging="454"/>
-      </w:pPr>
-      <w:r>
-        <w:t xml:space="preserve">1. </w:t>
-      </w:r>
-      <w:r>
-        <w:rPr>
-          <w:b/>
-        </w:rPr>
-        <w:t>Interpolasi dijalankan secara rekursif pada titik tengah</w:t>
-      </w:r>
-      <w:r>
-        <w:t xml:space="preserve">, sebagaimana diuraikan pada subbab 3.6.4. Selama model belum dapat diandalkan pada posisi waktu sembarang, rekursi adalah satu-satunya cara memakainya di dalam zona yang dikuasainya. 2. </w:t>
-      </w:r>
-      <w:r>
-        <w:rPr>
-          <w:b/>
-        </w:rPr>
-        <w:t>Asal-usul setiap frame dicatat dan disampaikan kepada peneliti.</w:t>
-      </w:r>
-      <w:r>
-        <w:t xml:space="preserve"> Karena galat berlipat setiap kali sebuah batas merupakan keluaran model sendiri, yaitu 1,73 kali untuk satu batas dan 3,27 kali untuk dua sebagaimana diukur pada subbab 3.6.6, peneliti harus dapat membedakan frame bergenerasi satu dari yang lebih dalam. Angka mutu tanpa keterangan asal-usul akan menyesatkan.</w:t>
-      </w:r>
-    </w:p>
-    <w:p>
-      <w:pPr>
-        <w:pStyle w:val="Isi"/>
-      </w:pPr>
-      <w:r>
-        <w:t xml:space="preserve">Percobaan lanjutan beserta arah yang akan ditempuh diuraikan sebagai bagian dari jadwal pada bab berikutnya: melanjutkan pelatihan melewati titik henti sebelumnya, dan yang lebih menentukan, memperoleh barisan proyeksi yang lebih panjang dari satu objek yang sama. Ambang lulus untuk percobaan berikutnya ditetapkan sekarang agar tidak dapat disesuaikan belakangan: </w:t>
-      </w:r>
-      <w:r>
-        <w:rPr>
-          <w:b/>
-        </w:rPr>
-        <w:t>rasio keragaman pada objek yang tidak dilatihkan harus mencapai sekurang-kurangnya 0,6</w:t>
-      </w:r>
-      <w:r>
-        <w:t>, yang pada uji Sample Contrast berarti jarak antar-hasil sekurang-kurangnya 107.</w:t>
+        <w:t>generation</w:t>
+      </w:r>
+      <w:r>
+        <w:t>, sebab galat berlipat 1,73 kali pada setiap batas sintetis sehingga frame bergenerasi satu dan frame yang lebih dalam tidak boleh tampak setara. Angka mutu tanpa keterangan asal-usul akan menyesatkan.</w:t>
       </w:r>
     </w:p>
     <w:p>
@@ -17863,6 +16756,12 @@
           <w:insideH w:val="single" w:sz="4" w:color="000000"/>
           <w:insideV w:val="single" w:sz="4" w:color="000000"/>
         </w:tblBorders>
+        <w:tblCellMar>
+          <w:top w:w="0" w:type="dxa"/>
+          <w:left w:w="60" w:type="dxa"/>
+          <w:bottom w:w="0" w:type="dxa"/>
+          <w:right w:w="60" w:type="dxa"/>
+        </w:tblCellMar>
       </w:tblPr>
       <w:tblGrid>
         <w:gridCol w:w="1984"/>
@@ -18470,6 +17369,12 @@
           <w:insideH w:val="single" w:sz="4" w:color="000000"/>
           <w:insideV w:val="single" w:sz="4" w:color="000000"/>
         </w:tblBorders>
+        <w:tblCellMar>
+          <w:top w:w="0" w:type="dxa"/>
+          <w:left w:w="60" w:type="dxa"/>
+          <w:bottom w:w="0" w:type="dxa"/>
+          <w:right w:w="60" w:type="dxa"/>
+        </w:tblCellMar>
       </w:tblPr>
       <w:tblGrid>
         <w:gridCol w:w="882"/>
@@ -19019,6 +17924,12 @@
           <w:insideH w:val="single" w:sz="4" w:color="000000"/>
           <w:insideV w:val="single" w:sz="4" w:color="000000"/>
         </w:tblBorders>
+        <w:tblCellMar>
+          <w:top w:w="0" w:type="dxa"/>
+          <w:left w:w="60" w:type="dxa"/>
+          <w:bottom w:w="0" w:type="dxa"/>
+          <w:right w:w="60" w:type="dxa"/>
+        </w:tblCellMar>
       </w:tblPr>
       <w:tblGrid>
         <w:gridCol w:w="2646"/>
@@ -19476,6 +18387,12 @@
           <w:insideH w:val="single" w:sz="4" w:color="000000"/>
           <w:insideV w:val="single" w:sz="4" w:color="000000"/>
         </w:tblBorders>
+        <w:tblCellMar>
+          <w:top w:w="0" w:type="dxa"/>
+          <w:left w:w="60" w:type="dxa"/>
+          <w:bottom w:w="0" w:type="dxa"/>
+          <w:right w:w="60" w:type="dxa"/>
+        </w:tblCellMar>
       </w:tblPr>
       <w:tblGrid>
         <w:gridCol w:w="2646"/>
@@ -19775,6 +18692,12 @@
           <w:insideH w:val="single" w:sz="4" w:color="000000"/>
           <w:insideV w:val="single" w:sz="4" w:color="000000"/>
         </w:tblBorders>
+        <w:tblCellMar>
+          <w:top w:w="0" w:type="dxa"/>
+          <w:left w:w="60" w:type="dxa"/>
+          <w:bottom w:w="0" w:type="dxa"/>
+          <w:right w:w="60" w:type="dxa"/>
+        </w:tblCellMar>
       </w:tblPr>
       <w:tblGrid>
         <w:gridCol w:w="3968"/>
@@ -20148,6 +19071,12 @@
           <w:insideH w:val="single" w:sz="4" w:color="000000"/>
           <w:insideV w:val="single" w:sz="4" w:color="000000"/>
         </w:tblBorders>
+        <w:tblCellMar>
+          <w:top w:w="0" w:type="dxa"/>
+          <w:left w:w="60" w:type="dxa"/>
+          <w:bottom w:w="0" w:type="dxa"/>
+          <w:right w:w="60" w:type="dxa"/>
+        </w:tblCellMar>
       </w:tblPr>
       <w:tblGrid>
         <w:gridCol w:w="794"/>
@@ -34307,7 +33236,7 @@
     <w:rPr>
       <w:rFonts w:ascii="Times New Roman" w:hAnsi="Times New Roman" w:eastAsia="Times New Roman"/>
       <w:b w:val="0"/>
-      <w:sz w:val="22"/>
+      <w:sz w:val="20"/>
     </w:rPr>
   </w:style>
   <w:style w:type="paragraph" w:customStyle="1" w:styleId="KepalaTabel">
@@ -34320,14 +33249,14 @@
     <w:rPr>
       <w:rFonts w:ascii="Times New Roman" w:hAnsi="Times New Roman" w:eastAsia="Times New Roman"/>
       <w:b/>
-      <w:sz w:val="22"/>
+      <w:sz w:val="20"/>
     </w:rPr>
   </w:style>
   <w:style w:type="paragraph" w:customStyle="1" w:styleId="Kode">
     <w:name w:val="Kode"/>
     <w:basedOn w:val="Normal"/>
     <w:pPr>
-      <w:spacing w:line="240" w:lineRule="auto" w:before="120" w:after="120"/>
+      <w:spacing w:line="240" w:lineRule="auto" w:before="0" w:after="0"/>
       <w:ind w:left="850"/>
       <w:jc w:val="left"/>
     </w:pPr>

--- a/proposal/Seminar Proposal.docx
+++ b/proposal/Seminar Proposal.docx
@@ -224,113 +224,105 @@
     </w:p>
     <w:p>
       <w:pPr>
-        <w:pStyle w:val="Isi"/>
-      </w:pPr>
-      <w:r>
-        <w:t>Proposal ini setebal ____ halaman, memuat 29 tabel dan 11 gambar tanpa lampiran, serta menggunakan 20 acuan terbitan tahun 2001 sampai 2026.</w:t>
+        <w:pStyle w:val="Heading1"/>
+      </w:pPr>
+      <w:r>
+        <w:t>DAFTAR ISI</w:t>
       </w:r>
     </w:p>
     <w:p>
       <w:pPr>
-        <w:pStyle w:val="Heading1"/>
-      </w:pPr>
-      <w:r>
-        <w:t>DAFTAR ISI</w:t>
+        <w:pStyle w:val="IsiTanpaIndent"/>
+      </w:pPr>
+      <w:r>
+        <w:fldChar w:fldCharType="begin" w:dirty="true"/>
+      </w:r>
+      <w:r>
+        <w:instrText xml:space="preserve"> TOC \o "1-2" \h \z \u </w:instrText>
+      </w:r>
+      <w:r>
+        <w:fldChar w:fldCharType="separate"/>
+      </w:r>
+      <w:r>
+        <w:t>[ Tekan Ctrl+A lalu F9 di Word untuk memunculkan daftar ini. ]</w:t>
+      </w:r>
+      <w:r>
+        <w:fldChar w:fldCharType="end"/>
       </w:r>
     </w:p>
     <w:p>
-      <w:pPr>
-        <w:pStyle w:val="IsiTanpaIndent"/>
-      </w:pPr>
-      <w:r>
-        <w:fldChar w:fldCharType="begin" w:dirty="true"/>
-      </w:r>
-      <w:r>
-        <w:instrText xml:space="preserve"> TOC \o "1-2" \h \z \u </w:instrText>
-      </w:r>
-      <w:r>
-        <w:fldChar w:fldCharType="separate"/>
-      </w:r>
-      <w:r>
-        <w:t>[ Tekan Ctrl+A lalu F9 di Word untuk memunculkan daftar ini. ]</w:t>
-      </w:r>
-      <w:r>
-        <w:fldChar w:fldCharType="end"/>
+      <w:r>
+        <w:br w:type="page"/>
       </w:r>
     </w:p>
     <w:p>
-      <w:r>
-        <w:br w:type="page"/>
+      <w:pPr>
+        <w:pStyle w:val="Heading1"/>
+      </w:pPr>
+      <w:r>
+        <w:t>DAFTAR GAMBAR</w:t>
       </w:r>
     </w:p>
     <w:p>
       <w:pPr>
-        <w:pStyle w:val="Heading1"/>
-      </w:pPr>
-      <w:r>
-        <w:t>DAFTAR GAMBAR</w:t>
+        <w:pStyle w:val="IsiTanpaIndent"/>
+      </w:pPr>
+      <w:r>
+        <w:fldChar w:fldCharType="begin" w:dirty="true"/>
+      </w:r>
+      <w:r>
+        <w:instrText xml:space="preserve"> TOC \h \z \t "Judul Gambar,1" </w:instrText>
+      </w:r>
+      <w:r>
+        <w:fldChar w:fldCharType="separate"/>
+      </w:r>
+      <w:r>
+        <w:t>[ Tekan Ctrl+A lalu F9 di Word untuk memunculkan daftar ini. ]</w:t>
+      </w:r>
+      <w:r>
+        <w:fldChar w:fldCharType="end"/>
       </w:r>
     </w:p>
     <w:p>
-      <w:pPr>
-        <w:pStyle w:val="IsiTanpaIndent"/>
-      </w:pPr>
-      <w:r>
-        <w:fldChar w:fldCharType="begin" w:dirty="true"/>
-      </w:r>
-      <w:r>
-        <w:instrText xml:space="preserve"> TOC \h \z \t "Judul Gambar,1" </w:instrText>
-      </w:r>
-      <w:r>
-        <w:fldChar w:fldCharType="separate"/>
-      </w:r>
-      <w:r>
-        <w:t>[ Tekan Ctrl+A lalu F9 di Word untuk memunculkan daftar ini. ]</w:t>
-      </w:r>
-      <w:r>
-        <w:fldChar w:fldCharType="end"/>
+      <w:r>
+        <w:br w:type="page"/>
       </w:r>
     </w:p>
     <w:p>
-      <w:r>
-        <w:br w:type="page"/>
+      <w:pPr>
+        <w:pStyle w:val="Heading1"/>
+      </w:pPr>
+      <w:r>
+        <w:t>DAFTAR TABEL</w:t>
       </w:r>
     </w:p>
     <w:p>
       <w:pPr>
-        <w:pStyle w:val="Heading1"/>
-      </w:pPr>
-      <w:r>
-        <w:t>DAFTAR TABEL</w:t>
+        <w:pStyle w:val="IsiTanpaIndent"/>
+      </w:pPr>
+      <w:r>
+        <w:fldChar w:fldCharType="begin" w:dirty="true"/>
+      </w:r>
+      <w:r>
+        <w:instrText xml:space="preserve"> TOC \h \z \t "Judul Tabel,1" </w:instrText>
+      </w:r>
+      <w:r>
+        <w:fldChar w:fldCharType="separate"/>
+      </w:r>
+      <w:r>
+        <w:t>[ Tekan Ctrl+A lalu F9 di Word untuk memunculkan daftar ini. ]</w:t>
+      </w:r>
+      <w:r>
+        <w:fldChar w:fldCharType="end"/>
       </w:r>
     </w:p>
     <w:p>
       <w:pPr>
-        <w:pStyle w:val="IsiTanpaIndent"/>
-      </w:pPr>
-      <w:r>
-        <w:fldChar w:fldCharType="begin" w:dirty="true"/>
-      </w:r>
-      <w:r>
-        <w:instrText xml:space="preserve"> TOC \h \z \t "Judul Tabel,1" </w:instrText>
-      </w:r>
-      <w:r>
-        <w:fldChar w:fldCharType="separate"/>
-      </w:r>
-      <w:r>
-        <w:t>[ Tekan Ctrl+A lalu F9 di Word untuk memunculkan daftar ini. ]</w:t>
-      </w:r>
-      <w:r>
-        <w:fldChar w:fldCharType="end"/>
-      </w:r>
-    </w:p>
-    <w:p>
-      <w:pPr>
         <w:sectPr>
-          <w:footerReference w:type="first" r:id="rId9"/>
-          <w:headerReference w:type="first" r:id="rId10"/>
-          <w:headerReference w:type="default" r:id="rId11"/>
-          <w:footerReference w:type="default" r:id="rId12"/>
+          <w:footerReference w:type="first" r:id="rId21"/>
+          <w:headerReference w:type="first" r:id="rId22"/>
+          <w:headerReference w:type="default" r:id="rId23"/>
+          <w:footerReference w:type="default" r:id="rId24"/>
           <w:pgSz w:w="11906" w:h="16838"/>
           <w:pgMar w:top="2268" w:right="1701" w:bottom="1701" w:left="2268" w:header="1134" w:footer="1134" w:gutter="0"/>
           <w:pgNumType w:fmt="lowerRoman" w:start="1"/>
@@ -572,25 +564,25 @@
         <w:pStyle w:val="Isi"/>
       </w:pPr>
       <w:r>
-        <w:t xml:space="preserve">Model tersebut dirancang untuk menyisipkan satu frame pada titik tengah di antara dua frame hasil pindai, dan hanya dilatih pada posisi itu. Rancangan tersebut membawa serta empat batas perilaku yang diperlakukan sebagai batasan penelitian, bukan sebagai sasaran perbaikan. Semuanya diukur pada subbab 3.6.6 terhadap arsip proyeksi BRIN. Pertama, masukan skalar waktunya praktis tidak berpengaruh di luar titik tengah: mengubah nilai </w:t>
+        <w:t>Model tersebut dirancang untuk menyisipkan satu frame pada titik tengah di antara dua frame hasil pindai, dan hanya dilatih pada posisi itu. Rancangan tersebut membawa serta empat batas perilaku yang diperlakukan sebagai batasan penelitian, bukan sasaran perbaikan, dan seluruhnya diukur pada subbab 3.6.6 terhadap arsip proyeksi BRIN. Pertama, masukan skalar waktunya praktis tidak berpengaruh di luar titik tengah, yaitu hanya 0,17% dari perubahan yang seharusnya. Kedua, pengisian karena itu harus rekursif dan galatnya berlipat 1,73 kali untuk satu batas sintetis serta 3,27 kali untuk dua. Ketiga, galat meningkat dari 359,7 pada rentang dua langkah menjadi 1.039,3 pada rentang delapan langkah. Keempat, celah berjumlah frame ganjil tidak memiliki titik tengah bilangan bulat sehingga frame yang dihasilkan bergeser setengah posisi.</w:t>
+      </w:r>
+    </w:p>
+    <w:p>
+      <w:pPr>
+        <w:pStyle w:val="Isi"/>
+      </w:pPr>
+      <w:r>
+        <w:t xml:space="preserve">Akibatnya sistem hanya menyatakan layak frame yang kedua batasnya merupakan hasil pindai. Celah yang lebih lebar tetap diisi, tetapi asal-usul dan kedalaman rekursi setiap frame disampaikan melalui nilai </w:t>
       </w:r>
       <w:r>
         <w:rPr>
           <w:rFonts w:ascii="Consolas" w:hAnsi="Consolas" w:eastAsia="Consolas"/>
           <w:sz w:val="22"/>
         </w:rPr>
-        <w:t>t</w:t>
-      </w:r>
-      <w:r>
-        <w:t xml:space="preserve"> di sepanjang rentang yang sah hanya menggeser keluaran sebesar 0,17% dari perubahan yang seharusnya, sehingga beberapa posisi waktu yang diminta dari sepasang frame yang sama menghasilkan citra yang praktis serupa. Kedua, karena hal tersebut pengisian harus dijalankan secara rekursif pada titik tengah, dan galatnya berlipat setiap kali sebuah batas ternyata merupakan keluaran model sendiri, yaitu 1,73 kali untuk satu batas dan 3,27 kali untuk dua. Ketiga, galat meningkat tajam seiring melebarnya rentang yang diinterpolasi, yaitu dari 359,7 pada rentang dua langkah menjadi 1.039,3 pada rentang delapan langkah. Keempat, celah dengan jumlah frame ganjil tidak memiliki titik tengah bilangan bulat, sehingga frame yang dihasilkan bergeser setengah posisi.</w:t>
-      </w:r>
-    </w:p>
-    <w:p>
-      <w:pPr>
-        <w:pStyle w:val="Isi"/>
-      </w:pPr>
-      <w:r>
-        <w:t>Akibatnya, sistem hanya menyatakan layak frame yang kedua batasnya merupakan hasil pindai. Celah yang lebih lebar tetap diisi, sebab menolak mengisinya tidak menolong siapa pun. Hanya saja asal-usul dan kedalaman rekursi setiap frame disampaikan kepada peneliti agar dapat dinilai sendiri. Interpolasi pada tahap inferensi karena itu selalu dilakukan pada titik tengah, dan sistem tidak menyediakan masukan skalar waktu manual bagi penggunanya.</w:t>
+        <w:t>generation</w:t>
+      </w:r>
+      <w:r>
+        <w:t xml:space="preserve"> agar dapat dinilai sendiri. Interpolasi pada tahap inferensi karena itu selalu dilakukan pada titik tengah, dan sistem tidak menyediakan masukan skalar waktu manual.</w:t>
       </w:r>
     </w:p>
     <w:p>
@@ -1002,10 +994,10 @@
     <w:p>
       <w:pPr>
         <w:sectPr>
-          <w:footerReference w:type="first" r:id="rId13"/>
-          <w:headerReference w:type="first" r:id="rId14"/>
-          <w:headerReference w:type="default" r:id="rId15"/>
-          <w:footerReference w:type="default" r:id="rId16"/>
+          <w:footerReference w:type="first" r:id="rId25"/>
+          <w:headerReference w:type="first" r:id="rId26"/>
+          <w:headerReference w:type="default" r:id="rId27"/>
+          <w:footerReference w:type="default" r:id="rId28"/>
           <w:pgSz w:w="11906" w:h="16838"/>
           <w:pgMar w:top="2268" w:right="1701" w:bottom="1701" w:left="2268" w:header="1134" w:footer="1134" w:gutter="0"/>
           <w:pgNumType w:fmt="decimal" w:start="1"/>
@@ -1132,7 +1124,7 @@
               <w:pStyle w:val="KepalaTabel"/>
             </w:pPr>
             <w:r>
-              <w:t>Temuan dan Perbedaan dengan Penelitian Ini</w:t>
+              <w:t>Perbedaan dengan Penelitian Ini</w:t>
             </w:r>
           </w:p>
         </w:tc>
@@ -1160,7 +1152,7 @@
               <w:pStyle w:val="IsiTabel"/>
             </w:pPr>
             <w:r>
-              <w:t>Ronneberger, Fischer, &amp; Brox (2015)</w:t>
+              <w:t>Ronneberger dkk. (2015)</w:t>
             </w:r>
           </w:p>
         </w:tc>
@@ -1173,16 +1165,7 @@
               <w:pStyle w:val="IsiTabel"/>
             </w:pPr>
             <w:r>
-              <w:t xml:space="preserve">U-Net: Convolutional Networks for Biomedical Image Segmentation. </w:t>
-            </w:r>
-            <w:r>
-              <w:rPr>
-                <w:i/>
-              </w:rPr>
-              <w:t>Metode:</w:t>
-            </w:r>
-            <w:r>
-              <w:t xml:space="preserve"> Jaringan konvolusi berbentuk encoder-decoder dengan sambungan lompat</w:t>
+              <w:t>U-Net untuk segmentasi citra biomedis</w:t>
             </w:r>
           </w:p>
         </w:tc>
@@ -1195,22 +1178,7 @@
               <w:pStyle w:val="IsiTabel"/>
             </w:pPr>
             <w:r>
-              <w:rPr>
-                <w:i/>
-              </w:rPr>
-              <w:t>Temuan:</w:t>
-            </w:r>
-            <w:r>
-              <w:t xml:space="preserve"> Memenangi tantangan segmentasi ISBI dengan data latih yang sangat terbatas; sambungan lompat terbukti mempertahankan detail spasial. </w:t>
-            </w:r>
-            <w:r>
-              <w:rPr>
-                <w:i/>
-              </w:rPr>
-              <w:t>Perbedaan:</w:t>
-            </w:r>
-            <w:r>
-              <w:t xml:space="preserve"> Penelitian ini memakai U-Net untuk memetakan pasangan frame menjadi frame antara, bukan untuk segmentasi, dan menambahkan pengondisian waktu pada arsitekturnya</w:t>
+              <w:t>Sumber arsitektur; di sini dipakai untuk interpolasi, bukan segmentasi</w:t>
             </w:r>
           </w:p>
         </w:tc>
@@ -1238,7 +1206,7 @@
               <w:pStyle w:val="IsiTabel"/>
             </w:pPr>
             <w:r>
-              <w:t>Niklaus, Mai, &amp; Liu (2017)</w:t>
+              <w:t>Niklaus dkk. (2017)</w:t>
             </w:r>
           </w:p>
         </w:tc>
@@ -1251,16 +1219,7 @@
               <w:pStyle w:val="IsiTabel"/>
             </w:pPr>
             <w:r>
-              <w:t xml:space="preserve">Video Frame Interpolation via Adaptive Convolution. </w:t>
-            </w:r>
-            <w:r>
-              <w:rPr>
-                <w:i/>
-              </w:rPr>
-              <w:t>Metode:</w:t>
-            </w:r>
-            <w:r>
-              <w:t xml:space="preserve"> Interpolasi frame dengan kernel konvolusi adaptif per piksel</w:t>
+              <w:t>Interpolasi frame lewat konvolusi adaptif</w:t>
             </w:r>
           </w:p>
         </w:tc>
@@ -1273,22 +1232,7 @@
               <w:pStyle w:val="IsiTabel"/>
             </w:pPr>
             <w:r>
-              <w:rPr>
-                <w:i/>
-              </w:rPr>
-              <w:t>Temuan:</w:t>
-            </w:r>
-            <w:r>
-              <w:t xml:space="preserve"> Menghasilkan frame antara yang lebih tajam dibanding pendekatan berbasis aliran optik. </w:t>
-            </w:r>
-            <w:r>
-              <w:rPr>
-                <w:i/>
-              </w:rPr>
-              <w:t>Perbedaan:</w:t>
-            </w:r>
-            <w:r>
-              <w:t xml:space="preserve"> Objek penelitian ini adalah barisan proyeksi tomografi neutron 16-bit yang perubahannya bersifat geometris, bukan video RGB dengan gerak objek</w:t>
+              <w:t>Menyasar video bergerak; di sini rotasi berkas terhadap objek diam</w:t>
             </w:r>
           </w:p>
         </w:tc>
@@ -1316,7 +1260,7 @@
               <w:pStyle w:val="IsiTabel"/>
             </w:pPr>
             <w:r>
-              <w:t>Jiang dkk. (2018)</w:t>
+              <w:t>Isola dkk. (2017)</w:t>
             </w:r>
           </w:p>
         </w:tc>
@@ -1329,16 +1273,7 @@
               <w:pStyle w:val="IsiTabel"/>
             </w:pPr>
             <w:r>
-              <w:t xml:space="preserve">Super SloMo: High Quality Estimation of Multiple Intermediate Frames for Video Interpolation. </w:t>
-            </w:r>
-            <w:r>
-              <w:rPr>
-                <w:i/>
-              </w:rPr>
-              <w:t>Metode:</w:t>
-            </w:r>
-            <w:r>
-              <w:t xml:space="preserve"> Estimasi aliran optik dua arah untuk membangkitkan banyak frame antara sekaligus</w:t>
+              <w:t>Pemetaan citra-ke-citra dengan GAN bersyarat</w:t>
             </w:r>
           </w:p>
         </w:tc>
@@ -1351,22 +1286,7 @@
               <w:pStyle w:val="IsiTabel"/>
             </w:pPr>
             <w:r>
-              <w:rPr>
-                <w:i/>
-              </w:rPr>
-              <w:t>Temuan:</w:t>
-            </w:r>
-            <w:r>
-              <w:t xml:space="preserve"> Mampu membangkitkan sejumlah frame antara pada posisi waktu sembarang dalam satu kali proses. </w:t>
-            </w:r>
-            <w:r>
-              <w:rPr>
-                <w:i/>
-              </w:rPr>
-              <w:t>Perbedaan:</w:t>
-            </w:r>
-            <w:r>
-              <w:t xml:space="preserve"> Penelitian ini membangkitkan frame antara secara rekursif pada titik tengah, dan mencatat kedalaman rekursi sebagai penanda asal-usul frame</w:t>
+              <w:t>Dasar pemilihan kerugian L1; di sini tanpa diskriminator</w:t>
             </w:r>
           </w:p>
         </w:tc>
@@ -1394,7 +1314,7 @@
               <w:pStyle w:val="IsiTabel"/>
             </w:pPr>
             <w:r>
-              <w:t>Isola dkk. (2017)</w:t>
+              <w:t>Jiang dkk. (2018)</w:t>
             </w:r>
           </w:p>
         </w:tc>
@@ -1407,16 +1327,7 @@
               <w:pStyle w:val="IsiTabel"/>
             </w:pPr>
             <w:r>
-              <w:t xml:space="preserve">Image-to-Image Translation with Conditional Adversarial Networks. </w:t>
-            </w:r>
-            <w:r>
-              <w:rPr>
-                <w:i/>
-              </w:rPr>
-              <w:t>Metode:</w:t>
-            </w:r>
-            <w:r>
-              <w:t xml:space="preserve"> Generator berbasis U-Net dengan pelatihan adversarial berkondisi</w:t>
+              <w:t>Super SloMo, aliran optik dua arah</w:t>
             </w:r>
           </w:p>
         </w:tc>
@@ -1429,22 +1340,7 @@
               <w:pStyle w:val="IsiTabel"/>
             </w:pPr>
             <w:r>
-              <w:rPr>
-                <w:i/>
-              </w:rPr>
-              <w:t>Temuan:</w:t>
-            </w:r>
-            <w:r>
-              <w:t xml:space="preserve"> Menunjukkan U-Net sebagai generator yang efektif pada tugas pemetaan citra ke citra secara umum. </w:t>
-            </w:r>
-            <w:r>
-              <w:rPr>
-                <w:i/>
-              </w:rPr>
-              <w:t>Perbedaan:</w:t>
-            </w:r>
-            <w:r>
-              <w:t xml:space="preserve"> Penelitian ini menggunakan generator berbasis U-Net tanpa komponen adversarial pada tahap penyempurnaan, dengan fungsi kerugian L1 sebagai satu-satunya sinyal</w:t>
+              <w:t>Bertumpu pada aliran optik yang tidak bermakna pada proyeksi</w:t>
             </w:r>
           </w:p>
         </w:tc>
@@ -1485,16 +1381,7 @@
               <w:pStyle w:val="IsiTabel"/>
             </w:pPr>
             <w:r>
-              <w:t xml:space="preserve">Real-Time Intermediate Flow Estimation for Video Frame Interpolation. </w:t>
-            </w:r>
-            <w:r>
-              <w:rPr>
-                <w:i/>
-              </w:rPr>
-              <w:t>Metode:</w:t>
-            </w:r>
-            <w:r>
-              <w:t xml:space="preserve"> Estimasi aliran antara secara langsung untuk interpolasi waktu nyata</w:t>
+              <w:t>Estimasi aliran perantara waktu nyata</w:t>
             </w:r>
           </w:p>
         </w:tc>
@@ -1507,22 +1394,7 @@
               <w:pStyle w:val="IsiTabel"/>
             </w:pPr>
             <w:r>
-              <w:rPr>
-                <w:i/>
-              </w:rPr>
-              <w:t>Temuan:</w:t>
-            </w:r>
-            <w:r>
-              <w:t xml:space="preserve"> Mencapai kecepatan waktu nyata dengan mutu yang bersaing. </w:t>
-            </w:r>
-            <w:r>
-              <w:rPr>
-                <w:i/>
-              </w:rPr>
-              <w:t>Perbedaan:</w:t>
-            </w:r>
-            <w:r>
-              <w:t xml:space="preserve"> Penelitian ini tidak menuntut waktu nyata; prioritasnya adalah kesetiaan numerik pada citra 16-bit dan kejelasan asal-usul frame</w:t>
+              <w:t>Citra tiga kanal delapan bit; di sini satu kanal enam belas bit</w:t>
             </w:r>
           </w:p>
         </w:tc>
@@ -1563,16 +1435,7 @@
               <w:pStyle w:val="IsiTabel"/>
             </w:pPr>
             <w:r>
-              <w:t xml:space="preserve">A Machine Learning Decision Criterion for Reducing Scan Time for Hyperspectral Neutron Computed Tomography Systems. </w:t>
-            </w:r>
-            <w:r>
-              <w:rPr>
-                <w:i/>
-              </w:rPr>
-              <w:t>Metode:</w:t>
-            </w:r>
-            <w:r>
-              <w:t xml:space="preserve"> Kriteria keputusan berbasis pembelajaran mesin untuk menghentikan akuisisi lebih awal</w:t>
+              <w:t>Kriteria henti akuisisi neutron berbasis ML</w:t>
             </w:r>
           </w:p>
         </w:tc>
@@ -1585,22 +1448,7 @@
               <w:pStyle w:val="IsiTabel"/>
             </w:pPr>
             <w:r>
-              <w:rPr>
-                <w:i/>
-              </w:rPr>
-              <w:t>Temuan:</w:t>
-            </w:r>
-            <w:r>
-              <w:t xml:space="preserve"> Waktu pindai dapat dipangkas tanpa mengorbankan mutu rekonstruksi secara berarti. </w:t>
-            </w:r>
-            <w:r>
-              <w:rPr>
-                <w:i/>
-              </w:rPr>
-              <w:t>Perbedaan:</w:t>
-            </w:r>
-            <w:r>
-              <w:t xml:space="preserve"> Penelitian ini tidak memangkas akuisisi, melainkan mengisi proyeksi yang telanjur hilang, dan mengemasnya sebagai sistem yang dapat dipakai peneliti sehari-hari</w:t>
+              <w:t>Mencegah proyeksi diambil; di sini memulihkan yang telanjur hilang</w:t>
             </w:r>
           </w:p>
         </w:tc>
@@ -1641,16 +1489,7 @@
               <w:pStyle w:val="IsiTabel"/>
             </w:pPr>
             <w:r>
-              <w:t xml:space="preserve">Dual-Domain Deep Prior Guided Sparse-View CT Reconstruction with Multi-Scale Fusion Attention. </w:t>
-            </w:r>
-            <w:r>
-              <w:rPr>
-                <w:i/>
-              </w:rPr>
-              <w:t>Metode:</w:t>
-            </w:r>
-            <w:r>
-              <w:t xml:space="preserve"> Rekonstruksi dua ranah dengan penuntun prior dan perhatian gabungan lintas skala</w:t>
+              <w:t>Rekonstruksi bersudut jarang, prior dua ranah</w:t>
             </w:r>
           </w:p>
         </w:tc>
@@ -1663,22 +1502,7 @@
               <w:pStyle w:val="IsiTabel"/>
             </w:pPr>
             <w:r>
-              <w:rPr>
-                <w:i/>
-              </w:rPr>
-              <w:t>Temuan:</w:t>
-            </w:r>
-            <w:r>
-              <w:t xml:space="preserve"> Artefak akibat sudut proyeksi yang jarang berkurang dibanding rekonstruksi konvensional. </w:t>
-            </w:r>
-            <w:r>
-              <w:rPr>
-                <w:i/>
-              </w:rPr>
-              <w:t>Perbedaan:</w:t>
-            </w:r>
-            <w:r>
-              <w:t xml:space="preserve"> Penelitian ini bekerja pada ranah proyeksi, bukan ranah rekonstruksi; keluarannya barisan proyeksi lengkap, bukan volume</w:t>
+              <w:t>Bekerja pada ranah rekonstruksi; di sini pada ranah proyeksi</w:t>
             </w:r>
           </w:p>
         </w:tc>
@@ -1719,16 +1543,7 @@
               <w:pStyle w:val="IsiTabel"/>
             </w:pPr>
             <w:r>
-              <w:t xml:space="preserve">Synchrotron Based Sparse-View CT Artifact Correction with STC-UNet. </w:t>
-            </w:r>
-            <w:r>
-              <w:rPr>
-                <w:i/>
-              </w:rPr>
-              <w:t>Metode:</w:t>
-            </w:r>
-            <w:r>
-              <w:t xml:space="preserve"> Koreksi artefak sudut jarang menggunakan varian U-Net bergabung Transformer</w:t>
+              <w:t>STC-UNet untuk koreksi artefak sinkrotron</w:t>
             </w:r>
           </w:p>
         </w:tc>
@@ -1741,22 +1556,7 @@
               <w:pStyle w:val="IsiTabel"/>
             </w:pPr>
             <w:r>
-              <w:rPr>
-                <w:i/>
-              </w:rPr>
-              <w:t>Temuan:</w:t>
-            </w:r>
-            <w:r>
-              <w:t xml:space="preserve"> Varian U-Net efektif menekan artefak pada data sudut jarang berintensitas tinggi. </w:t>
-            </w:r>
-            <w:r>
-              <w:rPr>
-                <w:i/>
-              </w:rPr>
-              <w:t>Perbedaan:</w:t>
-            </w:r>
-            <w:r>
-              <w:t xml:space="preserve"> Penelitian ini memakai U-Net berpengondisian waktu untuk membangkitkan proyeksi yang hilang, bukan memperbaiki artefak pada hasil rekonstruksi</w:t>
+              <w:t>Memperbaiki artefak volume; di sini melengkapi barisan proyeksi</w:t>
             </w:r>
           </w:p>
         </w:tc>
@@ -1797,16 +1597,7 @@
               <w:pStyle w:val="IsiTabel"/>
             </w:pPr>
             <w:r>
-              <w:t xml:space="preserve">Rancang Bangun Sistem Manajemen Akademik Mahasiswa Berbasis Mobile Multiplatform Menggunakan Flutter. </w:t>
-            </w:r>
-            <w:r>
-              <w:rPr>
-                <w:i/>
-              </w:rPr>
-              <w:t>Metode:</w:t>
-            </w:r>
-            <w:r>
-              <w:t xml:space="preserve"> Rancang bangun sistem multiplatform satu basis kode dengan Flutter</w:t>
+              <w:t>Sistem akademik multiplatform dengan Flutter</w:t>
             </w:r>
           </w:p>
         </w:tc>
@@ -1819,22 +1610,7 @@
               <w:pStyle w:val="IsiTabel"/>
             </w:pPr>
             <w:r>
-              <w:rPr>
-                <w:i/>
-              </w:rPr>
-              <w:t>Temuan:</w:t>
-            </w:r>
-            <w:r>
-              <w:t xml:space="preserve"> Satu basis kode terbukti melayani sasaran peramban dan Android sekaligus dengan konsistensi tampilan dan alur. </w:t>
-            </w:r>
-            <w:r>
-              <w:rPr>
-                <w:i/>
-              </w:rPr>
-              <w:t>Perbedaan:</w:t>
-            </w:r>
-            <w:r>
-              <w:t xml:space="preserve"> Penelitian ini memakai pendekatan multiplatform yang sama, tetapi sistemnya harus mengorkestrasi komputasi GPU jarak jauh dan menjaga berkas penelitian tetap di penyimpanan lokal</w:t>
+              <w:t>Tanpa model pembelajaran mendalam dan perangkat keras terpisah</w:t>
             </w:r>
           </w:p>
         </w:tc>
@@ -1875,16 +1651,7 @@
               <w:pStyle w:val="IsiTabel"/>
             </w:pPr>
             <w:r>
-              <w:t xml:space="preserve">Pengembangan Sistem Informasi Pengelolaan Sampah Sekolah Adiwiyata Menggunakan Metode Prototype. </w:t>
-            </w:r>
-            <w:r>
-              <w:rPr>
-                <w:i/>
-              </w:rPr>
-              <w:t>Metode:</w:t>
-            </w:r>
-            <w:r>
-              <w:t xml:space="preserve"> Pengembangan sistem informasi dengan metode prototype beserta evaluasi pengguna</w:t>
+              <w:t>Sistem informasi dengan metode prototype</w:t>
             </w:r>
           </w:p>
         </w:tc>
@@ -1897,32 +1664,12 @@
               <w:pStyle w:val="IsiTabel"/>
             </w:pPr>
             <w:r>
-              <w:rPr>
-                <w:i/>
-              </w:rPr>
-              <w:t>Temuan:</w:t>
-            </w:r>
-            <w:r>
-              <w:t xml:space="preserve"> Metode prototype terbukti menyingkap kebutuhan yang tidak terungkap pada tahap analisis awal. </w:t>
-            </w:r>
-            <w:r>
-              <w:rPr>
-                <w:i/>
-              </w:rPr>
-              <w:t>Perbedaan:</w:t>
-            </w:r>
-            <w:r>
-              <w:t xml:space="preserve"> Penelitian ini memakai metode prototype pada sistem yang salah satu komponennya adalah model pembelajaran mendalam, sehingga setiap iterasi harus diuji terhadap perangkat GPU yang sesungguhnya</w:t>
+              <w:t>Prototype pada sistem informasi biasa, bukan yang bermesin model</w:t>
             </w:r>
           </w:p>
         </w:tc>
       </w:tr>
     </w:tbl>
-    <w:p>
-      <w:pPr>
-        <w:pStyle w:val="IsiTanpaIndent"/>
-      </w:pPr>
-    </w:p>
     <w:p>
       <w:pPr>
         <w:pStyle w:val="Isi"/>
@@ -2267,20 +2014,38 @@
         </w:pBdr>
       </w:pPr>
       <w:r>
-        <w:rPr>
-          <w:b/>
-        </w:rPr>
-        <w:t>[ Tempat Gambar 2. 1 ]</w:t>
-      </w:r>
-      <w:r>
-        <w:br/>
-      </w:r>
-      <w:r>
-        <w:rPr>
-          <w:i/>
-          <w:color w:val="606060"/>
-        </w:rPr>
-        <w:t>Gambarkan jalur encoder-decoder berbentuk U dengan sambungan lompat pada setiap tingkat, sumbu waktu pada blok masukan, penyisipan layer SkipFusion pada setiap sambungan lompat, serta jalur masukan skalar waktu t yang menyatu ke jalur pemulihan pada lapisan tersempit.</w:t>
+        <w:drawing>
+          <wp:inline xmlns:a="http://schemas.openxmlformats.org/drawingml/2006/main" xmlns:pic="http://schemas.openxmlformats.org/drawingml/2006/picture">
+            <wp:extent cx="2448000" cy="2448000"/>
+            <wp:docPr id="1" name="Picture 1"/>
+            <wp:cNvGraphicFramePr>
+              <a:graphicFrameLocks noChangeAspect="1"/>
+            </wp:cNvGraphicFramePr>
+            <a:graphic>
+              <a:graphicData uri="http://schemas.openxmlformats.org/drawingml/2006/picture">
+                <pic:pic>
+                  <pic:nvPicPr>
+                    <pic:cNvPr id="0" name="gambar-2-1-arsitektur-stunet.png"/>
+                    <pic:cNvPicPr/>
+                  </pic:nvPicPr>
+                  <pic:blipFill>
+                    <a:blip r:embed="rId9"/>
+                    <a:stretch>
+                      <a:fillRect/>
+                    </a:stretch>
+                  </pic:blipFill>
+                  <pic:spPr>
+                    <a:xfrm>
+                      <a:off x="0" y="0"/>
+                      <a:ext cx="2448000" cy="2448000"/>
+                    </a:xfrm>
+                    <a:prstGeom prst="rect"/>
+                  </pic:spPr>
+                </pic:pic>
+              </a:graphicData>
+            </a:graphic>
+          </wp:inline>
+        </w:drawing>
       </w:r>
     </w:p>
     <w:p>
@@ -2525,11 +2290,6 @@
     </w:tbl>
     <w:p>
       <w:pPr>
-        <w:pStyle w:val="IsiTanpaIndent"/>
-      </w:pPr>
-    </w:p>
-    <w:p>
-      <w:pPr>
         <w:pStyle w:val="Isi"/>
       </w:pPr>
       <w:r>
@@ -2553,7 +2313,7 @@
         <w:t>∗₁ₓ₁</w:t>
       </w:r>
       <w:r>
-        <w:t xml:space="preserve"> konvolusi berkernel 1 × 1. Karena kedua reduksi digabungkan lebih dahulu, kedalaman masukan konvolusi itu selalu dua kali kedalaman keluarannya, dan hal itu terbaca pada berkas bobot: keempat instansnya menyimpan kernel (1, 1, 512, 256), (1, 1, 256, 128), (1, 1, 128, 64) dan (1, 1, 64, 32). Layer itu harus didefinisikan identik saat pemuatan, sebab berkas bobot menyimpan namanya sebagai </w:t>
+        <w:t xml:space="preserve"> konvolusi berkernel 1 × 1. Karena kedua reduksi digabungkan lebih dahulu, kedalaman masukan konvolusi itu selalu dua kali kedalaman keluarannya, dan keempat instansnya menyimpan kernel (1, 1, 512, 256) sampai (1, 1, 64, 32). Layer itu harus didefinisikan identik saat pemuatan, sebab berkas bobot menyimpan namanya sebagai </w:t>
       </w:r>
       <w:r>
         <w:rPr>
@@ -2571,19 +2331,8 @@
         <w:pStyle w:val="Isi"/>
       </w:pPr>
       <w:r>
-        <w:rPr>
-          <w:b/>
-        </w:rPr>
-        <w:t>Susunan lapisan.</w:t>
-      </w:r>
-      <w:r>
-        <w:t xml:space="preserve"> Pemeriksaan langsung menunjukkan model terdiri atas</w:t>
-      </w:r>
-    </w:p>
-    <w:p>
-      <w:pPr>
-        <w:pStyle w:val="Isi"/>
-      </w:pPr>
+        <w:t xml:space="preserve">Pemeriksaan langsung menunjukkan model terdiri atas </w:t>
+      </w:r>
       <w:r>
         <w:rPr>
           <w:b/>
@@ -2591,8 +2340,13 @@
         <w:t>31 lapisan</w:t>
       </w:r>
       <w:r>
-        <w:t xml:space="preserve"> dengan </w:t>
-      </w:r>
+        <w:t xml:space="preserve"> dengan</w:t>
+      </w:r>
+    </w:p>
+    <w:p>
+      <w:pPr>
+        <w:pStyle w:val="Isi"/>
+      </w:pPr>
       <w:r>
         <w:rPr>
           <w:b/>
@@ -2608,7 +2362,7 @@
         <w:pStyle w:val="JudulTabel"/>
       </w:pPr>
       <w:r>
-        <w:t>Tabel 2. 3 Susunan Lapisan STUNet_2to1_TimeCond</w:t>
+        <w:t>Tabel 2. 3 Susunan Lapisan STUNet_2to1_TimeCond (ringkas)</w:t>
       </w:r>
     </w:p>
     <w:tbl>
@@ -2651,7 +2405,7 @@
               <w:pStyle w:val="KepalaTabel"/>
             </w:pPr>
             <w:r>
-              <w:t>Bagian</w:t>
+              <w:t>#</w:t>
             </w:r>
           </w:p>
         </w:tc>
@@ -2664,7 +2418,7 @@
               <w:pStyle w:val="KepalaTabel"/>
             </w:pPr>
             <w:r>
-              <w:t>Lapisan</w:t>
+              <w:t>Nama</w:t>
             </w:r>
           </w:p>
         </w:tc>
@@ -2677,7 +2431,7 @@
               <w:pStyle w:val="KepalaTabel"/>
             </w:pPr>
             <w:r>
-              <w:t>Keluaran</w:t>
+              <w:t>Kelas</w:t>
             </w:r>
           </w:p>
         </w:tc>
@@ -2690,7 +2444,7 @@
               <w:pStyle w:val="KepalaTabel"/>
             </w:pPr>
             <w:r>
-              <w:t>Peran</w:t>
+              <w:t>Catatan</w:t>
             </w:r>
           </w:p>
         </w:tc>
@@ -2705,7 +2459,7 @@
               <w:pStyle w:val="IsiTabel"/>
             </w:pPr>
             <w:r>
-              <w:t>Masukan</w:t>
+              <w:t>0</w:t>
             </w:r>
           </w:p>
         </w:tc>
@@ -2722,17 +2476,65 @@
                 <w:rFonts w:ascii="Consolas" w:hAnsi="Consolas" w:eastAsia="Consolas"/>
                 <w:sz w:val="22"/>
               </w:rPr>
+              <w:t>input_layer</w:t>
+            </w:r>
+          </w:p>
+        </w:tc>
+        <w:tc>
+          <w:tcPr>
+            <w:tcW w:type="dxa" w:w="1984"/>
+          </w:tcPr>
+          <w:p>
+            <w:pPr>
+              <w:pStyle w:val="IsiTabel"/>
+            </w:pPr>
+            <w:r>
               <w:t>InputLayer</w:t>
             </w:r>
-            <w:r>
-              <w:t xml:space="preserve"> </w:t>
-            </w:r>
+          </w:p>
+        </w:tc>
+        <w:tc>
+          <w:tcPr>
+            <w:tcW w:type="dxa" w:w="1984"/>
+          </w:tcPr>
+          <w:p>
+            <w:pPr>
+              <w:pStyle w:val="IsiTabel"/>
+            </w:pPr>
+            <w:r>
+              <w:t>(None, 2, 1024, 1024, 1)</w:t>
+            </w:r>
+          </w:p>
+        </w:tc>
+      </w:tr>
+      <w:tr>
+        <w:tc>
+          <w:tcPr>
+            <w:tcW w:type="dxa" w:w="1984"/>
+          </w:tcPr>
+          <w:p>
+            <w:pPr>
+              <w:pStyle w:val="IsiTabel"/>
+            </w:pPr>
+            <w:r>
+              <w:t>1–4</w:t>
+            </w:r>
+          </w:p>
+        </w:tc>
+        <w:tc>
+          <w:tcPr>
+            <w:tcW w:type="dxa" w:w="1984"/>
+          </w:tcPr>
+          <w:p>
+            <w:pPr>
+              <w:pStyle w:val="IsiTabel"/>
+            </w:pPr>
             <w:r>
               <w:rPr>
                 <w:rFonts w:ascii="Consolas" w:hAnsi="Consolas" w:eastAsia="Consolas"/>
                 <w:sz w:val="22"/>
               </w:rPr>
-              <w:t>(2, 1024, 1024, 1)</w:t>
+              <w:t>time_distributed_42…45</w:t>
             </w:r>
           </w:p>
         </w:tc>
@@ -2745,7 +2547,7 @@
               <w:pStyle w:val="IsiTabel"/>
             </w:pPr>
             <w:r>
-              <w:t>2 frame batas</w:t>
+              <w:t>TimeDistributed</w:t>
             </w:r>
           </w:p>
         </w:tc>
@@ -2758,7 +2560,7 @@
               <w:pStyle w:val="IsiTabel"/>
             </w:pPr>
             <w:r>
-              <w:t>Pasangan frame pada sumbu waktu</w:t>
+              <w:t>Conv2D dan MaxPooling2D per frame</w:t>
             </w:r>
           </w:p>
         </w:tc>
@@ -2773,7 +2575,7 @@
               <w:pStyle w:val="IsiTabel"/>
             </w:pPr>
             <w:r>
-              <w:t>Masukan</w:t>
+              <w:t>5, 7</w:t>
             </w:r>
           </w:p>
         </w:tc>
@@ -2790,20 +2592,45 @@
                 <w:rFonts w:ascii="Consolas" w:hAnsi="Consolas" w:eastAsia="Consolas"/>
                 <w:sz w:val="22"/>
               </w:rPr>
-              <w:t>InputLayer</w:t>
-            </w:r>
-            <w:r>
-              <w:t xml:space="preserve"> </w:t>
+              <w:t>conv_lstm2d_21, 22</w:t>
+            </w:r>
+          </w:p>
+        </w:tc>
+        <w:tc>
+          <w:tcPr>
+            <w:tcW w:type="dxa" w:w="1984"/>
+          </w:tcPr>
+          <w:p>
+            <w:pPr>
+              <w:pStyle w:val="IsiTabel"/>
+            </w:pPr>
+            <w:r>
+              <w:t>ConvLSTM2D</w:t>
+            </w:r>
+          </w:p>
+        </w:tc>
+        <w:tc>
+          <w:tcPr>
+            <w:tcW w:type="dxa" w:w="1984"/>
+          </w:tcPr>
+          <w:p>
+            <w:pPr>
+              <w:pStyle w:val="IsiTabel"/>
+            </w:pPr>
+            <w:r>
+              <w:t xml:space="preserve">128 dan 256 filter, </w:t>
             </w:r>
             <w:r>
               <w:rPr>
                 <w:rFonts w:ascii="Consolas" w:hAnsi="Consolas" w:eastAsia="Consolas"/>
                 <w:sz w:val="22"/>
               </w:rPr>
-              <w:t>(1,)</w:t>
-            </w:r>
-          </w:p>
-        </w:tc>
+              <w:t>return_sequences=True</w:t>
+            </w:r>
+          </w:p>
+        </w:tc>
+      </w:tr>
+      <w:tr>
         <w:tc>
           <w:tcPr>
             <w:tcW w:type="dxa" w:w="1984"/>
@@ -2813,14 +2640,24 @@
               <w:pStyle w:val="IsiTabel"/>
             </w:pPr>
             <w:r>
-              <w:t xml:space="preserve">skalar </w:t>
-            </w:r>
+              <w:t>8</w:t>
+            </w:r>
+          </w:p>
+        </w:tc>
+        <w:tc>
+          <w:tcPr>
+            <w:tcW w:type="dxa" w:w="1984"/>
+          </w:tcPr>
+          <w:p>
+            <w:pPr>
+              <w:pStyle w:val="IsiTabel"/>
+            </w:pPr>
             <w:r>
               <w:rPr>
                 <w:rFonts w:ascii="Consolas" w:hAnsi="Consolas" w:eastAsia="Consolas"/>
                 <w:sz w:val="22"/>
               </w:rPr>
-              <w:t>t</w:t>
+              <w:t>time_scalar</w:t>
             </w:r>
           </w:p>
         </w:tc>
@@ -2833,7 +2670,20 @@
               <w:pStyle w:val="IsiTabel"/>
             </w:pPr>
             <w:r>
-              <w:t>Posisi waktu frame yang diminta</w:t>
+              <w:t>InputLayer</w:t>
+            </w:r>
+          </w:p>
+        </w:tc>
+        <w:tc>
+          <w:tcPr>
+            <w:tcW w:type="dxa" w:w="1984"/>
+          </w:tcPr>
+          <w:p>
+            <w:pPr>
+              <w:pStyle w:val="IsiTabel"/>
+            </w:pPr>
+            <w:r>
+              <w:t>(None, 1)</w:t>
             </w:r>
           </w:p>
         </w:tc>
@@ -2848,7 +2698,7 @@
               <w:pStyle w:val="IsiTabel"/>
             </w:pPr>
             <w:r>
-              <w:t>Penyusutan</w:t>
+              <w:t>10</w:t>
             </w:r>
           </w:p>
         </w:tc>
@@ -2865,7 +2715,7 @@
                 <w:rFonts w:ascii="Consolas" w:hAnsi="Consolas" w:eastAsia="Consolas"/>
                 <w:sz w:val="22"/>
               </w:rPr>
-              <w:t>TimeDistributed(Conv2D 32, 3×3, ReLU)</w:t>
+              <w:t>dense_7</w:t>
             </w:r>
           </w:p>
         </w:tc>
@@ -2878,7 +2728,7 @@
               <w:pStyle w:val="IsiTabel"/>
             </w:pPr>
             <w:r>
-              <w:t>1024 × 1024 × 32</w:t>
+              <w:t>Dense</w:t>
             </w:r>
           </w:p>
         </w:tc>
@@ -2891,7 +2741,7 @@
               <w:pStyle w:val="IsiTabel"/>
             </w:pPr>
             <w:r>
-              <w:t>Ciri awal, dihitung terpisah untuk tiap frame</w:t>
+              <w:t>4096 unit</w:t>
             </w:r>
           </w:p>
         </w:tc>
@@ -2906,7 +2756,7 @@
               <w:pStyle w:val="IsiTabel"/>
             </w:pPr>
             <w:r>
-              <w:t>Penyusutan</w:t>
+              <w:t>11</w:t>
             </w:r>
           </w:p>
         </w:tc>
@@ -2923,7 +2773,7 @@
                 <w:rFonts w:ascii="Consolas" w:hAnsi="Consolas" w:eastAsia="Consolas"/>
                 <w:sz w:val="22"/>
               </w:rPr>
-              <w:t>TimeDistributed(MaxPooling2D 2×2)</w:t>
+              <w:t>conv_lstm2d_23</w:t>
             </w:r>
           </w:p>
         </w:tc>
@@ -2936,7 +2786,7 @@
               <w:pStyle w:val="IsiTabel"/>
             </w:pPr>
             <w:r>
-              <w:t>512 × 512</w:t>
+              <w:t>ConvLSTM2D</w:t>
             </w:r>
           </w:p>
         </w:tc>
@@ -2949,65 +2799,14 @@
               <w:pStyle w:val="IsiTabel"/>
             </w:pPr>
             <w:r>
-              <w:t>Penurunan resolusi</w:t>
-            </w:r>
-          </w:p>
-        </w:tc>
-      </w:tr>
-      <w:tr>
-        <w:tc>
-          <w:tcPr>
-            <w:tcW w:type="dxa" w:w="1984"/>
-          </w:tcPr>
-          <w:p>
-            <w:pPr>
-              <w:pStyle w:val="IsiTabel"/>
-            </w:pPr>
-            <w:r>
-              <w:t>Penyusutan</w:t>
-            </w:r>
-          </w:p>
-        </w:tc>
-        <w:tc>
-          <w:tcPr>
-            <w:tcW w:type="dxa" w:w="1984"/>
-          </w:tcPr>
-          <w:p>
-            <w:pPr>
-              <w:pStyle w:val="IsiTabel"/>
-            </w:pPr>
+              <w:t xml:space="preserve">512 filter, </w:t>
+            </w:r>
             <w:r>
               <w:rPr>
                 <w:rFonts w:ascii="Consolas" w:hAnsi="Consolas" w:eastAsia="Consolas"/>
                 <w:sz w:val="22"/>
               </w:rPr>
-              <w:t>TimeDistributed(Conv2D 64, 3×3, ReLU)</w:t>
-            </w:r>
-          </w:p>
-        </w:tc>
-        <w:tc>
-          <w:tcPr>
-            <w:tcW w:type="dxa" w:w="1984"/>
-          </w:tcPr>
-          <w:p>
-            <w:pPr>
-              <w:pStyle w:val="IsiTabel"/>
-            </w:pPr>
-            <w:r>
-              <w:t>512 × 512 × 64</w:t>
-            </w:r>
-          </w:p>
-        </w:tc>
-        <w:tc>
-          <w:tcPr>
-            <w:tcW w:type="dxa" w:w="1984"/>
-          </w:tcPr>
-          <w:p>
-            <w:pPr>
-              <w:pStyle w:val="IsiTabel"/>
-            </w:pPr>
-            <w:r>
-              <w:t>Ciri tingkat kedua</w:t>
+              <w:t>return_sequences=False</w:t>
             </w:r>
           </w:p>
         </w:tc>
@@ -3022,7 +2821,7 @@
               <w:pStyle w:val="IsiTabel"/>
             </w:pPr>
             <w:r>
-              <w:t>Penyusutan</w:t>
+              <w:t>12–13</w:t>
             </w:r>
           </w:p>
         </w:tc>
@@ -3039,68 +2838,17 @@
                 <w:rFonts w:ascii="Consolas" w:hAnsi="Consolas" w:eastAsia="Consolas"/>
                 <w:sz w:val="22"/>
               </w:rPr>
-              <w:t>TimeDistributed(MaxPooling2D 2×2)</w:t>
-            </w:r>
-          </w:p>
-        </w:tc>
-        <w:tc>
-          <w:tcPr>
-            <w:tcW w:type="dxa" w:w="1984"/>
-          </w:tcPr>
-          <w:p>
-            <w:pPr>
-              <w:pStyle w:val="IsiTabel"/>
-            </w:pPr>
-            <w:r>
-              <w:t>256 × 256</w:t>
-            </w:r>
-          </w:p>
-        </w:tc>
-        <w:tc>
-          <w:tcPr>
-            <w:tcW w:type="dxa" w:w="1984"/>
-          </w:tcPr>
-          <w:p>
-            <w:pPr>
-              <w:pStyle w:val="IsiTabel"/>
-            </w:pPr>
-            <w:r>
-              <w:t>Penurunan resolusi</w:t>
-            </w:r>
-          </w:p>
-        </w:tc>
-      </w:tr>
-      <w:tr>
-        <w:tc>
-          <w:tcPr>
-            <w:tcW w:type="dxa" w:w="1984"/>
-          </w:tcPr>
-          <w:p>
-            <w:pPr>
-              <w:pStyle w:val="IsiTabel"/>
-            </w:pPr>
-            <w:r>
-              <w:rPr>
-                <w:b/>
-              </w:rPr>
-              <w:t>Temporal</w:t>
-            </w:r>
-          </w:p>
-        </w:tc>
-        <w:tc>
-          <w:tcPr>
-            <w:tcW w:type="dxa" w:w="1984"/>
-          </w:tcPr>
-          <w:p>
-            <w:pPr>
-              <w:pStyle w:val="IsiTabel"/>
-            </w:pPr>
+              <w:t>reshape_7</w:t>
+            </w:r>
+            <w:r>
+              <w:t xml:space="preserve">, </w:t>
+            </w:r>
             <w:r>
               <w:rPr>
                 <w:rFonts w:ascii="Consolas" w:hAnsi="Consolas" w:eastAsia="Consolas"/>
                 <w:sz w:val="22"/>
               </w:rPr>
-              <w:t>ConvLSTM2D 128, 3×3, ReLU</w:t>
+              <w:t>concatenate_11</w:t>
             </w:r>
           </w:p>
         </w:tc>
@@ -3113,7 +2861,7 @@
               <w:pStyle w:val="IsiTabel"/>
             </w:pPr>
             <w:r>
-              <w:t>256 × 256 × 128</w:t>
+              <w:t>Reshape, Concatenate</w:t>
             </w:r>
           </w:p>
         </w:tc>
@@ -3126,7 +2874,7 @@
               <w:pStyle w:val="IsiTabel"/>
             </w:pPr>
             <w:r>
-              <w:t>Perekaman hubungan antarframe</w:t>
+              <w:t>Peta 64 × 64 disisipkan di lapisan tersempit</w:t>
             </w:r>
           </w:p>
         </w:tc>
@@ -3141,7 +2889,7 @@
               <w:pStyle w:val="IsiTabel"/>
             </w:pPr>
             <w:r>
-              <w:t>Penyusutan</w:t>
+              <w:t>15–27</w:t>
             </w:r>
           </w:p>
         </w:tc>
@@ -3158,7 +2906,7 @@
                 <w:rFonts w:ascii="Consolas" w:hAnsi="Consolas" w:eastAsia="Consolas"/>
                 <w:sz w:val="22"/>
               </w:rPr>
-              <w:t>TimeDistributed(MaxPooling2D 2×2)</w:t>
+              <w:t>skip_fusion_28…31</w:t>
             </w:r>
           </w:p>
         </w:tc>
@@ -3171,7 +2919,7 @@
               <w:pStyle w:val="IsiTabel"/>
             </w:pPr>
             <w:r>
-              <w:t>128 × 128</w:t>
+              <w:t>Custom&gt;SkipFusion</w:t>
             </w:r>
           </w:p>
         </w:tc>
@@ -3184,7 +2932,7 @@
               <w:pStyle w:val="IsiTabel"/>
             </w:pPr>
             <w:r>
-              <w:t>Penurunan resolusi</w:t>
+              <w:t>256, 128, 64, 32 filter</w:t>
             </w:r>
           </w:p>
         </w:tc>
@@ -3199,10 +2947,7 @@
               <w:pStyle w:val="IsiTabel"/>
             </w:pPr>
             <w:r>
-              <w:rPr>
-                <w:b/>
-              </w:rPr>
-              <w:t>Temporal</w:t>
+              <w:t>14–30</w:t>
             </w:r>
           </w:p>
         </w:tc>
@@ -3219,65 +2964,17 @@
                 <w:rFonts w:ascii="Consolas" w:hAnsi="Consolas" w:eastAsia="Consolas"/>
                 <w:sz w:val="22"/>
               </w:rPr>
-              <w:t>ConvLSTM2D 256, 3×3, ReLU</w:t>
-            </w:r>
-          </w:p>
-        </w:tc>
-        <w:tc>
-          <w:tcPr>
-            <w:tcW w:type="dxa" w:w="1984"/>
-          </w:tcPr>
-          <w:p>
-            <w:pPr>
-              <w:pStyle w:val="IsiTabel"/>
-            </w:pPr>
-            <w:r>
-              <w:t>128 × 128 × 256</w:t>
-            </w:r>
-          </w:p>
-        </w:tc>
-        <w:tc>
-          <w:tcPr>
-            <w:tcW w:type="dxa" w:w="1984"/>
-          </w:tcPr>
-          <w:p>
-            <w:pPr>
-              <w:pStyle w:val="IsiTabel"/>
-            </w:pPr>
-            <w:r>
-              <w:t>Perekaman hubungan antarframe</w:t>
-            </w:r>
-          </w:p>
-        </w:tc>
-      </w:tr>
-      <w:tr>
-        <w:tc>
-          <w:tcPr>
-            <w:tcW w:type="dxa" w:w="1984"/>
-          </w:tcPr>
-          <w:p>
-            <w:pPr>
-              <w:pStyle w:val="IsiTabel"/>
-            </w:pPr>
-            <w:r>
-              <w:t>Penyusutan</w:t>
-            </w:r>
-          </w:p>
-        </w:tc>
-        <w:tc>
-          <w:tcPr>
-            <w:tcW w:type="dxa" w:w="1984"/>
-          </w:tcPr>
-          <w:p>
-            <w:pPr>
-              <w:pStyle w:val="IsiTabel"/>
-            </w:pPr>
+              <w:t>conv2d_transpose_4…7</w:t>
+            </w:r>
+            <w:r>
+              <w:t xml:space="preserve">, </w:t>
+            </w:r>
             <w:r>
               <w:rPr>
                 <w:rFonts w:ascii="Consolas" w:hAnsi="Consolas" w:eastAsia="Consolas"/>
                 <w:sz w:val="22"/>
               </w:rPr>
-              <w:t>TimeDistributed(MaxPooling2D 2×2)</w:t>
+              <w:t>conv2d_48…52</w:t>
             </w:r>
           </w:p>
         </w:tc>
@@ -3290,7 +2987,7 @@
               <w:pStyle w:val="IsiTabel"/>
             </w:pPr>
             <w:r>
-              <w:t>64 × 64</w:t>
+              <w:t>Conv2DTranspose, Conv2D</w:t>
             </w:r>
           </w:p>
         </w:tc>
@@ -3303,621 +3000,14 @@
               <w:pStyle w:val="IsiTabel"/>
             </w:pPr>
             <w:r>
-              <w:t>Penurunan resolusi</w:t>
-            </w:r>
-          </w:p>
-        </w:tc>
-      </w:tr>
-      <w:tr>
-        <w:tc>
-          <w:tcPr>
-            <w:tcW w:type="dxa" w:w="1984"/>
-          </w:tcPr>
-          <w:p>
-            <w:pPr>
-              <w:pStyle w:val="IsiTabel"/>
-            </w:pPr>
-            <w:r>
-              <w:rPr>
-                <w:b/>
-              </w:rPr>
-              <w:t>Temporal</w:t>
-            </w:r>
-          </w:p>
-        </w:tc>
-        <w:tc>
-          <w:tcPr>
-            <w:tcW w:type="dxa" w:w="1984"/>
-          </w:tcPr>
-          <w:p>
-            <w:pPr>
-              <w:pStyle w:val="IsiTabel"/>
-            </w:pPr>
+              <w:t xml:space="preserve">Jalur pemulihan, ditutup aktivasi </w:t>
+            </w:r>
             <w:r>
               <w:rPr>
                 <w:rFonts w:ascii="Consolas" w:hAnsi="Consolas" w:eastAsia="Consolas"/>
                 <w:sz w:val="22"/>
               </w:rPr>
-              <w:t>ConvLSTM2D 512, 3×3, ReLU</w:t>
-            </w:r>
-          </w:p>
-        </w:tc>
-        <w:tc>
-          <w:tcPr>
-            <w:tcW w:type="dxa" w:w="1984"/>
-          </w:tcPr>
-          <w:p>
-            <w:pPr>
-              <w:pStyle w:val="IsiTabel"/>
-            </w:pPr>
-            <w:r>
-              <w:t>64 × 64 × 512</w:t>
-            </w:r>
-          </w:p>
-        </w:tc>
-        <w:tc>
-          <w:tcPr>
-            <w:tcW w:type="dxa" w:w="1984"/>
-          </w:tcPr>
-          <w:p>
-            <w:pPr>
-              <w:pStyle w:val="IsiTabel"/>
-            </w:pPr>
-            <w:r>
-              <w:t>Peleburan sumbu waktu pada lapisan tersempit</w:t>
-            </w:r>
-          </w:p>
-        </w:tc>
-      </w:tr>
-      <w:tr>
-        <w:tc>
-          <w:tcPr>
-            <w:tcW w:type="dxa" w:w="1984"/>
-          </w:tcPr>
-          <w:p>
-            <w:pPr>
-              <w:pStyle w:val="IsiTabel"/>
-            </w:pPr>
-            <w:r>
-              <w:t>Pengondisi</w:t>
-            </w:r>
-          </w:p>
-        </w:tc>
-        <w:tc>
-          <w:tcPr>
-            <w:tcW w:type="dxa" w:w="1984"/>
-          </w:tcPr>
-          <w:p>
-            <w:pPr>
-              <w:pStyle w:val="IsiTabel"/>
-            </w:pPr>
-            <w:r>
-              <w:rPr>
-                <w:rFonts w:ascii="Consolas" w:hAnsi="Consolas" w:eastAsia="Consolas"/>
-                <w:sz w:val="22"/>
-              </w:rPr>
-              <w:t>Dense 4096, ReLU</w:t>
-            </w:r>
-            <w:r>
-              <w:t xml:space="preserve"> → </w:t>
-            </w:r>
-            <w:r>
-              <w:rPr>
-                <w:rFonts w:ascii="Consolas" w:hAnsi="Consolas" w:eastAsia="Consolas"/>
-                <w:sz w:val="22"/>
-              </w:rPr>
-              <w:t>Reshape (64, 64, 1)</w:t>
-            </w:r>
-          </w:p>
-        </w:tc>
-        <w:tc>
-          <w:tcPr>
-            <w:tcW w:type="dxa" w:w="1984"/>
-          </w:tcPr>
-          <w:p>
-            <w:pPr>
-              <w:pStyle w:val="IsiTabel"/>
-            </w:pPr>
-            <w:r>
-              <w:t>64 × 64 × 1</w:t>
-            </w:r>
-          </w:p>
-        </w:tc>
-        <w:tc>
-          <w:tcPr>
-            <w:tcW w:type="dxa" w:w="1984"/>
-          </w:tcPr>
-          <w:p>
-            <w:pPr>
-              <w:pStyle w:val="IsiTabel"/>
-            </w:pPr>
-            <w:r>
-              <w:t xml:space="preserve">Skalar </w:t>
-            </w:r>
-            <w:r>
-              <w:rPr>
-                <w:rFonts w:ascii="Consolas" w:hAnsi="Consolas" w:eastAsia="Consolas"/>
-                <w:sz w:val="22"/>
-              </w:rPr>
-              <w:t>t</w:t>
-            </w:r>
-            <w:r>
-              <w:t xml:space="preserve"> diubah menjadi peta spasial</w:t>
-            </w:r>
-          </w:p>
-        </w:tc>
-      </w:tr>
-      <w:tr>
-        <w:tc>
-          <w:tcPr>
-            <w:tcW w:type="dxa" w:w="1984"/>
-          </w:tcPr>
-          <w:p>
-            <w:pPr>
-              <w:pStyle w:val="IsiTabel"/>
-            </w:pPr>
-            <w:r>
-              <w:t>Pengondisi</w:t>
-            </w:r>
-          </w:p>
-        </w:tc>
-        <w:tc>
-          <w:tcPr>
-            <w:tcW w:type="dxa" w:w="1984"/>
-          </w:tcPr>
-          <w:p>
-            <w:pPr>
-              <w:pStyle w:val="IsiTabel"/>
-            </w:pPr>
-            <w:r>
-              <w:rPr>
-                <w:rFonts w:ascii="Consolas" w:hAnsi="Consolas" w:eastAsia="Consolas"/>
-                <w:sz w:val="22"/>
-              </w:rPr>
-              <w:t>Concatenate</w:t>
-            </w:r>
-          </w:p>
-        </w:tc>
-        <w:tc>
-          <w:tcPr>
-            <w:tcW w:type="dxa" w:w="1984"/>
-          </w:tcPr>
-          <w:p>
-            <w:pPr>
-              <w:pStyle w:val="IsiTabel"/>
-            </w:pPr>
-            <w:r>
-              <w:t>64 × 64 × 513</w:t>
-            </w:r>
-          </w:p>
-        </w:tc>
-        <w:tc>
-          <w:tcPr>
-            <w:tcW w:type="dxa" w:w="1984"/>
-          </w:tcPr>
-          <w:p>
-            <w:pPr>
-              <w:pStyle w:val="IsiTabel"/>
-            </w:pPr>
-            <w:r>
-              <w:t>Penyisipan pengondisi waktu ke lapisan tersempit</w:t>
-            </w:r>
-          </w:p>
-        </w:tc>
-      </w:tr>
-      <w:tr>
-        <w:tc>
-          <w:tcPr>
-            <w:tcW w:type="dxa" w:w="1984"/>
-          </w:tcPr>
-          <w:p>
-            <w:pPr>
-              <w:pStyle w:val="IsiTabel"/>
-            </w:pPr>
-            <w:r>
-              <w:t>Pemulihan</w:t>
-            </w:r>
-          </w:p>
-        </w:tc>
-        <w:tc>
-          <w:tcPr>
-            <w:tcW w:type="dxa" w:w="1984"/>
-          </w:tcPr>
-          <w:p>
-            <w:pPr>
-              <w:pStyle w:val="IsiTabel"/>
-            </w:pPr>
-            <w:r>
-              <w:rPr>
-                <w:rFonts w:ascii="Consolas" w:hAnsi="Consolas" w:eastAsia="Consolas"/>
-                <w:sz w:val="22"/>
-              </w:rPr>
-              <w:t>Conv2DTranspose 256</w:t>
-            </w:r>
-            <w:r>
-              <w:t xml:space="preserve"> → </w:t>
-            </w:r>
-            <w:r>
-              <w:rPr>
-                <w:rFonts w:ascii="Consolas" w:hAnsi="Consolas" w:eastAsia="Consolas"/>
-                <w:sz w:val="22"/>
-              </w:rPr>
-              <w:t>SkipFusion 256</w:t>
-            </w:r>
-            <w:r>
-              <w:t xml:space="preserve"> → </w:t>
-            </w:r>
-            <w:r>
-              <w:rPr>
-                <w:rFonts w:ascii="Consolas" w:hAnsi="Consolas" w:eastAsia="Consolas"/>
-                <w:sz w:val="22"/>
-              </w:rPr>
-              <w:t>Concatenate</w:t>
-            </w:r>
-            <w:r>
-              <w:t xml:space="preserve"> → </w:t>
-            </w:r>
-            <w:r>
-              <w:rPr>
-                <w:rFonts w:ascii="Consolas" w:hAnsi="Consolas" w:eastAsia="Consolas"/>
-                <w:sz w:val="22"/>
-              </w:rPr>
-              <w:t>Conv2D 256</w:t>
-            </w:r>
-          </w:p>
-        </w:tc>
-        <w:tc>
-          <w:tcPr>
-            <w:tcW w:type="dxa" w:w="1984"/>
-          </w:tcPr>
-          <w:p>
-            <w:pPr>
-              <w:pStyle w:val="IsiTabel"/>
-            </w:pPr>
-            <w:r>
-              <w:t>128 × 128</w:t>
-            </w:r>
-          </w:p>
-        </w:tc>
-        <w:tc>
-          <w:tcPr>
-            <w:tcW w:type="dxa" w:w="1984"/>
-          </w:tcPr>
-          <w:p>
-            <w:pPr>
-              <w:pStyle w:val="IsiTabel"/>
-            </w:pPr>
-            <w:r>
-              <w:t>Tingkat pemulihan pertama</w:t>
-            </w:r>
-          </w:p>
-        </w:tc>
-      </w:tr>
-      <w:tr>
-        <w:tc>
-          <w:tcPr>
-            <w:tcW w:type="dxa" w:w="1984"/>
-          </w:tcPr>
-          <w:p>
-            <w:pPr>
-              <w:pStyle w:val="IsiTabel"/>
-            </w:pPr>
-            <w:r>
-              <w:t>Pemulihan</w:t>
-            </w:r>
-          </w:p>
-        </w:tc>
-        <w:tc>
-          <w:tcPr>
-            <w:tcW w:type="dxa" w:w="1984"/>
-          </w:tcPr>
-          <w:p>
-            <w:pPr>
-              <w:pStyle w:val="IsiTabel"/>
-            </w:pPr>
-            <w:r>
-              <w:rPr>
-                <w:rFonts w:ascii="Consolas" w:hAnsi="Consolas" w:eastAsia="Consolas"/>
-                <w:sz w:val="22"/>
-              </w:rPr>
-              <w:t>Conv2DTranspose 128</w:t>
-            </w:r>
-            <w:r>
-              <w:t xml:space="preserve"> → </w:t>
-            </w:r>
-            <w:r>
-              <w:rPr>
-                <w:rFonts w:ascii="Consolas" w:hAnsi="Consolas" w:eastAsia="Consolas"/>
-                <w:sz w:val="22"/>
-              </w:rPr>
-              <w:t>SkipFusion 128</w:t>
-            </w:r>
-            <w:r>
-              <w:t xml:space="preserve"> → </w:t>
-            </w:r>
-            <w:r>
-              <w:rPr>
-                <w:rFonts w:ascii="Consolas" w:hAnsi="Consolas" w:eastAsia="Consolas"/>
-                <w:sz w:val="22"/>
-              </w:rPr>
-              <w:t>Concatenate</w:t>
-            </w:r>
-            <w:r>
-              <w:t xml:space="preserve"> → </w:t>
-            </w:r>
-            <w:r>
-              <w:rPr>
-                <w:rFonts w:ascii="Consolas" w:hAnsi="Consolas" w:eastAsia="Consolas"/>
-                <w:sz w:val="22"/>
-              </w:rPr>
-              <w:t>Conv2D 128</w:t>
-            </w:r>
-          </w:p>
-        </w:tc>
-        <w:tc>
-          <w:tcPr>
-            <w:tcW w:type="dxa" w:w="1984"/>
-          </w:tcPr>
-          <w:p>
-            <w:pPr>
-              <w:pStyle w:val="IsiTabel"/>
-            </w:pPr>
-            <w:r>
-              <w:t>256 × 256</w:t>
-            </w:r>
-          </w:p>
-        </w:tc>
-        <w:tc>
-          <w:tcPr>
-            <w:tcW w:type="dxa" w:w="1984"/>
-          </w:tcPr>
-          <w:p>
-            <w:pPr>
-              <w:pStyle w:val="IsiTabel"/>
-            </w:pPr>
-            <w:r>
-              <w:t>Tingkat pemulihan kedua</w:t>
-            </w:r>
-          </w:p>
-        </w:tc>
-      </w:tr>
-      <w:tr>
-        <w:tc>
-          <w:tcPr>
-            <w:tcW w:type="dxa" w:w="1984"/>
-          </w:tcPr>
-          <w:p>
-            <w:pPr>
-              <w:pStyle w:val="IsiTabel"/>
-            </w:pPr>
-            <w:r>
-              <w:t>Pemulihan</w:t>
-            </w:r>
-          </w:p>
-        </w:tc>
-        <w:tc>
-          <w:tcPr>
-            <w:tcW w:type="dxa" w:w="1984"/>
-          </w:tcPr>
-          <w:p>
-            <w:pPr>
-              <w:pStyle w:val="IsiTabel"/>
-            </w:pPr>
-            <w:r>
-              <w:rPr>
-                <w:rFonts w:ascii="Consolas" w:hAnsi="Consolas" w:eastAsia="Consolas"/>
-                <w:sz w:val="22"/>
-              </w:rPr>
-              <w:t>Conv2DTranspose 64</w:t>
-            </w:r>
-            <w:r>
-              <w:t xml:space="preserve"> → </w:t>
-            </w:r>
-            <w:r>
-              <w:rPr>
-                <w:rFonts w:ascii="Consolas" w:hAnsi="Consolas" w:eastAsia="Consolas"/>
-                <w:sz w:val="22"/>
-              </w:rPr>
-              <w:t>SkipFusion 64</w:t>
-            </w:r>
-            <w:r>
-              <w:t xml:space="preserve"> → </w:t>
-            </w:r>
-            <w:r>
-              <w:rPr>
-                <w:rFonts w:ascii="Consolas" w:hAnsi="Consolas" w:eastAsia="Consolas"/>
-                <w:sz w:val="22"/>
-              </w:rPr>
-              <w:t>Concatenate</w:t>
-            </w:r>
-            <w:r>
-              <w:t xml:space="preserve"> → </w:t>
-            </w:r>
-            <w:r>
-              <w:rPr>
-                <w:rFonts w:ascii="Consolas" w:hAnsi="Consolas" w:eastAsia="Consolas"/>
-                <w:sz w:val="22"/>
-              </w:rPr>
-              <w:t>Conv2D 64</w:t>
-            </w:r>
-          </w:p>
-        </w:tc>
-        <w:tc>
-          <w:tcPr>
-            <w:tcW w:type="dxa" w:w="1984"/>
-          </w:tcPr>
-          <w:p>
-            <w:pPr>
-              <w:pStyle w:val="IsiTabel"/>
-            </w:pPr>
-            <w:r>
-              <w:t>512 × 512</w:t>
-            </w:r>
-          </w:p>
-        </w:tc>
-        <w:tc>
-          <w:tcPr>
-            <w:tcW w:type="dxa" w:w="1984"/>
-          </w:tcPr>
-          <w:p>
-            <w:pPr>
-              <w:pStyle w:val="IsiTabel"/>
-            </w:pPr>
-            <w:r>
-              <w:t>Tingkat pemulihan ketiga</w:t>
-            </w:r>
-          </w:p>
-        </w:tc>
-      </w:tr>
-      <w:tr>
-        <w:tc>
-          <w:tcPr>
-            <w:tcW w:type="dxa" w:w="1984"/>
-          </w:tcPr>
-          <w:p>
-            <w:pPr>
-              <w:pStyle w:val="IsiTabel"/>
-            </w:pPr>
-            <w:r>
-              <w:t>Pemulihan</w:t>
-            </w:r>
-          </w:p>
-        </w:tc>
-        <w:tc>
-          <w:tcPr>
-            <w:tcW w:type="dxa" w:w="1984"/>
-          </w:tcPr>
-          <w:p>
-            <w:pPr>
-              <w:pStyle w:val="IsiTabel"/>
-            </w:pPr>
-            <w:r>
-              <w:rPr>
-                <w:rFonts w:ascii="Consolas" w:hAnsi="Consolas" w:eastAsia="Consolas"/>
-                <w:sz w:val="22"/>
-              </w:rPr>
-              <w:t>Conv2DTranspose 32</w:t>
-            </w:r>
-            <w:r>
-              <w:t xml:space="preserve"> → </w:t>
-            </w:r>
-            <w:r>
-              <w:rPr>
-                <w:rFonts w:ascii="Consolas" w:hAnsi="Consolas" w:eastAsia="Consolas"/>
-                <w:sz w:val="22"/>
-              </w:rPr>
-              <w:t>SkipFusion 32</w:t>
-            </w:r>
-            <w:r>
-              <w:t xml:space="preserve"> → </w:t>
-            </w:r>
-            <w:r>
-              <w:rPr>
-                <w:rFonts w:ascii="Consolas" w:hAnsi="Consolas" w:eastAsia="Consolas"/>
-                <w:sz w:val="22"/>
-              </w:rPr>
-              <w:t>Concatenate</w:t>
-            </w:r>
-            <w:r>
-              <w:t xml:space="preserve"> → </w:t>
-            </w:r>
-            <w:r>
-              <w:rPr>
-                <w:rFonts w:ascii="Consolas" w:hAnsi="Consolas" w:eastAsia="Consolas"/>
-                <w:sz w:val="22"/>
-              </w:rPr>
-              <w:t>Conv2D 32</w:t>
-            </w:r>
-          </w:p>
-        </w:tc>
-        <w:tc>
-          <w:tcPr>
-            <w:tcW w:type="dxa" w:w="1984"/>
-          </w:tcPr>
-          <w:p>
-            <w:pPr>
-              <w:pStyle w:val="IsiTabel"/>
-            </w:pPr>
-            <w:r>
-              <w:t>1024 × 1024</w:t>
-            </w:r>
-          </w:p>
-        </w:tc>
-        <w:tc>
-          <w:tcPr>
-            <w:tcW w:type="dxa" w:w="1984"/>
-          </w:tcPr>
-          <w:p>
-            <w:pPr>
-              <w:pStyle w:val="IsiTabel"/>
-            </w:pPr>
-            <w:r>
-              <w:t>Tingkat pemulihan keempat</w:t>
-            </w:r>
-          </w:p>
-        </w:tc>
-      </w:tr>
-      <w:tr>
-        <w:tc>
-          <w:tcPr>
-            <w:tcW w:type="dxa" w:w="1984"/>
-          </w:tcPr>
-          <w:p>
-            <w:pPr>
-              <w:pStyle w:val="IsiTabel"/>
-            </w:pPr>
-            <w:r>
-              <w:t>Keluaran</w:t>
-            </w:r>
-          </w:p>
-        </w:tc>
-        <w:tc>
-          <w:tcPr>
-            <w:tcW w:type="dxa" w:w="1984"/>
-          </w:tcPr>
-          <w:p>
-            <w:pPr>
-              <w:pStyle w:val="IsiTabel"/>
-            </w:pPr>
-            <w:r>
-              <w:rPr>
-                <w:rFonts w:ascii="Consolas" w:hAnsi="Consolas" w:eastAsia="Consolas"/>
-                <w:sz w:val="22"/>
-              </w:rPr>
-              <w:t>Conv2D 1, 3×3, tanh</w:t>
-            </w:r>
-          </w:p>
-        </w:tc>
-        <w:tc>
-          <w:tcPr>
-            <w:tcW w:type="dxa" w:w="1984"/>
-          </w:tcPr>
-          <w:p>
-            <w:pPr>
-              <w:pStyle w:val="IsiTabel"/>
-            </w:pPr>
-            <w:r>
-              <w:t>1024 × 1024 × 1</w:t>
-            </w:r>
-          </w:p>
-        </w:tc>
-        <w:tc>
-          <w:tcPr>
-            <w:tcW w:type="dxa" w:w="1984"/>
-          </w:tcPr>
-          <w:p>
-            <w:pPr>
-              <w:pStyle w:val="IsiTabel"/>
-            </w:pPr>
-            <w:r>
-              <w:t xml:space="preserve">Satu frame antara pada rentang </w:t>
-            </w:r>
-            <w:r>
-              <w:rPr>
-                <w:rFonts w:ascii="Consolas" w:hAnsi="Consolas" w:eastAsia="Consolas"/>
-                <w:sz w:val="22"/>
-              </w:rPr>
-              <w:t>[−1, 1]</w:t>
+              <w:t>tanh</w:t>
             </w:r>
           </w:p>
         </w:tc>
@@ -3925,24 +3015,18 @@
     </w:tbl>
     <w:p>
       <w:pPr>
-        <w:pStyle w:val="IsiTanpaIndent"/>
-      </w:pPr>
+        <w:pStyle w:val="Isi"/>
+      </w:pPr>
+      <w:r>
+        <w:t>Susunan lengkap ke-31 lapisan dapat dibaca langsung dari berkas bobot; yang disajikan di sini adalah lapisan yang menentukan sifat model.</w:t>
+      </w:r>
     </w:p>
     <w:p>
       <w:pPr>
         <w:pStyle w:val="Isi"/>
       </w:pPr>
       <w:r>
-        <w:t xml:space="preserve">Tiga hal pada susunan itu menentukan sifat model. </w:t>
-      </w:r>
-      <w:r>
-        <w:rPr>
-          <w:b/>
-        </w:rPr>
-        <w:t>Pertama</w:t>
-      </w:r>
-      <w:r>
-        <w:t xml:space="preserve">, ketiga </w:t>
+        <w:t xml:space="preserve">Tiga hal menentukan sifat model ini. Ketiga </w:t>
       </w:r>
       <w:r>
         <w:rPr>
@@ -3952,8 +3036,13 @@
         <w:t>ConvLSTM2D</w:t>
       </w:r>
       <w:r>
-        <w:t xml:space="preserve"> adalah unsur </w:t>
-      </w:r>
+        <w:t xml:space="preserve"> adalah unsur</w:t>
+      </w:r>
+    </w:p>
+    <w:p>
+      <w:pPr>
+        <w:pStyle w:val="Isi"/>
+      </w:pPr>
       <w:r>
         <w:rPr>
           <w:i/>
@@ -3961,50 +3050,27 @@
         <w:t>spatio-temporal</w:t>
       </w:r>
       <w:r>
-        <w:t xml:space="preserve"> yang sebenarnya: ia memproses kedua frame sebagai barisan sehingga hubungan antarframe ikut dipelajari, dan lapisan ketiga pada bagian tersempit meleburnya menjadi satu peta ciri.</w:t>
-      </w:r>
-    </w:p>
-    <w:p>
-      <w:pPr>
-        <w:pStyle w:val="Isi"/>
-      </w:pPr>
-      <w:r>
-        <w:rPr>
-          <w:b/>
-        </w:rPr>
-        <w:t>Kedua</w:t>
-      </w:r>
-      <w:r>
-        <w:t xml:space="preserve">, pengondisian waktu disisipkan pada lapisan tersempit — skalar </w:t>
+        <w:t xml:space="preserve"> yang sebenarnya, sebab ia memproses kedua frame sebagai barisan sehingga hubungan antarframe ikut dipelajari, dan lapisan ketiga meleburnya menjadi satu peta ciri. Pengondisian waktu disisipkan pada lapisan tersempit melalui </w:t>
       </w:r>
       <w:r>
         <w:rPr>
           <w:rFonts w:ascii="Consolas" w:hAnsi="Consolas" w:eastAsia="Consolas"/>
           <w:sz w:val="22"/>
         </w:rPr>
-        <w:t>t</w:t>
-      </w:r>
-      <w:r>
-        <w:t xml:space="preserve"> diperluas </w:t>
+        <w:t>Dense 4096</w:t>
+      </w:r>
+      <w:r>
+        <w:t xml:space="preserve"> dan </w:t>
       </w:r>
       <w:r>
         <w:rPr>
           <w:rFonts w:ascii="Consolas" w:hAnsi="Consolas" w:eastAsia="Consolas"/>
           <w:sz w:val="22"/>
         </w:rPr>
-        <w:t>Dense</w:t>
-      </w:r>
-      <w:r>
-        <w:t xml:space="preserve"> menjadi 4096 nilai, dibentuk ulang menjadi peta 64 × 64, lalu digabungkan di sana, sehingga posisi waktu memengaruhi seluruh jalur pemulihan. </w:t>
-      </w:r>
-      <w:r>
-        <w:rPr>
-          <w:b/>
-        </w:rPr>
-        <w:t>Ketiga</w:t>
-      </w:r>
-      <w:r>
-        <w:t xml:space="preserve">, aktivasi keluarannya </w:t>
+        <w:t>Reshape 64 × 64</w:t>
+      </w:r>
+      <w:r>
+        <w:t xml:space="preserve">, sehingga posisi waktu memengaruhi seluruh jalur pemulihan. Aktivasi keluarannya </w:t>
       </w:r>
       <w:r>
         <w:rPr>
@@ -4014,7 +3080,7 @@
         <w:t>tanh</w:t>
       </w:r>
       <w:r>
-        <w:t xml:space="preserve">, dan itulah sebabnya model bekerja pada rentang </w:t>
+        <w:t xml:space="preserve">, dan itulah sebabnya normalisasi masukan wajib mengikuti rentang </w:t>
       </w:r>
       <w:r>
         <w:rPr>
@@ -4024,7 +3090,7 @@
         <w:t>[−1, 1]</w:t>
       </w:r>
       <w:r>
-        <w:t xml:space="preserve"> sehingga normalisasi masukan wajib mengikuti rentang tersebut.</w:t>
+        <w:t>.</w:t>
       </w:r>
     </w:p>
     <w:p>
@@ -4061,7 +3127,7 @@
         <w:t>x_max = 65535</w:t>
       </w:r>
       <w:r>
-        <w:t xml:space="preserve"> sebagai konstanta global, bukan nilai per citra. Normalisasi per citra akan membuat keabuan yang sama pada dua frame berbeda dipetakan berbeda, sehingga model kehilangan acuan intensitas absolut yang bermakna secara fisika pada citra atenuasi.</w:t>
+        <w:t xml:space="preserve"> sebagai konstanta global, bukan nilai per citra, sebab normalisasi per citra akan membuat model kehilangan acuan intensitas absolut yang bermakna secara fisika pada citra atenuasi.</w:t>
       </w:r>
     </w:p>
     <w:p>
@@ -4069,13 +3135,7 @@
         <w:pStyle w:val="Isi"/>
       </w:pPr>
       <w:r>
-        <w:rPr>
-          <w:b/>
-        </w:rPr>
-        <w:t>Pembentukan sampel pelatihan.</w:t>
-      </w:r>
-      <w:r>
-        <w:t xml:space="preserve"> Setiap contoh disusun dari tiga frame nyata: model diberi frame ke-</w:t>
+        <w:t>Setiap contoh pelatihan disusun dari tiga frame nyata: model diberi frame ke-</w:t>
       </w:r>
       <w:r>
         <w:rPr>
@@ -4165,7 +3225,7 @@
         <w:pStyle w:val="Isi"/>
       </w:pPr>
       <w:r>
-        <w:t xml:space="preserve">Karena frame sasaran adalah hasil pindai yang sebenarnya, kebenaran acuan tersedia tanpa pelabelan manual. Terdapat dua ragam: pada ragam </w:t>
+        <w:t xml:space="preserve">Karena frame sasaran adalah hasil pindai yang sebenarnya, kebenaran acuan tersedia tanpa pelabelan manual. Pada ragam </w:t>
       </w:r>
       <w:r>
         <w:rPr>
@@ -4184,13 +3244,8 @@
         <w:t>t = 0,5</w:t>
       </w:r>
       <w:r>
-        <w:t xml:space="preserve"> yang diambil, dan distribusi inilah dasar bobot awal sekaligus alasan sistem harus berinterpolasi secara rekursif; pada ragam</w:t>
-      </w:r>
-    </w:p>
-    <w:p>
-      <w:pPr>
-        <w:pStyle w:val="Isi"/>
-      </w:pPr>
+        <w:t xml:space="preserve"> yang diambil, dan distribusi itulah dasar bobot awal sekaligus alasan sistem harus berinterpolasi secara rekursif; pada ragam </w:t>
+      </w:r>
       <w:r>
         <w:rPr>
           <w:b/>
@@ -4208,7 +3263,7 @@
         <w:t>t = m/g</w:t>
       </w:r>
       <w:r>
-        <w:t xml:space="preserve"> diambil, dan ragam kedua itulah tujuan penyempurnaan model.</w:t>
+        <w:t xml:space="preserve"> diambil, dan ragam kedua itulah tujuan penyempurnaan.</w:t>
       </w:r>
     </w:p>
     <w:p>
@@ -4224,86 +3279,25 @@
         <w:pStyle w:val="Isi"/>
       </w:pPr>
       <w:r>
-        <w:t>Fungsi kerugiannya galat absolut rerata (L1) antara keluaran dan frame acuan.</w:t>
+        <w:t xml:space="preserve">Fungsi kerugiannya galat absolut rerata, </w:t>
+      </w:r>
+      <w:r>
+        <w:rPr>
+          <w:rFonts w:ascii="Consolas" w:hAnsi="Consolas" w:eastAsia="Consolas"/>
+          <w:sz w:val="22"/>
+        </w:rPr>
+        <w:t>L1 = (1/N) Σ |ŷ_p − y_p|</w:t>
+      </w:r>
+      <w:r>
+        <w:t>, dihitung antara keluaran model dan frame acuan. L1 dipilih dan bukan L2 karena L1 kurang menghukum galat besar yang jarang terjadi sehingga keluarannya lebih tajam, sedangkan L2 mendorong model merata-ratakan kemungkinan dan menghasilkan citra kabur (Isola dkk., 2017).</w:t>
       </w:r>
     </w:p>
     <w:p>
       <w:pPr>
-        <w:pStyle w:val="Kode"/>
-        <w:spacing w:before="120" w:after="120"/>
-      </w:pPr>
-      <w:r>
-        <w:t>L(θ) = (1/N) Σ_{p=1..N} | G(I₀, I₂, t ; θ)_p − y_p |</w:t>
-      </w:r>
-    </w:p>
-    <w:p>
-      <w:pPr>
         <w:pStyle w:val="Isi"/>
       </w:pPr>
       <w:r>
-        <w:t>L1 dipilih dan bukan L2 karena L1 kurang menghukum galat besar yang jarang terjadi sehingga keluarannya lebih tajam, sedangkan L2 mendorong model merata-ratakan kemungkinan dan menghasilkan citra kabur (Isola dkk., 2017). Pembaruan parameter memakai Adam (Kingma &amp; Ba, 2015), yang memelihara rerata bergerak momen pertama dan kedua dari gradien.</w:t>
-      </w:r>
-    </w:p>
-    <w:p>
-      <w:pPr>
-        <w:pStyle w:val="Kode"/>
-        <w:spacing w:before="120"/>
-      </w:pPr>
-      <w:r>
-        <w:t>m_t = β₁ · m_{t−1} + (1 − β₁) · g_t</w:t>
-      </w:r>
-    </w:p>
-    <w:p>
-      <w:pPr>
-        <w:pStyle w:val="Kode"/>
-      </w:pPr>
-      <w:r>
-        <w:t>v_t = β₂ · v_{t−1} + (1 − β₂) · g_t²</w:t>
-      </w:r>
-    </w:p>
-    <w:p>
-      <w:pPr>
-        <w:pStyle w:val="Kode"/>
-      </w:pPr>
-      <w:r/>
-    </w:p>
-    <w:p>
-      <w:pPr>
-        <w:pStyle w:val="Kode"/>
-      </w:pPr>
-      <w:r>
-        <w:t>m̂_t = m_t / (1 − β₁^t)</w:t>
-      </w:r>
-    </w:p>
-    <w:p>
-      <w:pPr>
-        <w:pStyle w:val="Kode"/>
-      </w:pPr>
-      <w:r>
-        <w:t>v̂_t = v_t / (1 − β₂^t)</w:t>
-      </w:r>
-    </w:p>
-    <w:p>
-      <w:pPr>
-        <w:pStyle w:val="Kode"/>
-      </w:pPr>
-      <w:r/>
-    </w:p>
-    <w:p>
-      <w:pPr>
-        <w:pStyle w:val="Kode"/>
-        <w:spacing w:after="120"/>
-      </w:pPr>
-      <w:r>
-        <w:t>θ_t = θ_{t−1} − α · m̂_t / (√v̂_t + ε)</w:t>
-      </w:r>
-    </w:p>
-    <w:p>
-      <w:pPr>
-        <w:pStyle w:val="Isi"/>
-      </w:pPr>
-      <w:r>
-        <w:t xml:space="preserve">Nilai </w:t>
+        <w:t xml:space="preserve">Pembaruan parameter memakai Adam (Kingma &amp; Ba, 2015), yang memelihara rerata bergerak momen pertama dan kedua dari gradien. Nilai </w:t>
       </w:r>
       <w:r>
         <w:rPr>
@@ -4333,7 +3327,7 @@
         <w:t>ε</w:t>
       </w:r>
       <w:r>
-        <w:t xml:space="preserve"> memakai nilai bawaan. Laju pembelajaran </w:t>
+        <w:t xml:space="preserve"> memakai nilai bawaan, dan laju pembelajaran </w:t>
       </w:r>
       <w:r>
         <w:rPr>
@@ -4343,7 +3337,7 @@
         <w:t>α</w:t>
       </w:r>
       <w:r>
-        <w:t xml:space="preserve"> dapat diatur pada setiap sesi.</w:t>
+        <w:t xml:space="preserve"> dapat diatur per sesi.</w:t>
       </w:r>
     </w:p>
     <w:p>
@@ -4359,7 +3353,7 @@
         <w:pStyle w:val="Isi"/>
       </w:pPr>
       <w:r>
-        <w:t xml:space="preserve">Empat metrik dipakai untuk menilai frame hasil terhadap frame acuan. </w:t>
+        <w:t xml:space="preserve">Empat metrik dipakai. </w:t>
       </w:r>
       <w:r>
         <w:rPr>
@@ -4368,7 +3362,17 @@
         <w:t>MAE</w:t>
       </w:r>
       <w:r>
-        <w:t xml:space="preserve"> menyatakan rerata selisih mutlak per piksel dan </w:t>
+        <w:t xml:space="preserve"> </w:t>
+      </w:r>
+      <w:r>
+        <w:rPr>
+          <w:rFonts w:ascii="Consolas" w:hAnsi="Consolas" w:eastAsia="Consolas"/>
+          <w:sz w:val="22"/>
+        </w:rPr>
+        <w:t>= (1/N) Σ |ŷ_p − y_p|</w:t>
+      </w:r>
+      <w:r>
+        <w:t xml:space="preserve"> menyatakan rerata selisih mutlak per piksel, </w:t>
       </w:r>
       <w:r>
         <w:rPr>
@@ -4377,40 +3381,18 @@
         <w:t>RMSE</w:t>
       </w:r>
       <w:r>
-        <w:t xml:space="preserve"> akar rerata kuadrat selisih sehingga lebih peka terhadap galat besar.</w:t>
-      </w:r>
-    </w:p>
-    <w:p>
-      <w:pPr>
-        <w:pStyle w:val="Kode"/>
-        <w:spacing w:before="120" w:after="120"/>
-      </w:pPr>
-      <w:r>
-        <w:t>MAE = (1/N) Σ | ŷ_p − y_p |</w:t>
-      </w:r>
-    </w:p>
-    <w:p>
-      <w:pPr>
-        <w:pStyle w:val="Kode"/>
-        <w:spacing w:before="120"/>
-      </w:pPr>
-      <w:r>
-        <w:t>MSE  = (1/N) Σ ( ŷ_p − y_p )²</w:t>
-      </w:r>
-    </w:p>
-    <w:p>
-      <w:pPr>
-        <w:pStyle w:val="Kode"/>
-        <w:spacing w:after="120"/>
-      </w:pPr>
-      <w:r>
-        <w:t>RMSE = √MSE</w:t>
-      </w:r>
-    </w:p>
-    <w:p>
-      <w:pPr>
-        <w:pStyle w:val="Isi"/>
-      </w:pPr>
+        <w:t xml:space="preserve"> </w:t>
+      </w:r>
+      <w:r>
+        <w:rPr>
+          <w:rFonts w:ascii="Consolas" w:hAnsi="Consolas" w:eastAsia="Consolas"/>
+          <w:sz w:val="22"/>
+        </w:rPr>
+        <w:t>= √((1/N) Σ (ŷ_p − y_p)²)</w:t>
+      </w:r>
+      <w:r>
+        <w:t xml:space="preserve"> lebih peka terhadap galat besar, dan </w:t>
+      </w:r>
       <w:r>
         <w:rPr>
           <w:b/>
@@ -4418,16 +3400,17 @@
         <w:t>PSNR</w:t>
       </w:r>
       <w:r>
-        <w:t xml:space="preserve"> menyatakan nisbah daya sinyal puncak terhadap daya derau dalam desibel; nilai yang lebih tinggi menandakan kemiripan lebih besar, dan ia tidak terdefinisi ketika kedua citra identik.</w:t>
-      </w:r>
-    </w:p>
-    <w:p>
-      <w:pPr>
-        <w:pStyle w:val="Kode"/>
-        <w:spacing w:before="120" w:after="120"/>
-      </w:pPr>
-      <w:r>
-        <w:t>PSNR = 10 · log₁₀ ( MAX² / MSE )</w:t>
+        <w:t xml:space="preserve"> </w:t>
+      </w:r>
+      <w:r>
+        <w:rPr>
+          <w:rFonts w:ascii="Consolas" w:hAnsi="Consolas" w:eastAsia="Consolas"/>
+          <w:sz w:val="22"/>
+        </w:rPr>
+        <w:t>= 10 log₁₀(MAX² / MSE)</w:t>
+      </w:r>
+      <w:r>
+        <w:t xml:space="preserve"> menyatakan nisbah daya sinyal puncak terhadap daya derau dalam desibel; nilai PSNR yang lebih tinggi menandakan kemiripan lebih besar, dan ia tidak terdefinisi ketika kedua citra identik.</w:t>
       </w:r>
     </w:p>
     <w:p>
@@ -4441,33 +3424,24 @@
         <w:t>SSIM</w:t>
       </w:r>
       <w:r>
-        <w:t xml:space="preserve"> menilai kemiripan struktural dengan membandingkan luminans, kontras, dan struktur secara terpisah (Wang, Bovik, Sheikh, &amp; Simoncelli, 2004), dan berkisar antara −1 dan 1.</w:t>
+        <w:t xml:space="preserve"> menilai kemiripan struktural dengan membandingkan luminans, kontras, dan struktur secara terpisah (Wang, Bovik, Sheikh, &amp; Simoncelli, 2004).</w:t>
       </w:r>
     </w:p>
     <w:p>
       <w:pPr>
         <w:pStyle w:val="Kode"/>
-        <w:spacing w:before="120"/>
-      </w:pPr>
-      <w:r>
-        <w:t>SSIM(x,y) = [ (2 μ_x μ_y + C₁)(2 σ_xy + C₂) ] / [ (μ_x² + μ_y² + C₁)(σ_x² +</w:t>
+        <w:spacing w:before="120" w:after="120"/>
+      </w:pPr>
+      <w:r>
+        <w:t>PSNR = 10 · log₁₀ ( MAX² / MSE )</w:t>
       </w:r>
     </w:p>
     <w:p>
       <w:pPr>
-        <w:pStyle w:val="Kode"/>
-        <w:spacing w:after="120"/>
-      </w:pPr>
-      <w:r>
-        <w:t>σ_y² + C₂) ]</w:t>
-      </w:r>
-    </w:p>
-    <w:p>
-      <w:pPr>
         <w:pStyle w:val="Isi"/>
       </w:pPr>
       <w:r>
-        <w:t xml:space="preserve">PSNR dan SSIM terdefinisi pada rentang </w:t>
+        <w:t xml:space="preserve">Nilai SSIM berkisar antara −1 dan 1. PSNR dan SSIM terdefinisi pada rentang </w:t>
       </w:r>
       <w:r>
         <w:rPr>
@@ -4493,10 +3467,19 @@
     <w:p>
       <w:pPr>
         <w:pStyle w:val="Kode"/>
-        <w:spacing w:before="120" w:after="120"/>
-      </w:pPr>
-      <w:r>
-        <w:t>a = (ŷ + 1) / 2 ,  b = (y + 1) / 2</w:t>
+        <w:spacing w:before="120"/>
+      </w:pPr>
+      <w:r>
+        <w:t>SSIM(x,y) = [ (2 μ_x μ_y + C₁)(2 σ_xy + C₂) ] / [ (μ_x² + μ_y² + C₁)(σ_x² +</w:t>
+      </w:r>
+    </w:p>
+    <w:p>
+      <w:pPr>
+        <w:pStyle w:val="Kode"/>
+        <w:spacing w:after="120"/>
+      </w:pPr>
+      <w:r>
+        <w:t>σ_y² + C₂) ]</w:t>
       </w:r>
     </w:p>
     <w:p>
@@ -4972,11 +3955,6 @@
     </w:tbl>
     <w:p>
       <w:pPr>
-        <w:pStyle w:val="IsiTanpaIndent"/>
-      </w:pPr>
-    </w:p>
-    <w:p>
-      <w:pPr>
         <w:pStyle w:val="Isi"/>
       </w:pPr>
       <w:r>
@@ -5073,6 +4051,14 @@
       </w:pPr>
       <w:r>
         <w:t>2.4 Kerangka Berpikir</w:t>
+      </w:r>
+    </w:p>
+    <w:p>
+      <w:pPr>
+        <w:pStyle w:val="Isi"/>
+      </w:pPr>
+      <w:r>
+        <w:t>Kerangka berpikir penelitian ini menghubungkan tiga hal: keterbatasan yang melahirkan celah pada barisan proyeksi, proses yang dikerjakan untuk mengatasinya, dan keluaran yang diharapkan.</w:t>
       </w:r>
     </w:p>
     <w:p>
@@ -5086,20 +4072,38 @@
         </w:pBdr>
       </w:pPr>
       <w:r>
-        <w:rPr>
-          <w:b/>
-        </w:rPr>
-        <w:t>[ Tempat Gambar 2. 2 ]</w:t>
-      </w:r>
-      <w:r>
-        <w:br/>
-      </w:r>
-      <w:r>
-        <w:rPr>
-          <w:i/>
-          <w:color w:val="606060"/>
-        </w:rPr>
-        <w:t>Gambarkan diagram alir tiga kolom.</w:t>
+        <w:drawing>
+          <wp:inline xmlns:a="http://schemas.openxmlformats.org/drawingml/2006/main" xmlns:pic="http://schemas.openxmlformats.org/drawingml/2006/picture">
+            <wp:extent cx="2142729" cy="2448000"/>
+            <wp:docPr id="2" name="Picture 2"/>
+            <wp:cNvGraphicFramePr>
+              <a:graphicFrameLocks noChangeAspect="1"/>
+            </wp:cNvGraphicFramePr>
+            <a:graphic>
+              <a:graphicData uri="http://schemas.openxmlformats.org/drawingml/2006/picture">
+                <pic:pic>
+                  <pic:nvPicPr>
+                    <pic:cNvPr id="0" name="gambar-2-2-kerangka-berpikir.png"/>
+                    <pic:cNvPicPr/>
+                  </pic:nvPicPr>
+                  <pic:blipFill>
+                    <a:blip r:embed="rId10"/>
+                    <a:stretch>
+                      <a:fillRect/>
+                    </a:stretch>
+                  </pic:blipFill>
+                  <pic:spPr>
+                    <a:xfrm>
+                      <a:off x="0" y="0"/>
+                      <a:ext cx="2142729" cy="2448000"/>
+                    </a:xfrm>
+                    <a:prstGeom prst="rect"/>
+                  </pic:spPr>
+                </pic:pic>
+              </a:graphicData>
+            </a:graphic>
+          </wp:inline>
+        </w:drawing>
       </w:r>
     </w:p>
     <w:p>
@@ -5115,7 +4119,7 @@
         <w:pStyle w:val="Isi"/>
       </w:pPr>
       <w:r>
-        <w:t>Kerangka berpikir penelitian ini bertolak dari keterbatasan waktu berkas neutron yang menyebabkan munculnya celah pada barisan proyeksi. Celah tersebut tidak dapat diisi secara memuaskan dengan interpolasi linier maupun pengerjaan manual, sementara pengisian dengan model pembelajaran mendalam menuntut kartu grafis yang tidak tersedia secara lokal dan tidak boleh mengorbankan kedaulatan data penelitian.</w:t>
+        <w:t>Masalahnya berpangkal pada waktu berkas neutron yang terbatas dan dijadwalkan ketat, yang melahirkan celah baik karena jarak sudut sengaja diperlebar maupun karena proyeksi gagal terekam. Pengisian manual tidak konsisten dan tidak dapat diulang, sementara inferensi model menuntut kartu grafis yang tidak dimiliki laboratorium dan data penelitian tidak boleh berpindah ke pihak ketiga.</w:t>
       </w:r>
     </w:p>
     <w:p>
@@ -5123,7 +4127,7 @@
         <w:pStyle w:val="Isi"/>
       </w:pPr>
       <w:r>
-        <w:t xml:space="preserve">Penelitian ini menjawabnya dengan menggabungkan tiga hal. Algoritma Spatio-Temporal U-Net menyediakan kemampuan membangkitkan frame antara dengan kesetiaan yang terukur. Arsitektur </w:t>
+        <w:t xml:space="preserve">Prosesnya menempuh analisa sistem berjalan dan sistem usulan, perancangan sistem multiplatform di atas arsitektur </w:t>
       </w:r>
       <w:r>
         <w:rPr>
@@ -5132,7 +4136,16 @@
         <w:t>hybrid cloud-NAS</w:t>
       </w:r>
       <w:r>
-        <w:t xml:space="preserve"> menyediakan akses ke kartu grafis tanpa memindahkan penyimpanan data. Metode Prototyping memastikan sistem yang dibangun sesuai dengan cara kerja peneliti yang sebenarnya, bukan dengan bayangan yang disusun di awal.</w:t>
+        <w:t xml:space="preserve">, analisa perilaku model terhadap arsip BRIN yang sebenarnya, perancangan interpolasi rekursif beserta pencatatan asal-usul frame, dan validasi </w:t>
+      </w:r>
+      <w:r>
+        <w:rPr>
+          <w:i/>
+        </w:rPr>
+        <w:t>hold-out</w:t>
+      </w:r>
+      <w:r>
+        <w:t xml:space="preserve"> pada setiap iterasi Prototyping.</w:t>
       </w:r>
     </w:p>
     <w:p>
@@ -5140,16 +4153,16 @@
         <w:pStyle w:val="Isi"/>
       </w:pPr>
       <w:r>
-        <w:t>Keluaran yang diharapkan adalah sistem yang dapat diakses dari peramban maupun telepon genggam, model yang telah disempurnakan dan catatan metrik per epoch, dan yang terpenting, setiap frame hasil interpolasi yang disertai catatan asal-usul dan angka mutunya, sehingga peneliti yang menerimanya memiliki dasar untuk mempertahankan hasil tersebut.</w:t>
+        <w:t>Keluaran yang diharapkan adalah sistem multiplatform terintegrasi yang mengisi celah secara otomatis, batas keberlakuan model yang terukur alih-alih ditafsirkan, dan frame hasil yang disertai asal-usul serta angka mutu sehingga peneliti yang menerimanya memiliki dasar untuk mempertahankan hasil tersebut.</w:t>
       </w:r>
     </w:p>
     <w:p>
       <w:pPr>
         <w:sectPr>
-          <w:footerReference w:type="first" r:id="rId17"/>
-          <w:headerReference w:type="first" r:id="rId18"/>
-          <w:headerReference w:type="default" r:id="rId19"/>
-          <w:footerReference w:type="default" r:id="rId20"/>
+          <w:footerReference w:type="first" r:id="rId29"/>
+          <w:headerReference w:type="first" r:id="rId30"/>
+          <w:headerReference w:type="default" r:id="rId31"/>
+          <w:footerReference w:type="default" r:id="rId32"/>
           <w:pgSz w:w="11906" w:h="16838"/>
           <w:pgMar w:top="2268" w:right="1701" w:bottom="1701" w:left="2268" w:header="1134" w:footer="1134" w:gutter="0"/>
           <w:pgNumType w:fmt="decimal"/>
@@ -5200,20 +4213,38 @@
         </w:pBdr>
       </w:pPr>
       <w:r>
-        <w:rPr>
-          <w:b/>
-        </w:rPr>
-        <w:t>[ Tempat Gambar 3. 1 ]</w:t>
-      </w:r>
-      <w:r>
-        <w:br/>
-      </w:r>
-      <w:r>
-        <w:rPr>
-          <w:i/>
-          <w:color w:val="606060"/>
-        </w:rPr>
-        <w:t>Gambarkan diagram alir vertikal dengan tahapan berikut: Studi Pendahuluan dan Observasi → Pengumpulan Data Citra → Analisa Kebutuhan (Communication) → Perencanaan Cepat (Quick Plan) → Pemodelan Rancangan Cepat (Modeling Quick Design) → Pembangunan Purwarupa (Construction of Prototype) → Penyerahan dan Umpan Balik (Deployment, Delivery &amp; Feedback) → titik keputusan "Kebutuhan terpenuhi?" dengan cabang "Tidak" kembali ke Perencanaan Cepat dan cabang "Ya" menuju Pengujian dan Evaluasi → Penyusunan Laporan.</w:t>
+        <w:drawing>
+          <wp:inline xmlns:a="http://schemas.openxmlformats.org/drawingml/2006/main" xmlns:pic="http://schemas.openxmlformats.org/drawingml/2006/picture">
+            <wp:extent cx="2211226" cy="2448000"/>
+            <wp:docPr id="3" name="Picture 3"/>
+            <wp:cNvGraphicFramePr>
+              <a:graphicFrameLocks noChangeAspect="1"/>
+            </wp:cNvGraphicFramePr>
+            <a:graphic>
+              <a:graphicData uri="http://schemas.openxmlformats.org/drawingml/2006/picture">
+                <pic:pic>
+                  <pic:nvPicPr>
+                    <pic:cNvPr id="0" name="gambar-3-1-alur-penelitian.png"/>
+                    <pic:cNvPicPr/>
+                  </pic:nvPicPr>
+                  <pic:blipFill>
+                    <a:blip r:embed="rId11"/>
+                    <a:stretch>
+                      <a:fillRect/>
+                    </a:stretch>
+                  </pic:blipFill>
+                  <pic:spPr>
+                    <a:xfrm>
+                      <a:off x="0" y="0"/>
+                      <a:ext cx="2211226" cy="2448000"/>
+                    </a:xfrm>
+                    <a:prstGeom prst="rect"/>
+                  </pic:spPr>
+                </pic:pic>
+              </a:graphicData>
+            </a:graphic>
+          </wp:inline>
+        </w:drawing>
       </w:r>
     </w:p>
     <w:p>
@@ -5774,11 +4805,6 @@
     </w:tbl>
     <w:p>
       <w:pPr>
-        <w:pStyle w:val="IsiTanpaIndent"/>
-      </w:pPr>
-    </w:p>
-    <w:p>
-      <w:pPr>
         <w:pStyle w:val="Isi"/>
       </w:pPr>
       <w:r>
@@ -5847,20 +4873,38 @@
         </w:pBdr>
       </w:pPr>
       <w:r>
-        <w:rPr>
-          <w:b/>
-        </w:rPr>
-        <w:t>[ Tempat Gambar 3. 2 ]</w:t>
-      </w:r>
-      <w:r>
-        <w:br/>
-      </w:r>
-      <w:r>
-        <w:rPr>
-          <w:i/>
-          <w:color w:val="606060"/>
-        </w:rPr>
-        <w:t>Gambarkan diagram alir: Pengajuan Jadwal Waktu Berkas → Pemindaian → Penulisan Berkas TIFF Bernomor → Pemeriksaan Kelengkapan Manual → titik keputusan "Ada celah?" dengan cabang "Tidak" menuju Rekonstruksi, dan cabang "Ya" bercabang tiga menuju Lanjut dengan Barisan Tidak Lengkap, Pengisian Manual, serta Pemindaian Ulang.</w:t>
+        <w:drawing>
+          <wp:inline xmlns:a="http://schemas.openxmlformats.org/drawingml/2006/main" xmlns:pic="http://schemas.openxmlformats.org/drawingml/2006/picture">
+            <wp:extent cx="2857728" cy="2447999"/>
+            <wp:docPr id="4" name="Picture 4"/>
+            <wp:cNvGraphicFramePr>
+              <a:graphicFrameLocks noChangeAspect="1"/>
+            </wp:cNvGraphicFramePr>
+            <a:graphic>
+              <a:graphicData uri="http://schemas.openxmlformats.org/drawingml/2006/picture">
+                <pic:pic>
+                  <pic:nvPicPr>
+                    <pic:cNvPr id="0" name="gambar-3-2-alur-akuisisi-berjalan.png"/>
+                    <pic:cNvPicPr/>
+                  </pic:nvPicPr>
+                  <pic:blipFill>
+                    <a:blip r:embed="rId12"/>
+                    <a:stretch>
+                      <a:fillRect/>
+                    </a:stretch>
+                  </pic:blipFill>
+                  <pic:spPr>
+                    <a:xfrm>
+                      <a:off x="0" y="0"/>
+                      <a:ext cx="2857728" cy="2447999"/>
+                    </a:xfrm>
+                    <a:prstGeom prst="rect"/>
+                  </pic:spPr>
+                </pic:pic>
+              </a:graphicData>
+            </a:graphic>
+          </wp:inline>
+        </w:drawing>
       </w:r>
     </w:p>
     <w:p>
@@ -6170,11 +5214,6 @@
     </w:tbl>
     <w:p>
       <w:pPr>
-        <w:pStyle w:val="IsiTanpaIndent"/>
-      </w:pPr>
-    </w:p>
-    <w:p>
-      <w:pPr>
         <w:pStyle w:val="Heading2"/>
       </w:pPr>
       <w:r>
@@ -6200,20 +5239,38 @@
         </w:pBdr>
       </w:pPr>
       <w:r>
-        <w:rPr>
-          <w:b/>
-        </w:rPr>
-        <w:t>[ Tempat Gambar 3. 3 ]</w:t>
-      </w:r>
-      <w:r>
-        <w:br/>
-      </w:r>
-      <w:r>
-        <w:rPr>
-          <w:i/>
-          <w:color w:val="606060"/>
-        </w:rPr>
-        <w:t>Gambarkan diagram arsitektur berlapis.</w:t>
+        <w:drawing>
+          <wp:inline xmlns:a="http://schemas.openxmlformats.org/drawingml/2006/main" xmlns:pic="http://schemas.openxmlformats.org/drawingml/2006/picture">
+            <wp:extent cx="2540203" cy="2448000"/>
+            <wp:docPr id="5" name="Picture 5"/>
+            <wp:cNvGraphicFramePr>
+              <a:graphicFrameLocks noChangeAspect="1"/>
+            </wp:cNvGraphicFramePr>
+            <a:graphic>
+              <a:graphicData uri="http://schemas.openxmlformats.org/drawingml/2006/picture">
+                <pic:pic>
+                  <pic:nvPicPr>
+                    <pic:cNvPr id="0" name="gambar-3-3-arsitektur-sistem.png"/>
+                    <pic:cNvPicPr/>
+                  </pic:nvPicPr>
+                  <pic:blipFill>
+                    <a:blip r:embed="rId13"/>
+                    <a:stretch>
+                      <a:fillRect/>
+                    </a:stretch>
+                  </pic:blipFill>
+                  <pic:spPr>
+                    <a:xfrm>
+                      <a:off x="0" y="0"/>
+                      <a:ext cx="2540203" cy="2448000"/>
+                    </a:xfrm>
+                    <a:prstGeom prst="rect"/>
+                  </pic:spPr>
+                </pic:pic>
+              </a:graphicData>
+            </a:graphic>
+          </wp:inline>
+        </w:drawing>
       </w:r>
     </w:p>
     <w:p>
@@ -6222,149 +5279,6 @@
       </w:pPr>
       <w:r>
         <w:t>Gambar 3. 3 Arsitektur Sistem yang Diusulkan</w:t>
-      </w:r>
-    </w:p>
-    <w:p>
-      <w:pPr>
-        <w:pStyle w:val="Isi"/>
-      </w:pPr>
-      <w:r>
-        <w:t>Alur kerja sistem yang diusulkan adalah sebagai berikut:</w:t>
-      </w:r>
-    </w:p>
-    <w:p>
-      <w:pPr>
-        <w:pStyle w:val="Daftar"/>
-        <w:ind w:left="850" w:hanging="454"/>
-      </w:pPr>
-      <w:r>
-        <w:t xml:space="preserve">1. </w:t>
-      </w:r>
-      <w:r>
-        <w:t xml:space="preserve">Peneliti masuk melalui aplikasi peramban atau Android, lalu mengunggah arsip </w:t>
-      </w:r>
-      <w:r>
-        <w:rPr>
-          <w:rFonts w:ascii="Consolas" w:hAnsi="Consolas" w:eastAsia="Consolas"/>
-          <w:sz w:val="22"/>
-        </w:rPr>
-        <w:t>.zip</w:t>
-      </w:r>
-      <w:r>
-        <w:t xml:space="preserve"> berisi frame proyeksi bernomor. Arsip berukuran besar diunggah secara berpotongan agar sambungan yang terputus dapat dilanjutkan. 2. Peladen mengekstraksi frame, memvalidasi format dan penomorannya, kemudian menampilkan pratinjau agar peneliti dapat memeriksa arsipnya sebelum pekerjaan dijalankan. 3. Peneliti menekan tombol mulai. Pekerjaan masuk ke antrean dengan posisinya, dan perkiraan waktu tunggu dihitung dari lama pekerjaan yang benar-benar pernah terukur pada sistem ini. 4. Pekerja antrean mengisi celah secara rekursif dengan memanggil layanan inferensi untuk setiap pasangan batas, dan mencatat asal-usul setiap frame yang dihasilkan. 5. Apabila arsip mengandung frame yang merupakan titik tengah tepat dari dua frame lain, frame tersebut disembunyikan, dibangkitkan ulang oleh model, lalu dibandingkan terhadap aslinya sebagai validasi </w:t>
-      </w:r>
-      <w:r>
-        <w:rPr>
-          <w:i/>
-        </w:rPr>
-        <w:t>hold-out</w:t>
-      </w:r>
-      <w:r>
-        <w:t>.</w:t>
-      </w:r>
-    </w:p>
-    <w:p>
-      <w:pPr>
-        <w:pStyle w:val="Daftar"/>
-        <w:ind w:left="1304" w:hanging="454"/>
-      </w:pPr>
-      <w:r>
-        <w:t xml:space="preserve">6. </w:t>
-      </w:r>
-      <w:r>
-        <w:t>Hasil dikemas kembali menjadi arsip yang dapat diunduh, disertai berkas metadata dan manifes yang memuat asal-usul serta angka mutu.</w:t>
-      </w:r>
-    </w:p>
-    <w:p>
-      <w:pPr>
-        <w:pStyle w:val="Heading2"/>
-      </w:pPr>
-      <w:r>
-        <w:t>3.5 Perancangan Sistem</w:t>
-      </w:r>
-    </w:p>
-    <w:p>
-      <w:pPr>
-        <w:pStyle w:val="Isi"/>
-      </w:pPr>
-      <w:r>
-        <w:t>Penelitian ini adalah rancang bangun, sehingga rancangan sistemnya merupakan hasil utama yang sejajar dengan modelnya, bukan lampiran yang menyertai. Subbab ini menguraikan rancangan tersebut dari lapisan terluar ke dalam: susunan perangkat lunak, kewenangan setiap aktor, alur kerja yang dijalankan, penyimpanan datanya, kontrak antarmuka pemrogramannya, dan tampilan yang dilihat pengguna.</w:t>
-      </w:r>
-    </w:p>
-    <w:p>
-      <w:pPr>
-        <w:pStyle w:val="Heading3"/>
-      </w:pPr>
-      <w:r>
-        <w:t>3.5.1 Perancangan Arsitektur Perangkat Lunak</w:t>
-      </w:r>
-    </w:p>
-    <w:p>
-      <w:pPr>
-        <w:pStyle w:val="Isi"/>
-      </w:pPr>
-      <w:r>
-        <w:t>Sistem disusun atas tiga lapisan yang berjalan pada mesin berbeda sebagaimana digambarkan pada Gambar 3.3. Pembagiannya ditentukan oleh satu batasan yang tidak dapat ditawar: berkas penelitian harus tetap berada pada penyimpanan milik institusi, sementara kartu grafis yang dibutuhkan untuk inferensi tidak dimiliki mesin lokal.</w:t>
-      </w:r>
-    </w:p>
-    <w:p>
-      <w:pPr>
-        <w:pStyle w:val="Daftar"/>
-        <w:ind w:left="850" w:hanging="454"/>
-      </w:pPr>
-      <w:r>
-        <w:t xml:space="preserve">1. </w:t>
-      </w:r>
-      <w:r>
-        <w:rPr>
-          <w:b/>
-        </w:rPr>
-        <w:t>Lapisan klien</w:t>
-      </w:r>
-      <w:r>
-        <w:t xml:space="preserve">, berupa aplikasi Flutter yang dikompilasi menjadi aplikasi peramban dan aplikasi Android dari satu basis kode. Lapisan ini tidak menyimpan berkas penelitian dan tidak memuat logika pengolahan citra; ia hanya menampilkan keadaan dan mengirimkan perintah. 2. </w:t>
-      </w:r>
-      <w:r>
-        <w:rPr>
-          <w:b/>
-        </w:rPr>
-        <w:t>Lapisan peladen lokal</w:t>
-      </w:r>
-      <w:r>
-        <w:t xml:space="preserve">, berupa Laravel 12 di atas Octane dan RoadRunner, basis data MySQL 8, antrean pekerjaan, serta volume NAS. Seluruh berkas proyeksi, hasil interpolasi, dan arsip data latih hanya ada di sini. 3. </w:t>
-      </w:r>
-      <w:r>
-        <w:rPr>
-          <w:b/>
-        </w:rPr>
-        <w:t>Lapisan komputasi awan</w:t>
-      </w:r>
-      <w:r>
-        <w:t>, berupa layanan inferensi dan pelatihan berbasis FastAPI yang berjalan di atas kartu grafis, dijangkau melalui terowongan berdomain tetap.</w:t>
-      </w:r>
-    </w:p>
-    <w:p>
-      <w:pPr>
-        <w:pStyle w:val="Isi"/>
-      </w:pPr>
-      <w:r>
-        <w:t>Yang menyeberang ke lapisan awan hanyalah dua frame batas beserta satu skalar waktu pada setiap panggilan inferensi, dan hasilnya langsung ditarik kembali. Karena lapisan awan bukan milik institusi dan sesinya dapat berakhir sendiri, seluruh rancangan di bawah ini memperlakukan layanan model sebagai sumber daya yang boleh hilang sewaktu-waktu, bukan sebagai dependensi yang pasti tersedia.</w:t>
-      </w:r>
-    </w:p>
-    <w:p>
-      <w:pPr>
-        <w:pStyle w:val="Heading3"/>
-      </w:pPr>
-      <w:r>
-        <w:t>3.5.2 Perancangan Use Case</w:t>
-      </w:r>
-    </w:p>
-    <w:p>
-      <w:pPr>
-        <w:pStyle w:val="Isi"/>
-      </w:pPr>
-      <w:r>
-        <w:t>Sistem melayani dua peran manusia dan satu pelaku bukan manusia. Kewenangan masing-masing disajikan pada Tabel 3.3.</w:t>
       </w:r>
     </w:p>
     <w:p>
@@ -6378,28 +5292,242 @@
         </w:pBdr>
       </w:pPr>
       <w:r>
+        <w:drawing>
+          <wp:inline xmlns:a="http://schemas.openxmlformats.org/drawingml/2006/main" xmlns:pic="http://schemas.openxmlformats.org/drawingml/2006/picture">
+            <wp:extent cx="2980879" cy="2448000"/>
+            <wp:docPr id="6" name="Picture 6"/>
+            <wp:cNvGraphicFramePr>
+              <a:graphicFrameLocks noChangeAspect="1"/>
+            </wp:cNvGraphicFramePr>
+            <a:graphic>
+              <a:graphicData uri="http://schemas.openxmlformats.org/drawingml/2006/picture">
+                <pic:pic>
+                  <pic:nvPicPr>
+                    <pic:cNvPr id="0" name="gambar-3-4-alur-sistem-diusulkan.png"/>
+                    <pic:cNvPicPr/>
+                  </pic:nvPicPr>
+                  <pic:blipFill>
+                    <a:blip r:embed="rId14"/>
+                    <a:stretch>
+                      <a:fillRect/>
+                    </a:stretch>
+                  </pic:blipFill>
+                  <pic:spPr>
+                    <a:xfrm>
+                      <a:off x="0" y="0"/>
+                      <a:ext cx="2980879" cy="2448000"/>
+                    </a:xfrm>
+                    <a:prstGeom prst="rect"/>
+                  </pic:spPr>
+                </pic:pic>
+              </a:graphicData>
+            </a:graphic>
+          </wp:inline>
+        </w:drawing>
+      </w:r>
+    </w:p>
+    <w:p>
+      <w:pPr>
+        <w:pStyle w:val="JudulGambar"/>
+      </w:pPr>
+      <w:r>
+        <w:t>Gambar 3. 4 Alur Kerja Sistem yang Diusulkan</w:t>
+      </w:r>
+    </w:p>
+    <w:p>
+      <w:pPr>
+        <w:pStyle w:val="Isi"/>
+      </w:pPr>
+      <w:r>
+        <w:t>Alur kerja sistem yang diusulkan adalah sebagai berikut:</w:t>
+      </w:r>
+    </w:p>
+    <w:p>
+      <w:pPr>
+        <w:pStyle w:val="Daftar"/>
+        <w:ind w:left="850" w:hanging="454"/>
+      </w:pPr>
+      <w:r>
+        <w:t xml:space="preserve">1. </w:t>
+      </w:r>
+      <w:r>
+        <w:t xml:space="preserve">Peneliti masuk melalui aplikasi peramban atau Android, lalu mengunggah arsip </w:t>
+      </w:r>
+      <w:r>
+        <w:rPr>
+          <w:rFonts w:ascii="Consolas" w:hAnsi="Consolas" w:eastAsia="Consolas"/>
+          <w:sz w:val="22"/>
+        </w:rPr>
+        <w:t>.zip</w:t>
+      </w:r>
+      <w:r>
+        <w:t xml:space="preserve"> berisi frame proyeksi bernomor. Arsip berukuran besar diunggah secara berpotongan agar sambungan yang terputus dapat dilanjutkan. 2. Peladen mengekstraksi frame, memvalidasi format dan penomorannya, kemudian menampilkan pratinjau agar peneliti dapat memeriksa arsipnya sebelum pekerjaan dijalankan. 3. Peneliti menekan tombol mulai. Pekerjaan masuk ke antrean dengan posisinya, dan perkiraan waktu tunggu dihitung dari lama pekerjaan yang benar-benar pernah terukur pada sistem ini. 4. Pekerja antrean mengisi celah secara rekursif dengan memanggil layanan inferensi untuk setiap pasangan batas, dan mencatat asal-usul setiap frame yang dihasilkan. 5. Apabila arsip mengandung frame yang merupakan titik tengah tepat dari dua frame lain, frame tersebut disembunyikan, dibangkitkan ulang oleh model, lalu dibandingkan terhadap aslinya sebagai validasi </w:t>
+      </w:r>
+      <w:r>
+        <w:rPr>
+          <w:i/>
+        </w:rPr>
+        <w:t>hold-out</w:t>
+      </w:r>
+      <w:r>
+        <w:t>.</w:t>
+      </w:r>
+    </w:p>
+    <w:p>
+      <w:pPr>
+        <w:pStyle w:val="Daftar"/>
+        <w:ind w:left="1304" w:hanging="454"/>
+      </w:pPr>
+      <w:r>
+        <w:t xml:space="preserve">6. </w:t>
+      </w:r>
+      <w:r>
+        <w:t>Hasil dikemas kembali menjadi arsip yang dapat diunduh, disertai berkas metadata dan manifes yang memuat asal-usul serta angka mutu.</w:t>
+      </w:r>
+    </w:p>
+    <w:p>
+      <w:pPr>
+        <w:pStyle w:val="Heading2"/>
+      </w:pPr>
+      <w:r>
+        <w:t>3.5 Perancangan Sistem</w:t>
+      </w:r>
+    </w:p>
+    <w:p>
+      <w:pPr>
+        <w:pStyle w:val="Isi"/>
+      </w:pPr>
+      <w:r>
+        <w:t>Penelitian ini adalah rancang bangun, sehingga rancangan sistemnya merupakan hasil utama yang sejajar dengan modelnya, bukan lampiran yang menyertai. Subbab ini menguraikan rancangan tersebut dari lapisan terluar ke dalam: susunan perangkat lunak, kewenangan setiap aktor, alur kerja yang dijalankan, penyimpanan datanya, kontrak antarmuka pemrogramannya, dan tampilan yang dilihat pengguna.</w:t>
+      </w:r>
+    </w:p>
+    <w:p>
+      <w:pPr>
+        <w:pStyle w:val="Heading3"/>
+      </w:pPr>
+      <w:r>
+        <w:t>3.5.1 Perancangan Arsitektur Perangkat Lunak</w:t>
+      </w:r>
+    </w:p>
+    <w:p>
+      <w:pPr>
+        <w:pStyle w:val="Isi"/>
+      </w:pPr>
+      <w:r>
+        <w:t>Sistem disusun atas tiga lapisan yang berjalan pada mesin berbeda sebagaimana digambarkan pada Gambar 3.3. Pembagiannya ditentukan oleh satu batasan yang tidak dapat ditawar: berkas penelitian harus tetap berada pada penyimpanan milik institusi, sementara kartu grafis yang dibutuhkan untuk inferensi tidak dimiliki mesin lokal.</w:t>
+      </w:r>
+    </w:p>
+    <w:p>
+      <w:pPr>
+        <w:pStyle w:val="Daftar"/>
+        <w:ind w:left="850" w:hanging="454"/>
+      </w:pPr>
+      <w:r>
+        <w:t xml:space="preserve">1. </w:t>
+      </w:r>
+      <w:r>
         <w:rPr>
           <w:b/>
         </w:rPr>
-        <w:t>[ Tempat Gambar 3. 4 ]</w:t>
-      </w:r>
-      <w:r>
-        <w:br/>
+        <w:t>Lapisan klien</w:t>
+      </w:r>
+      <w:r>
+        <w:t xml:space="preserve">, berupa aplikasi Flutter yang dikompilasi menjadi aplikasi peramban dan aplikasi Android dari satu basis kode. Lapisan ini tidak menyimpan berkas penelitian dan tidak memuat logika pengolahan citra; ia hanya menampilkan keadaan dan mengirimkan perintah. 2. </w:t>
       </w:r>
       <w:r>
         <w:rPr>
-          <w:i/>
-          <w:color w:val="606060"/>
+          <w:b/>
         </w:rPr>
-        <w:t>Gambarkan diagram use case dengan tiga aktor.</w:t>
+        <w:t>Lapisan peladen lokal</w:t>
+      </w:r>
+      <w:r>
+        <w:t xml:space="preserve">, berupa Laravel 12 di atas Octane dan RoadRunner, basis data MySQL 8, antrean pekerjaan, serta volume NAS. Seluruh berkas proyeksi, hasil interpolasi, dan arsip data latih hanya ada di sini. 3. </w:t>
+      </w:r>
+      <w:r>
+        <w:rPr>
+          <w:b/>
+        </w:rPr>
+        <w:t>Lapisan komputasi awan</w:t>
+      </w:r>
+      <w:r>
+        <w:t>, berupa layanan inferensi dan pelatihan berbasis FastAPI yang berjalan di atas kartu grafis, dijangkau melalui terowongan berdomain tetap.</w:t>
       </w:r>
     </w:p>
     <w:p>
       <w:pPr>
+        <w:pStyle w:val="Isi"/>
+      </w:pPr>
+      <w:r>
+        <w:t>Yang menyeberang ke lapisan awan hanyalah dua frame batas beserta satu skalar waktu pada setiap panggilan inferensi, dan hasilnya langsung ditarik kembali. Karena lapisan awan bukan milik institusi dan sesinya dapat berakhir sendiri, seluruh rancangan di bawah ini memperlakukan layanan model sebagai sumber daya yang boleh hilang sewaktu-waktu, bukan sebagai dependensi yang pasti tersedia.</w:t>
+      </w:r>
+    </w:p>
+    <w:p>
+      <w:pPr>
+        <w:pStyle w:val="Heading3"/>
+      </w:pPr>
+      <w:r>
+        <w:t>3.5.2 Perancangan Use Case</w:t>
+      </w:r>
+    </w:p>
+    <w:p>
+      <w:pPr>
+        <w:pStyle w:val="Isi"/>
+      </w:pPr>
+      <w:r>
+        <w:t>Sistem melayani dua peran manusia dan satu pelaku bukan manusia. Kewenangan masing-masing disajikan pada Tabel 3.3.</w:t>
+      </w:r>
+    </w:p>
+    <w:p>
+      <w:pPr>
+        <w:pStyle w:val="PetunjukGambar"/>
+        <w:pBdr>
+          <w:top w:val="dashed" w:sz="6" w:space="6" w:color="808080"/>
+          <w:left w:val="dashed" w:sz="6" w:space="6" w:color="808080"/>
+          <w:bottom w:val="dashed" w:sz="6" w:space="6" w:color="808080"/>
+          <w:right w:val="dashed" w:sz="6" w:space="6" w:color="808080"/>
+        </w:pBdr>
+      </w:pPr>
+      <w:r>
+        <w:drawing>
+          <wp:inline xmlns:a="http://schemas.openxmlformats.org/drawingml/2006/main" xmlns:pic="http://schemas.openxmlformats.org/drawingml/2006/picture">
+            <wp:extent cx="2637043" cy="2447999"/>
+            <wp:docPr id="7" name="Picture 7"/>
+            <wp:cNvGraphicFramePr>
+              <a:graphicFrameLocks noChangeAspect="1"/>
+            </wp:cNvGraphicFramePr>
+            <a:graphic>
+              <a:graphicData uri="http://schemas.openxmlformats.org/drawingml/2006/picture">
+                <pic:pic>
+                  <pic:nvPicPr>
+                    <pic:cNvPr id="0" name="gambar-3-5-use-case.png"/>
+                    <pic:cNvPicPr/>
+                  </pic:nvPicPr>
+                  <pic:blipFill>
+                    <a:blip r:embed="rId15"/>
+                    <a:stretch>
+                      <a:fillRect/>
+                    </a:stretch>
+                  </pic:blipFill>
+                  <pic:spPr>
+                    <a:xfrm>
+                      <a:off x="0" y="0"/>
+                      <a:ext cx="2637043" cy="2447999"/>
+                    </a:xfrm>
+                    <a:prstGeom prst="rect"/>
+                  </pic:spPr>
+                </pic:pic>
+              </a:graphicData>
+            </a:graphic>
+          </wp:inline>
+        </w:drawing>
+      </w:r>
+    </w:p>
+    <w:p>
+      <w:pPr>
         <w:pStyle w:val="JudulGambar"/>
       </w:pPr>
       <w:r>
-        <w:t>Gambar 3. 4 Diagram Use Case Sistem</w:t>
+        <w:t>Gambar 3. 5 Diagram Use Case Sistem</w:t>
       </w:r>
     </w:p>
     <w:p>
@@ -6606,11 +5734,6 @@
     </w:tbl>
     <w:p>
       <w:pPr>
-        <w:pStyle w:val="IsiTanpaIndent"/>
-      </w:pPr>
-    </w:p>
-    <w:p>
-      <w:pPr>
         <w:pStyle w:val="Isi"/>
       </w:pPr>
       <w:r>
@@ -6636,20 +5759,38 @@
         </w:pBdr>
       </w:pPr>
       <w:r>
-        <w:rPr>
-          <w:b/>
-        </w:rPr>
-        <w:t>[ Tempat Gambar 3. 5 ]</w:t>
-      </w:r>
-      <w:r>
-        <w:br/>
-      </w:r>
-      <w:r>
-        <w:rPr>
-          <w:i/>
-          <w:color w:val="606060"/>
-        </w:rPr>
-        <w:t>Gambarkan diagram aktivitas dengan tiga kolom renang: Peneliti, Peladen Lokal, dan Layanan Inferensi.</w:t>
+        <w:drawing>
+          <wp:inline xmlns:a="http://schemas.openxmlformats.org/drawingml/2006/main" xmlns:pic="http://schemas.openxmlformats.org/drawingml/2006/picture">
+            <wp:extent cx="2364326" cy="2448000"/>
+            <wp:docPr id="8" name="Picture 8"/>
+            <wp:cNvGraphicFramePr>
+              <a:graphicFrameLocks noChangeAspect="1"/>
+            </wp:cNvGraphicFramePr>
+            <a:graphic>
+              <a:graphicData uri="http://schemas.openxmlformats.org/drawingml/2006/picture">
+                <pic:pic>
+                  <pic:nvPicPr>
+                    <pic:cNvPr id="0" name="gambar-3-6-diagram-aktivitas.png"/>
+                    <pic:cNvPicPr/>
+                  </pic:nvPicPr>
+                  <pic:blipFill>
+                    <a:blip r:embed="rId16"/>
+                    <a:stretch>
+                      <a:fillRect/>
+                    </a:stretch>
+                  </pic:blipFill>
+                  <pic:spPr>
+                    <a:xfrm>
+                      <a:off x="0" y="0"/>
+                      <a:ext cx="2364326" cy="2448000"/>
+                    </a:xfrm>
+                    <a:prstGeom prst="rect"/>
+                  </pic:spPr>
+                </pic:pic>
+              </a:graphicData>
+            </a:graphic>
+          </wp:inline>
+        </w:drawing>
       </w:r>
     </w:p>
     <w:p>
@@ -6657,7 +5798,7 @@
         <w:pStyle w:val="JudulGambar"/>
       </w:pPr>
       <w:r>
-        <w:t>Gambar 3. 5 Diagram Aktivitas Pengisian Celah Proyeksi</w:t>
+        <w:t>Gambar 3. 6 Diagram Aktivitas Pengisian Celah Proyeksi</w:t>
       </w:r>
     </w:p>
     <w:p>
@@ -6687,20 +5828,38 @@
         </w:pBdr>
       </w:pPr>
       <w:r>
-        <w:rPr>
-          <w:b/>
-        </w:rPr>
-        <w:t>[ Tempat Gambar 3. 6 ]</w:t>
-      </w:r>
-      <w:r>
-        <w:br/>
-      </w:r>
-      <w:r>
-        <w:rPr>
-          <w:i/>
-          <w:color w:val="606060"/>
-        </w:rPr>
-        <w:t>Gambarkan diagram relasi antar-entitas dengan entitas users, models, analysis_records, training_datasets, training_jobs, training_metrics, training_samples, dan user_activities.</w:t>
+        <w:drawing>
+          <wp:inline xmlns:a="http://schemas.openxmlformats.org/drawingml/2006/main" xmlns:pic="http://schemas.openxmlformats.org/drawingml/2006/picture">
+            <wp:extent cx="2637043" cy="2447999"/>
+            <wp:docPr id="9" name="Picture 9"/>
+            <wp:cNvGraphicFramePr>
+              <a:graphicFrameLocks noChangeAspect="1"/>
+            </wp:cNvGraphicFramePr>
+            <a:graphic>
+              <a:graphicData uri="http://schemas.openxmlformats.org/drawingml/2006/picture">
+                <pic:pic>
+                  <pic:nvPicPr>
+                    <pic:cNvPr id="0" name="gambar-3-7-erd.png"/>
+                    <pic:cNvPicPr/>
+                  </pic:nvPicPr>
+                  <pic:blipFill>
+                    <a:blip r:embed="rId17"/>
+                    <a:stretch>
+                      <a:fillRect/>
+                    </a:stretch>
+                  </pic:blipFill>
+                  <pic:spPr>
+                    <a:xfrm>
+                      <a:off x="0" y="0"/>
+                      <a:ext cx="2637043" cy="2447999"/>
+                    </a:xfrm>
+                    <a:prstGeom prst="rect"/>
+                  </pic:spPr>
+                </pic:pic>
+              </a:graphicData>
+            </a:graphic>
+          </wp:inline>
+        </w:drawing>
       </w:r>
     </w:p>
     <w:p>
@@ -6708,7 +5867,7 @@
         <w:pStyle w:val="JudulGambar"/>
       </w:pPr>
       <w:r>
-        <w:t>Gambar 3. 6 Diagram Relasi Antar-Entitas</w:t>
+        <w:t>Gambar 3. 7 Diagram Relasi Antar-Entitas</w:t>
       </w:r>
     </w:p>
     <w:p>
@@ -6717,6 +5876,437 @@
       </w:pPr>
       <w:r>
         <w:t>Tabel 3. 4 Rancangan Tabel Basis Data</w:t>
+      </w:r>
+    </w:p>
+    <w:tbl>
+      <w:tblPr>
+        <w:tblW w:type="auto" w:w="0"/>
+        <w:jc w:val="center"/>
+        <w:tblLayout w:type="autofit"/>
+        <w:tblLook w:firstColumn="1" w:firstRow="1" w:lastColumn="0" w:lastRow="0" w:noHBand="0" w:noVBand="1" w:val="04A0"/>
+        <w:tblBorders>
+          <w:top w:val="single" w:sz="4" w:color="000000"/>
+          <w:left w:val="single" w:sz="4" w:color="000000"/>
+          <w:bottom w:val="single" w:sz="4" w:color="000000"/>
+          <w:right w:val="single" w:sz="4" w:color="000000"/>
+          <w:insideH w:val="single" w:sz="4" w:color="000000"/>
+          <w:insideV w:val="single" w:sz="4" w:color="000000"/>
+        </w:tblBorders>
+        <w:tblCellMar>
+          <w:top w:w="0" w:type="dxa"/>
+          <w:left w:w="60" w:type="dxa"/>
+          <w:bottom w:w="0" w:type="dxa"/>
+          <w:right w:w="60" w:type="dxa"/>
+        </w:tblCellMar>
+      </w:tblPr>
+      <w:tblGrid>
+        <w:gridCol w:w="3968"/>
+        <w:gridCol w:w="3968"/>
+      </w:tblGrid>
+      <w:tr>
+        <w:trPr>
+          <w:tblHeader/>
+        </w:trPr>
+        <w:tc>
+          <w:tcPr>
+            <w:tcW w:type="dxa" w:w="3968"/>
+          </w:tcPr>
+          <w:p>
+            <w:pPr>
+              <w:pStyle w:val="KepalaTabel"/>
+            </w:pPr>
+            <w:r>
+              <w:t>Tabel</w:t>
+            </w:r>
+          </w:p>
+        </w:tc>
+        <w:tc>
+          <w:tcPr>
+            <w:tcW w:type="dxa" w:w="3968"/>
+          </w:tcPr>
+          <w:p>
+            <w:pPr>
+              <w:pStyle w:val="KepalaTabel"/>
+            </w:pPr>
+            <w:r>
+              <w:t>Isi</w:t>
+            </w:r>
+          </w:p>
+        </w:tc>
+      </w:tr>
+      <w:tr>
+        <w:tc>
+          <w:tcPr>
+            <w:tcW w:type="dxa" w:w="3968"/>
+          </w:tcPr>
+          <w:p>
+            <w:pPr>
+              <w:pStyle w:val="IsiTabel"/>
+            </w:pPr>
+            <w:r>
+              <w:rPr>
+                <w:rFonts w:ascii="Consolas" w:hAnsi="Consolas" w:eastAsia="Consolas"/>
+                <w:sz w:val="22"/>
+              </w:rPr>
+              <w:t>users</w:t>
+            </w:r>
+            <w:r>
+              <w:t xml:space="preserve">, </w:t>
+            </w:r>
+            <w:r>
+              <w:rPr>
+                <w:rFonts w:ascii="Consolas" w:hAnsi="Consolas" w:eastAsia="Consolas"/>
+                <w:sz w:val="22"/>
+              </w:rPr>
+              <w:t>access_requests</w:t>
+            </w:r>
+          </w:p>
+        </w:tc>
+        <w:tc>
+          <w:tcPr>
+            <w:tcW w:type="dxa" w:w="3968"/>
+          </w:tcPr>
+          <w:p>
+            <w:pPr>
+              <w:pStyle w:val="IsiTabel"/>
+            </w:pPr>
+            <w:r>
+              <w:t>Akun beserta perannya, dan permintaan yang menunggu persetujuan</w:t>
+            </w:r>
+          </w:p>
+        </w:tc>
+      </w:tr>
+      <w:tr>
+        <w:tc>
+          <w:tcPr>
+            <w:tcW w:type="dxa" w:w="3968"/>
+          </w:tcPr>
+          <w:p>
+            <w:pPr>
+              <w:pStyle w:val="IsiTabel"/>
+            </w:pPr>
+            <w:r>
+              <w:rPr>
+                <w:rFonts w:ascii="Consolas" w:hAnsi="Consolas" w:eastAsia="Consolas"/>
+                <w:sz w:val="22"/>
+              </w:rPr>
+              <w:t>models</w:t>
+            </w:r>
+          </w:p>
+        </w:tc>
+        <w:tc>
+          <w:tcPr>
+            <w:tcW w:type="dxa" w:w="3968"/>
+          </w:tcPr>
+          <w:p>
+            <w:pPr>
+              <w:pStyle w:val="IsiTabel"/>
+            </w:pPr>
+            <w:r>
+              <w:t>Model terdaftar, alamat layanan inferensinya, keadaan ketersediaannya</w:t>
+            </w:r>
+          </w:p>
+        </w:tc>
+      </w:tr>
+      <w:tr>
+        <w:tc>
+          <w:tcPr>
+            <w:tcW w:type="dxa" w:w="3968"/>
+          </w:tcPr>
+          <w:p>
+            <w:pPr>
+              <w:pStyle w:val="IsiTabel"/>
+            </w:pPr>
+            <w:r>
+              <w:rPr>
+                <w:rFonts w:ascii="Consolas" w:hAnsi="Consolas" w:eastAsia="Consolas"/>
+                <w:sz w:val="22"/>
+              </w:rPr>
+              <w:t>analysis_records</w:t>
+            </w:r>
+          </w:p>
+        </w:tc>
+        <w:tc>
+          <w:tcPr>
+            <w:tcW w:type="dxa" w:w="3968"/>
+          </w:tcPr>
+          <w:p>
+            <w:pPr>
+              <w:pStyle w:val="IsiTabel"/>
+            </w:pPr>
+            <w:r>
+              <w:t>Satu baris per pekerjaan interpolasi beserta keadaan dan asal-usul hasilnya</w:t>
+            </w:r>
+          </w:p>
+        </w:tc>
+      </w:tr>
+      <w:tr>
+        <w:tc>
+          <w:tcPr>
+            <w:tcW w:type="dxa" w:w="3968"/>
+          </w:tcPr>
+          <w:p>
+            <w:pPr>
+              <w:pStyle w:val="IsiTabel"/>
+            </w:pPr>
+            <w:r>
+              <w:rPr>
+                <w:rFonts w:ascii="Consolas" w:hAnsi="Consolas" w:eastAsia="Consolas"/>
+                <w:sz w:val="22"/>
+              </w:rPr>
+              <w:t>training_datasets</w:t>
+            </w:r>
+            <w:r>
+              <w:t xml:space="preserve">, </w:t>
+            </w:r>
+            <w:r>
+              <w:rPr>
+                <w:rFonts w:ascii="Consolas" w:hAnsi="Consolas" w:eastAsia="Consolas"/>
+                <w:sz w:val="22"/>
+              </w:rPr>
+              <w:t>training_jobs</w:t>
+            </w:r>
+          </w:p>
+        </w:tc>
+        <w:tc>
+          <w:tcPr>
+            <w:tcW w:type="dxa" w:w="3968"/>
+          </w:tcPr>
+          <w:p>
+            <w:pPr>
+              <w:pStyle w:val="IsiTabel"/>
+            </w:pPr>
+            <w:r>
+              <w:t>Arsip data latih dan sesi pelatihan beserta titik simpannya</w:t>
+            </w:r>
+          </w:p>
+        </w:tc>
+      </w:tr>
+      <w:tr>
+        <w:tc>
+          <w:tcPr>
+            <w:tcW w:type="dxa" w:w="3968"/>
+          </w:tcPr>
+          <w:p>
+            <w:pPr>
+              <w:pStyle w:val="IsiTabel"/>
+            </w:pPr>
+            <w:r>
+              <w:rPr>
+                <w:rFonts w:ascii="Consolas" w:hAnsi="Consolas" w:eastAsia="Consolas"/>
+                <w:sz w:val="22"/>
+              </w:rPr>
+              <w:t>training_metrics</w:t>
+            </w:r>
+            <w:r>
+              <w:t xml:space="preserve">, </w:t>
+            </w:r>
+            <w:r>
+              <w:rPr>
+                <w:rFonts w:ascii="Consolas" w:hAnsi="Consolas" w:eastAsia="Consolas"/>
+                <w:sz w:val="22"/>
+              </w:rPr>
+              <w:t>training_samples</w:t>
+            </w:r>
+          </w:p>
+        </w:tc>
+        <w:tc>
+          <w:tcPr>
+            <w:tcW w:type="dxa" w:w="3968"/>
+          </w:tcPr>
+          <w:p>
+            <w:pPr>
+              <w:pStyle w:val="IsiTabel"/>
+            </w:pPr>
+            <w:r>
+              <w:t>Metrik dan contoh keluaran per epoch</w:t>
+            </w:r>
+          </w:p>
+        </w:tc>
+      </w:tr>
+      <w:tr>
+        <w:tc>
+          <w:tcPr>
+            <w:tcW w:type="dxa" w:w="3968"/>
+          </w:tcPr>
+          <w:p>
+            <w:pPr>
+              <w:pStyle w:val="IsiTabel"/>
+            </w:pPr>
+            <w:r>
+              <w:rPr>
+                <w:rFonts w:ascii="Consolas" w:hAnsi="Consolas" w:eastAsia="Consolas"/>
+                <w:sz w:val="22"/>
+              </w:rPr>
+              <w:t>user_activities</w:t>
+            </w:r>
+            <w:r>
+              <w:t xml:space="preserve">, </w:t>
+            </w:r>
+            <w:r>
+              <w:rPr>
+                <w:rFonts w:ascii="Consolas" w:hAnsi="Consolas" w:eastAsia="Consolas"/>
+                <w:sz w:val="22"/>
+              </w:rPr>
+              <w:t>notifications</w:t>
+            </w:r>
+            <w:r>
+              <w:t xml:space="preserve">, </w:t>
+            </w:r>
+            <w:r>
+              <w:rPr>
+                <w:rFonts w:ascii="Consolas" w:hAnsi="Consolas" w:eastAsia="Consolas"/>
+                <w:sz w:val="22"/>
+              </w:rPr>
+              <w:t>conversations</w:t>
+            </w:r>
+            <w:r>
+              <w:t xml:space="preserve">, </w:t>
+            </w:r>
+            <w:r>
+              <w:rPr>
+                <w:rFonts w:ascii="Consolas" w:hAnsi="Consolas" w:eastAsia="Consolas"/>
+                <w:sz w:val="22"/>
+              </w:rPr>
+              <w:t>messages</w:t>
+            </w:r>
+            <w:r>
+              <w:t xml:space="preserve">, </w:t>
+            </w:r>
+            <w:r>
+              <w:rPr>
+                <w:rFonts w:ascii="Consolas" w:hAnsi="Consolas" w:eastAsia="Consolas"/>
+                <w:sz w:val="22"/>
+              </w:rPr>
+              <w:t>news_posts</w:t>
+            </w:r>
+          </w:p>
+        </w:tc>
+        <w:tc>
+          <w:tcPr>
+            <w:tcW w:type="dxa" w:w="3968"/>
+          </w:tcPr>
+          <w:p>
+            <w:pPr>
+              <w:pStyle w:val="IsiTabel"/>
+            </w:pPr>
+            <w:r>
+              <w:t>Penelusuran, pemberitahuan, percakapan, dan pengumuman</w:t>
+            </w:r>
+          </w:p>
+        </w:tc>
+      </w:tr>
+    </w:tbl>
+    <w:p>
+      <w:pPr>
+        <w:pStyle w:val="Isi"/>
+      </w:pPr>
+      <w:r>
+        <w:t xml:space="preserve">Dua rancangan pada tabel di atas menjawab keadaan yang khas pada sistem ini. Pertama, </w:t>
+      </w:r>
+      <w:r>
+        <w:rPr>
+          <w:rFonts w:ascii="Consolas" w:hAnsi="Consolas" w:eastAsia="Consolas"/>
+          <w:sz w:val="22"/>
+        </w:rPr>
+        <w:t>analysis_records</w:t>
+      </w:r>
+      <w:r>
+        <w:t xml:space="preserve"> dan </w:t>
+      </w:r>
+      <w:r>
+        <w:rPr>
+          <w:rFonts w:ascii="Consolas" w:hAnsi="Consolas" w:eastAsia="Consolas"/>
+          <w:sz w:val="22"/>
+        </w:rPr>
+        <w:t>training_datasets</w:t>
+      </w:r>
+      <w:r>
+        <w:t xml:space="preserve"> menyimpan penanda waktu penghapusan berkas (</w:t>
+      </w:r>
+      <w:r>
+        <w:rPr>
+          <w:rFonts w:ascii="Consolas" w:hAnsi="Consolas" w:eastAsia="Consolas"/>
+          <w:sz w:val="22"/>
+        </w:rPr>
+        <w:t>files_deleted_at</w:t>
+      </w:r>
+      <w:r>
+        <w:t xml:space="preserve"> dan </w:t>
+      </w:r>
+      <w:r>
+        <w:rPr>
+          <w:rFonts w:ascii="Consolas" w:hAnsi="Consolas" w:eastAsia="Consolas"/>
+          <w:sz w:val="22"/>
+        </w:rPr>
+        <w:t>archive_deleted_at</w:t>
+      </w:r>
+      <w:r>
+        <w:t xml:space="preserve">) alih-alih menghapus barisnya, sehingga riwayat pekerjaan tetap dapat ditelusuri setelah berkasnya dibersihkan menurut kebijakan retensi. Kedua, </w:t>
+      </w:r>
+      <w:r>
+        <w:rPr>
+          <w:rFonts w:ascii="Consolas" w:hAnsi="Consolas" w:eastAsia="Consolas"/>
+          <w:sz w:val="22"/>
+        </w:rPr>
+        <w:t>training_jobs</w:t>
+      </w:r>
+      <w:r>
+        <w:t xml:space="preserve"> menyimpan </w:t>
+      </w:r>
+      <w:r>
+        <w:rPr>
+          <w:rFonts w:ascii="Consolas" w:hAnsi="Consolas" w:eastAsia="Consolas"/>
+          <w:sz w:val="22"/>
+        </w:rPr>
+        <w:t>checkpoint_path</w:t>
+      </w:r>
+      <w:r>
+        <w:t xml:space="preserve">, </w:t>
+      </w:r>
+      <w:r>
+        <w:rPr>
+          <w:rFonts w:ascii="Consolas" w:hAnsi="Consolas" w:eastAsia="Consolas"/>
+          <w:sz w:val="22"/>
+        </w:rPr>
+        <w:t>current_epoch</w:t>
+      </w:r>
+      <w:r>
+        <w:t xml:space="preserve">, dan </w:t>
+      </w:r>
+      <w:r>
+        <w:rPr>
+          <w:rFonts w:ascii="Consolas" w:hAnsi="Consolas" w:eastAsia="Consolas"/>
+          <w:sz w:val="22"/>
+        </w:rPr>
+        <w:t>heartbeat_at</w:t>
+      </w:r>
+      <w:r>
+        <w:t>, yang bersama-sama memungkinkan sebuah sesi pelatihan dilanjutkan oleh pekerja lain setelah sesi awan sebelumnya berakhir.</w:t>
+      </w:r>
+    </w:p>
+    <w:p>
+      <w:pPr>
+        <w:pStyle w:val="Heading3"/>
+      </w:pPr>
+      <w:r>
+        <w:t>3.5.5 Perancangan Antarmuka Pemrograman Aplikasi</w:t>
+      </w:r>
+    </w:p>
+    <w:p>
+      <w:pPr>
+        <w:pStyle w:val="Isi"/>
+      </w:pPr>
+      <w:r>
+        <w:t>Seluruh komunikasi antara lapisan klien dan lapisan peladen berlangsung melalui antarmuka pemrograman aplikasi bergaya REST dengan autentikasi token. Kontrak utamanya disajikan pada Tabel 3.5.</w:t>
+      </w:r>
+    </w:p>
+    <w:p>
+      <w:pPr>
+        <w:pStyle w:val="JudulTabel"/>
+      </w:pPr>
+      <w:r>
+        <w:t>Tabel 3. 5 Rancangan Antarmuka Pemrograman Aplikasi</w:t>
       </w:r>
     </w:p>
     <w:tbl>
@@ -6758,7 +6348,7 @@
               <w:pStyle w:val="KepalaTabel"/>
             </w:pPr>
             <w:r>
-              <w:t>Tabel</w:t>
+              <w:t>Kelompok</w:t>
             </w:r>
           </w:p>
         </w:tc>
@@ -6771,7 +6361,7 @@
               <w:pStyle w:val="KepalaTabel"/>
             </w:pPr>
             <w:r>
-              <w:t>Isi</w:t>
+              <w:t>Kegunaan</w:t>
             </w:r>
           </w:p>
         </w:tc>
@@ -6784,7 +6374,7 @@
               <w:pStyle w:val="KepalaTabel"/>
             </w:pPr>
             <w:r>
-              <w:t>Kolom Penting</w:t>
+              <w:t>Pemanggil</w:t>
             </w:r>
           </w:p>
         </w:tc>
@@ -6799,11 +6389,7 @@
               <w:pStyle w:val="IsiTabel"/>
             </w:pPr>
             <w:r>
-              <w:rPr>
-                <w:rFonts w:ascii="Consolas" w:hAnsi="Consolas" w:eastAsia="Consolas"/>
-                <w:sz w:val="22"/>
-              </w:rPr>
-              <w:t>users</w:t>
+              <w:t>Autentikasi dan akun</w:t>
             </w:r>
           </w:p>
         </w:tc>
@@ -6816,7 +6402,7 @@
               <w:pStyle w:val="IsiTabel"/>
             </w:pPr>
             <w:r>
-              <w:t>Akun peneliti dan administrator</w:t>
+              <w:t>Masuk, keluar, ganti sandi, berkas profil</w:t>
             </w:r>
           </w:p>
         </w:tc>
@@ -6829,61 +6415,7 @@
               <w:pStyle w:val="IsiTabel"/>
             </w:pPr>
             <w:r>
-              <w:rPr>
-                <w:rFonts w:ascii="Consolas" w:hAnsi="Consolas" w:eastAsia="Consolas"/>
-                <w:sz w:val="22"/>
-              </w:rPr>
-              <w:t>id</w:t>
-            </w:r>
-            <w:r>
-              <w:t xml:space="preserve">, </w:t>
-            </w:r>
-            <w:r>
-              <w:rPr>
-                <w:rFonts w:ascii="Consolas" w:hAnsi="Consolas" w:eastAsia="Consolas"/>
-                <w:sz w:val="22"/>
-              </w:rPr>
-              <w:t>name</w:t>
-            </w:r>
-            <w:r>
-              <w:t xml:space="preserve">, </w:t>
-            </w:r>
-            <w:r>
-              <w:rPr>
-                <w:rFonts w:ascii="Consolas" w:hAnsi="Consolas" w:eastAsia="Consolas"/>
-                <w:sz w:val="22"/>
-              </w:rPr>
-              <w:t>email</w:t>
-            </w:r>
-            <w:r>
-              <w:t xml:space="preserve">, </w:t>
-            </w:r>
-            <w:r>
-              <w:rPr>
-                <w:rFonts w:ascii="Consolas" w:hAnsi="Consolas" w:eastAsia="Consolas"/>
-                <w:sz w:val="22"/>
-              </w:rPr>
-              <w:t>password</w:t>
-            </w:r>
-            <w:r>
-              <w:t xml:space="preserve">, </w:t>
-            </w:r>
-            <w:r>
-              <w:rPr>
-                <w:rFonts w:ascii="Consolas" w:hAnsi="Consolas" w:eastAsia="Consolas"/>
-                <w:sz w:val="22"/>
-              </w:rPr>
-              <w:t>role</w:t>
-            </w:r>
-            <w:r>
-              <w:t xml:space="preserve">, </w:t>
-            </w:r>
-            <w:r>
-              <w:rPr>
-                <w:rFonts w:ascii="Consolas" w:hAnsi="Consolas" w:eastAsia="Consolas"/>
-                <w:sz w:val="22"/>
-              </w:rPr>
-              <w:t>is_active</w:t>
+              <w:t>Semua</w:t>
             </w:r>
           </w:p>
         </w:tc>
@@ -6898,11 +6430,7 @@
               <w:pStyle w:val="IsiTabel"/>
             </w:pPr>
             <w:r>
-              <w:rPr>
-                <w:rFonts w:ascii="Consolas" w:hAnsi="Consolas" w:eastAsia="Consolas"/>
-                <w:sz w:val="22"/>
-              </w:rPr>
-              <w:t>models</w:t>
+              <w:t>Unggah dan pekerjaan</w:t>
             </w:r>
           </w:p>
         </w:tc>
@@ -6915,7 +6443,7 @@
               <w:pStyle w:val="IsiTabel"/>
             </w:pPr>
             <w:r>
-              <w:t>Model terdaftar beserta alamat layanan inferensinya</w:t>
+              <w:t>Unggah berpotongan, buat pekerjaan, keadaan, frame, unduh hasil</w:t>
             </w:r>
           </w:p>
         </w:tc>
@@ -6928,71 +6456,7 @@
               <w:pStyle w:val="IsiTabel"/>
             </w:pPr>
             <w:r>
-              <w:rPr>
-                <w:rFonts w:ascii="Consolas" w:hAnsi="Consolas" w:eastAsia="Consolas"/>
-                <w:sz w:val="22"/>
-              </w:rPr>
-              <w:t>id</w:t>
-            </w:r>
-            <w:r>
-              <w:t xml:space="preserve">, </w:t>
-            </w:r>
-            <w:r>
-              <w:rPr>
-                <w:rFonts w:ascii="Consolas" w:hAnsi="Consolas" w:eastAsia="Consolas"/>
-                <w:sz w:val="22"/>
-              </w:rPr>
-              <w:t>name</w:t>
-            </w:r>
-            <w:r>
-              <w:t xml:space="preserve">, </w:t>
-            </w:r>
-            <w:r>
-              <w:rPr>
-                <w:rFonts w:ascii="Consolas" w:hAnsi="Consolas" w:eastAsia="Consolas"/>
-                <w:sz w:val="22"/>
-              </w:rPr>
-              <w:t>version</w:t>
-            </w:r>
-            <w:r>
-              <w:t xml:space="preserve">, </w:t>
-            </w:r>
-            <w:r>
-              <w:rPr>
-                <w:rFonts w:ascii="Consolas" w:hAnsi="Consolas" w:eastAsia="Consolas"/>
-                <w:sz w:val="22"/>
-              </w:rPr>
-              <w:t>endpoint_url</w:t>
-            </w:r>
-            <w:r>
-              <w:t xml:space="preserve">, </w:t>
-            </w:r>
-            <w:r>
-              <w:rPr>
-                <w:rFonts w:ascii="Consolas" w:hAnsi="Consolas" w:eastAsia="Consolas"/>
-                <w:sz w:val="22"/>
-              </w:rPr>
-              <w:t>auth_token</w:t>
-            </w:r>
-            <w:r>
-              <w:t xml:space="preserve">, </w:t>
-            </w:r>
-            <w:r>
-              <w:rPr>
-                <w:rFonts w:ascii="Consolas" w:hAnsi="Consolas" w:eastAsia="Consolas"/>
-                <w:sz w:val="22"/>
-              </w:rPr>
-              <w:t>status</w:t>
-            </w:r>
-            <w:r>
-              <w:t xml:space="preserve">, </w:t>
-            </w:r>
-            <w:r>
-              <w:rPr>
-                <w:rFonts w:ascii="Consolas" w:hAnsi="Consolas" w:eastAsia="Consolas"/>
-                <w:sz w:val="22"/>
-              </w:rPr>
-              <w:t>is_active</w:t>
+              <w:t>Peneliti</w:t>
             </w:r>
           </w:p>
         </w:tc>
@@ -7007,11 +6471,7 @@
               <w:pStyle w:val="IsiTabel"/>
             </w:pPr>
             <w:r>
-              <w:rPr>
-                <w:rFonts w:ascii="Consolas" w:hAnsi="Consolas" w:eastAsia="Consolas"/>
-                <w:sz w:val="22"/>
-              </w:rPr>
-              <w:t>analysis_records</w:t>
+              <w:t>Pelatihan model</w:t>
             </w:r>
           </w:p>
         </w:tc>
@@ -7024,7 +6484,7 @@
               <w:pStyle w:val="IsiTabel"/>
             </w:pPr>
             <w:r>
-              <w:t>Satu baris per pekerjaan pengisian celah</w:t>
+              <w:t>Unggah data latih, mulai sesi, kemajuan per epoch, titik simpan</w:t>
             </w:r>
           </w:p>
         </w:tc>
@@ -7037,101 +6497,7 @@
               <w:pStyle w:val="IsiTabel"/>
             </w:pPr>
             <w:r>
-              <w:rPr>
-                <w:rFonts w:ascii="Consolas" w:hAnsi="Consolas" w:eastAsia="Consolas"/>
-                <w:sz w:val="22"/>
-              </w:rPr>
-              <w:t>id</w:t>
-            </w:r>
-            <w:r>
-              <w:t xml:space="preserve">, </w:t>
-            </w:r>
-            <w:r>
-              <w:rPr>
-                <w:rFonts w:ascii="Consolas" w:hAnsi="Consolas" w:eastAsia="Consolas"/>
-                <w:sz w:val="22"/>
-              </w:rPr>
-              <w:t>user_id</w:t>
-            </w:r>
-            <w:r>
-              <w:t xml:space="preserve">, </w:t>
-            </w:r>
-            <w:r>
-              <w:rPr>
-                <w:rFonts w:ascii="Consolas" w:hAnsi="Consolas" w:eastAsia="Consolas"/>
-                <w:sz w:val="22"/>
-              </w:rPr>
-              <w:t>model_id</w:t>
-            </w:r>
-            <w:r>
-              <w:t xml:space="preserve">, </w:t>
-            </w:r>
-            <w:r>
-              <w:rPr>
-                <w:rFonts w:ascii="Consolas" w:hAnsi="Consolas" w:eastAsia="Consolas"/>
-                <w:sz w:val="22"/>
-              </w:rPr>
-              <w:t>job_id</w:t>
-            </w:r>
-            <w:r>
-              <w:t xml:space="preserve">, </w:t>
-            </w:r>
-            <w:r>
-              <w:rPr>
-                <w:rFonts w:ascii="Consolas" w:hAnsi="Consolas" w:eastAsia="Consolas"/>
-                <w:sz w:val="22"/>
-              </w:rPr>
-              <w:t>status</w:t>
-            </w:r>
-            <w:r>
-              <w:t xml:space="preserve">, </w:t>
-            </w:r>
-            <w:r>
-              <w:rPr>
-                <w:rFonts w:ascii="Consolas" w:hAnsi="Consolas" w:eastAsia="Consolas"/>
-                <w:sz w:val="22"/>
-              </w:rPr>
-              <w:t>input_files_count</w:t>
-            </w:r>
-            <w:r>
-              <w:t xml:space="preserve">, </w:t>
-            </w:r>
-            <w:r>
-              <w:rPr>
-                <w:rFonts w:ascii="Consolas" w:hAnsi="Consolas" w:eastAsia="Consolas"/>
-                <w:sz w:val="22"/>
-              </w:rPr>
-              <w:t>processing_time_seconds</w:t>
-            </w:r>
-            <w:r>
-              <w:t xml:space="preserve">, </w:t>
-            </w:r>
-            <w:r>
-              <w:rPr>
-                <w:rFonts w:ascii="Consolas" w:hAnsi="Consolas" w:eastAsia="Consolas"/>
-                <w:sz w:val="22"/>
-              </w:rPr>
-              <w:t>validation</w:t>
-            </w:r>
-            <w:r>
-              <w:t xml:space="preserve">, </w:t>
-            </w:r>
-            <w:r>
-              <w:rPr>
-                <w:rFonts w:ascii="Consolas" w:hAnsi="Consolas" w:eastAsia="Consolas"/>
-                <w:sz w:val="22"/>
-              </w:rPr>
-              <w:t>expires_at</w:t>
-            </w:r>
-            <w:r>
-              <w:t xml:space="preserve">, </w:t>
-            </w:r>
-            <w:r>
-              <w:rPr>
-                <w:rFonts w:ascii="Consolas" w:hAnsi="Consolas" w:eastAsia="Consolas"/>
-                <w:sz w:val="22"/>
-              </w:rPr>
-              <w:t>files_deleted_at</w:t>
+              <w:t>Peneliti dan pekerja</w:t>
             </w:r>
           </w:p>
         </w:tc>
@@ -7146,11 +6512,7 @@
               <w:pStyle w:val="IsiTabel"/>
             </w:pPr>
             <w:r>
-              <w:rPr>
-                <w:rFonts w:ascii="Consolas" w:hAnsi="Consolas" w:eastAsia="Consolas"/>
-                <w:sz w:val="22"/>
-              </w:rPr>
-              <w:t>training_datasets</w:t>
+              <w:t>Pengelolaan model</w:t>
             </w:r>
           </w:p>
         </w:tc>
@@ -7163,7 +6525,7 @@
               <w:pStyle w:val="IsiTabel"/>
             </w:pPr>
             <w:r>
-              <w:t>Arsip data latih yang dititipkan peneliti</w:t>
+              <w:t>Daftar model, alamat layanan, pemeriksaan ketersediaan</w:t>
             </w:r>
           </w:p>
         </w:tc>
@@ -7176,81 +6538,7 @@
               <w:pStyle w:val="IsiTabel"/>
             </w:pPr>
             <w:r>
-              <w:rPr>
-                <w:rFonts w:ascii="Consolas" w:hAnsi="Consolas" w:eastAsia="Consolas"/>
-                <w:sz w:val="22"/>
-              </w:rPr>
-              <w:t>id</w:t>
-            </w:r>
-            <w:r>
-              <w:t xml:space="preserve">, </w:t>
-            </w:r>
-            <w:r>
-              <w:rPr>
-                <w:rFonts w:ascii="Consolas" w:hAnsi="Consolas" w:eastAsia="Consolas"/>
-                <w:sz w:val="22"/>
-              </w:rPr>
-              <w:t>name</w:t>
-            </w:r>
-            <w:r>
-              <w:t xml:space="preserve">, </w:t>
-            </w:r>
-            <w:r>
-              <w:rPr>
-                <w:rFonts w:ascii="Consolas" w:hAnsi="Consolas" w:eastAsia="Consolas"/>
-                <w:sz w:val="22"/>
-              </w:rPr>
-              <w:t>source_type</w:t>
-            </w:r>
-            <w:r>
-              <w:t xml:space="preserve">, </w:t>
-            </w:r>
-            <w:r>
-              <w:rPr>
-                <w:rFonts w:ascii="Consolas" w:hAnsi="Consolas" w:eastAsia="Consolas"/>
-                <w:sz w:val="22"/>
-              </w:rPr>
-              <w:t>archive_path</w:t>
-            </w:r>
-            <w:r>
-              <w:t xml:space="preserve">, </w:t>
-            </w:r>
-            <w:r>
-              <w:rPr>
-                <w:rFonts w:ascii="Consolas" w:hAnsi="Consolas" w:eastAsia="Consolas"/>
-                <w:sz w:val="22"/>
-              </w:rPr>
-              <w:t>size_bytes</w:t>
-            </w:r>
-            <w:r>
-              <w:t xml:space="preserve">, </w:t>
-            </w:r>
-            <w:r>
-              <w:rPr>
-                <w:rFonts w:ascii="Consolas" w:hAnsi="Consolas" w:eastAsia="Consolas"/>
-                <w:sz w:val="22"/>
-              </w:rPr>
-              <w:t>checksum</w:t>
-            </w:r>
-            <w:r>
-              <w:t xml:space="preserve">, </w:t>
-            </w:r>
-            <w:r>
-              <w:rPr>
-                <w:rFonts w:ascii="Consolas" w:hAnsi="Consolas" w:eastAsia="Consolas"/>
-                <w:sz w:val="22"/>
-              </w:rPr>
-              <w:t>uploaded_by</w:t>
-            </w:r>
-            <w:r>
-              <w:t xml:space="preserve">, </w:t>
-            </w:r>
-            <w:r>
-              <w:rPr>
-                <w:rFonts w:ascii="Consolas" w:hAnsi="Consolas" w:eastAsia="Consolas"/>
-                <w:sz w:val="22"/>
-              </w:rPr>
-              <w:t>archive_deleted_at</w:t>
+              <w:t>Administrator</w:t>
             </w:r>
           </w:p>
         </w:tc>
@@ -7265,11 +6553,7 @@
               <w:pStyle w:val="IsiTabel"/>
             </w:pPr>
             <w:r>
-              <w:rPr>
-                <w:rFonts w:ascii="Consolas" w:hAnsi="Consolas" w:eastAsia="Consolas"/>
-                <w:sz w:val="22"/>
-              </w:rPr>
-              <w:t>training_jobs</w:t>
+              <w:t>Administrasi</w:t>
             </w:r>
           </w:p>
         </w:tc>
@@ -7282,7 +6566,7 @@
               <w:pStyle w:val="IsiTabel"/>
             </w:pPr>
             <w:r>
-              <w:t>Satu baris per sesi pelatihan</w:t>
+              <w:t>Pengguna, permintaan akses, antrean seluruh pengguna, penyimpanan</w:t>
             </w:r>
           </w:p>
         </w:tc>
@@ -7295,101 +6579,7 @@
               <w:pStyle w:val="IsiTabel"/>
             </w:pPr>
             <w:r>
-              <w:rPr>
-                <w:rFonts w:ascii="Consolas" w:hAnsi="Consolas" w:eastAsia="Consolas"/>
-                <w:sz w:val="22"/>
-              </w:rPr>
-              <w:t>id</w:t>
-            </w:r>
-            <w:r>
-              <w:t xml:space="preserve">, </w:t>
-            </w:r>
-            <w:r>
-              <w:rPr>
-                <w:rFonts w:ascii="Consolas" w:hAnsi="Consolas" w:eastAsia="Consolas"/>
-                <w:sz w:val="22"/>
-              </w:rPr>
-              <w:t>name</w:t>
-            </w:r>
-            <w:r>
-              <w:t xml:space="preserve">, </w:t>
-            </w:r>
-            <w:r>
-              <w:rPr>
-                <w:rFonts w:ascii="Consolas" w:hAnsi="Consolas" w:eastAsia="Consolas"/>
-                <w:sz w:val="22"/>
-              </w:rPr>
-              <w:t>training_dataset_id</w:t>
-            </w:r>
-            <w:r>
-              <w:t xml:space="preserve">, </w:t>
-            </w:r>
-            <w:r>
-              <w:rPr>
-                <w:rFonts w:ascii="Consolas" w:hAnsi="Consolas" w:eastAsia="Consolas"/>
-                <w:sz w:val="22"/>
-              </w:rPr>
-              <w:t>total_epochs</w:t>
-            </w:r>
-            <w:r>
-              <w:t xml:space="preserve">, </w:t>
-            </w:r>
-            <w:r>
-              <w:rPr>
-                <w:rFonts w:ascii="Consolas" w:hAnsi="Consolas" w:eastAsia="Consolas"/>
-                <w:sz w:val="22"/>
-              </w:rPr>
-              <w:t>current_epoch</w:t>
-            </w:r>
-            <w:r>
-              <w:t xml:space="preserve">, </w:t>
-            </w:r>
-            <w:r>
-              <w:rPr>
-                <w:rFonts w:ascii="Consolas" w:hAnsi="Consolas" w:eastAsia="Consolas"/>
-                <w:sz w:val="22"/>
-              </w:rPr>
-              <w:t>status</w:t>
-            </w:r>
-            <w:r>
-              <w:t xml:space="preserve">, </w:t>
-            </w:r>
-            <w:r>
-              <w:rPr>
-                <w:rFonts w:ascii="Consolas" w:hAnsi="Consolas" w:eastAsia="Consolas"/>
-                <w:sz w:val="22"/>
-              </w:rPr>
-              <w:t>hyperparameters</w:t>
-            </w:r>
-            <w:r>
-              <w:t xml:space="preserve">, </w:t>
-            </w:r>
-            <w:r>
-              <w:rPr>
-                <w:rFonts w:ascii="Consolas" w:hAnsi="Consolas" w:eastAsia="Consolas"/>
-                <w:sz w:val="22"/>
-              </w:rPr>
-              <w:t>checkpoint_path</w:t>
-            </w:r>
-            <w:r>
-              <w:t xml:space="preserve">, </w:t>
-            </w:r>
-            <w:r>
-              <w:rPr>
-                <w:rFonts w:ascii="Consolas" w:hAnsi="Consolas" w:eastAsia="Consolas"/>
-                <w:sz w:val="22"/>
-              </w:rPr>
-              <w:t>weights_path</w:t>
-            </w:r>
-            <w:r>
-              <w:t xml:space="preserve">, </w:t>
-            </w:r>
-            <w:r>
-              <w:rPr>
-                <w:rFonts w:ascii="Consolas" w:hAnsi="Consolas" w:eastAsia="Consolas"/>
-                <w:sz w:val="22"/>
-              </w:rPr>
-              <w:t>heartbeat_at</w:t>
+              <w:t>Administrator</w:t>
             </w:r>
           </w:p>
         </w:tc>
@@ -7404,11 +6594,7 @@
               <w:pStyle w:val="IsiTabel"/>
             </w:pPr>
             <w:r>
-              <w:rPr>
-                <w:rFonts w:ascii="Consolas" w:hAnsi="Consolas" w:eastAsia="Consolas"/>
-                <w:sz w:val="22"/>
-              </w:rPr>
-              <w:t>training_metrics</w:t>
+              <w:t>Komunikasi</w:t>
             </w:r>
           </w:p>
         </w:tc>
@@ -7421,7 +6607,7 @@
               <w:pStyle w:val="IsiTabel"/>
             </w:pPr>
             <w:r>
-              <w:t>Metrik per epoch</w:t>
+              <w:t>Percakapan, pemberitahuan, pengumuman</w:t>
             </w:r>
           </w:p>
         </w:tc>
@@ -7434,1102 +6620,12 @@
               <w:pStyle w:val="IsiTabel"/>
             </w:pPr>
             <w:r>
-              <w:rPr>
-                <w:rFonts w:ascii="Consolas" w:hAnsi="Consolas" w:eastAsia="Consolas"/>
-                <w:sz w:val="22"/>
-              </w:rPr>
-              <w:t>id</w:t>
-            </w:r>
-            <w:r>
-              <w:t xml:space="preserve">, </w:t>
-            </w:r>
-            <w:r>
-              <w:rPr>
-                <w:rFonts w:ascii="Consolas" w:hAnsi="Consolas" w:eastAsia="Consolas"/>
-                <w:sz w:val="22"/>
-              </w:rPr>
-              <w:t>training_job_id</w:t>
-            </w:r>
-            <w:r>
-              <w:t xml:space="preserve">, </w:t>
-            </w:r>
-            <w:r>
-              <w:rPr>
-                <w:rFonts w:ascii="Consolas" w:hAnsi="Consolas" w:eastAsia="Consolas"/>
-                <w:sz w:val="22"/>
-              </w:rPr>
-              <w:t>epoch</w:t>
-            </w:r>
-            <w:r>
-              <w:t xml:space="preserve">, </w:t>
-            </w:r>
-            <w:r>
-              <w:rPr>
-                <w:rFonts w:ascii="Consolas" w:hAnsi="Consolas" w:eastAsia="Consolas"/>
-                <w:sz w:val="22"/>
-              </w:rPr>
-              <w:t>metrics</w:t>
-            </w:r>
-            <w:r>
-              <w:t xml:space="preserve">, </w:t>
-            </w:r>
-            <w:r>
-              <w:rPr>
-                <w:rFonts w:ascii="Consolas" w:hAnsi="Consolas" w:eastAsia="Consolas"/>
-                <w:sz w:val="22"/>
-              </w:rPr>
-              <w:t>recorded_at</w:t>
-            </w:r>
-          </w:p>
-        </w:tc>
-      </w:tr>
-      <w:tr>
-        <w:tc>
-          <w:tcPr>
-            <w:tcW w:type="dxa" w:w="2646"/>
-          </w:tcPr>
-          <w:p>
-            <w:pPr>
-              <w:pStyle w:val="IsiTabel"/>
-            </w:pPr>
-            <w:r>
-              <w:rPr>
-                <w:rFonts w:ascii="Consolas" w:hAnsi="Consolas" w:eastAsia="Consolas"/>
-                <w:sz w:val="22"/>
-              </w:rPr>
-              <w:t>training_samples</w:t>
-            </w:r>
-          </w:p>
-        </w:tc>
-        <w:tc>
-          <w:tcPr>
-            <w:tcW w:type="dxa" w:w="2646"/>
-          </w:tcPr>
-          <w:p>
-            <w:pPr>
-              <w:pStyle w:val="IsiTabel"/>
-            </w:pPr>
-            <w:r>
-              <w:t>Gambar contoh keluaran model per epoch</w:t>
-            </w:r>
-          </w:p>
-        </w:tc>
-        <w:tc>
-          <w:tcPr>
-            <w:tcW w:type="dxa" w:w="2646"/>
-          </w:tcPr>
-          <w:p>
-            <w:pPr>
-              <w:pStyle w:val="IsiTabel"/>
-            </w:pPr>
-            <w:r>
-              <w:rPr>
-                <w:rFonts w:ascii="Consolas" w:hAnsi="Consolas" w:eastAsia="Consolas"/>
-                <w:sz w:val="22"/>
-              </w:rPr>
-              <w:t>id</w:t>
-            </w:r>
-            <w:r>
-              <w:t xml:space="preserve">, </w:t>
-            </w:r>
-            <w:r>
-              <w:rPr>
-                <w:rFonts w:ascii="Consolas" w:hAnsi="Consolas" w:eastAsia="Consolas"/>
-                <w:sz w:val="22"/>
-              </w:rPr>
-              <w:t>training_job_id</w:t>
-            </w:r>
-            <w:r>
-              <w:t xml:space="preserve">, </w:t>
-            </w:r>
-            <w:r>
-              <w:rPr>
-                <w:rFonts w:ascii="Consolas" w:hAnsi="Consolas" w:eastAsia="Consolas"/>
-                <w:sz w:val="22"/>
-              </w:rPr>
-              <w:t>epoch</w:t>
-            </w:r>
-            <w:r>
-              <w:t xml:space="preserve">, </w:t>
-            </w:r>
-            <w:r>
-              <w:rPr>
-                <w:rFonts w:ascii="Consolas" w:hAnsi="Consolas" w:eastAsia="Consolas"/>
-                <w:sz w:val="22"/>
-              </w:rPr>
-              <w:t>image_path</w:t>
-            </w:r>
-          </w:p>
-        </w:tc>
-      </w:tr>
-      <w:tr>
-        <w:tc>
-          <w:tcPr>
-            <w:tcW w:type="dxa" w:w="2646"/>
-          </w:tcPr>
-          <w:p>
-            <w:pPr>
-              <w:pStyle w:val="IsiTabel"/>
-            </w:pPr>
-            <w:r>
-              <w:rPr>
-                <w:rFonts w:ascii="Consolas" w:hAnsi="Consolas" w:eastAsia="Consolas"/>
-                <w:sz w:val="22"/>
-              </w:rPr>
-              <w:t>user_activities</w:t>
-            </w:r>
-          </w:p>
-        </w:tc>
-        <w:tc>
-          <w:tcPr>
-            <w:tcW w:type="dxa" w:w="2646"/>
-          </w:tcPr>
-          <w:p>
-            <w:pPr>
-              <w:pStyle w:val="IsiTabel"/>
-            </w:pPr>
-            <w:r>
-              <w:t>Jejak audit tindakan pengguna</w:t>
-            </w:r>
-          </w:p>
-        </w:tc>
-        <w:tc>
-          <w:tcPr>
-            <w:tcW w:type="dxa" w:w="2646"/>
-          </w:tcPr>
-          <w:p>
-            <w:pPr>
-              <w:pStyle w:val="IsiTabel"/>
-            </w:pPr>
-            <w:r>
-              <w:rPr>
-                <w:rFonts w:ascii="Consolas" w:hAnsi="Consolas" w:eastAsia="Consolas"/>
-                <w:sz w:val="22"/>
-              </w:rPr>
-              <w:t>id</w:t>
-            </w:r>
-            <w:r>
-              <w:t xml:space="preserve">, </w:t>
-            </w:r>
-            <w:r>
-              <w:rPr>
-                <w:rFonts w:ascii="Consolas" w:hAnsi="Consolas" w:eastAsia="Consolas"/>
-                <w:sz w:val="22"/>
-              </w:rPr>
-              <w:t>user_id</w:t>
-            </w:r>
-            <w:r>
-              <w:t xml:space="preserve">, </w:t>
-            </w:r>
-            <w:r>
-              <w:rPr>
-                <w:rFonts w:ascii="Consolas" w:hAnsi="Consolas" w:eastAsia="Consolas"/>
-                <w:sz w:val="22"/>
-              </w:rPr>
-              <w:t>activity_type</w:t>
-            </w:r>
-            <w:r>
-              <w:t xml:space="preserve">, </w:t>
-            </w:r>
-            <w:r>
-              <w:rPr>
-                <w:rFonts w:ascii="Consolas" w:hAnsi="Consolas" w:eastAsia="Consolas"/>
-                <w:sz w:val="22"/>
-              </w:rPr>
-              <w:t>description</w:t>
-            </w:r>
-            <w:r>
-              <w:t xml:space="preserve">, </w:t>
-            </w:r>
-            <w:r>
-              <w:rPr>
-                <w:rFonts w:ascii="Consolas" w:hAnsi="Consolas" w:eastAsia="Consolas"/>
-                <w:sz w:val="22"/>
-              </w:rPr>
-              <w:t>ip_address</w:t>
-            </w:r>
-            <w:r>
-              <w:t xml:space="preserve">, </w:t>
-            </w:r>
-            <w:r>
-              <w:rPr>
-                <w:rFonts w:ascii="Consolas" w:hAnsi="Consolas" w:eastAsia="Consolas"/>
-                <w:sz w:val="22"/>
-              </w:rPr>
-              <w:t>created_at</w:t>
+              <w:t>Semua</w:t>
             </w:r>
           </w:p>
         </w:tc>
       </w:tr>
     </w:tbl>
-    <w:p>
-      <w:pPr>
-        <w:pStyle w:val="IsiTanpaIndent"/>
-      </w:pPr>
-    </w:p>
-    <w:p>
-      <w:pPr>
-        <w:pStyle w:val="Isi"/>
-      </w:pPr>
-      <w:r>
-        <w:t xml:space="preserve">Dua rancangan pada tabel di atas menjawab keadaan yang khas pada sistem ini. Pertama, </w:t>
-      </w:r>
-      <w:r>
-        <w:rPr>
-          <w:rFonts w:ascii="Consolas" w:hAnsi="Consolas" w:eastAsia="Consolas"/>
-          <w:sz w:val="22"/>
-        </w:rPr>
-        <w:t>analysis_records</w:t>
-      </w:r>
-      <w:r>
-        <w:t xml:space="preserve"> dan </w:t>
-      </w:r>
-      <w:r>
-        <w:rPr>
-          <w:rFonts w:ascii="Consolas" w:hAnsi="Consolas" w:eastAsia="Consolas"/>
-          <w:sz w:val="22"/>
-        </w:rPr>
-        <w:t>training_datasets</w:t>
-      </w:r>
-      <w:r>
-        <w:t xml:space="preserve"> menyimpan penanda waktu penghapusan berkas (</w:t>
-      </w:r>
-      <w:r>
-        <w:rPr>
-          <w:rFonts w:ascii="Consolas" w:hAnsi="Consolas" w:eastAsia="Consolas"/>
-          <w:sz w:val="22"/>
-        </w:rPr>
-        <w:t>files_deleted_at</w:t>
-      </w:r>
-      <w:r>
-        <w:t xml:space="preserve"> dan </w:t>
-      </w:r>
-      <w:r>
-        <w:rPr>
-          <w:rFonts w:ascii="Consolas" w:hAnsi="Consolas" w:eastAsia="Consolas"/>
-          <w:sz w:val="22"/>
-        </w:rPr>
-        <w:t>archive_deleted_at</w:t>
-      </w:r>
-      <w:r>
-        <w:t xml:space="preserve">) alih-alih menghapus barisnya, sehingga riwayat pekerjaan tetap dapat ditelusuri setelah berkasnya dibersihkan menurut kebijakan retensi. Kedua, </w:t>
-      </w:r>
-      <w:r>
-        <w:rPr>
-          <w:rFonts w:ascii="Consolas" w:hAnsi="Consolas" w:eastAsia="Consolas"/>
-          <w:sz w:val="22"/>
-        </w:rPr>
-        <w:t>training_jobs</w:t>
-      </w:r>
-      <w:r>
-        <w:t xml:space="preserve"> menyimpan </w:t>
-      </w:r>
-      <w:r>
-        <w:rPr>
-          <w:rFonts w:ascii="Consolas" w:hAnsi="Consolas" w:eastAsia="Consolas"/>
-          <w:sz w:val="22"/>
-        </w:rPr>
-        <w:t>checkpoint_path</w:t>
-      </w:r>
-      <w:r>
-        <w:t xml:space="preserve">, </w:t>
-      </w:r>
-      <w:r>
-        <w:rPr>
-          <w:rFonts w:ascii="Consolas" w:hAnsi="Consolas" w:eastAsia="Consolas"/>
-          <w:sz w:val="22"/>
-        </w:rPr>
-        <w:t>current_epoch</w:t>
-      </w:r>
-      <w:r>
-        <w:t xml:space="preserve">, dan </w:t>
-      </w:r>
-      <w:r>
-        <w:rPr>
-          <w:rFonts w:ascii="Consolas" w:hAnsi="Consolas" w:eastAsia="Consolas"/>
-          <w:sz w:val="22"/>
-        </w:rPr>
-        <w:t>heartbeat_at</w:t>
-      </w:r>
-      <w:r>
-        <w:t>, yang bersama-sama memungkinkan sebuah sesi pelatihan dilanjutkan oleh pekerja lain setelah sesi awan sebelumnya berakhir.</w:t>
-      </w:r>
-    </w:p>
-    <w:p>
-      <w:pPr>
-        <w:pStyle w:val="Heading3"/>
-      </w:pPr>
-      <w:r>
-        <w:t>3.5.5 Perancangan Antarmuka Pemrograman Aplikasi</w:t>
-      </w:r>
-    </w:p>
-    <w:p>
-      <w:pPr>
-        <w:pStyle w:val="Isi"/>
-      </w:pPr>
-      <w:r>
-        <w:t>Seluruh komunikasi antara lapisan klien dan lapisan peladen berlangsung melalui antarmuka pemrograman aplikasi bergaya REST dengan autentikasi token. Kontrak utamanya disajikan pada Tabel 3.5.</w:t>
-      </w:r>
-    </w:p>
-    <w:p>
-      <w:pPr>
-        <w:pStyle w:val="JudulTabel"/>
-      </w:pPr>
-      <w:r>
-        <w:t>Tabel 3. 5 Rancangan Antarmuka Pemrograman Aplikasi</w:t>
-      </w:r>
-    </w:p>
-    <w:tbl>
-      <w:tblPr>
-        <w:tblW w:type="auto" w:w="0"/>
-        <w:jc w:val="center"/>
-        <w:tblLayout w:type="autofit"/>
-        <w:tblLook w:firstColumn="1" w:firstRow="1" w:lastColumn="0" w:lastRow="0" w:noHBand="0" w:noVBand="1" w:val="04A0"/>
-        <w:tblBorders>
-          <w:top w:val="single" w:sz="4" w:color="000000"/>
-          <w:left w:val="single" w:sz="4" w:color="000000"/>
-          <w:bottom w:val="single" w:sz="4" w:color="000000"/>
-          <w:right w:val="single" w:sz="4" w:color="000000"/>
-          <w:insideH w:val="single" w:sz="4" w:color="000000"/>
-          <w:insideV w:val="single" w:sz="4" w:color="000000"/>
-        </w:tblBorders>
-        <w:tblCellMar>
-          <w:top w:w="0" w:type="dxa"/>
-          <w:left w:w="60" w:type="dxa"/>
-          <w:bottom w:w="0" w:type="dxa"/>
-          <w:right w:w="60" w:type="dxa"/>
-        </w:tblCellMar>
-      </w:tblPr>
-      <w:tblGrid>
-        <w:gridCol w:w="2646"/>
-        <w:gridCol w:w="2646"/>
-        <w:gridCol w:w="2646"/>
-      </w:tblGrid>
-      <w:tr>
-        <w:trPr>
-          <w:tblHeader/>
-        </w:trPr>
-        <w:tc>
-          <w:tcPr>
-            <w:tcW w:type="dxa" w:w="2646"/>
-          </w:tcPr>
-          <w:p>
-            <w:pPr>
-              <w:pStyle w:val="KepalaTabel"/>
-            </w:pPr>
-            <w:r>
-              <w:t>Metode dan Alamat</w:t>
-            </w:r>
-          </w:p>
-        </w:tc>
-        <w:tc>
-          <w:tcPr>
-            <w:tcW w:type="dxa" w:w="2646"/>
-          </w:tcPr>
-          <w:p>
-            <w:pPr>
-              <w:pStyle w:val="KepalaTabel"/>
-            </w:pPr>
-            <w:r>
-              <w:t>Kegunaan</w:t>
-            </w:r>
-          </w:p>
-        </w:tc>
-        <w:tc>
-          <w:tcPr>
-            <w:tcW w:type="dxa" w:w="2646"/>
-          </w:tcPr>
-          <w:p>
-            <w:pPr>
-              <w:pStyle w:val="KepalaTabel"/>
-            </w:pPr>
-            <w:r>
-              <w:t>Pemanggil</w:t>
-            </w:r>
-          </w:p>
-        </w:tc>
-      </w:tr>
-      <w:tr>
-        <w:tc>
-          <w:tcPr>
-            <w:tcW w:type="dxa" w:w="2646"/>
-          </w:tcPr>
-          <w:p>
-            <w:pPr>
-              <w:pStyle w:val="IsiTabel"/>
-            </w:pPr>
-            <w:r>
-              <w:rPr>
-                <w:rFonts w:ascii="Consolas" w:hAnsi="Consolas" w:eastAsia="Consolas"/>
-                <w:sz w:val="22"/>
-              </w:rPr>
-              <w:t>POST /api/login</w:t>
-            </w:r>
-          </w:p>
-        </w:tc>
-        <w:tc>
-          <w:tcPr>
-            <w:tcW w:type="dxa" w:w="2646"/>
-          </w:tcPr>
-          <w:p>
-            <w:pPr>
-              <w:pStyle w:val="IsiTabel"/>
-            </w:pPr>
-            <w:r>
-              <w:t>Menukar kredensial dengan token</w:t>
-            </w:r>
-          </w:p>
-        </w:tc>
-        <w:tc>
-          <w:tcPr>
-            <w:tcW w:type="dxa" w:w="2646"/>
-          </w:tcPr>
-          <w:p>
-            <w:pPr>
-              <w:pStyle w:val="IsiTabel"/>
-            </w:pPr>
-            <w:r>
-              <w:t>Peneliti, Administrator</w:t>
-            </w:r>
-          </w:p>
-        </w:tc>
-      </w:tr>
-      <w:tr>
-        <w:tc>
-          <w:tcPr>
-            <w:tcW w:type="dxa" w:w="2646"/>
-          </w:tcPr>
-          <w:p>
-            <w:pPr>
-              <w:pStyle w:val="IsiTabel"/>
-            </w:pPr>
-            <w:r>
-              <w:rPr>
-                <w:rFonts w:ascii="Consolas" w:hAnsi="Consolas" w:eastAsia="Consolas"/>
-                <w:sz w:val="22"/>
-              </w:rPr>
-              <w:t>GET /api/me/models</w:t>
-            </w:r>
-          </w:p>
-        </w:tc>
-        <w:tc>
-          <w:tcPr>
-            <w:tcW w:type="dxa" w:w="2646"/>
-          </w:tcPr>
-          <w:p>
-            <w:pPr>
-              <w:pStyle w:val="IsiTabel"/>
-            </w:pPr>
-            <w:r>
-              <w:t>Daftar model beserta keadaan ketersediaannya</w:t>
-            </w:r>
-          </w:p>
-        </w:tc>
-        <w:tc>
-          <w:tcPr>
-            <w:tcW w:type="dxa" w:w="2646"/>
-          </w:tcPr>
-          <w:p>
-            <w:pPr>
-              <w:pStyle w:val="IsiTabel"/>
-            </w:pPr>
-            <w:r>
-              <w:t>Peneliti</w:t>
-            </w:r>
-          </w:p>
-        </w:tc>
-      </w:tr>
-      <w:tr>
-        <w:tc>
-          <w:tcPr>
-            <w:tcW w:type="dxa" w:w="2646"/>
-          </w:tcPr>
-          <w:p>
-            <w:pPr>
-              <w:pStyle w:val="IsiTabel"/>
-            </w:pPr>
-            <w:r>
-              <w:rPr>
-                <w:rFonts w:ascii="Consolas" w:hAnsi="Consolas" w:eastAsia="Consolas"/>
-                <w:sz w:val="22"/>
-              </w:rPr>
-              <w:t>POST /api/predictions/uploads</w:t>
-            </w:r>
-          </w:p>
-        </w:tc>
-        <w:tc>
-          <w:tcPr>
-            <w:tcW w:type="dxa" w:w="2646"/>
-          </w:tcPr>
-          <w:p>
-            <w:pPr>
-              <w:pStyle w:val="IsiTabel"/>
-            </w:pPr>
-            <w:r>
-              <w:t>Membuka sesi unggah berpotongan</w:t>
-            </w:r>
-          </w:p>
-        </w:tc>
-        <w:tc>
-          <w:tcPr>
-            <w:tcW w:type="dxa" w:w="2646"/>
-          </w:tcPr>
-          <w:p>
-            <w:pPr>
-              <w:pStyle w:val="IsiTabel"/>
-            </w:pPr>
-            <w:r>
-              <w:t>Peneliti</w:t>
-            </w:r>
-          </w:p>
-        </w:tc>
-      </w:tr>
-      <w:tr>
-        <w:tc>
-          <w:tcPr>
-            <w:tcW w:type="dxa" w:w="2646"/>
-          </w:tcPr>
-          <w:p>
-            <w:pPr>
-              <w:pStyle w:val="IsiTabel"/>
-            </w:pPr>
-            <w:r>
-              <w:rPr>
-                <w:rFonts w:ascii="Consolas" w:hAnsi="Consolas" w:eastAsia="Consolas"/>
-                <w:sz w:val="22"/>
-              </w:rPr>
-              <w:t>PATCH /api/predictions/uploads/{id}</w:t>
-            </w:r>
-          </w:p>
-        </w:tc>
-        <w:tc>
-          <w:tcPr>
-            <w:tcW w:type="dxa" w:w="2646"/>
-          </w:tcPr>
-          <w:p>
-            <w:pPr>
-              <w:pStyle w:val="IsiTabel"/>
-            </w:pPr>
-            <w:r>
-              <w:t>Mengirim satu potongan arsip</w:t>
-            </w:r>
-          </w:p>
-        </w:tc>
-        <w:tc>
-          <w:tcPr>
-            <w:tcW w:type="dxa" w:w="2646"/>
-          </w:tcPr>
-          <w:p>
-            <w:pPr>
-              <w:pStyle w:val="IsiTabel"/>
-            </w:pPr>
-            <w:r>
-              <w:t>Peneliti</w:t>
-            </w:r>
-          </w:p>
-        </w:tc>
-      </w:tr>
-      <w:tr>
-        <w:tc>
-          <w:tcPr>
-            <w:tcW w:type="dxa" w:w="2646"/>
-          </w:tcPr>
-          <w:p>
-            <w:pPr>
-              <w:pStyle w:val="IsiTabel"/>
-            </w:pPr>
-            <w:r>
-              <w:rPr>
-                <w:rFonts w:ascii="Consolas" w:hAnsi="Consolas" w:eastAsia="Consolas"/>
-                <w:sz w:val="22"/>
-              </w:rPr>
-              <w:t>POST /api/predictions/uploads/{id}/finalize</w:t>
-            </w:r>
-          </w:p>
-        </w:tc>
-        <w:tc>
-          <w:tcPr>
-            <w:tcW w:type="dxa" w:w="2646"/>
-          </w:tcPr>
-          <w:p>
-            <w:pPr>
-              <w:pStyle w:val="IsiTabel"/>
-            </w:pPr>
-            <w:r>
-              <w:t>Menutup sesi unggah dan membentuk pekerjaan</w:t>
-            </w:r>
-          </w:p>
-        </w:tc>
-        <w:tc>
-          <w:tcPr>
-            <w:tcW w:type="dxa" w:w="2646"/>
-          </w:tcPr>
-          <w:p>
-            <w:pPr>
-              <w:pStyle w:val="IsiTabel"/>
-            </w:pPr>
-            <w:r>
-              <w:t>Peneliti</w:t>
-            </w:r>
-          </w:p>
-        </w:tc>
-      </w:tr>
-      <w:tr>
-        <w:tc>
-          <w:tcPr>
-            <w:tcW w:type="dxa" w:w="2646"/>
-          </w:tcPr>
-          <w:p>
-            <w:pPr>
-              <w:pStyle w:val="IsiTabel"/>
-            </w:pPr>
-            <w:r>
-              <w:rPr>
-                <w:rFonts w:ascii="Consolas" w:hAnsi="Consolas" w:eastAsia="Consolas"/>
-                <w:sz w:val="22"/>
-              </w:rPr>
-              <w:t>GET /api/predictions/{id}</w:t>
-            </w:r>
-          </w:p>
-        </w:tc>
-        <w:tc>
-          <w:tcPr>
-            <w:tcW w:type="dxa" w:w="2646"/>
-          </w:tcPr>
-          <w:p>
-            <w:pPr>
-              <w:pStyle w:val="IsiTabel"/>
-            </w:pPr>
-            <w:r>
-              <w:t>Keadaan satu pekerjaan beserta posisi antreannya</w:t>
-            </w:r>
-          </w:p>
-        </w:tc>
-        <w:tc>
-          <w:tcPr>
-            <w:tcW w:type="dxa" w:w="2646"/>
-          </w:tcPr>
-          <w:p>
-            <w:pPr>
-              <w:pStyle w:val="IsiTabel"/>
-            </w:pPr>
-            <w:r>
-              <w:t>Peneliti</w:t>
-            </w:r>
-          </w:p>
-        </w:tc>
-      </w:tr>
-      <w:tr>
-        <w:tc>
-          <w:tcPr>
-            <w:tcW w:type="dxa" w:w="2646"/>
-          </w:tcPr>
-          <w:p>
-            <w:pPr>
-              <w:pStyle w:val="IsiTabel"/>
-            </w:pPr>
-            <w:r>
-              <w:rPr>
-                <w:rFonts w:ascii="Consolas" w:hAnsi="Consolas" w:eastAsia="Consolas"/>
-                <w:sz w:val="22"/>
-              </w:rPr>
-              <w:t>POST /api/predictions/{id}/start</w:t>
-            </w:r>
-          </w:p>
-        </w:tc>
-        <w:tc>
-          <w:tcPr>
-            <w:tcW w:type="dxa" w:w="2646"/>
-          </w:tcPr>
-          <w:p>
-            <w:pPr>
-              <w:pStyle w:val="IsiTabel"/>
-            </w:pPr>
-            <w:r>
-              <w:t>Menjalankan pengisian celah</w:t>
-            </w:r>
-          </w:p>
-        </w:tc>
-        <w:tc>
-          <w:tcPr>
-            <w:tcW w:type="dxa" w:w="2646"/>
-          </w:tcPr>
-          <w:p>
-            <w:pPr>
-              <w:pStyle w:val="IsiTabel"/>
-            </w:pPr>
-            <w:r>
-              <w:t>Peneliti</w:t>
-            </w:r>
-          </w:p>
-        </w:tc>
-      </w:tr>
-      <w:tr>
-        <w:tc>
-          <w:tcPr>
-            <w:tcW w:type="dxa" w:w="2646"/>
-          </w:tcPr>
-          <w:p>
-            <w:pPr>
-              <w:pStyle w:val="IsiTabel"/>
-            </w:pPr>
-            <w:r>
-              <w:rPr>
-                <w:rFonts w:ascii="Consolas" w:hAnsi="Consolas" w:eastAsia="Consolas"/>
-                <w:sz w:val="22"/>
-              </w:rPr>
-              <w:t>GET /api/predictions/{id}/frames</w:t>
-            </w:r>
-          </w:p>
-        </w:tc>
-        <w:tc>
-          <w:tcPr>
-            <w:tcW w:type="dxa" w:w="2646"/>
-          </w:tcPr>
-          <w:p>
-            <w:pPr>
-              <w:pStyle w:val="IsiTabel"/>
-            </w:pPr>
-            <w:r>
-              <w:t>Daftar frame masukan dan keluaran beserta asal-usulnya</w:t>
-            </w:r>
-          </w:p>
-        </w:tc>
-        <w:tc>
-          <w:tcPr>
-            <w:tcW w:type="dxa" w:w="2646"/>
-          </w:tcPr>
-          <w:p>
-            <w:pPr>
-              <w:pStyle w:val="IsiTabel"/>
-            </w:pPr>
-            <w:r>
-              <w:t>Peneliti</w:t>
-            </w:r>
-          </w:p>
-        </w:tc>
-      </w:tr>
-      <w:tr>
-        <w:tc>
-          <w:tcPr>
-            <w:tcW w:type="dxa" w:w="2646"/>
-          </w:tcPr>
-          <w:p>
-            <w:pPr>
-              <w:pStyle w:val="IsiTabel"/>
-            </w:pPr>
-            <w:r>
-              <w:rPr>
-                <w:rFonts w:ascii="Consolas" w:hAnsi="Consolas" w:eastAsia="Consolas"/>
-                <w:sz w:val="22"/>
-              </w:rPr>
-              <w:t>GET /api/predictions/{id}/download/complete</w:t>
-            </w:r>
-          </w:p>
-        </w:tc>
-        <w:tc>
-          <w:tcPr>
-            <w:tcW w:type="dxa" w:w="2646"/>
-          </w:tcPr>
-          <w:p>
-            <w:pPr>
-              <w:pStyle w:val="IsiTabel"/>
-            </w:pPr>
-            <w:r>
-              <w:t>Mengunduh arsip hasil beserta metadata dan manifes</w:t>
-            </w:r>
-          </w:p>
-        </w:tc>
-        <w:tc>
-          <w:tcPr>
-            <w:tcW w:type="dxa" w:w="2646"/>
-          </w:tcPr>
-          <w:p>
-            <w:pPr>
-              <w:pStyle w:val="IsiTabel"/>
-            </w:pPr>
-            <w:r>
-              <w:t>Peneliti</w:t>
-            </w:r>
-          </w:p>
-        </w:tc>
-      </w:tr>
-      <w:tr>
-        <w:tc>
-          <w:tcPr>
-            <w:tcW w:type="dxa" w:w="2646"/>
-          </w:tcPr>
-          <w:p>
-            <w:pPr>
-              <w:pStyle w:val="IsiTabel"/>
-            </w:pPr>
-            <w:r>
-              <w:rPr>
-                <w:rFonts w:ascii="Consolas" w:hAnsi="Consolas" w:eastAsia="Consolas"/>
-                <w:sz w:val="22"/>
-              </w:rPr>
-              <w:t>POST /api/me/training/jobs</w:t>
-            </w:r>
-          </w:p>
-        </w:tc>
-        <w:tc>
-          <w:tcPr>
-            <w:tcW w:type="dxa" w:w="2646"/>
-          </w:tcPr>
-          <w:p>
-            <w:pPr>
-              <w:pStyle w:val="IsiTabel"/>
-            </w:pPr>
-            <w:r>
-              <w:t>Memulai sesi pelatihan</w:t>
-            </w:r>
-          </w:p>
-        </w:tc>
-        <w:tc>
-          <w:tcPr>
-            <w:tcW w:type="dxa" w:w="2646"/>
-          </w:tcPr>
-          <w:p>
-            <w:pPr>
-              <w:pStyle w:val="IsiTabel"/>
-            </w:pPr>
-            <w:r>
-              <w:t>Peneliti</w:t>
-            </w:r>
-          </w:p>
-        </w:tc>
-      </w:tr>
-      <w:tr>
-        <w:tc>
-          <w:tcPr>
-            <w:tcW w:type="dxa" w:w="2646"/>
-          </w:tcPr>
-          <w:p>
-            <w:pPr>
-              <w:pStyle w:val="IsiTabel"/>
-            </w:pPr>
-            <w:r>
-              <w:rPr>
-                <w:rFonts w:ascii="Consolas" w:hAnsi="Consolas" w:eastAsia="Consolas"/>
-                <w:sz w:val="22"/>
-              </w:rPr>
-              <w:t>GET /api/me/training/jobs/{id}</w:t>
-            </w:r>
-          </w:p>
-        </w:tc>
-        <w:tc>
-          <w:tcPr>
-            <w:tcW w:type="dxa" w:w="2646"/>
-          </w:tcPr>
-          <w:p>
-            <w:pPr>
-              <w:pStyle w:val="IsiTabel"/>
-            </w:pPr>
-            <w:r>
-              <w:t>Kemajuan sesi pelatihan beserta metrik per epoch</w:t>
-            </w:r>
-          </w:p>
-        </w:tc>
-        <w:tc>
-          <w:tcPr>
-            <w:tcW w:type="dxa" w:w="2646"/>
-          </w:tcPr>
-          <w:p>
-            <w:pPr>
-              <w:pStyle w:val="IsiTabel"/>
-            </w:pPr>
-            <w:r>
-              <w:t>Peneliti</w:t>
-            </w:r>
-          </w:p>
-        </w:tc>
-      </w:tr>
-      <w:tr>
-        <w:tc>
-          <w:tcPr>
-            <w:tcW w:type="dxa" w:w="2646"/>
-          </w:tcPr>
-          <w:p>
-            <w:pPr>
-              <w:pStyle w:val="IsiTabel"/>
-            </w:pPr>
-            <w:r>
-              <w:rPr>
-                <w:rFonts w:ascii="Consolas" w:hAnsi="Consolas" w:eastAsia="Consolas"/>
-                <w:sz w:val="22"/>
-              </w:rPr>
-              <w:t>POST /api/training/worker/claim</w:t>
-            </w:r>
-          </w:p>
-        </w:tc>
-        <w:tc>
-          <w:tcPr>
-            <w:tcW w:type="dxa" w:w="2646"/>
-          </w:tcPr>
-          <w:p>
-            <w:pPr>
-              <w:pStyle w:val="IsiTabel"/>
-            </w:pPr>
-            <w:r>
-              <w:t>Mengambil pekerjaan pelatihan dari antrean</w:t>
-            </w:r>
-          </w:p>
-        </w:tc>
-        <w:tc>
-          <w:tcPr>
-            <w:tcW w:type="dxa" w:w="2646"/>
-          </w:tcPr>
-          <w:p>
-            <w:pPr>
-              <w:pStyle w:val="IsiTabel"/>
-            </w:pPr>
-            <w:r>
-              <w:t>Pekerja GPU</w:t>
-            </w:r>
-          </w:p>
-        </w:tc>
-      </w:tr>
-      <w:tr>
-        <w:tc>
-          <w:tcPr>
-            <w:tcW w:type="dxa" w:w="2646"/>
-          </w:tcPr>
-          <w:p>
-            <w:pPr>
-              <w:pStyle w:val="IsiTabel"/>
-            </w:pPr>
-            <w:r>
-              <w:rPr>
-                <w:rFonts w:ascii="Consolas" w:hAnsi="Consolas" w:eastAsia="Consolas"/>
-                <w:sz w:val="22"/>
-              </w:rPr>
-              <w:t>POST /api/training/worker/jobs/{id}/checkpoint</w:t>
-            </w:r>
-          </w:p>
-        </w:tc>
-        <w:tc>
-          <w:tcPr>
-            <w:tcW w:type="dxa" w:w="2646"/>
-          </w:tcPr>
-          <w:p>
-            <w:pPr>
-              <w:pStyle w:val="IsiTabel"/>
-            </w:pPr>
-            <w:r>
-              <w:t>Mengirim titik simpan dan metrik satu epoch</w:t>
-            </w:r>
-          </w:p>
-        </w:tc>
-        <w:tc>
-          <w:tcPr>
-            <w:tcW w:type="dxa" w:w="2646"/>
-          </w:tcPr>
-          <w:p>
-            <w:pPr>
-              <w:pStyle w:val="IsiTabel"/>
-            </w:pPr>
-            <w:r>
-              <w:t>Pekerja GPU</w:t>
-            </w:r>
-          </w:p>
-        </w:tc>
-      </w:tr>
-      <w:tr>
-        <w:tc>
-          <w:tcPr>
-            <w:tcW w:type="dxa" w:w="2646"/>
-          </w:tcPr>
-          <w:p>
-            <w:pPr>
-              <w:pStyle w:val="IsiTabel"/>
-            </w:pPr>
-            <w:r>
-              <w:rPr>
-                <w:rFonts w:ascii="Consolas" w:hAnsi="Consolas" w:eastAsia="Consolas"/>
-                <w:sz w:val="22"/>
-              </w:rPr>
-              <w:t>POST /api/training/worker/jobs/{id}/complete</w:t>
-            </w:r>
-          </w:p>
-        </w:tc>
-        <w:tc>
-          <w:tcPr>
-            <w:tcW w:type="dxa" w:w="2646"/>
-          </w:tcPr>
-          <w:p>
-            <w:pPr>
-              <w:pStyle w:val="IsiTabel"/>
-            </w:pPr>
-            <w:r>
-              <w:t>Mengirim bobot akhir</w:t>
-            </w:r>
-          </w:p>
-        </w:tc>
-        <w:tc>
-          <w:tcPr>
-            <w:tcW w:type="dxa" w:w="2646"/>
-          </w:tcPr>
-          <w:p>
-            <w:pPr>
-              <w:pStyle w:val="IsiTabel"/>
-            </w:pPr>
-            <w:r>
-              <w:t>Pekerja GPU</w:t>
-            </w:r>
-          </w:p>
-        </w:tc>
-      </w:tr>
-      <w:tr>
-        <w:tc>
-          <w:tcPr>
-            <w:tcW w:type="dxa" w:w="2646"/>
-          </w:tcPr>
-          <w:p>
-            <w:pPr>
-              <w:pStyle w:val="IsiTabel"/>
-            </w:pPr>
-            <w:r>
-              <w:rPr>
-                <w:rFonts w:ascii="Consolas" w:hAnsi="Consolas" w:eastAsia="Consolas"/>
-                <w:sz w:val="22"/>
-              </w:rPr>
-              <w:t>GET /api/admin/queue</w:t>
-            </w:r>
-          </w:p>
-        </w:tc>
-        <w:tc>
-          <w:tcPr>
-            <w:tcW w:type="dxa" w:w="2646"/>
-          </w:tcPr>
-          <w:p>
-            <w:pPr>
-              <w:pStyle w:val="IsiTabel"/>
-            </w:pPr>
-            <w:r>
-              <w:t>Antrean seluruh pengguna beserta keadaan pekerja</w:t>
-            </w:r>
-          </w:p>
-        </w:tc>
-        <w:tc>
-          <w:tcPr>
-            <w:tcW w:type="dxa" w:w="2646"/>
-          </w:tcPr>
-          <w:p>
-            <w:pPr>
-              <w:pStyle w:val="IsiTabel"/>
-            </w:pPr>
-            <w:r>
-              <w:t>Administrator</w:t>
-            </w:r>
-          </w:p>
-        </w:tc>
-      </w:tr>
-    </w:tbl>
-    <w:p>
-      <w:pPr>
-        <w:pStyle w:val="IsiTanpaIndent"/>
-      </w:pPr>
-    </w:p>
     <w:p>
       <w:pPr>
         <w:pStyle w:val="Isi"/>
@@ -9058,11 +7154,6 @@
     </w:tbl>
     <w:p>
       <w:pPr>
-        <w:pStyle w:val="IsiTanpaIndent"/>
-      </w:pPr>
-    </w:p>
-    <w:p>
-      <w:pPr>
         <w:pStyle w:val="Isi"/>
       </w:pPr>
       <w:r>
@@ -9138,20 +7229,38 @@
         </w:pBdr>
       </w:pPr>
       <w:r>
-        <w:rPr>
-          <w:b/>
-        </w:rPr>
-        <w:t>[ Tempat Gambar 3. 7 ]</w:t>
-      </w:r>
-      <w:r>
-        <w:br/>
-      </w:r>
-      <w:r>
-        <w:rPr>
-          <w:i/>
-          <w:color w:val="606060"/>
-        </w:rPr>
-        <w:t>Gambarkan tata letak layar unggah: area pemilihan berkas dengan indikator kemajuan unggah berpotongan, daftar frame yang terbaca beserta nomornya, penanda celah pada barisan, penelusur tumpukan frame dengan penggeser dan kemampuan perbesar, serta tombol mulai analisis.</w:t>
+        <w:drawing>
+          <wp:inline xmlns:a="http://schemas.openxmlformats.org/drawingml/2006/main" xmlns:pic="http://schemas.openxmlformats.org/drawingml/2006/picture">
+            <wp:extent cx="3265975" cy="2447999"/>
+            <wp:docPr id="10" name="Picture 10"/>
+            <wp:cNvGraphicFramePr>
+              <a:graphicFrameLocks noChangeAspect="1"/>
+            </wp:cNvGraphicFramePr>
+            <a:graphic>
+              <a:graphicData uri="http://schemas.openxmlformats.org/drawingml/2006/picture">
+                <pic:pic>
+                  <pic:nvPicPr>
+                    <pic:cNvPr id="0" name="gambar-3-8-antarmuka-unggah.png"/>
+                    <pic:cNvPicPr/>
+                  </pic:nvPicPr>
+                  <pic:blipFill>
+                    <a:blip r:embed="rId18"/>
+                    <a:stretch>
+                      <a:fillRect/>
+                    </a:stretch>
+                  </pic:blipFill>
+                  <pic:spPr>
+                    <a:xfrm>
+                      <a:off x="0" y="0"/>
+                      <a:ext cx="3265975" cy="2447999"/>
+                    </a:xfrm>
+                    <a:prstGeom prst="rect"/>
+                  </pic:spPr>
+                </pic:pic>
+              </a:graphicData>
+            </a:graphic>
+          </wp:inline>
+        </w:drawing>
       </w:r>
     </w:p>
     <w:p>
@@ -9159,7 +7268,7 @@
         <w:pStyle w:val="JudulGambar"/>
       </w:pPr>
       <w:r>
-        <w:t>Gambar 3. 7 Rancangan Antarmuka Unggah dan Pratinjau Frame</w:t>
+        <w:t>Gambar 3. 8 Rancangan Antarmuka Unggah dan Pratinjau Frame</w:t>
       </w:r>
     </w:p>
     <w:p>
@@ -9173,20 +7282,38 @@
         </w:pBdr>
       </w:pPr>
       <w:r>
-        <w:rPr>
-          <w:b/>
-        </w:rPr>
-        <w:t>[ Tempat Gambar 3. 8 ]</w:t>
-      </w:r>
-      <w:r>
-        <w:br/>
-      </w:r>
-      <w:r>
-        <w:rPr>
-          <w:i/>
-          <w:color w:val="606060"/>
-        </w:rPr>
-        <w:t>Gambarkan tata letak layar pelatihan: kartu memulai sesi pelatihan berisi nama sesi dan jumlah epoch, daftar sesi berjalan beserta kemajuannya, tabel metrik per epoch dengan kolom MAE, MSE, PSNR, dan SSIM, serta penelusur gambar contoh keluaran model per epoch.</w:t>
+        <w:drawing>
+          <wp:inline xmlns:a="http://schemas.openxmlformats.org/drawingml/2006/main" xmlns:pic="http://schemas.openxmlformats.org/drawingml/2006/picture">
+            <wp:extent cx="3265975" cy="2447999"/>
+            <wp:docPr id="11" name="Picture 11"/>
+            <wp:cNvGraphicFramePr>
+              <a:graphicFrameLocks noChangeAspect="1"/>
+            </wp:cNvGraphicFramePr>
+            <a:graphic>
+              <a:graphicData uri="http://schemas.openxmlformats.org/drawingml/2006/picture">
+                <pic:pic>
+                  <pic:nvPicPr>
+                    <pic:cNvPr id="0" name="gambar-3-9-antarmuka-pelatihan.png"/>
+                    <pic:cNvPicPr/>
+                  </pic:nvPicPr>
+                  <pic:blipFill>
+                    <a:blip r:embed="rId19"/>
+                    <a:stretch>
+                      <a:fillRect/>
+                    </a:stretch>
+                  </pic:blipFill>
+                  <pic:spPr>
+                    <a:xfrm>
+                      <a:off x="0" y="0"/>
+                      <a:ext cx="3265975" cy="2447999"/>
+                    </a:xfrm>
+                    <a:prstGeom prst="rect"/>
+                  </pic:spPr>
+                </pic:pic>
+              </a:graphicData>
+            </a:graphic>
+          </wp:inline>
+        </w:drawing>
       </w:r>
     </w:p>
     <w:p>
@@ -9194,7 +7321,7 @@
         <w:pStyle w:val="JudulGambar"/>
       </w:pPr>
       <w:r>
-        <w:t>Gambar 3. 8 Rancangan Antarmuka Pemantauan Pelatihan Model</w:t>
+        <w:t>Gambar 3. 9 Rancangan Antarmuka Pemantauan Pelatihan Model</w:t>
       </w:r>
     </w:p>
     <w:p>
@@ -9382,11 +7509,6 @@
         </w:tc>
       </w:tr>
     </w:tbl>
-    <w:p>
-      <w:pPr>
-        <w:pStyle w:val="IsiTanpaIndent"/>
-      </w:pPr>
-    </w:p>
     <w:p>
       <w:pPr>
         <w:pStyle w:val="Isi"/>
@@ -9733,11 +7855,6 @@
     </w:tbl>
     <w:p>
       <w:pPr>
-        <w:pStyle w:val="IsiTanpaIndent"/>
-      </w:pPr>
-    </w:p>
-    <w:p>
-      <w:pPr>
         <w:pStyle w:val="Isi"/>
       </w:pPr>
       <w:r>
@@ -10134,11 +8251,6 @@
     </w:tbl>
     <w:p>
       <w:pPr>
-        <w:pStyle w:val="IsiTanpaIndent"/>
-      </w:pPr>
-    </w:p>
-    <w:p>
-      <w:pPr>
         <w:pStyle w:val="Isi"/>
       </w:pPr>
       <w:r>
@@ -10649,11 +8761,6 @@
     </w:tbl>
     <w:p>
       <w:pPr>
-        <w:pStyle w:val="IsiTanpaIndent"/>
-      </w:pPr>
-    </w:p>
-    <w:p>
-      <w:pPr>
         <w:pStyle w:val="Isi"/>
       </w:pPr>
       <w:r>
@@ -10807,20 +8914,38 @@
         </w:pBdr>
       </w:pPr>
       <w:r>
-        <w:rPr>
-          <w:b/>
-        </w:rPr>
-        <w:t>[ Tempat Gambar 3. 9 ]</w:t>
-      </w:r>
-      <w:r>
-        <w:br/>
-      </w:r>
-      <w:r>
-        <w:rPr>
-          <w:i/>
-          <w:color w:val="606060"/>
-        </w:rPr>
-        <w:t>Gambarkan pohon rekursi untuk contoh frame 1 dan 7.</w:t>
+        <w:drawing>
+          <wp:inline xmlns:a="http://schemas.openxmlformats.org/drawingml/2006/main" xmlns:pic="http://schemas.openxmlformats.org/drawingml/2006/picture">
+            <wp:extent cx="3606545" cy="2448000"/>
+            <wp:docPr id="12" name="Picture 12"/>
+            <wp:cNvGraphicFramePr>
+              <a:graphicFrameLocks noChangeAspect="1"/>
+            </wp:cNvGraphicFramePr>
+            <a:graphic>
+              <a:graphicData uri="http://schemas.openxmlformats.org/drawingml/2006/picture">
+                <pic:pic>
+                  <pic:nvPicPr>
+                    <pic:cNvPr id="0" name="gambar-3-10-interpolasi-rekursif.png"/>
+                    <pic:cNvPicPr/>
+                  </pic:nvPicPr>
+                  <pic:blipFill>
+                    <a:blip r:embed="rId20"/>
+                    <a:stretch>
+                      <a:fillRect/>
+                    </a:stretch>
+                  </pic:blipFill>
+                  <pic:spPr>
+                    <a:xfrm>
+                      <a:off x="0" y="0"/>
+                      <a:ext cx="3606545" cy="2448000"/>
+                    </a:xfrm>
+                    <a:prstGeom prst="rect"/>
+                  </pic:spPr>
+                </pic:pic>
+              </a:graphicData>
+            </a:graphic>
+          </wp:inline>
+        </w:drawing>
       </w:r>
     </w:p>
     <w:p>
@@ -10828,7 +8953,7 @@
         <w:pStyle w:val="JudulGambar"/>
       </w:pPr>
       <w:r>
-        <w:t>Gambar 3. 9 Alur Interpolasi Rekursif</w:t>
+        <w:t>Gambar 3. 10 Alur Interpolasi Rekursif</w:t>
       </w:r>
     </w:p>
     <w:p>
@@ -11292,11 +9417,6 @@
         </w:tc>
       </w:tr>
     </w:tbl>
-    <w:p>
-      <w:pPr>
-        <w:pStyle w:val="IsiTanpaIndent"/>
-      </w:pPr>
-    </w:p>
     <w:p>
       <w:pPr>
         <w:pStyle w:val="Isi"/>
@@ -12312,11 +10432,6 @@
     </w:tbl>
     <w:p>
       <w:pPr>
-        <w:pStyle w:val="IsiTanpaIndent"/>
-      </w:pPr>
-    </w:p>
-    <w:p>
-      <w:pPr>
         <w:pStyle w:val="Isi"/>
       </w:pPr>
       <w:r>
@@ -12372,989 +10487,6 @@
       <w:r>
         <w:t>Sesi pertama berjalan satu epoch dan selesai dalam 2 menit 29 detik, yang membuktikan rantai pelatihan berfungsi dari pengambilan pekerjaan hingga pengembalian bobot. Sesi kedua berjalan penuh sepanjang 20 epoch dengan 40 sampel per epoch.</w:t>
       </w:r>
-    </w:p>
-    <w:p>
-      <w:pPr>
-        <w:pStyle w:val="JudulTabel"/>
-      </w:pPr>
-      <w:r>
-        <w:t>Tabel 3. 13 Metrik Pelatihan per Epoch pada Sesi Penyempurnaan Awal</w:t>
-      </w:r>
-    </w:p>
-    <w:tbl>
-      <w:tblPr>
-        <w:tblW w:type="auto" w:w="0"/>
-        <w:jc w:val="center"/>
-        <w:tblLayout w:type="autofit"/>
-        <w:tblLook w:firstColumn="1" w:firstRow="1" w:lastColumn="0" w:lastRow="0" w:noHBand="0" w:noVBand="1" w:val="04A0"/>
-        <w:tblBorders>
-          <w:top w:val="single" w:sz="4" w:color="000000"/>
-          <w:left w:val="single" w:sz="4" w:color="000000"/>
-          <w:bottom w:val="single" w:sz="4" w:color="000000"/>
-          <w:right w:val="single" w:sz="4" w:color="000000"/>
-          <w:insideH w:val="single" w:sz="4" w:color="000000"/>
-          <w:insideV w:val="single" w:sz="4" w:color="000000"/>
-        </w:tblBorders>
-        <w:tblCellMar>
-          <w:top w:w="0" w:type="dxa"/>
-          <w:left w:w="60" w:type="dxa"/>
-          <w:bottom w:w="0" w:type="dxa"/>
-          <w:right w:w="60" w:type="dxa"/>
-        </w:tblCellMar>
-      </w:tblPr>
-      <w:tblGrid>
-        <w:gridCol w:w="1587"/>
-        <w:gridCol w:w="1587"/>
-        <w:gridCol w:w="1587"/>
-        <w:gridCol w:w="1587"/>
-        <w:gridCol w:w="1587"/>
-      </w:tblGrid>
-      <w:tr>
-        <w:trPr>
-          <w:tblHeader/>
-        </w:trPr>
-        <w:tc>
-          <w:tcPr>
-            <w:tcW w:type="dxa" w:w="1587"/>
-          </w:tcPr>
-          <w:p>
-            <w:pPr>
-              <w:pStyle w:val="KepalaTabel"/>
-            </w:pPr>
-            <w:r>
-              <w:t>Epoch</w:t>
-            </w:r>
-          </w:p>
-        </w:tc>
-        <w:tc>
-          <w:tcPr>
-            <w:tcW w:type="dxa" w:w="1587"/>
-          </w:tcPr>
-          <w:p>
-            <w:pPr>
-              <w:pStyle w:val="KepalaTabel"/>
-            </w:pPr>
-            <w:r>
-              <w:t>MAE</w:t>
-            </w:r>
-          </w:p>
-        </w:tc>
-        <w:tc>
-          <w:tcPr>
-            <w:tcW w:type="dxa" w:w="1587"/>
-          </w:tcPr>
-          <w:p>
-            <w:pPr>
-              <w:pStyle w:val="KepalaTabel"/>
-            </w:pPr>
-            <w:r>
-              <w:t>MSE</w:t>
-            </w:r>
-          </w:p>
-        </w:tc>
-        <w:tc>
-          <w:tcPr>
-            <w:tcW w:type="dxa" w:w="1587"/>
-          </w:tcPr>
-          <w:p>
-            <w:pPr>
-              <w:pStyle w:val="KepalaTabel"/>
-            </w:pPr>
-            <w:r>
-              <w:t>PSNR (dB)</w:t>
-            </w:r>
-          </w:p>
-        </w:tc>
-        <w:tc>
-          <w:tcPr>
-            <w:tcW w:type="dxa" w:w="1587"/>
-          </w:tcPr>
-          <w:p>
-            <w:pPr>
-              <w:pStyle w:val="KepalaTabel"/>
-            </w:pPr>
-            <w:r>
-              <w:t>SSIM</w:t>
-            </w:r>
-          </w:p>
-        </w:tc>
-      </w:tr>
-      <w:tr>
-        <w:tc>
-          <w:tcPr>
-            <w:tcW w:type="dxa" w:w="1587"/>
-          </w:tcPr>
-          <w:p>
-            <w:pPr>
-              <w:pStyle w:val="IsiTabel"/>
-            </w:pPr>
-            <w:r>
-              <w:t>1</w:t>
-            </w:r>
-          </w:p>
-        </w:tc>
-        <w:tc>
-          <w:tcPr>
-            <w:tcW w:type="dxa" w:w="1587"/>
-          </w:tcPr>
-          <w:p>
-            <w:pPr>
-              <w:pStyle w:val="IsiTabel"/>
-            </w:pPr>
-            <w:r>
-              <w:t>0,014976</w:t>
-            </w:r>
-          </w:p>
-        </w:tc>
-        <w:tc>
-          <w:tcPr>
-            <w:tcW w:type="dxa" w:w="1587"/>
-          </w:tcPr>
-          <w:p>
-            <w:pPr>
-              <w:pStyle w:val="IsiTabel"/>
-            </w:pPr>
-            <w:r>
-              <w:t>0,000678</w:t>
-            </w:r>
-          </w:p>
-        </w:tc>
-        <w:tc>
-          <w:tcPr>
-            <w:tcW w:type="dxa" w:w="1587"/>
-          </w:tcPr>
-          <w:p>
-            <w:pPr>
-              <w:pStyle w:val="IsiTabel"/>
-            </w:pPr>
-            <w:r>
-              <w:t>38,2060</w:t>
-            </w:r>
-          </w:p>
-        </w:tc>
-        <w:tc>
-          <w:tcPr>
-            <w:tcW w:type="dxa" w:w="1587"/>
-          </w:tcPr>
-          <w:p>
-            <w:pPr>
-              <w:pStyle w:val="IsiTabel"/>
-            </w:pPr>
-            <w:r>
-              <w:t>0,9860</w:t>
-            </w:r>
-          </w:p>
-        </w:tc>
-      </w:tr>
-      <w:tr>
-        <w:tc>
-          <w:tcPr>
-            <w:tcW w:type="dxa" w:w="1587"/>
-          </w:tcPr>
-          <w:p>
-            <w:pPr>
-              <w:pStyle w:val="IsiTabel"/>
-            </w:pPr>
-            <w:r>
-              <w:t>3</w:t>
-            </w:r>
-          </w:p>
-        </w:tc>
-        <w:tc>
-          <w:tcPr>
-            <w:tcW w:type="dxa" w:w="1587"/>
-          </w:tcPr>
-          <w:p>
-            <w:pPr>
-              <w:pStyle w:val="IsiTabel"/>
-            </w:pPr>
-            <w:r>
-              <w:t>0,014770</w:t>
-            </w:r>
-          </w:p>
-        </w:tc>
-        <w:tc>
-          <w:tcPr>
-            <w:tcW w:type="dxa" w:w="1587"/>
-          </w:tcPr>
-          <w:p>
-            <w:pPr>
-              <w:pStyle w:val="IsiTabel"/>
-            </w:pPr>
-            <w:r>
-              <w:t>0,000619</w:t>
-            </w:r>
-          </w:p>
-        </w:tc>
-        <w:tc>
-          <w:tcPr>
-            <w:tcW w:type="dxa" w:w="1587"/>
-          </w:tcPr>
-          <w:p>
-            <w:pPr>
-              <w:pStyle w:val="IsiTabel"/>
-            </w:pPr>
-            <w:r>
-              <w:t>38,7064</w:t>
-            </w:r>
-          </w:p>
-        </w:tc>
-        <w:tc>
-          <w:tcPr>
-            <w:tcW w:type="dxa" w:w="1587"/>
-          </w:tcPr>
-          <w:p>
-            <w:pPr>
-              <w:pStyle w:val="IsiTabel"/>
-            </w:pPr>
-            <w:r>
-              <w:t>0,9861</w:t>
-            </w:r>
-          </w:p>
-        </w:tc>
-      </w:tr>
-      <w:tr>
-        <w:tc>
-          <w:tcPr>
-            <w:tcW w:type="dxa" w:w="1587"/>
-          </w:tcPr>
-          <w:p>
-            <w:pPr>
-              <w:pStyle w:val="IsiTabel"/>
-            </w:pPr>
-            <w:r>
-              <w:t>4</w:t>
-            </w:r>
-          </w:p>
-        </w:tc>
-        <w:tc>
-          <w:tcPr>
-            <w:tcW w:type="dxa" w:w="1587"/>
-          </w:tcPr>
-          <w:p>
-            <w:pPr>
-              <w:pStyle w:val="IsiTabel"/>
-            </w:pPr>
-            <w:r>
-              <w:t>0,014521</w:t>
-            </w:r>
-          </w:p>
-        </w:tc>
-        <w:tc>
-          <w:tcPr>
-            <w:tcW w:type="dxa" w:w="1587"/>
-          </w:tcPr>
-          <w:p>
-            <w:pPr>
-              <w:pStyle w:val="IsiTabel"/>
-            </w:pPr>
-            <w:r>
-              <w:t>0,000597</w:t>
-            </w:r>
-          </w:p>
-        </w:tc>
-        <w:tc>
-          <w:tcPr>
-            <w:tcW w:type="dxa" w:w="1587"/>
-          </w:tcPr>
-          <w:p>
-            <w:pPr>
-              <w:pStyle w:val="IsiTabel"/>
-            </w:pPr>
-            <w:r>
-              <w:t>38,9735</w:t>
-            </w:r>
-          </w:p>
-        </w:tc>
-        <w:tc>
-          <w:tcPr>
-            <w:tcW w:type="dxa" w:w="1587"/>
-          </w:tcPr>
-          <w:p>
-            <w:pPr>
-              <w:pStyle w:val="IsiTabel"/>
-            </w:pPr>
-            <w:r>
-              <w:t>0,9863</w:t>
-            </w:r>
-          </w:p>
-        </w:tc>
-      </w:tr>
-      <w:tr>
-        <w:tc>
-          <w:tcPr>
-            <w:tcW w:type="dxa" w:w="1587"/>
-          </w:tcPr>
-          <w:p>
-            <w:pPr>
-              <w:pStyle w:val="IsiTabel"/>
-            </w:pPr>
-            <w:r>
-              <w:t>5</w:t>
-            </w:r>
-          </w:p>
-        </w:tc>
-        <w:tc>
-          <w:tcPr>
-            <w:tcW w:type="dxa" w:w="1587"/>
-          </w:tcPr>
-          <w:p>
-            <w:pPr>
-              <w:pStyle w:val="IsiTabel"/>
-            </w:pPr>
-            <w:r>
-              <w:t>0,014542</w:t>
-            </w:r>
-          </w:p>
-        </w:tc>
-        <w:tc>
-          <w:tcPr>
-            <w:tcW w:type="dxa" w:w="1587"/>
-          </w:tcPr>
-          <w:p>
-            <w:pPr>
-              <w:pStyle w:val="IsiTabel"/>
-            </w:pPr>
-            <w:r>
-              <w:t>0,000592</w:t>
-            </w:r>
-          </w:p>
-        </w:tc>
-        <w:tc>
-          <w:tcPr>
-            <w:tcW w:type="dxa" w:w="1587"/>
-          </w:tcPr>
-          <w:p>
-            <w:pPr>
-              <w:pStyle w:val="IsiTabel"/>
-            </w:pPr>
-            <w:r>
-              <w:t>39,0188</w:t>
-            </w:r>
-          </w:p>
-        </w:tc>
-        <w:tc>
-          <w:tcPr>
-            <w:tcW w:type="dxa" w:w="1587"/>
-          </w:tcPr>
-          <w:p>
-            <w:pPr>
-              <w:pStyle w:val="IsiTabel"/>
-            </w:pPr>
-            <w:r>
-              <w:t>0,9863</w:t>
-            </w:r>
-          </w:p>
-        </w:tc>
-      </w:tr>
-      <w:tr>
-        <w:tc>
-          <w:tcPr>
-            <w:tcW w:type="dxa" w:w="1587"/>
-          </w:tcPr>
-          <w:p>
-            <w:pPr>
-              <w:pStyle w:val="IsiTabel"/>
-            </w:pPr>
-            <w:r>
-              <w:t>7</w:t>
-            </w:r>
-          </w:p>
-        </w:tc>
-        <w:tc>
-          <w:tcPr>
-            <w:tcW w:type="dxa" w:w="1587"/>
-          </w:tcPr>
-          <w:p>
-            <w:pPr>
-              <w:pStyle w:val="IsiTabel"/>
-            </w:pPr>
-            <w:r>
-              <w:t>0,014345</w:t>
-            </w:r>
-          </w:p>
-        </w:tc>
-        <w:tc>
-          <w:tcPr>
-            <w:tcW w:type="dxa" w:w="1587"/>
-          </w:tcPr>
-          <w:p>
-            <w:pPr>
-              <w:pStyle w:val="IsiTabel"/>
-            </w:pPr>
-            <w:r>
-              <w:t>0,000581</w:t>
-            </w:r>
-          </w:p>
-        </w:tc>
-        <w:tc>
-          <w:tcPr>
-            <w:tcW w:type="dxa" w:w="1587"/>
-          </w:tcPr>
-          <w:p>
-            <w:pPr>
-              <w:pStyle w:val="IsiTabel"/>
-            </w:pPr>
-            <w:r>
-              <w:t>39,1215</w:t>
-            </w:r>
-          </w:p>
-        </w:tc>
-        <w:tc>
-          <w:tcPr>
-            <w:tcW w:type="dxa" w:w="1587"/>
-          </w:tcPr>
-          <w:p>
-            <w:pPr>
-              <w:pStyle w:val="IsiTabel"/>
-            </w:pPr>
-            <w:r>
-              <w:t>0,9865</w:t>
-            </w:r>
-          </w:p>
-        </w:tc>
-      </w:tr>
-      <w:tr>
-        <w:tc>
-          <w:tcPr>
-            <w:tcW w:type="dxa" w:w="1587"/>
-          </w:tcPr>
-          <w:p>
-            <w:pPr>
-              <w:pStyle w:val="IsiTabel"/>
-            </w:pPr>
-            <w:r>
-              <w:t>9</w:t>
-            </w:r>
-          </w:p>
-        </w:tc>
-        <w:tc>
-          <w:tcPr>
-            <w:tcW w:type="dxa" w:w="1587"/>
-          </w:tcPr>
-          <w:p>
-            <w:pPr>
-              <w:pStyle w:val="IsiTabel"/>
-            </w:pPr>
-            <w:r>
-              <w:t>0,014290</w:t>
-            </w:r>
-          </w:p>
-        </w:tc>
-        <w:tc>
-          <w:tcPr>
-            <w:tcW w:type="dxa" w:w="1587"/>
-          </w:tcPr>
-          <w:p>
-            <w:pPr>
-              <w:pStyle w:val="IsiTabel"/>
-            </w:pPr>
-            <w:r>
-              <w:t>0,000573</w:t>
-            </w:r>
-          </w:p>
-        </w:tc>
-        <w:tc>
-          <w:tcPr>
-            <w:tcW w:type="dxa" w:w="1587"/>
-          </w:tcPr>
-          <w:p>
-            <w:pPr>
-              <w:pStyle w:val="IsiTabel"/>
-            </w:pPr>
-            <w:r>
-              <w:t>39,1743</w:t>
-            </w:r>
-          </w:p>
-        </w:tc>
-        <w:tc>
-          <w:tcPr>
-            <w:tcW w:type="dxa" w:w="1587"/>
-          </w:tcPr>
-          <w:p>
-            <w:pPr>
-              <w:pStyle w:val="IsiTabel"/>
-            </w:pPr>
-            <w:r>
-              <w:t>0,9866</w:t>
-            </w:r>
-          </w:p>
-        </w:tc>
-      </w:tr>
-      <w:tr>
-        <w:tc>
-          <w:tcPr>
-            <w:tcW w:type="dxa" w:w="1587"/>
-          </w:tcPr>
-          <w:p>
-            <w:pPr>
-              <w:pStyle w:val="IsiTabel"/>
-            </w:pPr>
-            <w:r>
-              <w:t>10</w:t>
-            </w:r>
-          </w:p>
-        </w:tc>
-        <w:tc>
-          <w:tcPr>
-            <w:tcW w:type="dxa" w:w="1587"/>
-          </w:tcPr>
-          <w:p>
-            <w:pPr>
-              <w:pStyle w:val="IsiTabel"/>
-            </w:pPr>
-            <w:r>
-              <w:t>0,014289</w:t>
-            </w:r>
-          </w:p>
-        </w:tc>
-        <w:tc>
-          <w:tcPr>
-            <w:tcW w:type="dxa" w:w="1587"/>
-          </w:tcPr>
-          <w:p>
-            <w:pPr>
-              <w:pStyle w:val="IsiTabel"/>
-            </w:pPr>
-            <w:r>
-              <w:t>0,000567</w:t>
-            </w:r>
-          </w:p>
-        </w:tc>
-        <w:tc>
-          <w:tcPr>
-            <w:tcW w:type="dxa" w:w="1587"/>
-          </w:tcPr>
-          <w:p>
-            <w:pPr>
-              <w:pStyle w:val="IsiTabel"/>
-            </w:pPr>
-            <w:r>
-              <w:t>39,2281</w:t>
-            </w:r>
-          </w:p>
-        </w:tc>
-        <w:tc>
-          <w:tcPr>
-            <w:tcW w:type="dxa" w:w="1587"/>
-          </w:tcPr>
-          <w:p>
-            <w:pPr>
-              <w:pStyle w:val="IsiTabel"/>
-            </w:pPr>
-            <w:r>
-              <w:t>0,9867</w:t>
-            </w:r>
-          </w:p>
-        </w:tc>
-      </w:tr>
-      <w:tr>
-        <w:tc>
-          <w:tcPr>
-            <w:tcW w:type="dxa" w:w="1587"/>
-          </w:tcPr>
-          <w:p>
-            <w:pPr>
-              <w:pStyle w:val="IsiTabel"/>
-            </w:pPr>
-            <w:r>
-              <w:t>12</w:t>
-            </w:r>
-          </w:p>
-        </w:tc>
-        <w:tc>
-          <w:tcPr>
-            <w:tcW w:type="dxa" w:w="1587"/>
-          </w:tcPr>
-          <w:p>
-            <w:pPr>
-              <w:pStyle w:val="IsiTabel"/>
-            </w:pPr>
-            <w:r>
-              <w:t>0,014060</w:t>
-            </w:r>
-          </w:p>
-        </w:tc>
-        <w:tc>
-          <w:tcPr>
-            <w:tcW w:type="dxa" w:w="1587"/>
-          </w:tcPr>
-          <w:p>
-            <w:pPr>
-              <w:pStyle w:val="IsiTabel"/>
-            </w:pPr>
-            <w:r>
-              <w:t>0,000552</w:t>
-            </w:r>
-          </w:p>
-        </w:tc>
-        <w:tc>
-          <w:tcPr>
-            <w:tcW w:type="dxa" w:w="1587"/>
-          </w:tcPr>
-          <w:p>
-            <w:pPr>
-              <w:pStyle w:val="IsiTabel"/>
-            </w:pPr>
-            <w:r>
-              <w:t>39,2967</w:t>
-            </w:r>
-          </w:p>
-        </w:tc>
-        <w:tc>
-          <w:tcPr>
-            <w:tcW w:type="dxa" w:w="1587"/>
-          </w:tcPr>
-          <w:p>
-            <w:pPr>
-              <w:pStyle w:val="IsiTabel"/>
-            </w:pPr>
-            <w:r>
-              <w:t>0,9868</w:t>
-            </w:r>
-          </w:p>
-        </w:tc>
-      </w:tr>
-      <w:tr>
-        <w:tc>
-          <w:tcPr>
-            <w:tcW w:type="dxa" w:w="1587"/>
-          </w:tcPr>
-          <w:p>
-            <w:pPr>
-              <w:pStyle w:val="IsiTabel"/>
-            </w:pPr>
-            <w:r>
-              <w:t>13</w:t>
-            </w:r>
-          </w:p>
-        </w:tc>
-        <w:tc>
-          <w:tcPr>
-            <w:tcW w:type="dxa" w:w="1587"/>
-          </w:tcPr>
-          <w:p>
-            <w:pPr>
-              <w:pStyle w:val="IsiTabel"/>
-            </w:pPr>
-            <w:r>
-              <w:t>0,014190</w:t>
-            </w:r>
-          </w:p>
-        </w:tc>
-        <w:tc>
-          <w:tcPr>
-            <w:tcW w:type="dxa" w:w="1587"/>
-          </w:tcPr>
-          <w:p>
-            <w:pPr>
-              <w:pStyle w:val="IsiTabel"/>
-            </w:pPr>
-            <w:r>
-              <w:t>0,000559</w:t>
-            </w:r>
-          </w:p>
-        </w:tc>
-        <w:tc>
-          <w:tcPr>
-            <w:tcW w:type="dxa" w:w="1587"/>
-          </w:tcPr>
-          <w:p>
-            <w:pPr>
-              <w:pStyle w:val="IsiTabel"/>
-            </w:pPr>
-            <w:r>
-              <w:t>39,2909</w:t>
-            </w:r>
-          </w:p>
-        </w:tc>
-        <w:tc>
-          <w:tcPr>
-            <w:tcW w:type="dxa" w:w="1587"/>
-          </w:tcPr>
-          <w:p>
-            <w:pPr>
-              <w:pStyle w:val="IsiTabel"/>
-            </w:pPr>
-            <w:r>
-              <w:t>0,9868</w:t>
-            </w:r>
-          </w:p>
-        </w:tc>
-      </w:tr>
-      <w:tr>
-        <w:tc>
-          <w:tcPr>
-            <w:tcW w:type="dxa" w:w="1587"/>
-          </w:tcPr>
-          <w:p>
-            <w:pPr>
-              <w:pStyle w:val="IsiTabel"/>
-            </w:pPr>
-            <w:r>
-              <w:t>15</w:t>
-            </w:r>
-          </w:p>
-        </w:tc>
-        <w:tc>
-          <w:tcPr>
-            <w:tcW w:type="dxa" w:w="1587"/>
-          </w:tcPr>
-          <w:p>
-            <w:pPr>
-              <w:pStyle w:val="IsiTabel"/>
-            </w:pPr>
-            <w:r>
-              <w:t>0,014122</w:t>
-            </w:r>
-          </w:p>
-        </w:tc>
-        <w:tc>
-          <w:tcPr>
-            <w:tcW w:type="dxa" w:w="1587"/>
-          </w:tcPr>
-          <w:p>
-            <w:pPr>
-              <w:pStyle w:val="IsiTabel"/>
-            </w:pPr>
-            <w:r>
-              <w:t>0,000554</w:t>
-            </w:r>
-          </w:p>
-        </w:tc>
-        <w:tc>
-          <w:tcPr>
-            <w:tcW w:type="dxa" w:w="1587"/>
-          </w:tcPr>
-          <w:p>
-            <w:pPr>
-              <w:pStyle w:val="IsiTabel"/>
-            </w:pPr>
-            <w:r>
-              <w:t>39,3137</w:t>
-            </w:r>
-          </w:p>
-        </w:tc>
-        <w:tc>
-          <w:tcPr>
-            <w:tcW w:type="dxa" w:w="1587"/>
-          </w:tcPr>
-          <w:p>
-            <w:pPr>
-              <w:pStyle w:val="IsiTabel"/>
-            </w:pPr>
-            <w:r>
-              <w:t>0,9869</w:t>
-            </w:r>
-          </w:p>
-        </w:tc>
-      </w:tr>
-      <w:tr>
-        <w:tc>
-          <w:tcPr>
-            <w:tcW w:type="dxa" w:w="1587"/>
-          </w:tcPr>
-          <w:p>
-            <w:pPr>
-              <w:pStyle w:val="IsiTabel"/>
-            </w:pPr>
-            <w:r>
-              <w:t>16</w:t>
-            </w:r>
-          </w:p>
-        </w:tc>
-        <w:tc>
-          <w:tcPr>
-            <w:tcW w:type="dxa" w:w="1587"/>
-          </w:tcPr>
-          <w:p>
-            <w:pPr>
-              <w:pStyle w:val="IsiTabel"/>
-            </w:pPr>
-            <w:r>
-              <w:t>0,013962</w:t>
-            </w:r>
-          </w:p>
-        </w:tc>
-        <w:tc>
-          <w:tcPr>
-            <w:tcW w:type="dxa" w:w="1587"/>
-          </w:tcPr>
-          <w:p>
-            <w:pPr>
-              <w:pStyle w:val="IsiTabel"/>
-            </w:pPr>
-            <w:r>
-              <w:t>0,000547</w:t>
-            </w:r>
-          </w:p>
-        </w:tc>
-        <w:tc>
-          <w:tcPr>
-            <w:tcW w:type="dxa" w:w="1587"/>
-          </w:tcPr>
-          <w:p>
-            <w:pPr>
-              <w:pStyle w:val="IsiTabel"/>
-            </w:pPr>
-            <w:r>
-              <w:t>39,4021</w:t>
-            </w:r>
-          </w:p>
-        </w:tc>
-        <w:tc>
-          <w:tcPr>
-            <w:tcW w:type="dxa" w:w="1587"/>
-          </w:tcPr>
-          <w:p>
-            <w:pPr>
-              <w:pStyle w:val="IsiTabel"/>
-            </w:pPr>
-            <w:r>
-              <w:t>0,9869</w:t>
-            </w:r>
-          </w:p>
-        </w:tc>
-      </w:tr>
-      <w:tr>
-        <w:tc>
-          <w:tcPr>
-            <w:tcW w:type="dxa" w:w="1587"/>
-          </w:tcPr>
-          <w:p>
-            <w:pPr>
-              <w:pStyle w:val="IsiTabel"/>
-            </w:pPr>
-            <w:r>
-              <w:t>18</w:t>
-            </w:r>
-          </w:p>
-        </w:tc>
-        <w:tc>
-          <w:tcPr>
-            <w:tcW w:type="dxa" w:w="1587"/>
-          </w:tcPr>
-          <w:p>
-            <w:pPr>
-              <w:pStyle w:val="IsiTabel"/>
-            </w:pPr>
-            <w:r>
-              <w:t>0,013996</w:t>
-            </w:r>
-          </w:p>
-        </w:tc>
-        <w:tc>
-          <w:tcPr>
-            <w:tcW w:type="dxa" w:w="1587"/>
-          </w:tcPr>
-          <w:p>
-            <w:pPr>
-              <w:pStyle w:val="IsiTabel"/>
-            </w:pPr>
-            <w:r>
-              <w:t>0,000544</w:t>
-            </w:r>
-          </w:p>
-        </w:tc>
-        <w:tc>
-          <w:tcPr>
-            <w:tcW w:type="dxa" w:w="1587"/>
-          </w:tcPr>
-          <w:p>
-            <w:pPr>
-              <w:pStyle w:val="IsiTabel"/>
-            </w:pPr>
-            <w:r>
-              <w:t>39,4258</w:t>
-            </w:r>
-          </w:p>
-        </w:tc>
-        <w:tc>
-          <w:tcPr>
-            <w:tcW w:type="dxa" w:w="1587"/>
-          </w:tcPr>
-          <w:p>
-            <w:pPr>
-              <w:pStyle w:val="IsiTabel"/>
-            </w:pPr>
-            <w:r>
-              <w:t>0,9870</w:t>
-            </w:r>
-          </w:p>
-        </w:tc>
-      </w:tr>
-      <w:tr>
-        <w:tc>
-          <w:tcPr>
-            <w:tcW w:type="dxa" w:w="1587"/>
-          </w:tcPr>
-          <w:p>
-            <w:pPr>
-              <w:pStyle w:val="IsiTabel"/>
-            </w:pPr>
-            <w:r>
-              <w:t>20</w:t>
-            </w:r>
-          </w:p>
-        </w:tc>
-        <w:tc>
-          <w:tcPr>
-            <w:tcW w:type="dxa" w:w="1587"/>
-          </w:tcPr>
-          <w:p>
-            <w:pPr>
-              <w:pStyle w:val="IsiTabel"/>
-            </w:pPr>
-            <w:r>
-              <w:t>0,013986</w:t>
-            </w:r>
-          </w:p>
-        </w:tc>
-        <w:tc>
-          <w:tcPr>
-            <w:tcW w:type="dxa" w:w="1587"/>
-          </w:tcPr>
-          <w:p>
-            <w:pPr>
-              <w:pStyle w:val="IsiTabel"/>
-            </w:pPr>
-            <w:r>
-              <w:t>0,000538</w:t>
-            </w:r>
-          </w:p>
-        </w:tc>
-        <w:tc>
-          <w:tcPr>
-            <w:tcW w:type="dxa" w:w="1587"/>
-          </w:tcPr>
-          <w:p>
-            <w:pPr>
-              <w:pStyle w:val="IsiTabel"/>
-            </w:pPr>
-            <w:r>
-              <w:t>39,4436</w:t>
-            </w:r>
-          </w:p>
-        </w:tc>
-        <w:tc>
-          <w:tcPr>
-            <w:tcW w:type="dxa" w:w="1587"/>
-          </w:tcPr>
-          <w:p>
-            <w:pPr>
-              <w:pStyle w:val="IsiTabel"/>
-            </w:pPr>
-            <w:r>
-              <w:t>0,9871</w:t>
-            </w:r>
-          </w:p>
-        </w:tc>
-      </w:tr>
-    </w:tbl>
-    <w:p>
-      <w:pPr>
-        <w:pStyle w:val="IsiTanpaIndent"/>
-      </w:pPr>
     </w:p>
     <w:p>
       <w:pPr>
@@ -13533,7 +10665,7 @@
         <w:pStyle w:val="JudulTabel"/>
       </w:pPr>
       <w:r>
-        <w:t>Tabel 3. 14 Parameter Pelatihan Pembaruan Model</w:t>
+        <w:t>Tabel 3. 13 Parameter Pelatihan Pembaruan Model</w:t>
       </w:r>
     </w:p>
     <w:tbl>
@@ -13990,1229 +11122,10 @@
     </w:tbl>
     <w:p>
       <w:pPr>
-        <w:pStyle w:val="IsiTanpaIndent"/>
-      </w:pPr>
-    </w:p>
-    <w:p>
-      <w:pPr>
         <w:pStyle w:val="JudulTabel"/>
       </w:pPr>
       <w:r>
-        <w:t>Tabel 3. 15 Metrik Pelatihan Pembaruan Model per Epoch</w:t>
-      </w:r>
-    </w:p>
-    <w:tbl>
-      <w:tblPr>
-        <w:tblW w:type="auto" w:w="0"/>
-        <w:jc w:val="center"/>
-        <w:tblLayout w:type="autofit"/>
-        <w:tblLook w:firstColumn="1" w:firstRow="1" w:lastColumn="0" w:lastRow="0" w:noHBand="0" w:noVBand="1" w:val="04A0"/>
-        <w:tblBorders>
-          <w:top w:val="single" w:sz="4" w:color="000000"/>
-          <w:left w:val="single" w:sz="4" w:color="000000"/>
-          <w:bottom w:val="single" w:sz="4" w:color="000000"/>
-          <w:right w:val="single" w:sz="4" w:color="000000"/>
-          <w:insideH w:val="single" w:sz="4" w:color="000000"/>
-          <w:insideV w:val="single" w:sz="4" w:color="000000"/>
-        </w:tblBorders>
-        <w:tblCellMar>
-          <w:top w:w="0" w:type="dxa"/>
-          <w:left w:w="60" w:type="dxa"/>
-          <w:bottom w:w="0" w:type="dxa"/>
-          <w:right w:w="60" w:type="dxa"/>
-        </w:tblCellMar>
-      </w:tblPr>
-      <w:tblGrid>
-        <w:gridCol w:w="992"/>
-        <w:gridCol w:w="992"/>
-        <w:gridCol w:w="992"/>
-        <w:gridCol w:w="992"/>
-        <w:gridCol w:w="992"/>
-        <w:gridCol w:w="992"/>
-        <w:gridCol w:w="992"/>
-        <w:gridCol w:w="992"/>
-      </w:tblGrid>
-      <w:tr>
-        <w:trPr>
-          <w:tblHeader/>
-        </w:trPr>
-        <w:tc>
-          <w:tcPr>
-            <w:tcW w:type="dxa" w:w="992"/>
-          </w:tcPr>
-          <w:p>
-            <w:pPr>
-              <w:pStyle w:val="KepalaTabel"/>
-            </w:pPr>
-            <w:r>
-              <w:t>Epoch</w:t>
-            </w:r>
-          </w:p>
-        </w:tc>
-        <w:tc>
-          <w:tcPr>
-            <w:tcW w:type="dxa" w:w="992"/>
-          </w:tcPr>
-          <w:p>
-            <w:pPr>
-              <w:pStyle w:val="KepalaTabel"/>
-            </w:pPr>
-            <w:r>
-              <w:t>MAE</w:t>
-            </w:r>
-          </w:p>
-        </w:tc>
-        <w:tc>
-          <w:tcPr>
-            <w:tcW w:type="dxa" w:w="992"/>
-          </w:tcPr>
-          <w:p>
-            <w:pPr>
-              <w:pStyle w:val="KepalaTabel"/>
-            </w:pPr>
-            <w:r>
-              <w:t>PSNR (dB)</w:t>
-            </w:r>
-          </w:p>
-        </w:tc>
-        <w:tc>
-          <w:tcPr>
-            <w:tcW w:type="dxa" w:w="992"/>
-          </w:tcPr>
-          <w:p>
-            <w:pPr>
-              <w:pStyle w:val="KepalaTabel"/>
-            </w:pPr>
-            <w:r>
-              <w:t>SSIM</w:t>
-            </w:r>
-          </w:p>
-        </w:tc>
-        <w:tc>
-          <w:tcPr>
-            <w:tcW w:type="dxa" w:w="992"/>
-          </w:tcPr>
-          <w:p>
-            <w:pPr>
-              <w:pStyle w:val="KepalaTabel"/>
-            </w:pPr>
-            <w:r>
-              <w:t>Epoch</w:t>
-            </w:r>
-          </w:p>
-        </w:tc>
-        <w:tc>
-          <w:tcPr>
-            <w:tcW w:type="dxa" w:w="992"/>
-          </w:tcPr>
-          <w:p>
-            <w:pPr>
-              <w:pStyle w:val="KepalaTabel"/>
-            </w:pPr>
-            <w:r>
-              <w:t>MAE</w:t>
-            </w:r>
-          </w:p>
-        </w:tc>
-        <w:tc>
-          <w:tcPr>
-            <w:tcW w:type="dxa" w:w="992"/>
-          </w:tcPr>
-          <w:p>
-            <w:pPr>
-              <w:pStyle w:val="KepalaTabel"/>
-            </w:pPr>
-            <w:r>
-              <w:t>PSNR (dB)</w:t>
-            </w:r>
-          </w:p>
-        </w:tc>
-        <w:tc>
-          <w:tcPr>
-            <w:tcW w:type="dxa" w:w="992"/>
-          </w:tcPr>
-          <w:p>
-            <w:pPr>
-              <w:pStyle w:val="KepalaTabel"/>
-            </w:pPr>
-            <w:r>
-              <w:t>SSIM</w:t>
-            </w:r>
-          </w:p>
-        </w:tc>
-      </w:tr>
-      <w:tr>
-        <w:tc>
-          <w:tcPr>
-            <w:tcW w:type="dxa" w:w="992"/>
-          </w:tcPr>
-          <w:p>
-            <w:pPr>
-              <w:pStyle w:val="IsiTabel"/>
-            </w:pPr>
-            <w:r>
-              <w:t>1</w:t>
-            </w:r>
-          </w:p>
-        </w:tc>
-        <w:tc>
-          <w:tcPr>
-            <w:tcW w:type="dxa" w:w="992"/>
-          </w:tcPr>
-          <w:p>
-            <w:pPr>
-              <w:pStyle w:val="IsiTabel"/>
-            </w:pPr>
-            <w:r>
-              <w:t>0,022817</w:t>
-            </w:r>
-          </w:p>
-        </w:tc>
-        <w:tc>
-          <w:tcPr>
-            <w:tcW w:type="dxa" w:w="992"/>
-          </w:tcPr>
-          <w:p>
-            <w:pPr>
-              <w:pStyle w:val="IsiTabel"/>
-            </w:pPr>
-            <w:r>
-              <w:t>34,7151</w:t>
-            </w:r>
-          </w:p>
-        </w:tc>
-        <w:tc>
-          <w:tcPr>
-            <w:tcW w:type="dxa" w:w="992"/>
-          </w:tcPr>
-          <w:p>
-            <w:pPr>
-              <w:pStyle w:val="IsiTabel"/>
-            </w:pPr>
-            <w:r>
-              <w:t>0,9804</w:t>
-            </w:r>
-          </w:p>
-        </w:tc>
-        <w:tc>
-          <w:tcPr>
-            <w:tcW w:type="dxa" w:w="992"/>
-          </w:tcPr>
-          <w:p>
-            <w:pPr>
-              <w:pStyle w:val="IsiTabel"/>
-            </w:pPr>
-            <w:r>
-              <w:t>11</w:t>
-            </w:r>
-          </w:p>
-        </w:tc>
-        <w:tc>
-          <w:tcPr>
-            <w:tcW w:type="dxa" w:w="992"/>
-          </w:tcPr>
-          <w:p>
-            <w:pPr>
-              <w:pStyle w:val="IsiTabel"/>
-            </w:pPr>
-            <w:r>
-              <w:t>0,020426</w:t>
-            </w:r>
-          </w:p>
-        </w:tc>
-        <w:tc>
-          <w:tcPr>
-            <w:tcW w:type="dxa" w:w="992"/>
-          </w:tcPr>
-          <w:p>
-            <w:pPr>
-              <w:pStyle w:val="IsiTabel"/>
-            </w:pPr>
-            <w:r>
-              <w:t>35,8952</w:t>
-            </w:r>
-          </w:p>
-        </w:tc>
-        <w:tc>
-          <w:tcPr>
-            <w:tcW w:type="dxa" w:w="992"/>
-          </w:tcPr>
-          <w:p>
-            <w:pPr>
-              <w:pStyle w:val="IsiTabel"/>
-            </w:pPr>
-            <w:r>
-              <w:t>0,9829</w:t>
-            </w:r>
-          </w:p>
-        </w:tc>
-      </w:tr>
-      <w:tr>
-        <w:tc>
-          <w:tcPr>
-            <w:tcW w:type="dxa" w:w="992"/>
-          </w:tcPr>
-          <w:p>
-            <w:pPr>
-              <w:pStyle w:val="IsiTabel"/>
-            </w:pPr>
-            <w:r>
-              <w:t>2</w:t>
-            </w:r>
-          </w:p>
-        </w:tc>
-        <w:tc>
-          <w:tcPr>
-            <w:tcW w:type="dxa" w:w="992"/>
-          </w:tcPr>
-          <w:p>
-            <w:pPr>
-              <w:pStyle w:val="IsiTabel"/>
-            </w:pPr>
-            <w:r>
-              <w:t>0,022297</w:t>
-            </w:r>
-          </w:p>
-        </w:tc>
-        <w:tc>
-          <w:tcPr>
-            <w:tcW w:type="dxa" w:w="992"/>
-          </w:tcPr>
-          <w:p>
-            <w:pPr>
-              <w:pStyle w:val="IsiTabel"/>
-            </w:pPr>
-            <w:r>
-              <w:t>35,1465</w:t>
-            </w:r>
-          </w:p>
-        </w:tc>
-        <w:tc>
-          <w:tcPr>
-            <w:tcW w:type="dxa" w:w="992"/>
-          </w:tcPr>
-          <w:p>
-            <w:pPr>
-              <w:pStyle w:val="IsiTabel"/>
-            </w:pPr>
-            <w:r>
-              <w:t>0,9808</w:t>
-            </w:r>
-          </w:p>
-        </w:tc>
-        <w:tc>
-          <w:tcPr>
-            <w:tcW w:type="dxa" w:w="992"/>
-          </w:tcPr>
-          <w:p>
-            <w:pPr>
-              <w:pStyle w:val="IsiTabel"/>
-            </w:pPr>
-            <w:r>
-              <w:t>12</w:t>
-            </w:r>
-          </w:p>
-        </w:tc>
-        <w:tc>
-          <w:tcPr>
-            <w:tcW w:type="dxa" w:w="992"/>
-          </w:tcPr>
-          <w:p>
-            <w:pPr>
-              <w:pStyle w:val="IsiTabel"/>
-            </w:pPr>
-            <w:r>
-              <w:t>0,020067</w:t>
-            </w:r>
-          </w:p>
-        </w:tc>
-        <w:tc>
-          <w:tcPr>
-            <w:tcW w:type="dxa" w:w="992"/>
-          </w:tcPr>
-          <w:p>
-            <w:pPr>
-              <w:pStyle w:val="IsiTabel"/>
-            </w:pPr>
-            <w:r>
-              <w:t>35,9965</w:t>
-            </w:r>
-          </w:p>
-        </w:tc>
-        <w:tc>
-          <w:tcPr>
-            <w:tcW w:type="dxa" w:w="992"/>
-          </w:tcPr>
-          <w:p>
-            <w:pPr>
-              <w:pStyle w:val="IsiTabel"/>
-            </w:pPr>
-            <w:r>
-              <w:t>0,9831</w:t>
-            </w:r>
-          </w:p>
-        </w:tc>
-      </w:tr>
-      <w:tr>
-        <w:tc>
-          <w:tcPr>
-            <w:tcW w:type="dxa" w:w="992"/>
-          </w:tcPr>
-          <w:p>
-            <w:pPr>
-              <w:pStyle w:val="IsiTabel"/>
-            </w:pPr>
-            <w:r>
-              <w:t>3</w:t>
-            </w:r>
-          </w:p>
-        </w:tc>
-        <w:tc>
-          <w:tcPr>
-            <w:tcW w:type="dxa" w:w="992"/>
-          </w:tcPr>
-          <w:p>
-            <w:pPr>
-              <w:pStyle w:val="IsiTabel"/>
-            </w:pPr>
-            <w:r>
-              <w:t>0,022132</w:t>
-            </w:r>
-          </w:p>
-        </w:tc>
-        <w:tc>
-          <w:tcPr>
-            <w:tcW w:type="dxa" w:w="992"/>
-          </w:tcPr>
-          <w:p>
-            <w:pPr>
-              <w:pStyle w:val="IsiTabel"/>
-            </w:pPr>
-            <w:r>
-              <w:t>35,2299</w:t>
-            </w:r>
-          </w:p>
-        </w:tc>
-        <w:tc>
-          <w:tcPr>
-            <w:tcW w:type="dxa" w:w="992"/>
-          </w:tcPr>
-          <w:p>
-            <w:pPr>
-              <w:pStyle w:val="IsiTabel"/>
-            </w:pPr>
-            <w:r>
-              <w:t>0,9810</w:t>
-            </w:r>
-          </w:p>
-        </w:tc>
-        <w:tc>
-          <w:tcPr>
-            <w:tcW w:type="dxa" w:w="992"/>
-          </w:tcPr>
-          <w:p>
-            <w:pPr>
-              <w:pStyle w:val="IsiTabel"/>
-            </w:pPr>
-            <w:r>
-              <w:t>13</w:t>
-            </w:r>
-          </w:p>
-        </w:tc>
-        <w:tc>
-          <w:tcPr>
-            <w:tcW w:type="dxa" w:w="992"/>
-          </w:tcPr>
-          <w:p>
-            <w:pPr>
-              <w:pStyle w:val="IsiTabel"/>
-            </w:pPr>
-            <w:r>
-              <w:t>0,019863</w:t>
-            </w:r>
-          </w:p>
-        </w:tc>
-        <w:tc>
-          <w:tcPr>
-            <w:tcW w:type="dxa" w:w="992"/>
-          </w:tcPr>
-          <w:p>
-            <w:pPr>
-              <w:pStyle w:val="IsiTabel"/>
-            </w:pPr>
-            <w:r>
-              <w:t>36,1089</w:t>
-            </w:r>
-          </w:p>
-        </w:tc>
-        <w:tc>
-          <w:tcPr>
-            <w:tcW w:type="dxa" w:w="992"/>
-          </w:tcPr>
-          <w:p>
-            <w:pPr>
-              <w:pStyle w:val="IsiTabel"/>
-            </w:pPr>
-            <w:r>
-              <w:t>0,9832</w:t>
-            </w:r>
-          </w:p>
-        </w:tc>
-      </w:tr>
-      <w:tr>
-        <w:tc>
-          <w:tcPr>
-            <w:tcW w:type="dxa" w:w="992"/>
-          </w:tcPr>
-          <w:p>
-            <w:pPr>
-              <w:pStyle w:val="IsiTabel"/>
-            </w:pPr>
-            <w:r>
-              <w:t>4</w:t>
-            </w:r>
-          </w:p>
-        </w:tc>
-        <w:tc>
-          <w:tcPr>
-            <w:tcW w:type="dxa" w:w="992"/>
-          </w:tcPr>
-          <w:p>
-            <w:pPr>
-              <w:pStyle w:val="IsiTabel"/>
-            </w:pPr>
-            <w:r>
-              <w:t>0,021957</w:t>
-            </w:r>
-          </w:p>
-        </w:tc>
-        <w:tc>
-          <w:tcPr>
-            <w:tcW w:type="dxa" w:w="992"/>
-          </w:tcPr>
-          <w:p>
-            <w:pPr>
-              <w:pStyle w:val="IsiTabel"/>
-            </w:pPr>
-            <w:r>
-              <w:t>35,2773</w:t>
-            </w:r>
-          </w:p>
-        </w:tc>
-        <w:tc>
-          <w:tcPr>
-            <w:tcW w:type="dxa" w:w="992"/>
-          </w:tcPr>
-          <w:p>
-            <w:pPr>
-              <w:pStyle w:val="IsiTabel"/>
-            </w:pPr>
-            <w:r>
-              <w:t>0,9812</w:t>
-            </w:r>
-          </w:p>
-        </w:tc>
-        <w:tc>
-          <w:tcPr>
-            <w:tcW w:type="dxa" w:w="992"/>
-          </w:tcPr>
-          <w:p>
-            <w:pPr>
-              <w:pStyle w:val="IsiTabel"/>
-            </w:pPr>
-            <w:r>
-              <w:t>14</w:t>
-            </w:r>
-          </w:p>
-        </w:tc>
-        <w:tc>
-          <w:tcPr>
-            <w:tcW w:type="dxa" w:w="992"/>
-          </w:tcPr>
-          <w:p>
-            <w:pPr>
-              <w:pStyle w:val="IsiTabel"/>
-            </w:pPr>
-            <w:r>
-              <w:t>0,019653</w:t>
-            </w:r>
-          </w:p>
-        </w:tc>
-        <w:tc>
-          <w:tcPr>
-            <w:tcW w:type="dxa" w:w="992"/>
-          </w:tcPr>
-          <w:p>
-            <w:pPr>
-              <w:pStyle w:val="IsiTabel"/>
-            </w:pPr>
-            <w:r>
-              <w:t>36,1519</w:t>
-            </w:r>
-          </w:p>
-        </w:tc>
-        <w:tc>
-          <w:tcPr>
-            <w:tcW w:type="dxa" w:w="992"/>
-          </w:tcPr>
-          <w:p>
-            <w:pPr>
-              <w:pStyle w:val="IsiTabel"/>
-            </w:pPr>
-            <w:r>
-              <w:t>0,9833</w:t>
-            </w:r>
-          </w:p>
-        </w:tc>
-      </w:tr>
-      <w:tr>
-        <w:tc>
-          <w:tcPr>
-            <w:tcW w:type="dxa" w:w="992"/>
-          </w:tcPr>
-          <w:p>
-            <w:pPr>
-              <w:pStyle w:val="IsiTabel"/>
-            </w:pPr>
-            <w:r>
-              <w:t>5</w:t>
-            </w:r>
-          </w:p>
-        </w:tc>
-        <w:tc>
-          <w:tcPr>
-            <w:tcW w:type="dxa" w:w="992"/>
-          </w:tcPr>
-          <w:p>
-            <w:pPr>
-              <w:pStyle w:val="IsiTabel"/>
-            </w:pPr>
-            <w:r>
-              <w:t>0,021814</w:t>
-            </w:r>
-          </w:p>
-        </w:tc>
-        <w:tc>
-          <w:tcPr>
-            <w:tcW w:type="dxa" w:w="992"/>
-          </w:tcPr>
-          <w:p>
-            <w:pPr>
-              <w:pStyle w:val="IsiTabel"/>
-            </w:pPr>
-            <w:r>
-              <w:t>35,3432</w:t>
-            </w:r>
-          </w:p>
-        </w:tc>
-        <w:tc>
-          <w:tcPr>
-            <w:tcW w:type="dxa" w:w="992"/>
-          </w:tcPr>
-          <w:p>
-            <w:pPr>
-              <w:pStyle w:val="IsiTabel"/>
-            </w:pPr>
-            <w:r>
-              <w:t>0,9814</w:t>
-            </w:r>
-          </w:p>
-        </w:tc>
-        <w:tc>
-          <w:tcPr>
-            <w:tcW w:type="dxa" w:w="992"/>
-          </w:tcPr>
-          <w:p>
-            <w:pPr>
-              <w:pStyle w:val="IsiTabel"/>
-            </w:pPr>
-            <w:r>
-              <w:t>15</w:t>
-            </w:r>
-          </w:p>
-        </w:tc>
-        <w:tc>
-          <w:tcPr>
-            <w:tcW w:type="dxa" w:w="992"/>
-          </w:tcPr>
-          <w:p>
-            <w:pPr>
-              <w:pStyle w:val="IsiTabel"/>
-            </w:pPr>
-            <w:r>
-              <w:t>0,019467</w:t>
-            </w:r>
-          </w:p>
-        </w:tc>
-        <w:tc>
-          <w:tcPr>
-            <w:tcW w:type="dxa" w:w="992"/>
-          </w:tcPr>
-          <w:p>
-            <w:pPr>
-              <w:pStyle w:val="IsiTabel"/>
-            </w:pPr>
-            <w:r>
-              <w:t>36,2300</w:t>
-            </w:r>
-          </w:p>
-        </w:tc>
-        <w:tc>
-          <w:tcPr>
-            <w:tcW w:type="dxa" w:w="992"/>
-          </w:tcPr>
-          <w:p>
-            <w:pPr>
-              <w:pStyle w:val="IsiTabel"/>
-            </w:pPr>
-            <w:r>
-              <w:t>0,9834</w:t>
-            </w:r>
-          </w:p>
-        </w:tc>
-      </w:tr>
-      <w:tr>
-        <w:tc>
-          <w:tcPr>
-            <w:tcW w:type="dxa" w:w="992"/>
-          </w:tcPr>
-          <w:p>
-            <w:pPr>
-              <w:pStyle w:val="IsiTabel"/>
-            </w:pPr>
-            <w:r>
-              <w:t>6</w:t>
-            </w:r>
-          </w:p>
-        </w:tc>
-        <w:tc>
-          <w:tcPr>
-            <w:tcW w:type="dxa" w:w="992"/>
-          </w:tcPr>
-          <w:p>
-            <w:pPr>
-              <w:pStyle w:val="IsiTabel"/>
-            </w:pPr>
-            <w:r>
-              <w:t>0,021732</w:t>
-            </w:r>
-          </w:p>
-        </w:tc>
-        <w:tc>
-          <w:tcPr>
-            <w:tcW w:type="dxa" w:w="992"/>
-          </w:tcPr>
-          <w:p>
-            <w:pPr>
-              <w:pStyle w:val="IsiTabel"/>
-            </w:pPr>
-            <w:r>
-              <w:t>35,4262</w:t>
-            </w:r>
-          </w:p>
-        </w:tc>
-        <w:tc>
-          <w:tcPr>
-            <w:tcW w:type="dxa" w:w="992"/>
-          </w:tcPr>
-          <w:p>
-            <w:pPr>
-              <w:pStyle w:val="IsiTabel"/>
-            </w:pPr>
-            <w:r>
-              <w:t>0,9817</w:t>
-            </w:r>
-          </w:p>
-        </w:tc>
-        <w:tc>
-          <w:tcPr>
-            <w:tcW w:type="dxa" w:w="992"/>
-          </w:tcPr>
-          <w:p>
-            <w:pPr>
-              <w:pStyle w:val="IsiTabel"/>
-            </w:pPr>
-            <w:r>
-              <w:t>16</w:t>
-            </w:r>
-          </w:p>
-        </w:tc>
-        <w:tc>
-          <w:tcPr>
-            <w:tcW w:type="dxa" w:w="992"/>
-          </w:tcPr>
-          <w:p>
-            <w:pPr>
-              <w:pStyle w:val="IsiTabel"/>
-            </w:pPr>
-            <w:r>
-              <w:t>0,019074</w:t>
-            </w:r>
-          </w:p>
-        </w:tc>
-        <w:tc>
-          <w:tcPr>
-            <w:tcW w:type="dxa" w:w="992"/>
-          </w:tcPr>
-          <w:p>
-            <w:pPr>
-              <w:pStyle w:val="IsiTabel"/>
-            </w:pPr>
-            <w:r>
-              <w:t>36,3877</w:t>
-            </w:r>
-          </w:p>
-        </w:tc>
-        <w:tc>
-          <w:tcPr>
-            <w:tcW w:type="dxa" w:w="992"/>
-          </w:tcPr>
-          <w:p>
-            <w:pPr>
-              <w:pStyle w:val="IsiTabel"/>
-            </w:pPr>
-            <w:r>
-              <w:t>0,9836</w:t>
-            </w:r>
-          </w:p>
-        </w:tc>
-      </w:tr>
-      <w:tr>
-        <w:tc>
-          <w:tcPr>
-            <w:tcW w:type="dxa" w:w="992"/>
-          </w:tcPr>
-          <w:p>
-            <w:pPr>
-              <w:pStyle w:val="IsiTabel"/>
-            </w:pPr>
-            <w:r>
-              <w:t>7</w:t>
-            </w:r>
-          </w:p>
-        </w:tc>
-        <w:tc>
-          <w:tcPr>
-            <w:tcW w:type="dxa" w:w="992"/>
-          </w:tcPr>
-          <w:p>
-            <w:pPr>
-              <w:pStyle w:val="IsiTabel"/>
-            </w:pPr>
-            <w:r>
-              <w:t>0,021313</w:t>
-            </w:r>
-          </w:p>
-        </w:tc>
-        <w:tc>
-          <w:tcPr>
-            <w:tcW w:type="dxa" w:w="992"/>
-          </w:tcPr>
-          <w:p>
-            <w:pPr>
-              <w:pStyle w:val="IsiTabel"/>
-            </w:pPr>
-            <w:r>
-              <w:t>35,5472</w:t>
-            </w:r>
-          </w:p>
-        </w:tc>
-        <w:tc>
-          <w:tcPr>
-            <w:tcW w:type="dxa" w:w="992"/>
-          </w:tcPr>
-          <w:p>
-            <w:pPr>
-              <w:pStyle w:val="IsiTabel"/>
-            </w:pPr>
-            <w:r>
-              <w:t>0,9821</w:t>
-            </w:r>
-          </w:p>
-        </w:tc>
-        <w:tc>
-          <w:tcPr>
-            <w:tcW w:type="dxa" w:w="992"/>
-          </w:tcPr>
-          <w:p>
-            <w:pPr>
-              <w:pStyle w:val="IsiTabel"/>
-            </w:pPr>
-            <w:r>
-              <w:t>17</w:t>
-            </w:r>
-          </w:p>
-        </w:tc>
-        <w:tc>
-          <w:tcPr>
-            <w:tcW w:type="dxa" w:w="992"/>
-          </w:tcPr>
-          <w:p>
-            <w:pPr>
-              <w:pStyle w:val="IsiTabel"/>
-            </w:pPr>
-            <w:r>
-              <w:t>0,018784</w:t>
-            </w:r>
-          </w:p>
-        </w:tc>
-        <w:tc>
-          <w:tcPr>
-            <w:tcW w:type="dxa" w:w="992"/>
-          </w:tcPr>
-          <w:p>
-            <w:pPr>
-              <w:pStyle w:val="IsiTabel"/>
-            </w:pPr>
-            <w:r>
-              <w:t>36,5265</w:t>
-            </w:r>
-          </w:p>
-        </w:tc>
-        <w:tc>
-          <w:tcPr>
-            <w:tcW w:type="dxa" w:w="992"/>
-          </w:tcPr>
-          <w:p>
-            <w:pPr>
-              <w:pStyle w:val="IsiTabel"/>
-            </w:pPr>
-            <w:r>
-              <w:t>0,9837</w:t>
-            </w:r>
-          </w:p>
-        </w:tc>
-      </w:tr>
-      <w:tr>
-        <w:tc>
-          <w:tcPr>
-            <w:tcW w:type="dxa" w:w="992"/>
-          </w:tcPr>
-          <w:p>
-            <w:pPr>
-              <w:pStyle w:val="IsiTabel"/>
-            </w:pPr>
-            <w:r>
-              <w:t>8</w:t>
-            </w:r>
-          </w:p>
-        </w:tc>
-        <w:tc>
-          <w:tcPr>
-            <w:tcW w:type="dxa" w:w="992"/>
-          </w:tcPr>
-          <w:p>
-            <w:pPr>
-              <w:pStyle w:val="IsiTabel"/>
-            </w:pPr>
-            <w:r>
-              <w:t>0,021169</w:t>
-            </w:r>
-          </w:p>
-        </w:tc>
-        <w:tc>
-          <w:tcPr>
-            <w:tcW w:type="dxa" w:w="992"/>
-          </w:tcPr>
-          <w:p>
-            <w:pPr>
-              <w:pStyle w:val="IsiTabel"/>
-            </w:pPr>
-            <w:r>
-              <w:t>35,6399</w:t>
-            </w:r>
-          </w:p>
-        </w:tc>
-        <w:tc>
-          <w:tcPr>
-            <w:tcW w:type="dxa" w:w="992"/>
-          </w:tcPr>
-          <w:p>
-            <w:pPr>
-              <w:pStyle w:val="IsiTabel"/>
-            </w:pPr>
-            <w:r>
-              <w:t>0,9823</w:t>
-            </w:r>
-          </w:p>
-        </w:tc>
-        <w:tc>
-          <w:tcPr>
-            <w:tcW w:type="dxa" w:w="992"/>
-          </w:tcPr>
-          <w:p>
-            <w:pPr>
-              <w:pStyle w:val="IsiTabel"/>
-            </w:pPr>
-            <w:r>
-              <w:t>18</w:t>
-            </w:r>
-          </w:p>
-        </w:tc>
-        <w:tc>
-          <w:tcPr>
-            <w:tcW w:type="dxa" w:w="992"/>
-          </w:tcPr>
-          <w:p>
-            <w:pPr>
-              <w:pStyle w:val="IsiTabel"/>
-            </w:pPr>
-            <w:r>
-              <w:t>0,018593</w:t>
-            </w:r>
-          </w:p>
-        </w:tc>
-        <w:tc>
-          <w:tcPr>
-            <w:tcW w:type="dxa" w:w="992"/>
-          </w:tcPr>
-          <w:p>
-            <w:pPr>
-              <w:pStyle w:val="IsiTabel"/>
-            </w:pPr>
-            <w:r>
-              <w:t>36,6440</w:t>
-            </w:r>
-          </w:p>
-        </w:tc>
-        <w:tc>
-          <w:tcPr>
-            <w:tcW w:type="dxa" w:w="992"/>
-          </w:tcPr>
-          <w:p>
-            <w:pPr>
-              <w:pStyle w:val="IsiTabel"/>
-            </w:pPr>
-            <w:r>
-              <w:t>0,9840</w:t>
-            </w:r>
-          </w:p>
-        </w:tc>
-      </w:tr>
-      <w:tr>
-        <w:tc>
-          <w:tcPr>
-            <w:tcW w:type="dxa" w:w="992"/>
-          </w:tcPr>
-          <w:p>
-            <w:pPr>
-              <w:pStyle w:val="IsiTabel"/>
-            </w:pPr>
-            <w:r>
-              <w:t>9</w:t>
-            </w:r>
-          </w:p>
-        </w:tc>
-        <w:tc>
-          <w:tcPr>
-            <w:tcW w:type="dxa" w:w="992"/>
-          </w:tcPr>
-          <w:p>
-            <w:pPr>
-              <w:pStyle w:val="IsiTabel"/>
-            </w:pPr>
-            <w:r>
-              <w:t>0,020817</w:t>
-            </w:r>
-          </w:p>
-        </w:tc>
-        <w:tc>
-          <w:tcPr>
-            <w:tcW w:type="dxa" w:w="992"/>
-          </w:tcPr>
-          <w:p>
-            <w:pPr>
-              <w:pStyle w:val="IsiTabel"/>
-            </w:pPr>
-            <w:r>
-              <w:t>35,7518</w:t>
-            </w:r>
-          </w:p>
-        </w:tc>
-        <w:tc>
-          <w:tcPr>
-            <w:tcW w:type="dxa" w:w="992"/>
-          </w:tcPr>
-          <w:p>
-            <w:pPr>
-              <w:pStyle w:val="IsiTabel"/>
-            </w:pPr>
-            <w:r>
-              <w:t>0,9825</w:t>
-            </w:r>
-          </w:p>
-        </w:tc>
-        <w:tc>
-          <w:tcPr>
-            <w:tcW w:type="dxa" w:w="992"/>
-          </w:tcPr>
-          <w:p>
-            <w:pPr>
-              <w:pStyle w:val="IsiTabel"/>
-            </w:pPr>
-            <w:r>
-              <w:t>19</w:t>
-            </w:r>
-          </w:p>
-        </w:tc>
-        <w:tc>
-          <w:tcPr>
-            <w:tcW w:type="dxa" w:w="992"/>
-          </w:tcPr>
-          <w:p>
-            <w:pPr>
-              <w:pStyle w:val="IsiTabel"/>
-            </w:pPr>
-            <w:r>
-              <w:t>0,018376</w:t>
-            </w:r>
-          </w:p>
-        </w:tc>
-        <w:tc>
-          <w:tcPr>
-            <w:tcW w:type="dxa" w:w="992"/>
-          </w:tcPr>
-          <w:p>
-            <w:pPr>
-              <w:pStyle w:val="IsiTabel"/>
-            </w:pPr>
-            <w:r>
-              <w:t>36,7373</w:t>
-            </w:r>
-          </w:p>
-        </w:tc>
-        <w:tc>
-          <w:tcPr>
-            <w:tcW w:type="dxa" w:w="992"/>
-          </w:tcPr>
-          <w:p>
-            <w:pPr>
-              <w:pStyle w:val="IsiTabel"/>
-            </w:pPr>
-            <w:r>
-              <w:t>0,9842</w:t>
-            </w:r>
-          </w:p>
-        </w:tc>
-      </w:tr>
-      <w:tr>
-        <w:tc>
-          <w:tcPr>
-            <w:tcW w:type="dxa" w:w="992"/>
-          </w:tcPr>
-          <w:p>
-            <w:pPr>
-              <w:pStyle w:val="IsiTabel"/>
-            </w:pPr>
-            <w:r>
-              <w:t>10</w:t>
-            </w:r>
-          </w:p>
-        </w:tc>
-        <w:tc>
-          <w:tcPr>
-            <w:tcW w:type="dxa" w:w="992"/>
-          </w:tcPr>
-          <w:p>
-            <w:pPr>
-              <w:pStyle w:val="IsiTabel"/>
-            </w:pPr>
-            <w:r>
-              <w:t>0,020607</w:t>
-            </w:r>
-          </w:p>
-        </w:tc>
-        <w:tc>
-          <w:tcPr>
-            <w:tcW w:type="dxa" w:w="992"/>
-          </w:tcPr>
-          <w:p>
-            <w:pPr>
-              <w:pStyle w:val="IsiTabel"/>
-            </w:pPr>
-            <w:r>
-              <w:t>35,8205</w:t>
-            </w:r>
-          </w:p>
-        </w:tc>
-        <w:tc>
-          <w:tcPr>
-            <w:tcW w:type="dxa" w:w="992"/>
-          </w:tcPr>
-          <w:p>
-            <w:pPr>
-              <w:pStyle w:val="IsiTabel"/>
-            </w:pPr>
-            <w:r>
-              <w:t>0,9827</w:t>
-            </w:r>
-          </w:p>
-        </w:tc>
-        <w:tc>
-          <w:tcPr>
-            <w:tcW w:type="dxa" w:w="992"/>
-          </w:tcPr>
-          <w:p>
-            <w:pPr>
-              <w:pStyle w:val="IsiTabel"/>
-            </w:pPr>
-            <w:r>
-              <w:t>20</w:t>
-            </w:r>
-          </w:p>
-        </w:tc>
-        <w:tc>
-          <w:tcPr>
-            <w:tcW w:type="dxa" w:w="992"/>
-          </w:tcPr>
-          <w:p>
-            <w:pPr>
-              <w:pStyle w:val="IsiTabel"/>
-            </w:pPr>
-            <w:r>
-              <w:t>0,018316</w:t>
-            </w:r>
-          </w:p>
-        </w:tc>
-        <w:tc>
-          <w:tcPr>
-            <w:tcW w:type="dxa" w:w="992"/>
-          </w:tcPr>
-          <w:p>
-            <w:pPr>
-              <w:pStyle w:val="IsiTabel"/>
-            </w:pPr>
-            <w:r>
-              <w:t>36,8088</w:t>
-            </w:r>
-          </w:p>
-        </w:tc>
-        <w:tc>
-          <w:tcPr>
-            <w:tcW w:type="dxa" w:w="992"/>
-          </w:tcPr>
-          <w:p>
-            <w:pPr>
-              <w:pStyle w:val="IsiTabel"/>
-            </w:pPr>
-            <w:r>
-              <w:t>0,9843</w:t>
-            </w:r>
-          </w:p>
-        </w:tc>
-      </w:tr>
-    </w:tbl>
-    <w:p>
-      <w:pPr>
-        <w:pStyle w:val="IsiTanpaIndent"/>
-      </w:pPr>
-    </w:p>
-    <w:p>
-      <w:pPr>
-        <w:pStyle w:val="JudulTabel"/>
-      </w:pPr>
-      <w:r>
-        <w:t>Tabel 3. 16 Sapuan Tujuh Posisi dari Satu Pasangan Frame Pindai</w:t>
+        <w:t>Tabel 3. 14 Sapuan Tujuh Posisi dari Satu Pasangan Frame Pindai</w:t>
       </w:r>
     </w:p>
     <w:tbl>
@@ -15858,15 +11771,10 @@
     </w:tbl>
     <w:p>
       <w:pPr>
-        <w:pStyle w:val="IsiTanpaIndent"/>
-      </w:pPr>
-    </w:p>
-    <w:p>
-      <w:pPr>
         <w:pStyle w:val="JudulTabel"/>
       </w:pPr>
       <w:r>
-        <w:t>Tabel 3. 17 Hasil Pembaruan terhadap Kriteria Keberhasilan</w:t>
+        <w:t>Tabel 3. 15 Hasil Pembaruan terhadap Kriteria Keberhasilan</w:t>
       </w:r>
     </w:p>
     <w:tbl>
@@ -16203,15 +12111,10 @@
     </w:tbl>
     <w:p>
       <w:pPr>
-        <w:pStyle w:val="IsiTanpaIndent"/>
-      </w:pPr>
-    </w:p>
-    <w:p>
-      <w:pPr>
         <w:pStyle w:val="JudulTabel"/>
       </w:pPr>
       <w:r>
-        <w:t>Tabel 3. 18 Keragaman Keluaran terhadap Gerak Frame Nyata</w:t>
+        <w:t>Tabel 3. 16 Keragaman Keluaran terhadap Gerak Frame Nyata</w:t>
       </w:r>
     </w:p>
     <w:tbl>
@@ -16412,15 +12315,10 @@
     </w:tbl>
     <w:p>
       <w:pPr>
-        <w:pStyle w:val="IsiTanpaIndent"/>
-      </w:pPr>
-    </w:p>
-    <w:p>
-      <w:pPr>
         <w:pStyle w:val="JudulTabel"/>
       </w:pPr>
       <w:r>
-        <w:t>Tabel 3. 19 Jarak Antar-Hasil pada Objek yang Tidak Dilatihkan</w:t>
+        <w:t>Tabel 3. 17 Jarak Antar-Hasil pada Objek yang Tidak Dilatihkan</w:t>
       </w:r>
     </w:p>
     <w:tbl>
@@ -16619,11 +12517,6 @@
     </w:tbl>
     <w:p>
       <w:pPr>
-        <w:pStyle w:val="IsiTanpaIndent"/>
-      </w:pPr>
-    </w:p>
-    <w:p>
-      <w:pPr>
         <w:pStyle w:val="Isi"/>
       </w:pPr>
       <w:r>
@@ -16731,7 +12624,7 @@
         <w:pStyle w:val="Isi"/>
       </w:pPr>
       <w:r>
-        <w:t>Pengujian dilakukan pada tiga tingkat sebagaimana disajikan pada Tabel 3.20.</w:t>
+        <w:t>Pengujian dilakukan pada tiga tingkat sebagaimana disajikan pada Tabel 3.18.</w:t>
       </w:r>
     </w:p>
     <w:p>
@@ -16739,7 +12632,7 @@
         <w:pStyle w:val="JudulTabel"/>
       </w:pPr>
       <w:r>
-        <w:t>Tabel 3. 20 Rancangan Skenario Pengujian</w:t>
+        <w:t>Tabel 3. 18 Rancangan Skenario Pengujian</w:t>
       </w:r>
     </w:p>
     <w:tbl>
@@ -17344,15 +13237,10 @@
     </w:tbl>
     <w:p>
       <w:pPr>
-        <w:pStyle w:val="IsiTanpaIndent"/>
-      </w:pPr>
-    </w:p>
-    <w:p>
-      <w:pPr>
         <w:pStyle w:val="JudulTabel"/>
       </w:pPr>
       <w:r>
-        <w:t>Tabel 3. 21 Format Penyajian Hasil Pengujian</w:t>
+        <w:t>Tabel 3. 19 Format Penyajian Hasil Pengujian</w:t>
       </w:r>
     </w:p>
     <w:tbl>
@@ -17869,11 +13757,6 @@
     </w:tbl>
     <w:p>
       <w:pPr>
-        <w:pStyle w:val="IsiTanpaIndent"/>
-      </w:pPr>
-    </w:p>
-    <w:p>
-      <w:pPr>
         <w:pStyle w:val="Isi"/>
       </w:pPr>
       <w:r>
@@ -17907,7 +13790,7 @@
         <w:pStyle w:val="JudulTabel"/>
       </w:pPr>
       <w:r>
-        <w:t>Tabel 3. 22 Iterasi Prototyping dan Capaian Setiap Iterasi</w:t>
+        <w:t>Tabel 3. 20 Iterasi Prototyping dan Capaian Setiap Iterasi</w:t>
       </w:r>
     </w:p>
     <w:tbl>
@@ -18330,47 +14213,42 @@
     </w:tbl>
     <w:p>
       <w:pPr>
-        <w:pStyle w:val="IsiTanpaIndent"/>
-      </w:pPr>
+        <w:pStyle w:val="Isi"/>
+      </w:pPr>
+      <w:r>
+        <w:t>Tujuh iterasi pertama diakhiri dengan penyerahan purwarupa kepada pihak BRIN Puspiptek untuk dicoba, dan umpan balik yang diperoleh menjadi masukan bagi iterasi berikutnya.</w:t>
+      </w:r>
     </w:p>
     <w:p>
       <w:pPr>
         <w:pStyle w:val="Isi"/>
       </w:pPr>
       <w:r>
-        <w:t>Tujuh iterasi pertama diakhiri dengan penyerahan purwarupa kepada pihak BRIN Puspiptek untuk dicoba, dan umpan balik yang diperoleh menjadi masukan bagi iterasi berikutnya.</w:t>
+        <w:t>Iterasi kedelapan berbeda bentuknya, dan perbedaan itu disengaja. Keluarannya bukan purwarupa yang diserahkan, melainkan angka dan keputusan rancangan yang diturunkan darinya, yaitu bentuk purwarupa yang dibuang setelah menjawab pertanyaannya sebagaimana diuraikan pada subbab 2.2.10. Iterasi inilah yang mengukur keempat batas pada subbab 3.6.6 dan melahirkan pencatatan asal-usul frame pada subbab 3.6.8; keduanya tidak dapat dirumuskan pada tahap analisis awal karena keduanya baru terlihat setelah sistem berjalan dan diukur.</w:t>
       </w:r>
     </w:p>
     <w:p>
       <w:pPr>
-        <w:pStyle w:val="Isi"/>
-      </w:pPr>
-      <w:r>
-        <w:t>Iterasi kedelapan berbeda bentuknya, dan perbedaan itu disengaja. Keluarannya bukan purwarupa yang diserahkan, melainkan angka dan keputusan rancangan yang diturunkan darinya, yaitu bentuk purwarupa yang dibuang setelah menjawab pertanyaannya sebagaimana diuraikan pada subbab 2.2.10. Iterasi inilah yang mengukur keempat batas pada subbab 3.6.6 dan melahirkan pencatatan asal-usul frame pada subbab 3.6.8; keduanya tidak dapat dirumuskan pada tahap analisis awal karena keduanya baru terlihat setelah sistem berjalan dan diukur.</w:t>
+        <w:pStyle w:val="Heading2"/>
+      </w:pPr>
+      <w:r>
+        <w:t>3.9 Kebutuhan Perangkat</w:t>
       </w:r>
     </w:p>
     <w:p>
       <w:pPr>
-        <w:pStyle w:val="Heading2"/>
-      </w:pPr>
-      <w:r>
-        <w:t>3.9 Kebutuhan Perangkat</w:t>
+        <w:pStyle w:val="Heading3"/>
+      </w:pPr>
+      <w:r>
+        <w:t>3.9.1 Perangkat Keras</w:t>
       </w:r>
     </w:p>
     <w:p>
       <w:pPr>
-        <w:pStyle w:val="Heading3"/>
-      </w:pPr>
-      <w:r>
-        <w:t>3.9.1 Perangkat Keras</w:t>
-      </w:r>
-    </w:p>
-    <w:p>
-      <w:pPr>
         <w:pStyle w:val="JudulTabel"/>
       </w:pPr>
       <w:r>
-        <w:t>Tabel 3. 23 Kebutuhan Perangkat Keras</w:t>
+        <w:t>Tabel 3. 21 Kebutuhan Perangkat Keras</w:t>
       </w:r>
     </w:p>
     <w:tbl>
@@ -18651,31 +14529,26 @@
     </w:tbl>
     <w:p>
       <w:pPr>
-        <w:pStyle w:val="IsiTanpaIndent"/>
-      </w:pPr>
+        <w:pStyle w:val="Isi"/>
+      </w:pPr>
+      <w:r>
+        <w:t>Pengukuran waktu proses dilakukan pada konfigurasi perangkat yang sama untuk seluruh skenario pengujian, karena waktu proses merupakan salah satu hal yang dilaporkan dan angkanya hanya bermakna bila dibandingkan pada perangkat yang setara.</w:t>
+      </w:r>
     </w:p>
     <w:p>
       <w:pPr>
-        <w:pStyle w:val="Isi"/>
-      </w:pPr>
-      <w:r>
-        <w:t>Pengukuran waktu proses dilakukan pada konfigurasi perangkat yang sama untuk seluruh skenario pengujian, karena waktu proses merupakan salah satu hal yang dilaporkan dan angkanya hanya bermakna bila dibandingkan pada perangkat yang setara.</w:t>
+        <w:pStyle w:val="Heading3"/>
+      </w:pPr>
+      <w:r>
+        <w:t>3.9.2 Perangkat Lunak</w:t>
       </w:r>
     </w:p>
     <w:p>
       <w:pPr>
-        <w:pStyle w:val="Heading3"/>
-      </w:pPr>
-      <w:r>
-        <w:t>3.9.2 Perangkat Lunak</w:t>
-      </w:r>
-    </w:p>
-    <w:p>
-      <w:pPr>
         <w:pStyle w:val="JudulTabel"/>
       </w:pPr>
       <w:r>
-        <w:t>Tabel 3. 24 Kebutuhan Perangkat Lunak</w:t>
+        <w:t>Tabel 3. 22 Kebutuhan Perangkat Lunak</w:t>
       </w:r>
     </w:p>
     <w:tbl>
@@ -19017,44 +14890,39 @@
     </w:tbl>
     <w:p>
       <w:pPr>
-        <w:pStyle w:val="IsiTanpaIndent"/>
-      </w:pPr>
+        <w:pStyle w:val="Isi"/>
+      </w:pPr>
+      <w:r>
+        <w:t>Versi setiap pustaka dicatat setelah proses pemasangan dan dicantumkan pada laporan akhir agar hasil penelitian dapat direproduksi.</w:t>
+      </w:r>
     </w:p>
     <w:p>
-      <w:pPr>
-        <w:pStyle w:val="Isi"/>
-      </w:pPr>
-      <w:r>
-        <w:t>Versi setiap pustaka dicatat setelah proses pemasangan dan dicantumkan pada laporan akhir agar hasil penelitian dapat direproduksi.</w:t>
+      <w:r>
+        <w:br w:type="page"/>
       </w:r>
     </w:p>
     <w:p>
-      <w:r>
-        <w:br w:type="page"/>
+      <w:pPr>
+        <w:pStyle w:val="Heading1"/>
+      </w:pPr>
+      <w:r>
+        <w:t>JADWAL PENYUSUNAN SKRIPSI</w:t>
       </w:r>
     </w:p>
     <w:p>
       <w:pPr>
-        <w:pStyle w:val="Heading1"/>
-      </w:pPr>
-      <w:r>
-        <w:t>JADWAL PENYUSUNAN SKRIPSI</w:t>
+        <w:pStyle w:val="Isi"/>
+      </w:pPr>
+      <w:r>
+        <w:t>Jadwal berikut disusun berdasarkan aktivitas dan capaian, bukan berdasarkan bab penulisan. Rentang waktu dinyatakan dalam minggu terhitung sejak proposal disetujui.</w:t>
       </w:r>
     </w:p>
     <w:p>
       <w:pPr>
-        <w:pStyle w:val="Isi"/>
-      </w:pPr>
-      <w:r>
-        <w:t>Jadwal berikut disusun berdasarkan aktivitas dan capaian, bukan berdasarkan bab penulisan. Rentang waktu dinyatakan dalam minggu terhitung sejak proposal disetujui.</w:t>
-      </w:r>
-    </w:p>
-    <w:p>
-      <w:pPr>
         <w:pStyle w:val="JudulTabel"/>
       </w:pPr>
       <w:r>
-        <w:t>Tabel 3. 25 Jadwal Penyusunan Skripsi</w:t>
+        <w:t>Tabel 3. 23 Jadwal Penyusunan Skripsi</w:t>
       </w:r>
     </w:p>
     <w:tbl>
@@ -20359,11 +16227,6 @@
     </w:tbl>
     <w:p>
       <w:pPr>
-        <w:pStyle w:val="IsiTanpaIndent"/>
-      </w:pPr>
-    </w:p>
-    <w:p>
-      <w:pPr>
         <w:pStyle w:val="Isi"/>
       </w:pPr>
       <w:r>
@@ -20393,10 +16256,10 @@
     <w:p>
       <w:pPr>
         <w:sectPr>
-          <w:footerReference w:type="first" r:id="rId21"/>
-          <w:headerReference w:type="first" r:id="rId22"/>
-          <w:headerReference w:type="default" r:id="rId23"/>
-          <w:footerReference w:type="default" r:id="rId24"/>
+          <w:footerReference w:type="first" r:id="rId33"/>
+          <w:headerReference w:type="first" r:id="rId34"/>
+          <w:headerReference w:type="default" r:id="rId35"/>
+          <w:footerReference w:type="default" r:id="rId36"/>
           <w:pgSz w:w="11906" w:h="16838"/>
           <w:pgMar w:top="2268" w:right="1701" w:bottom="1701" w:left="2268" w:header="1134" w:footer="1134" w:gutter="0"/>
           <w:pgNumType w:fmt="decimal"/>
@@ -20760,8 +16623,8 @@
       </w:r>
     </w:p>
     <w:sectPr>
-      <w:headerReference w:type="default" r:id="rId25"/>
-      <w:footerReference w:type="default" r:id="rId26"/>
+      <w:headerReference w:type="default" r:id="rId37"/>
+      <w:footerReference w:type="default" r:id="rId38"/>
       <w:pgSz w:w="11906" w:h="16838"/>
       <w:pgMar w:top="2268" w:right="1701" w:bottom="1701" w:left="2268" w:header="1134" w:footer="1134" w:gutter="0"/>
       <w:pgNumType w:fmt="decimal"/>
@@ -21525,7 +17388,7 @@
     <w:pPr>
       <w:keepNext/>
       <w:keepLines/>
-      <w:spacing w:before="0" w:after="480" w:line="360" w:lineRule="auto"/>
+      <w:spacing w:before="0" w:after="240" w:line="360" w:lineRule="auto"/>
       <w:jc w:val="center"/>
       <w:outlineLvl w:val="0"/>
     </w:pPr>
@@ -21550,7 +17413,7 @@
     <w:pPr>
       <w:keepNext/>
       <w:keepLines/>
-      <w:spacing w:before="240" w:after="120" w:line="360" w:lineRule="auto"/>
+      <w:spacing w:before="120" w:after="120" w:line="360" w:lineRule="auto"/>
       <w:jc w:val="left"/>
       <w:outlineLvl w:val="1"/>
     </w:pPr>
@@ -21574,9 +17437,9 @@
     <w:qFormat/>
     <w:rsid w:val="00FC693F"/>
     <w:pPr>
-      <w:keepNext/>
+      <w:keepNext w:val="0"/>
       <w:keepLines/>
-      <w:spacing w:before="240" w:after="120" w:line="360" w:lineRule="auto"/>
+      <w:spacing w:before="120" w:after="120" w:line="360" w:lineRule="auto"/>
       <w:jc w:val="left"/>
       <w:outlineLvl w:val="2"/>
     </w:pPr>
@@ -21600,9 +17463,9 @@
     <w:qFormat/>
     <w:rsid w:val="00FC693F"/>
     <w:pPr>
-      <w:keepNext/>
+      <w:keepNext w:val="0"/>
       <w:keepLines/>
-      <w:spacing w:before="240" w:after="120" w:line="360" w:lineRule="auto"/>
+      <w:spacing w:before="120" w:after="120" w:line="360" w:lineRule="auto"/>
       <w:jc w:val="left"/>
       <w:outlineLvl w:val="3"/>
     </w:pPr>
@@ -33204,7 +29067,7 @@
     <w:name w:val="Judul Tabel"/>
     <w:basedOn w:val="Normal"/>
     <w:pPr>
-      <w:spacing w:line="240" w:lineRule="auto" w:before="240" w:after="120"/>
+      <w:spacing w:line="240" w:lineRule="auto" w:before="120" w:after="60"/>
       <w:jc w:val="center"/>
     </w:pPr>
     <w:rPr>
@@ -33217,7 +29080,7 @@
     <w:name w:val="Judul Gambar"/>
     <w:basedOn w:val="Normal"/>
     <w:pPr>
-      <w:spacing w:line="240" w:lineRule="auto" w:before="120" w:after="240"/>
+      <w:spacing w:line="240" w:lineRule="auto" w:before="60" w:after="120"/>
       <w:jc w:val="center"/>
     </w:pPr>
     <w:rPr>

--- a/proposal/Seminar Proposal.docx
+++ b/proposal/Seminar Proposal.docx
@@ -47,16 +47,41 @@
     </w:p>
     <w:p>
       <w:pPr>
-        <w:pStyle w:val="PetunjukGambar"/>
-        <w:pBdr>
-          <w:top w:val="dashed" w:sz="6" w:space="6" w:color="808080"/>
-          <w:left w:val="dashed" w:sz="6" w:space="6" w:color="808080"/>
-          <w:bottom w:val="dashed" w:sz="6" w:space="6" w:color="808080"/>
-          <w:right w:val="dashed" w:sz="6" w:space="6" w:color="808080"/>
-        </w:pBdr>
-      </w:pPr>
-      <w:r>
-        <w:t>[ LOGO UNIVERSITAS PAMULANG ]</w:t>
+        <w:pStyle w:val="Sampul"/>
+      </w:pPr>
+      <w:r>
+        <w:drawing>
+          <wp:inline xmlns:a="http://schemas.openxmlformats.org/drawingml/2006/main" xmlns:pic="http://schemas.openxmlformats.org/drawingml/2006/picture">
+            <wp:extent cx="1512000" cy="1512000"/>
+            <wp:docPr id="1" name="Picture 1"/>
+            <wp:cNvGraphicFramePr>
+              <a:graphicFrameLocks noChangeAspect="1"/>
+            </wp:cNvGraphicFramePr>
+            <a:graphic>
+              <a:graphicData uri="http://schemas.openxmlformats.org/drawingml/2006/picture">
+                <pic:pic>
+                  <pic:nvPicPr>
+                    <pic:cNvPr id="0" name="logo-unpam.png"/>
+                    <pic:cNvPicPr/>
+                  </pic:nvPicPr>
+                  <pic:blipFill>
+                    <a:blip r:embed="rId9"/>
+                    <a:stretch>
+                      <a:fillRect/>
+                    </a:stretch>
+                  </pic:blipFill>
+                  <pic:spPr>
+                    <a:xfrm>
+                      <a:off x="0" y="0"/>
+                      <a:ext cx="1512000" cy="1512000"/>
+                    </a:xfrm>
+                    <a:prstGeom prst="rect"/>
+                  </pic:spPr>
+                </pic:pic>
+              </a:graphicData>
+            </a:graphic>
+          </wp:inline>
+        </w:drawing>
       </w:r>
     </w:p>
     <w:p>
@@ -319,10 +344,10 @@
     <w:p>
       <w:pPr>
         <w:sectPr>
-          <w:footerReference w:type="first" r:id="rId21"/>
-          <w:headerReference w:type="first" r:id="rId22"/>
-          <w:headerReference w:type="default" r:id="rId23"/>
-          <w:footerReference w:type="default" r:id="rId24"/>
+          <w:footerReference w:type="first" r:id="rId22"/>
+          <w:headerReference w:type="first" r:id="rId23"/>
+          <w:headerReference w:type="default" r:id="rId24"/>
+          <w:footerReference w:type="default" r:id="rId25"/>
           <w:pgSz w:w="11906" w:h="16838"/>
           <w:pgMar w:top="2268" w:right="1701" w:bottom="1701" w:left="2268" w:header="1134" w:footer="1134" w:gutter="0"/>
           <w:pgNumType w:fmt="lowerRoman" w:start="1"/>
@@ -455,7 +480,67 @@
         <w:t xml:space="preserve">1. </w:t>
       </w:r>
       <w:r>
-        <w:t>Akuisisi citra proyeksi tomografi komputer neutron memakan waktu lama dan bergantung pada waktu berkas neutron yang terbatas, sehingga peneliti terdorong memperlebar jarak sudut antarproyeksi dengan risiko menurunnya mutu rekonstruksi volumetrik. 2. Sebagian proyeksi hilang atau rusak selama akuisisi, dan pemindaian ulang untuk sudut yang hilang menuntut pengantrean waktu berkas dari awal. 3. Pengisian celah proyeksi secara manual maupun dengan interpolasi linier sederhana tidak konsisten antarpeneliti, tidak dapat diulang dengan hasil yang sama, dan berpotensi menambah artefak pada rekonstruksi. 4. Belum tersedia mekanisme yang mencatat asal-usul setiap frame, sehingga peneliti yang menerima hasil tidak dapat membedakan frame hasil pindai dari frame keluaran model, maupun mengetahui seberapa jauh sebuah frame dihasilkan dari keluaran model sebelumnya. 5. Model interpolasi menuntut kartu grafis, sedangkan perangkat kerja di laboratorium tidak selalu memilikinya, dan data hasil penelitian tidak boleh menetap di layanan komputasi awan pihak ketiga. 6. Belum tersedia antarmuka yang memungkinkan peneliti menjalankan proses interpolasi, memantau antrean, dan mengambil hasil dari perangkat yang berbeda-beda tanpa bergantung pada satu komputer tertentu.</w:t>
+        <w:t>Akuisisi citra proyeksi tomografi komputer neutron memakan waktu lama dan bergantung pada waktu berkas neutron yang terbatas, sehingga peneliti terdorong memperlebar jarak sudut antarproyeksi dengan risiko menurunnya mutu rekonstruksi volumetrik.</w:t>
+      </w:r>
+    </w:p>
+    <w:p>
+      <w:pPr>
+        <w:pStyle w:val="Daftar"/>
+        <w:ind w:left="850" w:hanging="454"/>
+      </w:pPr>
+      <w:r>
+        <w:t xml:space="preserve">2. </w:t>
+      </w:r>
+      <w:r>
+        <w:t>Sebagian proyeksi hilang atau rusak selama akuisisi, dan pemindaian ulang untuk sudut yang hilang menuntut pengantrean waktu berkas dari awal.</w:t>
+      </w:r>
+    </w:p>
+    <w:p>
+      <w:pPr>
+        <w:pStyle w:val="Daftar"/>
+        <w:ind w:left="850" w:hanging="454"/>
+      </w:pPr>
+      <w:r>
+        <w:t xml:space="preserve">3. </w:t>
+      </w:r>
+      <w:r>
+        <w:t>Pengisian celah proyeksi secara manual maupun dengan interpolasi linier sederhana tidak konsisten antarpeneliti, tidak dapat diulang dengan hasil yang sama, dan berpotensi menambah artefak pada rekonstruksi.</w:t>
+      </w:r>
+    </w:p>
+    <w:p>
+      <w:pPr>
+        <w:pStyle w:val="Daftar"/>
+        <w:ind w:left="850" w:hanging="454"/>
+      </w:pPr>
+      <w:r>
+        <w:t xml:space="preserve">4. </w:t>
+      </w:r>
+      <w:r>
+        <w:t>Belum tersedia mekanisme yang mencatat asal-usul setiap frame, sehingga peneliti yang menerima hasil tidak dapat membedakan frame hasil pindai dari frame keluaran model, maupun mengetahui seberapa jauh sebuah frame dihasilkan dari keluaran model sebelumnya.</w:t>
+      </w:r>
+    </w:p>
+    <w:p>
+      <w:pPr>
+        <w:pStyle w:val="Daftar"/>
+        <w:ind w:left="850" w:hanging="454"/>
+      </w:pPr>
+      <w:r>
+        <w:t xml:space="preserve">5. </w:t>
+      </w:r>
+      <w:r>
+        <w:t>Model interpolasi menuntut kartu grafis, sedangkan perangkat kerja di laboratorium tidak selalu memilikinya, dan data hasil penelitian tidak boleh menetap di layanan komputasi awan pihak ketiga.</w:t>
+      </w:r>
+    </w:p>
+    <w:p>
+      <w:pPr>
+        <w:pStyle w:val="Daftar"/>
+        <w:ind w:left="850" w:hanging="454"/>
+      </w:pPr>
+      <w:r>
+        <w:t xml:space="preserve">6. </w:t>
+      </w:r>
+      <w:r>
+        <w:t>Belum tersedia antarmuka yang memungkinkan peneliti menjalankan proses interpolasi, memantau antrean, dan mengambil hasil dari perangkat yang berbeda-beda tanpa bergantung pada satu komputer tertentu.</w:t>
       </w:r>
     </w:p>
     <w:p>
@@ -753,7 +838,31 @@
         <w:t>hybrid cloud-NAS</w:t>
       </w:r>
       <w:r>
-        <w:t xml:space="preserve"> yang menjalankan interpolasi citra proyeksi tomografi komputer neutron secara otomatis, dapat diakses melalui peramban maupun telepon genggam. 2. Menerapkan algoritma Spatio-Temporal U-Net beserta proses pelatihannya untuk mengisi celah pada barisan proyeksi, termasuk mekanisme interpolasi rekursif pada titik tengah. 3. Menyusun mekanisme pengukuran mutu berbasis validasi </w:t>
+        <w:t xml:space="preserve"> yang menjalankan interpolasi citra proyeksi tomografi komputer neutron secara otomatis, dapat diakses melalui peramban maupun telepon genggam.</w:t>
+      </w:r>
+    </w:p>
+    <w:p>
+      <w:pPr>
+        <w:pStyle w:val="Daftar"/>
+        <w:ind w:left="850" w:hanging="454"/>
+      </w:pPr>
+      <w:r>
+        <w:t xml:space="preserve">2. </w:t>
+      </w:r>
+      <w:r>
+        <w:t>Menerapkan algoritma Spatio-Temporal U-Net beserta proses pelatihannya untuk mengisi celah pada barisan proyeksi, termasuk mekanisme interpolasi rekursif pada titik tengah.</w:t>
+      </w:r>
+    </w:p>
+    <w:p>
+      <w:pPr>
+        <w:pStyle w:val="Daftar"/>
+        <w:ind w:left="850" w:hanging="454"/>
+      </w:pPr>
+      <w:r>
+        <w:t xml:space="preserve">3. </w:t>
+      </w:r>
+      <w:r>
+        <w:t xml:space="preserve">Menyusun mekanisme pengukuran mutu berbasis validasi </w:t>
       </w:r>
       <w:r>
         <w:rPr>
@@ -762,7 +871,19 @@
         <w:t>hold-out</w:t>
       </w:r>
       <w:r>
-        <w:t xml:space="preserve"> beserta pencatatan asal-usul setiap frame, sehingga hasil interpolasi dapat dipertanggungjawabkan angkanya oleh peneliti yang menerimanya. 4. Menghasilkan purwarupa yang telah diuji ujung ke ujung terhadap arsip citra neutron dan kartu grafis yang sebenarnya, bukan hanya terhadap data sintetis.</w:t>
+        <w:t xml:space="preserve"> beserta pencatatan asal-usul setiap frame, sehingga hasil interpolasi dapat dipertanggungjawabkan angkanya oleh peneliti yang menerimanya.</w:t>
+      </w:r>
+    </w:p>
+    <w:p>
+      <w:pPr>
+        <w:pStyle w:val="Daftar"/>
+        <w:ind w:left="850" w:hanging="454"/>
+      </w:pPr>
+      <w:r>
+        <w:t xml:space="preserve">4. </w:t>
+      </w:r>
+      <w:r>
+        <w:t>Menghasilkan purwarupa yang telah diuji ujung ke ujung terhadap arsip citra neutron dan kartu grafis yang sebenarnya, bukan hanya terhadap data sintetis.</w:t>
       </w:r>
     </w:p>
     <w:p>
@@ -994,10 +1115,10 @@
     <w:p>
       <w:pPr>
         <w:sectPr>
-          <w:footerReference w:type="first" r:id="rId25"/>
-          <w:headerReference w:type="first" r:id="rId26"/>
-          <w:headerReference w:type="default" r:id="rId27"/>
-          <w:footerReference w:type="default" r:id="rId28"/>
+          <w:footerReference w:type="first" r:id="rId26"/>
+          <w:headerReference w:type="first" r:id="rId27"/>
+          <w:headerReference w:type="default" r:id="rId28"/>
+          <w:footerReference w:type="default" r:id="rId29"/>
           <w:pgSz w:w="11906" w:h="16838"/>
           <w:pgMar w:top="2268" w:right="1701" w:bottom="1701" w:left="2268" w:header="1134" w:footer="1134" w:gutter="0"/>
           <w:pgNumType w:fmt="decimal" w:start="1"/>
@@ -2017,7 +2138,7 @@
         <w:drawing>
           <wp:inline xmlns:a="http://schemas.openxmlformats.org/drawingml/2006/main" xmlns:pic="http://schemas.openxmlformats.org/drawingml/2006/picture">
             <wp:extent cx="2448000" cy="2448000"/>
-            <wp:docPr id="1" name="Picture 1"/>
+            <wp:docPr id="2" name="Picture 2"/>
             <wp:cNvGraphicFramePr>
               <a:graphicFrameLocks noChangeAspect="1"/>
             </wp:cNvGraphicFramePr>
@@ -2029,7 +2150,7 @@
                     <pic:cNvPicPr/>
                   </pic:nvPicPr>
                   <pic:blipFill>
-                    <a:blip r:embed="rId9"/>
+                    <a:blip r:embed="rId10"/>
                     <a:stretch>
                       <a:fillRect/>
                     </a:stretch>
@@ -4075,7 +4196,7 @@
         <w:drawing>
           <wp:inline xmlns:a="http://schemas.openxmlformats.org/drawingml/2006/main" xmlns:pic="http://schemas.openxmlformats.org/drawingml/2006/picture">
             <wp:extent cx="2142729" cy="2448000"/>
-            <wp:docPr id="2" name="Picture 2"/>
+            <wp:docPr id="3" name="Picture 3"/>
             <wp:cNvGraphicFramePr>
               <a:graphicFrameLocks noChangeAspect="1"/>
             </wp:cNvGraphicFramePr>
@@ -4087,7 +4208,7 @@
                     <pic:cNvPicPr/>
                   </pic:nvPicPr>
                   <pic:blipFill>
-                    <a:blip r:embed="rId10"/>
+                    <a:blip r:embed="rId11"/>
                     <a:stretch>
                       <a:fillRect/>
                     </a:stretch>
@@ -4159,10 +4280,10 @@
     <w:p>
       <w:pPr>
         <w:sectPr>
-          <w:footerReference w:type="first" r:id="rId29"/>
-          <w:headerReference w:type="first" r:id="rId30"/>
-          <w:headerReference w:type="default" r:id="rId31"/>
-          <w:footerReference w:type="default" r:id="rId32"/>
+          <w:footerReference w:type="first" r:id="rId30"/>
+          <w:headerReference w:type="first" r:id="rId31"/>
+          <w:headerReference w:type="default" r:id="rId32"/>
+          <w:footerReference w:type="default" r:id="rId33"/>
           <w:pgSz w:w="11906" w:h="16838"/>
           <w:pgMar w:top="2268" w:right="1701" w:bottom="1701" w:left="2268" w:header="1134" w:footer="1134" w:gutter="0"/>
           <w:pgNumType w:fmt="decimal"/>
@@ -4216,7 +4337,7 @@
         <w:drawing>
           <wp:inline xmlns:a="http://schemas.openxmlformats.org/drawingml/2006/main" xmlns:pic="http://schemas.openxmlformats.org/drawingml/2006/picture">
             <wp:extent cx="2211226" cy="2448000"/>
-            <wp:docPr id="3" name="Picture 3"/>
+            <wp:docPr id="4" name="Picture 4"/>
             <wp:cNvGraphicFramePr>
               <a:graphicFrameLocks noChangeAspect="1"/>
             </wp:cNvGraphicFramePr>
@@ -4228,7 +4349,7 @@
                     <pic:cNvPicPr/>
                   </pic:nvPicPr>
                   <pic:blipFill>
-                    <a:blip r:embed="rId11"/>
+                    <a:blip r:embed="rId12"/>
                     <a:stretch>
                       <a:fillRect/>
                     </a:stretch>
@@ -4876,7 +4997,7 @@
         <w:drawing>
           <wp:inline xmlns:a="http://schemas.openxmlformats.org/drawingml/2006/main" xmlns:pic="http://schemas.openxmlformats.org/drawingml/2006/picture">
             <wp:extent cx="2857728" cy="2447999"/>
-            <wp:docPr id="4" name="Picture 4"/>
+            <wp:docPr id="5" name="Picture 5"/>
             <wp:cNvGraphicFramePr>
               <a:graphicFrameLocks noChangeAspect="1"/>
             </wp:cNvGraphicFramePr>
@@ -4888,7 +5009,7 @@
                     <pic:cNvPicPr/>
                   </pic:nvPicPr>
                   <pic:blipFill>
-                    <a:blip r:embed="rId12"/>
+                    <a:blip r:embed="rId13"/>
                     <a:stretch>
                       <a:fillRect/>
                     </a:stretch>
@@ -5242,7 +5363,7 @@
         <w:drawing>
           <wp:inline xmlns:a="http://schemas.openxmlformats.org/drawingml/2006/main" xmlns:pic="http://schemas.openxmlformats.org/drawingml/2006/picture">
             <wp:extent cx="2540203" cy="2448000"/>
-            <wp:docPr id="5" name="Picture 5"/>
+            <wp:docPr id="6" name="Picture 6"/>
             <wp:cNvGraphicFramePr>
               <a:graphicFrameLocks noChangeAspect="1"/>
             </wp:cNvGraphicFramePr>
@@ -5254,7 +5375,7 @@
                     <pic:cNvPicPr/>
                   </pic:nvPicPr>
                   <pic:blipFill>
-                    <a:blip r:embed="rId13"/>
+                    <a:blip r:embed="rId14"/>
                     <a:stretch>
                       <a:fillRect/>
                     </a:stretch>
@@ -5295,7 +5416,7 @@
         <w:drawing>
           <wp:inline xmlns:a="http://schemas.openxmlformats.org/drawingml/2006/main" xmlns:pic="http://schemas.openxmlformats.org/drawingml/2006/picture">
             <wp:extent cx="2980879" cy="2448000"/>
-            <wp:docPr id="6" name="Picture 6"/>
+            <wp:docPr id="7" name="Picture 7"/>
             <wp:cNvGraphicFramePr>
               <a:graphicFrameLocks noChangeAspect="1"/>
             </wp:cNvGraphicFramePr>
@@ -5307,7 +5428,7 @@
                     <pic:cNvPicPr/>
                   </pic:nvPicPr>
                   <pic:blipFill>
-                    <a:blip r:embed="rId14"/>
+                    <a:blip r:embed="rId15"/>
                     <a:stretch>
                       <a:fillRect/>
                     </a:stretch>
@@ -5361,7 +5482,55 @@
         <w:t>.zip</w:t>
       </w:r>
       <w:r>
-        <w:t xml:space="preserve"> berisi frame proyeksi bernomor. Arsip berukuran besar diunggah secara berpotongan agar sambungan yang terputus dapat dilanjutkan. 2. Peladen mengekstraksi frame, memvalidasi format dan penomorannya, kemudian menampilkan pratinjau agar peneliti dapat memeriksa arsipnya sebelum pekerjaan dijalankan. 3. Peneliti menekan tombol mulai. Pekerjaan masuk ke antrean dengan posisinya, dan perkiraan waktu tunggu dihitung dari lama pekerjaan yang benar-benar pernah terukur pada sistem ini. 4. Pekerja antrean mengisi celah secara rekursif dengan memanggil layanan inferensi untuk setiap pasangan batas, dan mencatat asal-usul setiap frame yang dihasilkan. 5. Apabila arsip mengandung frame yang merupakan titik tengah tepat dari dua frame lain, frame tersebut disembunyikan, dibangkitkan ulang oleh model, lalu dibandingkan terhadap aslinya sebagai validasi </w:t>
+        <w:t xml:space="preserve"> berisi frame proyeksi bernomor. Arsip berukuran besar diunggah secara berpotongan agar sambungan yang terputus dapat dilanjutkan.</w:t>
+      </w:r>
+    </w:p>
+    <w:p>
+      <w:pPr>
+        <w:pStyle w:val="Daftar"/>
+        <w:ind w:left="850" w:hanging="454"/>
+      </w:pPr>
+      <w:r>
+        <w:t xml:space="preserve">2. </w:t>
+      </w:r>
+      <w:r>
+        <w:t>Peladen mengekstraksi frame, memvalidasi format dan penomorannya, kemudian menampilkan pratinjau agar peneliti dapat memeriksa arsipnya sebelum pekerjaan dijalankan.</w:t>
+      </w:r>
+    </w:p>
+    <w:p>
+      <w:pPr>
+        <w:pStyle w:val="Daftar"/>
+        <w:ind w:left="850" w:hanging="454"/>
+      </w:pPr>
+      <w:r>
+        <w:t xml:space="preserve">3. </w:t>
+      </w:r>
+      <w:r>
+        <w:t>Peneliti menekan tombol mulai. Pekerjaan masuk ke antrean dengan posisinya, dan perkiraan waktu tunggu dihitung dari lama pekerjaan yang benar-benar pernah terukur pada sistem ini.</w:t>
+      </w:r>
+    </w:p>
+    <w:p>
+      <w:pPr>
+        <w:pStyle w:val="Daftar"/>
+        <w:ind w:left="850" w:hanging="454"/>
+      </w:pPr>
+      <w:r>
+        <w:t xml:space="preserve">4. </w:t>
+      </w:r>
+      <w:r>
+        <w:t>Pekerja antrean mengisi celah secara rekursif dengan memanggil layanan inferensi untuk setiap pasangan batas, dan mencatat asal-usul setiap frame yang dihasilkan.</w:t>
+      </w:r>
+    </w:p>
+    <w:p>
+      <w:pPr>
+        <w:pStyle w:val="Daftar"/>
+        <w:ind w:left="850" w:hanging="454"/>
+      </w:pPr>
+      <w:r>
+        <w:t xml:space="preserve">5. </w:t>
+      </w:r>
+      <w:r>
+        <w:t xml:space="preserve">Apabila arsip mengandung frame yang merupakan titik tengah tepat dari dua frame lain, frame tersebut disembunyikan, dibangkitkan ulang oleh model, lalu dibandingkan terhadap aslinya sebagai validasi </w:t>
       </w:r>
       <w:r>
         <w:rPr>
@@ -5376,7 +5545,7 @@
     <w:p>
       <w:pPr>
         <w:pStyle w:val="Daftar"/>
-        <w:ind w:left="1304" w:hanging="454"/>
+        <w:ind w:left="850" w:hanging="454"/>
       </w:pPr>
       <w:r>
         <w:t xml:space="preserve">6. </w:t>
@@ -5491,7 +5660,7 @@
         <w:drawing>
           <wp:inline xmlns:a="http://schemas.openxmlformats.org/drawingml/2006/main" xmlns:pic="http://schemas.openxmlformats.org/drawingml/2006/picture">
             <wp:extent cx="2637043" cy="2447999"/>
-            <wp:docPr id="7" name="Picture 7"/>
+            <wp:docPr id="8" name="Picture 8"/>
             <wp:cNvGraphicFramePr>
               <a:graphicFrameLocks noChangeAspect="1"/>
             </wp:cNvGraphicFramePr>
@@ -5503,7 +5672,7 @@
                     <pic:cNvPicPr/>
                   </pic:nvPicPr>
                   <pic:blipFill>
-                    <a:blip r:embed="rId15"/>
+                    <a:blip r:embed="rId16"/>
                     <a:stretch>
                       <a:fillRect/>
                     </a:stretch>
@@ -5762,7 +5931,7 @@
         <w:drawing>
           <wp:inline xmlns:a="http://schemas.openxmlformats.org/drawingml/2006/main" xmlns:pic="http://schemas.openxmlformats.org/drawingml/2006/picture">
             <wp:extent cx="2364326" cy="2448000"/>
-            <wp:docPr id="8" name="Picture 8"/>
+            <wp:docPr id="9" name="Picture 9"/>
             <wp:cNvGraphicFramePr>
               <a:graphicFrameLocks noChangeAspect="1"/>
             </wp:cNvGraphicFramePr>
@@ -5774,7 +5943,7 @@
                     <pic:cNvPicPr/>
                   </pic:nvPicPr>
                   <pic:blipFill>
-                    <a:blip r:embed="rId16"/>
+                    <a:blip r:embed="rId17"/>
                     <a:stretch>
                       <a:fillRect/>
                     </a:stretch>
@@ -5831,7 +6000,7 @@
         <w:drawing>
           <wp:inline xmlns:a="http://schemas.openxmlformats.org/drawingml/2006/main" xmlns:pic="http://schemas.openxmlformats.org/drawingml/2006/picture">
             <wp:extent cx="2637043" cy="2447999"/>
-            <wp:docPr id="9" name="Picture 9"/>
+            <wp:docPr id="10" name="Picture 10"/>
             <wp:cNvGraphicFramePr>
               <a:graphicFrameLocks noChangeAspect="1"/>
             </wp:cNvGraphicFramePr>
@@ -5843,7 +6012,7 @@
                     <pic:cNvPicPr/>
                   </pic:nvPicPr>
                   <pic:blipFill>
-                    <a:blip r:embed="rId17"/>
+                    <a:blip r:embed="rId18"/>
                     <a:stretch>
                       <a:fillRect/>
                     </a:stretch>
@@ -7232,7 +7401,7 @@
         <w:drawing>
           <wp:inline xmlns:a="http://schemas.openxmlformats.org/drawingml/2006/main" xmlns:pic="http://schemas.openxmlformats.org/drawingml/2006/picture">
             <wp:extent cx="3265975" cy="2447999"/>
-            <wp:docPr id="10" name="Picture 10"/>
+            <wp:docPr id="11" name="Picture 11"/>
             <wp:cNvGraphicFramePr>
               <a:graphicFrameLocks noChangeAspect="1"/>
             </wp:cNvGraphicFramePr>
@@ -7244,7 +7413,7 @@
                     <pic:cNvPicPr/>
                   </pic:nvPicPr>
                   <pic:blipFill>
-                    <a:blip r:embed="rId18"/>
+                    <a:blip r:embed="rId19"/>
                     <a:stretch>
                       <a:fillRect/>
                     </a:stretch>
@@ -7285,7 +7454,7 @@
         <w:drawing>
           <wp:inline xmlns:a="http://schemas.openxmlformats.org/drawingml/2006/main" xmlns:pic="http://schemas.openxmlformats.org/drawingml/2006/picture">
             <wp:extent cx="3265975" cy="2447999"/>
-            <wp:docPr id="11" name="Picture 11"/>
+            <wp:docPr id="12" name="Picture 12"/>
             <wp:cNvGraphicFramePr>
               <a:graphicFrameLocks noChangeAspect="1"/>
             </wp:cNvGraphicFramePr>
@@ -7297,7 +7466,7 @@
                     <pic:cNvPicPr/>
                   </pic:nvPicPr>
                   <pic:blipFill>
-                    <a:blip r:embed="rId19"/>
+                    <a:blip r:embed="rId20"/>
                     <a:stretch>
                       <a:fillRect/>
                     </a:stretch>
@@ -8917,7 +9086,7 @@
         <w:drawing>
           <wp:inline xmlns:a="http://schemas.openxmlformats.org/drawingml/2006/main" xmlns:pic="http://schemas.openxmlformats.org/drawingml/2006/picture">
             <wp:extent cx="3606545" cy="2448000"/>
-            <wp:docPr id="12" name="Picture 12"/>
+            <wp:docPr id="13" name="Picture 13"/>
             <wp:cNvGraphicFramePr>
               <a:graphicFrameLocks noChangeAspect="1"/>
             </wp:cNvGraphicFramePr>
@@ -8929,7 +9098,7 @@
                     <pic:cNvPicPr/>
                   </pic:nvPicPr>
                   <pic:blipFill>
-                    <a:blip r:embed="rId20"/>
+                    <a:blip r:embed="rId21"/>
                     <a:stretch>
                       <a:fillRect/>
                     </a:stretch>
@@ -16256,10 +16425,10 @@
     <w:p>
       <w:pPr>
         <w:sectPr>
-          <w:footerReference w:type="first" r:id="rId33"/>
-          <w:headerReference w:type="first" r:id="rId34"/>
-          <w:headerReference w:type="default" r:id="rId35"/>
-          <w:footerReference w:type="default" r:id="rId36"/>
+          <w:footerReference w:type="first" r:id="rId34"/>
+          <w:headerReference w:type="first" r:id="rId35"/>
+          <w:headerReference w:type="default" r:id="rId36"/>
+          <w:footerReference w:type="default" r:id="rId37"/>
           <w:pgSz w:w="11906" w:h="16838"/>
           <w:pgMar w:top="2268" w:right="1701" w:bottom="1701" w:left="2268" w:header="1134" w:footer="1134" w:gutter="0"/>
           <w:pgNumType w:fmt="decimal"/>
@@ -16623,8 +16792,8 @@
       </w:r>
     </w:p>
     <w:sectPr>
-      <w:headerReference w:type="default" r:id="rId37"/>
-      <w:footerReference w:type="default" r:id="rId38"/>
+      <w:headerReference w:type="default" r:id="rId38"/>
+      <w:footerReference w:type="default" r:id="rId39"/>
       <w:pgSz w:w="11906" w:h="16838"/>
       <w:pgMar w:top="2268" w:right="1701" w:bottom="1701" w:left="2268" w:header="1134" w:footer="1134" w:gutter="0"/>
       <w:pgNumType w:fmt="decimal"/>
